--- a/construction_template/data/templates_blank/acceptance_report.docx
+++ b/construction_template/data/templates_blank/acceptance_report.docx
@@ -1,6 +1,6 @@
 
 <file path=word/document.xml><?xml version="1.0" encoding="utf-8"?>
-<w:document xmlns:o="urn:schemas-microsoft-com:office:office" xmlns:r="http://schemas.openxmlformats.org/officeDocument/2006/relationships" xmlns:v="urn:schemas-microsoft-com:vml" xmlns:w="http://schemas.openxmlformats.org/wordprocessingml/2006/main" xmlns:w10="urn:schemas-microsoft-com:office:word" xmlns:wp="http://schemas.openxmlformats.org/drawingml/2006/wordprocessingDrawing" xmlns:wps="http://schemas.microsoft.com/office/word/2010/wordprocessingShape" xmlns:wpg="http://schemas.microsoft.com/office/word/2010/wordprocessingGroup" xmlns:mc="http://schemas.openxmlformats.org/markup-compatibility/2006" xmlns:wp14="http://schemas.microsoft.com/office/word/2010/wordprocessingDrawing" xmlns:w14="http://schemas.microsoft.com/office/word/2010/wordml" xmlns:w15="http://schemas.microsoft.com/office/word/2012/wordml" mc:Ignorable="w14 wp14 w15">
+<w:document xmlns:mc="http://schemas.openxmlformats.org/markup-compatibility/2006" xmlns:r="http://schemas.openxmlformats.org/officeDocument/2006/relationships" xmlns:w="http://schemas.openxmlformats.org/wordprocessingml/2006/main" mc:Ignorable="w14 wp14 w15">
   <w:body>
     <w:p>
       <w:pPr>
@@ -499,6 +499,7 @@
               <w:rPr>
                 <w:rFonts w:eastAsia="標楷體" w:ascii="標楷體" w:hAnsi="標楷體"/>
               </w:rPr>
+              <w:t/>
             </w:r>
           </w:p>
         </w:tc>
@@ -709,36 +710,42 @@
                 <w:rFonts w:eastAsia="標楷體" w:ascii="標楷體" w:hAnsi="標楷體"/>
                 <w:szCs w:val="28"/>
               </w:rPr>
+              <w:t/>
             </w:r>
             <w:r>
               <w:rPr>
                 <w:rFonts w:ascii="標楷體" w:hAnsi="標楷體" w:eastAsia="標楷體"/>
                 <w:szCs w:val="28"/>
               </w:rPr>
+              <w:t/>
             </w:r>
             <w:r>
               <w:rPr>
                 <w:rFonts w:eastAsia="標楷體" w:ascii="標楷體" w:hAnsi="標楷體"/>
                 <w:szCs w:val="28"/>
               </w:rPr>
+              <w:t/>
             </w:r>
             <w:r>
               <w:rPr>
                 <w:rFonts w:ascii="標楷體" w:hAnsi="標楷體" w:eastAsia="標楷體"/>
                 <w:szCs w:val="28"/>
               </w:rPr>
+              <w:t/>
             </w:r>
             <w:r>
               <w:rPr>
                 <w:rFonts w:eastAsia="標楷體" w:ascii="標楷體" w:hAnsi="標楷體"/>
                 <w:szCs w:val="28"/>
               </w:rPr>
+              <w:t/>
             </w:r>
             <w:r>
               <w:rPr>
                 <w:rFonts w:ascii="標楷體" w:hAnsi="標楷體" w:eastAsia="標楷體"/>
                 <w:szCs w:val="28"/>
               </w:rPr>
+              <w:t/>
             </w:r>
           </w:p>
         </w:tc>

--- a/construction_template/data/templates_blank/acceptance_report.docx
+++ b/construction_template/data/templates_blank/acceptance_report.docx
@@ -29,7 +29,6 @@
           <w:szCs w:val="32"/>
           <w:u w:val="single"/>
         </w:rPr>
-        <w:t>臺北市政府工務局水利工程處</w:t>
       </w:r>
     </w:p>
     <w:p>
@@ -55,51 +54,44 @@
           <w:spacing w:val="20"/>
           <w:sz w:val="32"/>
         </w:rPr>
-        <w:t xml:space="preserve">驗收紀錄       </w:t>
+        <w:t>驗收紀錄       □複驗/□全部/□部分</w:t>
       </w:r>
       <w:r>
         <w:rPr>
           <w:rFonts w:ascii="標楷體" w:hAnsi="標楷體" w:eastAsia="標楷體"/>
         </w:rPr>
-        <w:t>□</w:t>
       </w:r>
       <w:r>
         <w:rPr>
           <w:rFonts w:eastAsia="標楷體"/>
           <w:bCs/>
         </w:rPr>
-        <w:t>複驗</w:t>
       </w:r>
       <w:r>
         <w:rPr>
           <w:rFonts w:eastAsia="標楷體" w:ascii="標楷體" w:hAnsi="標楷體"/>
         </w:rPr>
-        <w:t>/</w:t>
       </w:r>
       <w:r>
         <w:rPr>
           <w:rFonts w:cs="新細明體;PMingLiU" w:ascii="新細明體;PMingLiU" w:hAnsi="新細明體;PMingLiU"/>
           <w:szCs w:val="24"/>
         </w:rPr>
-        <w:t>■</w:t>
       </w:r>
       <w:r>
         <w:rPr>
           <w:rFonts w:ascii="標楷體" w:hAnsi="標楷體" w:eastAsia="標楷體"/>
         </w:rPr>
-        <w:t>全部</w:t>
       </w:r>
       <w:r>
         <w:rPr>
           <w:rFonts w:eastAsia="標楷體" w:ascii="標楷體" w:hAnsi="標楷體"/>
         </w:rPr>
-        <w:t>/□</w:t>
       </w:r>
       <w:r>
         <w:rPr>
           <w:rFonts w:ascii="標楷體" w:hAnsi="標楷體" w:eastAsia="標楷體"/>
         </w:rPr>
-        <w:t>部分</w:t>
       </w:r>
     </w:p>
     <w:p>
@@ -118,7 +110,7 @@
           <w:sz w:val="28"/>
           <w:szCs w:val="28"/>
         </w:rPr>
-        <w:t>日期：</w:t>
+        <w:t>日期：                               地點：</w:t>
       </w:r>
       <w:r>
         <w:rPr>
@@ -126,7 +118,6 @@
           <w:sz w:val="28"/>
           <w:szCs w:val="28"/>
         </w:rPr>
-        <w:t>111</w:t>
       </w:r>
       <w:r>
         <w:rPr>
@@ -134,7 +125,6 @@
           <w:sz w:val="28"/>
           <w:szCs w:val="28"/>
         </w:rPr>
-        <w:t>年</w:t>
       </w:r>
       <w:r>
         <w:rPr>
@@ -142,7 +132,6 @@
           <w:sz w:val="28"/>
           <w:szCs w:val="28"/>
         </w:rPr>
-        <w:t>8</w:t>
       </w:r>
       <w:r>
         <w:rPr>
@@ -150,7 +139,6 @@
           <w:sz w:val="28"/>
           <w:szCs w:val="28"/>
         </w:rPr>
-        <w:t>月</w:t>
       </w:r>
       <w:r>
         <w:rPr>
@@ -158,7 +146,6 @@
           <w:sz w:val="28"/>
           <w:szCs w:val="28"/>
         </w:rPr>
-        <w:t>30</w:t>
       </w:r>
       <w:r>
         <w:rPr>
@@ -166,7 +153,6 @@
           <w:sz w:val="28"/>
           <w:szCs w:val="28"/>
         </w:rPr>
-        <w:t xml:space="preserve">日 </w:t>
       </w:r>
       <w:r>
         <w:rPr>
@@ -175,7 +161,6 @@
           <w:sz w:val="28"/>
           <w:szCs w:val="28"/>
         </w:rPr>
-        <w:t xml:space="preserve">  </w:t>
       </w:r>
       <w:r>
         <w:rPr>
@@ -183,7 +168,6 @@
           <w:sz w:val="28"/>
           <w:szCs w:val="28"/>
         </w:rPr>
-        <w:t xml:space="preserve">                            地點：</w:t>
       </w:r>
       <w:r>
         <w:rPr>
@@ -191,7 +175,6 @@
           <w:sz w:val="28"/>
           <w:szCs w:val="28"/>
         </w:rPr>
-        <w:t>工務科會議室</w:t>
       </w:r>
     </w:p>
     <w:tbl>
@@ -274,13 +257,11 @@
               <w:rPr>
                 <w:rFonts w:eastAsia="標楷體" w:ascii="標楷體" w:hAnsi="標楷體"/>
               </w:rPr>
-              <w:t>H-110-03-11001</w:t>
-            </w:r>
-            <w:r>
-              <w:rPr>
-                <w:rFonts w:eastAsia="標楷體" w:ascii="標楷體" w:hAnsi="標楷體"/>
-              </w:rPr>
-              <w:t>5</w:t>
+            </w:r>
+            <w:r>
+              <w:rPr>
+                <w:rFonts w:eastAsia="標楷體" w:ascii="標楷體" w:hAnsi="標楷體"/>
+              </w:rPr>
             </w:r>
           </w:p>
         </w:tc>
@@ -337,7 +318,6 @@
               <w:rPr>
                 <w:rFonts w:ascii="標楷體" w:hAnsi="標楷體" w:eastAsia="標楷體"/>
               </w:rPr>
-              <w:t>任泰技術顧問有限公司</w:t>
             </w:r>
           </w:p>
         </w:tc>
@@ -404,7 +384,6 @@
                 <w:bCs/>
                 <w:szCs w:val="28"/>
               </w:rPr>
-              <w:t>110</w:t>
             </w:r>
             <w:r>
               <w:rPr>
@@ -412,7 +391,6 @@
                 <w:bCs/>
                 <w:szCs w:val="28"/>
               </w:rPr>
-              <w:t>年度本市抽水站、河川設施檢修改善、零星排水及人孔調升降等工程</w:t>
             </w:r>
             <w:r>
               <w:rPr>
@@ -420,7 +398,6 @@
                 <w:bCs/>
                 <w:szCs w:val="28"/>
               </w:rPr>
-              <w:t>(</w:t>
             </w:r>
             <w:r>
               <w:rPr>
@@ -428,7 +405,6 @@
                 <w:bCs/>
                 <w:szCs w:val="28"/>
               </w:rPr>
-              <w:t>北投</w:t>
             </w:r>
             <w:r>
               <w:rPr>
@@ -436,7 +412,6 @@
                 <w:bCs/>
                 <w:szCs w:val="28"/>
               </w:rPr>
-              <w:t>)</w:t>
             </w:r>
             <w:r>
               <w:rPr>
@@ -444,7 +419,6 @@
                 <w:bCs/>
                 <w:szCs w:val="28"/>
               </w:rPr>
-              <w:t>委託監造工作</w:t>
             </w:r>
           </w:p>
         </w:tc>
@@ -559,26 +533,23 @@
               <w:rPr>
                 <w:rFonts w:eastAsia="標楷體" w:cs="標楷體" w:ascii="標楷體" w:hAnsi="標楷體"/>
               </w:rPr>
-              <w:t>□</w:t>
-            </w:r>
-            <w:r>
-              <w:rPr>
-                <w:rFonts w:ascii="標楷體" w:hAnsi="標楷體" w:eastAsia="標楷體"/>
-              </w:rPr>
-              <w:t>未達公告金額□</w:t>
+              <w:t>□未達公告金額□公告金額以上未達查核金額□查核金額以上未達巨額□巨額</w:t>
+            </w:r>
+            <w:r>
+              <w:rPr>
+                <w:rFonts w:ascii="標楷體" w:hAnsi="標楷體" w:eastAsia="標楷體"/>
+              </w:rPr>
             </w:r>
             <w:r>
               <w:rPr>
                 <w:rFonts w:ascii="標楷體" w:hAnsi="標楷體" w:eastAsia="標楷體"/>
                 <w:spacing w:val="-10"/>
               </w:rPr>
-              <w:t>公告金額以上未達查核金額■</w:t>
-            </w:r>
-            <w:r>
-              <w:rPr>
-                <w:rFonts w:ascii="標楷體" w:hAnsi="標楷體" w:eastAsia="標楷體"/>
-              </w:rPr>
-              <w:t>查核金額以上未達巨額□巨額</w:t>
+            </w:r>
+            <w:r>
+              <w:rPr>
+                <w:rFonts w:ascii="標楷體" w:hAnsi="標楷體" w:eastAsia="標楷體"/>
+              </w:rPr>
             </w:r>
           </w:p>
         </w:tc>
@@ -803,35 +774,31 @@
               <w:rPr>
                 <w:rFonts w:eastAsia="標楷體" w:cs="標楷體" w:ascii="標楷體" w:hAnsi="標楷體"/>
               </w:rPr>
-              <w:t xml:space="preserve">  </w:t>
+              <w:t xml:space="preserve">  □逾期       □未逾期</w:t>
             </w:r>
             <w:r>
               <w:rPr>
                 <w:rFonts w:eastAsia="標楷體" w:cs="標楷體" w:ascii="標楷體" w:hAnsi="標楷體"/>
                 <w:szCs w:val="28"/>
               </w:rPr>
-              <w:t>□</w:t>
             </w:r>
             <w:r>
               <w:rPr>
                 <w:rFonts w:ascii="標楷體" w:hAnsi="標楷體" w:eastAsia="標楷體"/>
                 <w:szCs w:val="28"/>
               </w:rPr>
-              <w:t xml:space="preserve">逾期       </w:t>
             </w:r>
             <w:r>
               <w:rPr>
                 <w:rFonts w:ascii="標楷體" w:hAnsi="標楷體" w:cs="Arial"/>
                 <w:szCs w:val="24"/>
               </w:rPr>
-              <w:t>■</w:t>
             </w:r>
             <w:r>
               <w:rPr>
                 <w:rFonts w:ascii="標楷體" w:hAnsi="標楷體" w:eastAsia="標楷體"/>
                 <w:szCs w:val="28"/>
               </w:rPr>
-              <w:t>未逾期</w:t>
             </w:r>
           </w:p>
         </w:tc>
@@ -1044,63 +1011,54 @@
                 <w:rFonts w:ascii="標楷體" w:hAnsi="標楷體" w:cs="Arial" w:eastAsia="標楷體"/>
                 <w:szCs w:val="26"/>
               </w:rPr>
-              <w:t>依本處</w:t>
-            </w:r>
-            <w:r>
-              <w:rPr>
-                <w:rFonts w:eastAsia="標楷體" w:cs="Arial" w:ascii="標楷體" w:hAnsi="標楷體"/>
-                <w:szCs w:val="26"/>
-              </w:rPr>
-              <w:t>111</w:t>
-            </w:r>
-            <w:r>
-              <w:rPr>
-                <w:rFonts w:ascii="標楷體" w:hAnsi="標楷體" w:cs="Arial" w:eastAsia="標楷體"/>
-                <w:szCs w:val="26"/>
-              </w:rPr>
-              <w:t>年</w:t>
-            </w:r>
-            <w:r>
-              <w:rPr>
-                <w:rFonts w:eastAsia="標楷體" w:cs="Arial" w:ascii="標楷體" w:hAnsi="標楷體"/>
-                <w:szCs w:val="26"/>
-              </w:rPr>
-              <w:t>8</w:t>
-            </w:r>
-            <w:r>
-              <w:rPr>
-                <w:rFonts w:ascii="標楷體" w:hAnsi="標楷體" w:cs="Arial" w:eastAsia="標楷體"/>
-                <w:szCs w:val="26"/>
-              </w:rPr>
-              <w:t>月</w:t>
-            </w:r>
-            <w:r>
-              <w:rPr>
-                <w:rFonts w:eastAsia="標楷體" w:cs="Arial" w:ascii="標楷體" w:hAnsi="標楷體"/>
-                <w:szCs w:val="26"/>
-              </w:rPr>
-              <w:t>24</w:t>
-            </w:r>
-            <w:r>
-              <w:rPr>
-                <w:rFonts w:ascii="標楷體" w:hAnsi="標楷體" w:cs="Arial" w:eastAsia="標楷體"/>
-                <w:szCs w:val="26"/>
-              </w:rPr>
-              <w:t>日北市工水工字第</w:t>
-            </w:r>
-            <w:r>
-              <w:rPr>
-                <w:rFonts w:eastAsia="標楷體" w:cs="Arial" w:ascii="標楷體" w:hAnsi="標楷體"/>
-                <w:szCs w:val="26"/>
-              </w:rPr>
-              <w:t>11160473421</w:t>
-            </w:r>
-            <w:r>
-              <w:rPr>
-                <w:rFonts w:ascii="標楷體" w:hAnsi="標楷體" w:cs="Arial" w:eastAsia="標楷體"/>
-                <w:szCs w:val="26"/>
-              </w:rPr>
-              <w:t>號函辦理。</w:t>
+            </w:r>
+            <w:r>
+              <w:rPr>
+                <w:rFonts w:eastAsia="標楷體" w:cs="Arial" w:ascii="標楷體" w:hAnsi="標楷體"/>
+                <w:szCs w:val="26"/>
+              </w:rPr>
+            </w:r>
+            <w:r>
+              <w:rPr>
+                <w:rFonts w:ascii="標楷體" w:hAnsi="標楷體" w:cs="Arial" w:eastAsia="標楷體"/>
+                <w:szCs w:val="26"/>
+              </w:rPr>
+            </w:r>
+            <w:r>
+              <w:rPr>
+                <w:rFonts w:eastAsia="標楷體" w:cs="Arial" w:ascii="標楷體" w:hAnsi="標楷體"/>
+                <w:szCs w:val="26"/>
+              </w:rPr>
+            </w:r>
+            <w:r>
+              <w:rPr>
+                <w:rFonts w:ascii="標楷體" w:hAnsi="標楷體" w:cs="Arial" w:eastAsia="標楷體"/>
+                <w:szCs w:val="26"/>
+              </w:rPr>
+            </w:r>
+            <w:r>
+              <w:rPr>
+                <w:rFonts w:eastAsia="標楷體" w:cs="Arial" w:ascii="標楷體" w:hAnsi="標楷體"/>
+                <w:szCs w:val="26"/>
+              </w:rPr>
+            </w:r>
+            <w:r>
+              <w:rPr>
+                <w:rFonts w:ascii="標楷體" w:hAnsi="標楷體" w:cs="Arial" w:eastAsia="標楷體"/>
+                <w:szCs w:val="26"/>
+              </w:rPr>
+            </w:r>
+            <w:r>
+              <w:rPr>
+                <w:rFonts w:eastAsia="標楷體" w:cs="Arial" w:ascii="標楷體" w:hAnsi="標楷體"/>
+                <w:szCs w:val="26"/>
+              </w:rPr>
+            </w:r>
+            <w:r>
+              <w:rPr>
+                <w:rFonts w:ascii="標楷體" w:hAnsi="標楷體" w:cs="Arial" w:eastAsia="標楷體"/>
+                <w:szCs w:val="26"/>
+              </w:rPr>
             </w:r>
           </w:p>
           <w:p>
@@ -1155,14 +1113,13 @@
                 <w:rFonts w:eastAsia="標楷體" w:cs="標楷體" w:ascii="標楷體" w:hAnsi="標楷體"/>
                 <w:szCs w:val="26"/>
               </w:rPr>
-              <w:t>■</w:t>
-            </w:r>
-            <w:r>
-              <w:rPr>
-                <w:rFonts w:ascii="標楷體" w:hAnsi="標楷體" w:cs="Arial" w:eastAsia="標楷體"/>
-                <w:szCs w:val="26"/>
-              </w:rPr>
-              <w:t>與契約、圖說、貨樣規定相符。</w:t>
+              <w:t>□與契約、圖說、貨樣規定相符。</w:t>
+            </w:r>
+            <w:r>
+              <w:rPr>
+                <w:rFonts w:ascii="標楷體" w:hAnsi="標楷體" w:cs="Arial" w:eastAsia="標楷體"/>
+                <w:szCs w:val="26"/>
+              </w:rPr>
             </w:r>
           </w:p>
           <w:p>
@@ -1204,168 +1161,144 @@
                 <w:rFonts w:eastAsia="標楷體" w:cs="Arial" w:ascii="標楷體" w:hAnsi="標楷體"/>
                 <w:szCs w:val="26"/>
               </w:rPr>
-              <w:t>1.</w:t>
-            </w:r>
-            <w:r>
-              <w:rPr>
-                <w:rFonts w:ascii="標楷體" w:hAnsi="標楷體" w:cs="Arial" w:eastAsia="標楷體"/>
-                <w:szCs w:val="26"/>
-              </w:rPr>
-              <w:t>經查閱本工作投保專業責任險及僱主意外責任險，經本處</w:t>
-            </w:r>
-            <w:r>
-              <w:rPr>
-                <w:rFonts w:eastAsia="標楷體" w:cs="Arial" w:ascii="標楷體" w:hAnsi="標楷體"/>
-                <w:szCs w:val="26"/>
-              </w:rPr>
-              <w:t>110</w:t>
-            </w:r>
-            <w:r>
-              <w:rPr>
-                <w:rFonts w:ascii="標楷體" w:hAnsi="標楷體" w:cs="Arial" w:eastAsia="標楷體"/>
-                <w:szCs w:val="26"/>
-              </w:rPr>
-              <w:t>年</w:t>
-            </w:r>
-            <w:r>
-              <w:rPr>
-                <w:rFonts w:eastAsia="標楷體" w:cs="Arial" w:ascii="標楷體" w:hAnsi="標楷體"/>
-                <w:szCs w:val="26"/>
-              </w:rPr>
-              <w:t>2</w:t>
-            </w:r>
-            <w:r>
-              <w:rPr>
-                <w:rFonts w:ascii="標楷體" w:hAnsi="標楷體" w:cs="Arial" w:eastAsia="標楷體"/>
-                <w:szCs w:val="26"/>
-              </w:rPr>
-              <w:t>月</w:t>
-            </w:r>
-            <w:r>
-              <w:rPr>
-                <w:rFonts w:eastAsia="標楷體" w:cs="Arial" w:ascii="標楷體" w:hAnsi="標楷體"/>
-                <w:szCs w:val="26"/>
-              </w:rPr>
-              <w:t>17</w:t>
-            </w:r>
-            <w:r>
-              <w:rPr>
-                <w:rFonts w:ascii="標楷體" w:hAnsi="標楷體" w:cs="Arial" w:eastAsia="標楷體"/>
-                <w:szCs w:val="26"/>
-              </w:rPr>
-              <w:t>日北市工水工字第</w:t>
-            </w:r>
-            <w:r>
-              <w:rPr>
-                <w:rFonts w:eastAsia="標楷體" w:cs="Arial" w:ascii="標楷體" w:hAnsi="標楷體"/>
-                <w:szCs w:val="26"/>
-              </w:rPr>
-              <w:t>1106000858</w:t>
-            </w:r>
-            <w:r>
-              <w:rPr>
-                <w:rFonts w:ascii="標楷體" w:hAnsi="標楷體" w:cs="Arial" w:eastAsia="標楷體"/>
-                <w:szCs w:val="26"/>
-              </w:rPr>
-              <w:t>號函同意備查在案，保險期間為</w:t>
-            </w:r>
-            <w:r>
-              <w:rPr>
-                <w:rFonts w:eastAsia="標楷體" w:cs="Arial" w:ascii="標楷體" w:hAnsi="標楷體"/>
-                <w:szCs w:val="26"/>
-              </w:rPr>
-              <w:t>110</w:t>
-            </w:r>
-            <w:r>
-              <w:rPr>
-                <w:rFonts w:ascii="標楷體" w:hAnsi="標楷體" w:cs="Arial" w:eastAsia="標楷體"/>
-                <w:szCs w:val="26"/>
-              </w:rPr>
-              <w:t>年</w:t>
-            </w:r>
-            <w:r>
-              <w:rPr>
-                <w:rFonts w:eastAsia="標楷體" w:cs="Arial" w:ascii="標楷體" w:hAnsi="標楷體"/>
-                <w:szCs w:val="26"/>
-              </w:rPr>
-              <w:t>1</w:t>
-            </w:r>
-            <w:r>
-              <w:rPr>
-                <w:rFonts w:ascii="標楷體" w:hAnsi="標楷體" w:cs="Arial" w:eastAsia="標楷體"/>
-                <w:szCs w:val="26"/>
-              </w:rPr>
-              <w:t>月</w:t>
-            </w:r>
-            <w:r>
-              <w:rPr>
-                <w:rFonts w:eastAsia="標楷體" w:cs="Arial" w:ascii="標楷體" w:hAnsi="標楷體"/>
-                <w:szCs w:val="26"/>
-              </w:rPr>
-              <w:t>27</w:t>
-            </w:r>
-            <w:r>
-              <w:rPr>
-                <w:rFonts w:ascii="標楷體" w:hAnsi="標楷體" w:cs="Arial" w:eastAsia="標楷體"/>
-                <w:szCs w:val="26"/>
-              </w:rPr>
-              <w:t>日起至</w:t>
-            </w:r>
-            <w:r>
-              <w:rPr>
-                <w:rFonts w:eastAsia="標楷體" w:cs="Arial" w:ascii="標楷體" w:hAnsi="標楷體"/>
-                <w:szCs w:val="26"/>
-              </w:rPr>
-              <w:t>1</w:t>
-            </w:r>
-            <w:r>
-              <w:rPr>
-                <w:rFonts w:eastAsia="標楷體" w:cs="Arial" w:ascii="標楷體" w:hAnsi="標楷體"/>
-                <w:szCs w:val="26"/>
-              </w:rPr>
-              <w:t>1</w:t>
-            </w:r>
-            <w:r>
-              <w:rPr>
-                <w:rFonts w:eastAsia="標楷體" w:cs="Arial" w:ascii="標楷體" w:hAnsi="標楷體"/>
-                <w:szCs w:val="26"/>
-              </w:rPr>
-              <w:t>2</w:t>
-            </w:r>
-            <w:r>
-              <w:rPr>
-                <w:rFonts w:ascii="標楷體" w:hAnsi="標楷體" w:cs="Arial" w:eastAsia="標楷體"/>
-                <w:szCs w:val="26"/>
-              </w:rPr>
-              <w:t>年</w:t>
-            </w:r>
-            <w:r>
-              <w:rPr>
-                <w:rFonts w:eastAsia="標楷體" w:cs="Arial" w:ascii="標楷體" w:hAnsi="標楷體"/>
-                <w:szCs w:val="26"/>
-              </w:rPr>
-              <w:t>1</w:t>
-            </w:r>
-            <w:r>
-              <w:rPr>
-                <w:rFonts w:ascii="標楷體" w:hAnsi="標楷體" w:cs="Arial" w:eastAsia="標楷體"/>
-                <w:szCs w:val="26"/>
-              </w:rPr>
-              <w:t>月</w:t>
-            </w:r>
-            <w:r>
-              <w:rPr>
-                <w:rFonts w:eastAsia="標楷體" w:cs="Arial" w:ascii="標楷體" w:hAnsi="標楷體"/>
-                <w:szCs w:val="26"/>
-              </w:rPr>
-              <w:t>27</w:t>
-            </w:r>
-            <w:r>
-              <w:rPr>
-                <w:rFonts w:ascii="標楷體" w:hAnsi="標楷體" w:cs="Arial" w:eastAsia="標楷體"/>
-                <w:szCs w:val="26"/>
-              </w:rPr>
-              <w:t>日止，尚在保險期限內。</w:t>
+            </w:r>
+            <w:r>
+              <w:rPr>
+                <w:rFonts w:ascii="標楷體" w:hAnsi="標楷體" w:cs="Arial" w:eastAsia="標楷體"/>
+                <w:szCs w:val="26"/>
+              </w:rPr>
+            </w:r>
+            <w:r>
+              <w:rPr>
+                <w:rFonts w:eastAsia="標楷體" w:cs="Arial" w:ascii="標楷體" w:hAnsi="標楷體"/>
+                <w:szCs w:val="26"/>
+              </w:rPr>
+            </w:r>
+            <w:r>
+              <w:rPr>
+                <w:rFonts w:ascii="標楷體" w:hAnsi="標楷體" w:cs="Arial" w:eastAsia="標楷體"/>
+                <w:szCs w:val="26"/>
+              </w:rPr>
+            </w:r>
+            <w:r>
+              <w:rPr>
+                <w:rFonts w:eastAsia="標楷體" w:cs="Arial" w:ascii="標楷體" w:hAnsi="標楷體"/>
+                <w:szCs w:val="26"/>
+              </w:rPr>
+            </w:r>
+            <w:r>
+              <w:rPr>
+                <w:rFonts w:ascii="標楷體" w:hAnsi="標楷體" w:cs="Arial" w:eastAsia="標楷體"/>
+                <w:szCs w:val="26"/>
+              </w:rPr>
+            </w:r>
+            <w:r>
+              <w:rPr>
+                <w:rFonts w:eastAsia="標楷體" w:cs="Arial" w:ascii="標楷體" w:hAnsi="標楷體"/>
+                <w:szCs w:val="26"/>
+              </w:rPr>
+            </w:r>
+            <w:r>
+              <w:rPr>
+                <w:rFonts w:ascii="標楷體" w:hAnsi="標楷體" w:cs="Arial" w:eastAsia="標楷體"/>
+                <w:szCs w:val="26"/>
+              </w:rPr>
+            </w:r>
+            <w:r>
+              <w:rPr>
+                <w:rFonts w:eastAsia="標楷體" w:cs="Arial" w:ascii="標楷體" w:hAnsi="標楷體"/>
+                <w:szCs w:val="26"/>
+              </w:rPr>
+            </w:r>
+            <w:r>
+              <w:rPr>
+                <w:rFonts w:ascii="標楷體" w:hAnsi="標楷體" w:cs="Arial" w:eastAsia="標楷體"/>
+                <w:szCs w:val="26"/>
+              </w:rPr>
+            </w:r>
+            <w:r>
+              <w:rPr>
+                <w:rFonts w:eastAsia="標楷體" w:cs="Arial" w:ascii="標楷體" w:hAnsi="標楷體"/>
+                <w:szCs w:val="26"/>
+              </w:rPr>
+            </w:r>
+            <w:r>
+              <w:rPr>
+                <w:rFonts w:ascii="標楷體" w:hAnsi="標楷體" w:cs="Arial" w:eastAsia="標楷體"/>
+                <w:szCs w:val="26"/>
+              </w:rPr>
+            </w:r>
+            <w:r>
+              <w:rPr>
+                <w:rFonts w:eastAsia="標楷體" w:cs="Arial" w:ascii="標楷體" w:hAnsi="標楷體"/>
+                <w:szCs w:val="26"/>
+              </w:rPr>
+            </w:r>
+            <w:r>
+              <w:rPr>
+                <w:rFonts w:ascii="標楷體" w:hAnsi="標楷體" w:cs="Arial" w:eastAsia="標楷體"/>
+                <w:szCs w:val="26"/>
+              </w:rPr>
+            </w:r>
+            <w:r>
+              <w:rPr>
+                <w:rFonts w:eastAsia="標楷體" w:cs="Arial" w:ascii="標楷體" w:hAnsi="標楷體"/>
+                <w:szCs w:val="26"/>
+              </w:rPr>
+            </w:r>
+            <w:r>
+              <w:rPr>
+                <w:rFonts w:ascii="標楷體" w:hAnsi="標楷體" w:cs="Arial" w:eastAsia="標楷體"/>
+                <w:szCs w:val="26"/>
+              </w:rPr>
+            </w:r>
+            <w:r>
+              <w:rPr>
+                <w:rFonts w:eastAsia="標楷體" w:cs="Arial" w:ascii="標楷體" w:hAnsi="標楷體"/>
+                <w:szCs w:val="26"/>
+              </w:rPr>
+            </w:r>
+            <w:r>
+              <w:rPr>
+                <w:rFonts w:eastAsia="標楷體" w:cs="Arial" w:ascii="標楷體" w:hAnsi="標楷體"/>
+                <w:szCs w:val="26"/>
+              </w:rPr>
+            </w:r>
+            <w:r>
+              <w:rPr>
+                <w:rFonts w:eastAsia="標楷體" w:cs="Arial" w:ascii="標楷體" w:hAnsi="標楷體"/>
+                <w:szCs w:val="26"/>
+              </w:rPr>
+            </w:r>
+            <w:r>
+              <w:rPr>
+                <w:rFonts w:ascii="標楷體" w:hAnsi="標楷體" w:cs="Arial" w:eastAsia="標楷體"/>
+                <w:szCs w:val="26"/>
+              </w:rPr>
+            </w:r>
+            <w:r>
+              <w:rPr>
+                <w:rFonts w:eastAsia="標楷體" w:cs="Arial" w:ascii="標楷體" w:hAnsi="標楷體"/>
+                <w:szCs w:val="26"/>
+              </w:rPr>
+            </w:r>
+            <w:r>
+              <w:rPr>
+                <w:rFonts w:ascii="標楷體" w:hAnsi="標楷體" w:cs="Arial" w:eastAsia="標楷體"/>
+                <w:szCs w:val="26"/>
+              </w:rPr>
+            </w:r>
+            <w:r>
+              <w:rPr>
+                <w:rFonts w:eastAsia="標楷體" w:cs="Arial" w:ascii="標楷體" w:hAnsi="標楷體"/>
+                <w:szCs w:val="26"/>
+              </w:rPr>
+            </w:r>
+            <w:r>
+              <w:rPr>
+                <w:rFonts w:ascii="標楷體" w:hAnsi="標楷體" w:cs="Arial" w:eastAsia="標楷體"/>
+                <w:szCs w:val="26"/>
+              </w:rPr>
             </w:r>
           </w:p>
           <w:p>
@@ -1383,168 +1316,144 @@
                 <w:rFonts w:eastAsia="標楷體" w:cs="Arial" w:ascii="標楷體" w:hAnsi="標楷體"/>
                 <w:szCs w:val="26"/>
               </w:rPr>
-              <w:t>2.</w:t>
-            </w:r>
-            <w:r>
-              <w:rPr>
-                <w:rFonts w:ascii="標楷體" w:hAnsi="標楷體" w:cs="Arial" w:eastAsia="標楷體"/>
-                <w:szCs w:val="26"/>
-              </w:rPr>
-              <w:t>「用人計畫」應於工程標決標（或本標案於工程標決標後始決標之決標日）翌日起</w:t>
-            </w:r>
-            <w:r>
-              <w:rPr>
-                <w:rFonts w:eastAsia="標楷體" w:cs="Arial" w:ascii="標楷體" w:hAnsi="標楷體"/>
-                <w:szCs w:val="26"/>
-              </w:rPr>
-              <w:t>7</w:t>
-            </w:r>
-            <w:r>
-              <w:rPr>
-                <w:rFonts w:ascii="標楷體" w:hAnsi="標楷體" w:cs="Arial" w:eastAsia="標楷體"/>
-                <w:szCs w:val="26"/>
-              </w:rPr>
-              <w:t>日內提送甲方核定，本工程工程標於</w:t>
-            </w:r>
-            <w:r>
-              <w:rPr>
-                <w:rFonts w:eastAsia="標楷體" w:cs="Arial" w:ascii="標楷體" w:hAnsi="標楷體"/>
-                <w:szCs w:val="26"/>
-              </w:rPr>
-              <w:t>110</w:t>
-            </w:r>
-            <w:r>
-              <w:rPr>
-                <w:rFonts w:ascii="標楷體" w:hAnsi="標楷體" w:cs="Arial" w:eastAsia="標楷體"/>
-                <w:szCs w:val="26"/>
-              </w:rPr>
-              <w:t>年</w:t>
-            </w:r>
-            <w:r>
-              <w:rPr>
-                <w:rFonts w:eastAsia="標楷體" w:cs="Arial" w:ascii="標楷體" w:hAnsi="標楷體"/>
-                <w:szCs w:val="26"/>
-              </w:rPr>
-              <w:t>1</w:t>
-            </w:r>
-            <w:r>
-              <w:rPr>
-                <w:rFonts w:ascii="標楷體" w:hAnsi="標楷體" w:cs="Arial" w:eastAsia="標楷體"/>
-                <w:szCs w:val="26"/>
-              </w:rPr>
-              <w:t>月</w:t>
-            </w:r>
-            <w:r>
-              <w:rPr>
-                <w:rFonts w:eastAsia="標楷體" w:cs="Arial" w:ascii="標楷體" w:hAnsi="標楷體"/>
-                <w:szCs w:val="26"/>
-              </w:rPr>
-              <w:t>26</w:t>
-            </w:r>
-            <w:r>
-              <w:rPr>
-                <w:rFonts w:ascii="標楷體" w:hAnsi="標楷體" w:cs="Arial" w:eastAsia="標楷體"/>
-                <w:szCs w:val="26"/>
-              </w:rPr>
-              <w:t>日決標，經查監造廠商於</w:t>
-            </w:r>
-            <w:r>
-              <w:rPr>
-                <w:rFonts w:eastAsia="標楷體" w:cs="Arial" w:ascii="標楷體" w:hAnsi="標楷體"/>
-                <w:szCs w:val="26"/>
-              </w:rPr>
-              <w:t>110</w:t>
-            </w:r>
-            <w:r>
-              <w:rPr>
-                <w:rFonts w:ascii="標楷體" w:hAnsi="標楷體" w:cs="Arial" w:eastAsia="標楷體"/>
-                <w:szCs w:val="26"/>
-              </w:rPr>
-              <w:t>年</w:t>
-            </w:r>
-            <w:r>
-              <w:rPr>
-                <w:rFonts w:eastAsia="標楷體" w:cs="Arial" w:ascii="標楷體" w:hAnsi="標楷體"/>
-                <w:szCs w:val="26"/>
-              </w:rPr>
-              <w:t>1</w:t>
-            </w:r>
-            <w:r>
-              <w:rPr>
-                <w:rFonts w:ascii="標楷體" w:hAnsi="標楷體" w:cs="Arial" w:eastAsia="標楷體"/>
-                <w:szCs w:val="26"/>
-              </w:rPr>
-              <w:t>月</w:t>
-            </w:r>
-            <w:r>
-              <w:rPr>
-                <w:rFonts w:eastAsia="標楷體" w:cs="Arial" w:ascii="標楷體" w:hAnsi="標楷體"/>
-                <w:szCs w:val="26"/>
-              </w:rPr>
-              <w:t>29</w:t>
-            </w:r>
-            <w:r>
-              <w:rPr>
-                <w:rFonts w:ascii="標楷體" w:hAnsi="標楷體" w:cs="Arial" w:eastAsia="標楷體"/>
-                <w:szCs w:val="26"/>
-              </w:rPr>
-              <w:t>日提送用人計畫，本處於</w:t>
-            </w:r>
-            <w:r>
-              <w:rPr>
-                <w:rFonts w:eastAsia="標楷體" w:cs="Arial" w:ascii="標楷體" w:hAnsi="標楷體"/>
-                <w:szCs w:val="26"/>
-              </w:rPr>
-              <w:t>110</w:t>
-            </w:r>
-            <w:r>
-              <w:rPr>
-                <w:rFonts w:ascii="標楷體" w:hAnsi="標楷體" w:cs="Arial" w:eastAsia="標楷體"/>
-                <w:szCs w:val="26"/>
-              </w:rPr>
-              <w:t>年</w:t>
-            </w:r>
-            <w:r>
-              <w:rPr>
-                <w:rFonts w:eastAsia="標楷體" w:cs="Arial" w:ascii="標楷體" w:hAnsi="標楷體"/>
-                <w:szCs w:val="26"/>
-              </w:rPr>
-              <w:t>2</w:t>
-            </w:r>
-            <w:r>
-              <w:rPr>
-                <w:rFonts w:ascii="標楷體" w:hAnsi="標楷體" w:cs="Arial" w:eastAsia="標楷體"/>
-                <w:szCs w:val="26"/>
-              </w:rPr>
-              <w:t>月</w:t>
-            </w:r>
-            <w:r>
-              <w:rPr>
-                <w:rFonts w:eastAsia="標楷體" w:cs="Arial" w:ascii="標楷體" w:hAnsi="標楷體"/>
-                <w:szCs w:val="26"/>
-              </w:rPr>
-              <w:t>19</w:t>
-            </w:r>
-            <w:r>
-              <w:rPr>
-                <w:rFonts w:ascii="標楷體" w:hAnsi="標楷體" w:cs="Arial" w:eastAsia="標楷體"/>
-                <w:szCs w:val="26"/>
-              </w:rPr>
-              <w:t>日北市工水工字第</w:t>
-            </w:r>
-            <w:r>
-              <w:rPr>
-                <w:rFonts w:eastAsia="標楷體" w:cs="Arial" w:ascii="標楷體" w:hAnsi="標楷體"/>
-                <w:szCs w:val="26"/>
-              </w:rPr>
-              <w:t>1106016158</w:t>
-            </w:r>
-            <w:r>
-              <w:rPr>
-                <w:rFonts w:ascii="標楷體" w:hAnsi="標楷體" w:cs="Arial" w:eastAsia="標楷體"/>
-                <w:szCs w:val="26"/>
-              </w:rPr>
-              <w:t>號函同意核定，經審查尚符契約約定。</w:t>
+            </w:r>
+            <w:r>
+              <w:rPr>
+                <w:rFonts w:ascii="標楷體" w:hAnsi="標楷體" w:cs="Arial" w:eastAsia="標楷體"/>
+                <w:szCs w:val="26"/>
+              </w:rPr>
+            </w:r>
+            <w:r>
+              <w:rPr>
+                <w:rFonts w:eastAsia="標楷體" w:cs="Arial" w:ascii="標楷體" w:hAnsi="標楷體"/>
+                <w:szCs w:val="26"/>
+              </w:rPr>
+            </w:r>
+            <w:r>
+              <w:rPr>
+                <w:rFonts w:ascii="標楷體" w:hAnsi="標楷體" w:cs="Arial" w:eastAsia="標楷體"/>
+                <w:szCs w:val="26"/>
+              </w:rPr>
+            </w:r>
+            <w:r>
+              <w:rPr>
+                <w:rFonts w:eastAsia="標楷體" w:cs="Arial" w:ascii="標楷體" w:hAnsi="標楷體"/>
+                <w:szCs w:val="26"/>
+              </w:rPr>
+            </w:r>
+            <w:r>
+              <w:rPr>
+                <w:rFonts w:ascii="標楷體" w:hAnsi="標楷體" w:cs="Arial" w:eastAsia="標楷體"/>
+                <w:szCs w:val="26"/>
+              </w:rPr>
+            </w:r>
+            <w:r>
+              <w:rPr>
+                <w:rFonts w:eastAsia="標楷體" w:cs="Arial" w:ascii="標楷體" w:hAnsi="標楷體"/>
+                <w:szCs w:val="26"/>
+              </w:rPr>
+            </w:r>
+            <w:r>
+              <w:rPr>
+                <w:rFonts w:ascii="標楷體" w:hAnsi="標楷體" w:cs="Arial" w:eastAsia="標楷體"/>
+                <w:szCs w:val="26"/>
+              </w:rPr>
+            </w:r>
+            <w:r>
+              <w:rPr>
+                <w:rFonts w:eastAsia="標楷體" w:cs="Arial" w:ascii="標楷體" w:hAnsi="標楷體"/>
+                <w:szCs w:val="26"/>
+              </w:rPr>
+            </w:r>
+            <w:r>
+              <w:rPr>
+                <w:rFonts w:ascii="標楷體" w:hAnsi="標楷體" w:cs="Arial" w:eastAsia="標楷體"/>
+                <w:szCs w:val="26"/>
+              </w:rPr>
+            </w:r>
+            <w:r>
+              <w:rPr>
+                <w:rFonts w:eastAsia="標楷體" w:cs="Arial" w:ascii="標楷體" w:hAnsi="標楷體"/>
+                <w:szCs w:val="26"/>
+              </w:rPr>
+            </w:r>
+            <w:r>
+              <w:rPr>
+                <w:rFonts w:ascii="標楷體" w:hAnsi="標楷體" w:cs="Arial" w:eastAsia="標楷體"/>
+                <w:szCs w:val="26"/>
+              </w:rPr>
+            </w:r>
+            <w:r>
+              <w:rPr>
+                <w:rFonts w:eastAsia="標楷體" w:cs="Arial" w:ascii="標楷體" w:hAnsi="標楷體"/>
+                <w:szCs w:val="26"/>
+              </w:rPr>
+            </w:r>
+            <w:r>
+              <w:rPr>
+                <w:rFonts w:ascii="標楷體" w:hAnsi="標楷體" w:cs="Arial" w:eastAsia="標楷體"/>
+                <w:szCs w:val="26"/>
+              </w:rPr>
+            </w:r>
+            <w:r>
+              <w:rPr>
+                <w:rFonts w:eastAsia="標楷體" w:cs="Arial" w:ascii="標楷體" w:hAnsi="標楷體"/>
+                <w:szCs w:val="26"/>
+              </w:rPr>
+            </w:r>
+            <w:r>
+              <w:rPr>
+                <w:rFonts w:ascii="標楷體" w:hAnsi="標楷體" w:cs="Arial" w:eastAsia="標楷體"/>
+                <w:szCs w:val="26"/>
+              </w:rPr>
+            </w:r>
+            <w:r>
+              <w:rPr>
+                <w:rFonts w:eastAsia="標楷體" w:cs="Arial" w:ascii="標楷體" w:hAnsi="標楷體"/>
+                <w:szCs w:val="26"/>
+              </w:rPr>
+            </w:r>
+            <w:r>
+              <w:rPr>
+                <w:rFonts w:ascii="標楷體" w:hAnsi="標楷體" w:cs="Arial" w:eastAsia="標楷體"/>
+                <w:szCs w:val="26"/>
+              </w:rPr>
+            </w:r>
+            <w:r>
+              <w:rPr>
+                <w:rFonts w:eastAsia="標楷體" w:cs="Arial" w:ascii="標楷體" w:hAnsi="標楷體"/>
+                <w:szCs w:val="26"/>
+              </w:rPr>
+            </w:r>
+            <w:r>
+              <w:rPr>
+                <w:rFonts w:ascii="標楷體" w:hAnsi="標楷體" w:cs="Arial" w:eastAsia="標楷體"/>
+                <w:szCs w:val="26"/>
+              </w:rPr>
+            </w:r>
+            <w:r>
+              <w:rPr>
+                <w:rFonts w:eastAsia="標楷體" w:cs="Arial" w:ascii="標楷體" w:hAnsi="標楷體"/>
+                <w:szCs w:val="26"/>
+              </w:rPr>
+            </w:r>
+            <w:r>
+              <w:rPr>
+                <w:rFonts w:ascii="標楷體" w:hAnsi="標楷體" w:cs="Arial" w:eastAsia="標楷體"/>
+                <w:szCs w:val="26"/>
+              </w:rPr>
+            </w:r>
+            <w:r>
+              <w:rPr>
+                <w:rFonts w:eastAsia="標楷體" w:cs="Arial" w:ascii="標楷體" w:hAnsi="標楷體"/>
+                <w:szCs w:val="26"/>
+              </w:rPr>
+            </w:r>
+            <w:r>
+              <w:rPr>
+                <w:rFonts w:ascii="標楷體" w:hAnsi="標楷體" w:cs="Arial" w:eastAsia="標楷體"/>
+                <w:szCs w:val="26"/>
+              </w:rPr>
             </w:r>
           </w:p>
           <w:p>
@@ -1565,217 +1474,186 @@
                 <w:rFonts w:eastAsia="標楷體" w:cs="Arial" w:ascii="標楷體" w:hAnsi="標楷體"/>
                 <w:szCs w:val="26"/>
               </w:rPr>
-              <w:t>3.</w:t>
-            </w:r>
-            <w:r>
-              <w:rPr>
-                <w:rFonts w:ascii="標楷體" w:hAnsi="標楷體" w:cs="Arial" w:eastAsia="標楷體"/>
-                <w:szCs w:val="26"/>
-              </w:rPr>
-              <w:t>查閱本工作監造計畫，廠商於</w:t>
-            </w:r>
-            <w:r>
-              <w:rPr>
-                <w:rFonts w:eastAsia="標楷體" w:cs="Arial" w:ascii="標楷體" w:hAnsi="標楷體"/>
-                <w:szCs w:val="26"/>
-              </w:rPr>
-              <w:t>110</w:t>
-            </w:r>
-            <w:r>
-              <w:rPr>
-                <w:rFonts w:ascii="標楷體" w:hAnsi="標楷體" w:cs="Arial" w:eastAsia="標楷體"/>
-                <w:szCs w:val="26"/>
-              </w:rPr>
-              <w:t>年</w:t>
-            </w:r>
-            <w:r>
-              <w:rPr>
-                <w:rFonts w:eastAsia="標楷體" w:cs="Arial" w:ascii="標楷體" w:hAnsi="標楷體"/>
-                <w:szCs w:val="26"/>
-              </w:rPr>
-              <w:t>2</w:t>
-            </w:r>
-            <w:r>
-              <w:rPr>
-                <w:rFonts w:ascii="標楷體" w:hAnsi="標楷體" w:cs="Arial" w:eastAsia="標楷體"/>
-                <w:szCs w:val="26"/>
-              </w:rPr>
-              <w:t>月</w:t>
-            </w:r>
-            <w:r>
-              <w:rPr>
-                <w:rFonts w:eastAsia="標楷體" w:cs="Arial" w:ascii="標楷體" w:hAnsi="標楷體"/>
-                <w:szCs w:val="26"/>
-              </w:rPr>
-              <w:t>5</w:t>
-            </w:r>
-            <w:r>
-              <w:rPr>
-                <w:rFonts w:ascii="標楷體" w:hAnsi="標楷體" w:cs="Arial" w:eastAsia="標楷體"/>
-                <w:szCs w:val="26"/>
-              </w:rPr>
-              <w:t>日提送，</w:t>
-            </w:r>
-            <w:r>
-              <w:rPr>
-                <w:rFonts w:eastAsia="標楷體" w:cs="Arial" w:ascii="標楷體" w:hAnsi="標楷體"/>
-                <w:szCs w:val="26"/>
-              </w:rPr>
-              <w:t>110</w:t>
-            </w:r>
-            <w:r>
-              <w:rPr>
-                <w:rFonts w:ascii="標楷體" w:hAnsi="標楷體" w:cs="Arial" w:eastAsia="標楷體"/>
-                <w:szCs w:val="26"/>
-              </w:rPr>
-              <w:t>年</w:t>
-            </w:r>
-            <w:r>
-              <w:rPr>
-                <w:rFonts w:eastAsia="標楷體" w:cs="Arial" w:ascii="標楷體" w:hAnsi="標楷體"/>
-                <w:szCs w:val="26"/>
-              </w:rPr>
-              <w:t>2</w:t>
-            </w:r>
-            <w:r>
-              <w:rPr>
-                <w:rFonts w:ascii="標楷體" w:hAnsi="標楷體" w:cs="Arial" w:eastAsia="標楷體"/>
-                <w:szCs w:val="26"/>
-              </w:rPr>
-              <w:t>月</w:t>
-            </w:r>
-            <w:r>
-              <w:rPr>
-                <w:rFonts w:eastAsia="標楷體" w:cs="Arial" w:ascii="標楷體" w:hAnsi="標楷體"/>
-                <w:szCs w:val="26"/>
-              </w:rPr>
-              <w:t>20</w:t>
-            </w:r>
-            <w:r>
-              <w:rPr>
-                <w:rFonts w:ascii="標楷體" w:hAnsi="標楷體" w:cs="Arial" w:eastAsia="標楷體"/>
-                <w:szCs w:val="26"/>
-              </w:rPr>
-              <w:t>日審查，並於審查會議翌日起</w:t>
-            </w:r>
-            <w:r>
-              <w:rPr>
-                <w:rFonts w:eastAsia="標楷體" w:cs="Arial" w:ascii="標楷體" w:hAnsi="標楷體"/>
-                <w:szCs w:val="26"/>
-              </w:rPr>
-              <w:t>10</w:t>
-            </w:r>
-            <w:r>
-              <w:rPr>
-                <w:rFonts w:ascii="標楷體" w:hAnsi="標楷體" w:cs="Arial" w:eastAsia="標楷體"/>
-                <w:szCs w:val="26"/>
-              </w:rPr>
-              <w:t>日內提送修正完成，廠商修正完成於</w:t>
-            </w:r>
-            <w:r>
-              <w:rPr>
-                <w:rFonts w:eastAsia="標楷體" w:cs="Arial" w:ascii="標楷體" w:hAnsi="標楷體"/>
-                <w:szCs w:val="26"/>
-              </w:rPr>
-              <w:t>110</w:t>
-            </w:r>
-            <w:r>
-              <w:rPr>
-                <w:rFonts w:ascii="標楷體" w:hAnsi="標楷體" w:cs="Arial" w:eastAsia="標楷體"/>
-                <w:szCs w:val="26"/>
-              </w:rPr>
-              <w:t>年</w:t>
-            </w:r>
-            <w:r>
-              <w:rPr>
-                <w:rFonts w:eastAsia="標楷體" w:cs="Arial" w:ascii="標楷體" w:hAnsi="標楷體"/>
-                <w:szCs w:val="26"/>
-              </w:rPr>
-              <w:t>2</w:t>
-            </w:r>
-            <w:r>
-              <w:rPr>
-                <w:rFonts w:ascii="標楷體" w:hAnsi="標楷體" w:cs="Arial" w:eastAsia="標楷體"/>
-                <w:szCs w:val="26"/>
-              </w:rPr>
-              <w:t>月</w:t>
-            </w:r>
-            <w:r>
-              <w:rPr>
-                <w:rFonts w:eastAsia="標楷體" w:cs="Arial" w:ascii="標楷體" w:hAnsi="標楷體"/>
-                <w:szCs w:val="26"/>
-              </w:rPr>
-              <w:t>25</w:t>
-            </w:r>
-            <w:r>
-              <w:rPr>
-                <w:rFonts w:ascii="標楷體" w:hAnsi="標楷體" w:cs="Arial" w:eastAsia="標楷體"/>
-                <w:szCs w:val="26"/>
-              </w:rPr>
-              <w:t>日提送，本處於</w:t>
-            </w:r>
-            <w:r>
-              <w:rPr>
-                <w:rFonts w:eastAsia="標楷體" w:cs="Arial" w:ascii="標楷體" w:hAnsi="標楷體"/>
-                <w:szCs w:val="26"/>
-              </w:rPr>
-              <w:t>110</w:t>
-            </w:r>
-            <w:r>
-              <w:rPr>
-                <w:rFonts w:ascii="標楷體" w:hAnsi="標楷體" w:cs="Arial" w:eastAsia="標楷體"/>
-                <w:szCs w:val="26"/>
-              </w:rPr>
-              <w:t>年</w:t>
-            </w:r>
-            <w:r>
-              <w:rPr>
-                <w:rFonts w:eastAsia="標楷體" w:cs="Arial" w:ascii="標楷體" w:hAnsi="標楷體"/>
-                <w:szCs w:val="26"/>
-              </w:rPr>
-              <w:t>3</w:t>
-            </w:r>
-            <w:r>
-              <w:rPr>
-                <w:rFonts w:ascii="標楷體" w:hAnsi="標楷體" w:cs="Arial" w:eastAsia="標楷體"/>
-                <w:szCs w:val="26"/>
-              </w:rPr>
-              <w:t>月</w:t>
-            </w:r>
-            <w:r>
-              <w:rPr>
-                <w:rFonts w:eastAsia="標楷體" w:cs="Arial" w:ascii="標楷體" w:hAnsi="標楷體"/>
-                <w:szCs w:val="26"/>
-              </w:rPr>
-              <w:t>4</w:t>
-            </w:r>
-            <w:r>
-              <w:rPr>
-                <w:rFonts w:ascii="標楷體" w:hAnsi="標楷體" w:cs="Arial" w:eastAsia="標楷體"/>
-                <w:szCs w:val="26"/>
-              </w:rPr>
-              <w:t>日北市工水工字</w:t>
-            </w:r>
-            <w:r>
-              <w:rPr>
-                <w:rFonts w:eastAsia="標楷體" w:cs="Arial" w:ascii="標楷體" w:hAnsi="標楷體"/>
-                <w:szCs w:val="26"/>
-              </w:rPr>
-              <w:t>110600</w:t>
-            </w:r>
-            <w:r>
-              <w:rPr>
-                <w:rFonts w:eastAsia="標楷體" w:cs="Arial" w:ascii="標楷體" w:hAnsi="標楷體"/>
-                <w:szCs w:val="26"/>
-              </w:rPr>
-              <w:t>1281</w:t>
-            </w:r>
-            <w:r>
-              <w:rPr>
-                <w:rFonts w:ascii="標楷體" w:hAnsi="標楷體" w:cs="Arial" w:eastAsia="標楷體"/>
-                <w:szCs w:val="26"/>
-              </w:rPr>
-              <w:t>號函同意核定，經審查尚符契約約定。</w:t>
+            </w:r>
+            <w:r>
+              <w:rPr>
+                <w:rFonts w:ascii="標楷體" w:hAnsi="標楷體" w:cs="Arial" w:eastAsia="標楷體"/>
+                <w:szCs w:val="26"/>
+              </w:rPr>
+            </w:r>
+            <w:r>
+              <w:rPr>
+                <w:rFonts w:eastAsia="標楷體" w:cs="Arial" w:ascii="標楷體" w:hAnsi="標楷體"/>
+                <w:szCs w:val="26"/>
+              </w:rPr>
+            </w:r>
+            <w:r>
+              <w:rPr>
+                <w:rFonts w:ascii="標楷體" w:hAnsi="標楷體" w:cs="Arial" w:eastAsia="標楷體"/>
+                <w:szCs w:val="26"/>
+              </w:rPr>
+            </w:r>
+            <w:r>
+              <w:rPr>
+                <w:rFonts w:eastAsia="標楷體" w:cs="Arial" w:ascii="標楷體" w:hAnsi="標楷體"/>
+                <w:szCs w:val="26"/>
+              </w:rPr>
+            </w:r>
+            <w:r>
+              <w:rPr>
+                <w:rFonts w:ascii="標楷體" w:hAnsi="標楷體" w:cs="Arial" w:eastAsia="標楷體"/>
+                <w:szCs w:val="26"/>
+              </w:rPr>
+            </w:r>
+            <w:r>
+              <w:rPr>
+                <w:rFonts w:eastAsia="標楷體" w:cs="Arial" w:ascii="標楷體" w:hAnsi="標楷體"/>
+                <w:szCs w:val="26"/>
+              </w:rPr>
+            </w:r>
+            <w:r>
+              <w:rPr>
+                <w:rFonts w:ascii="標楷體" w:hAnsi="標楷體" w:cs="Arial" w:eastAsia="標楷體"/>
+                <w:szCs w:val="26"/>
+              </w:rPr>
+            </w:r>
+            <w:r>
+              <w:rPr>
+                <w:rFonts w:eastAsia="標楷體" w:cs="Arial" w:ascii="標楷體" w:hAnsi="標楷體"/>
+                <w:szCs w:val="26"/>
+              </w:rPr>
+            </w:r>
+            <w:r>
+              <w:rPr>
+                <w:rFonts w:ascii="標楷體" w:hAnsi="標楷體" w:cs="Arial" w:eastAsia="標楷體"/>
+                <w:szCs w:val="26"/>
+              </w:rPr>
+            </w:r>
+            <w:r>
+              <w:rPr>
+                <w:rFonts w:eastAsia="標楷體" w:cs="Arial" w:ascii="標楷體" w:hAnsi="標楷體"/>
+                <w:szCs w:val="26"/>
+              </w:rPr>
+            </w:r>
+            <w:r>
+              <w:rPr>
+                <w:rFonts w:ascii="標楷體" w:hAnsi="標楷體" w:cs="Arial" w:eastAsia="標楷體"/>
+                <w:szCs w:val="26"/>
+              </w:rPr>
+            </w:r>
+            <w:r>
+              <w:rPr>
+                <w:rFonts w:eastAsia="標楷體" w:cs="Arial" w:ascii="標楷體" w:hAnsi="標楷體"/>
+                <w:szCs w:val="26"/>
+              </w:rPr>
+            </w:r>
+            <w:r>
+              <w:rPr>
+                <w:rFonts w:ascii="標楷體" w:hAnsi="標楷體" w:cs="Arial" w:eastAsia="標楷體"/>
+                <w:szCs w:val="26"/>
+              </w:rPr>
+            </w:r>
+            <w:r>
+              <w:rPr>
+                <w:rFonts w:eastAsia="標楷體" w:cs="Arial" w:ascii="標楷體" w:hAnsi="標楷體"/>
+                <w:szCs w:val="26"/>
+              </w:rPr>
+            </w:r>
+            <w:r>
+              <w:rPr>
+                <w:rFonts w:ascii="標楷體" w:hAnsi="標楷體" w:cs="Arial" w:eastAsia="標楷體"/>
+                <w:szCs w:val="26"/>
+              </w:rPr>
+            </w:r>
+            <w:r>
+              <w:rPr>
+                <w:rFonts w:eastAsia="標楷體" w:cs="Arial" w:ascii="標楷體" w:hAnsi="標楷體"/>
+                <w:szCs w:val="26"/>
+              </w:rPr>
+            </w:r>
+            <w:r>
+              <w:rPr>
+                <w:rFonts w:ascii="標楷體" w:hAnsi="標楷體" w:cs="Arial" w:eastAsia="標楷體"/>
+                <w:szCs w:val="26"/>
+              </w:rPr>
+            </w:r>
+            <w:r>
+              <w:rPr>
+                <w:rFonts w:eastAsia="標楷體" w:cs="Arial" w:ascii="標楷體" w:hAnsi="標楷體"/>
+                <w:szCs w:val="26"/>
+              </w:rPr>
+            </w:r>
+            <w:r>
+              <w:rPr>
+                <w:rFonts w:ascii="標楷體" w:hAnsi="標楷體" w:cs="Arial" w:eastAsia="標楷體"/>
+                <w:szCs w:val="26"/>
+              </w:rPr>
+            </w:r>
+            <w:r>
+              <w:rPr>
+                <w:rFonts w:eastAsia="標楷體" w:cs="Arial" w:ascii="標楷體" w:hAnsi="標楷體"/>
+                <w:szCs w:val="26"/>
+              </w:rPr>
+            </w:r>
+            <w:r>
+              <w:rPr>
+                <w:rFonts w:ascii="標楷體" w:hAnsi="標楷體" w:cs="Arial" w:eastAsia="標楷體"/>
+                <w:szCs w:val="26"/>
+              </w:rPr>
+            </w:r>
+            <w:r>
+              <w:rPr>
+                <w:rFonts w:eastAsia="標楷體" w:cs="Arial" w:ascii="標楷體" w:hAnsi="標楷體"/>
+                <w:szCs w:val="26"/>
+              </w:rPr>
+            </w:r>
+            <w:r>
+              <w:rPr>
+                <w:rFonts w:ascii="標楷體" w:hAnsi="標楷體" w:cs="Arial" w:eastAsia="標楷體"/>
+                <w:szCs w:val="26"/>
+              </w:rPr>
+            </w:r>
+            <w:r>
+              <w:rPr>
+                <w:rFonts w:eastAsia="標楷體" w:cs="Arial" w:ascii="標楷體" w:hAnsi="標楷體"/>
+                <w:szCs w:val="26"/>
+              </w:rPr>
+            </w:r>
+            <w:r>
+              <w:rPr>
+                <w:rFonts w:ascii="標楷體" w:hAnsi="標楷體" w:cs="Arial" w:eastAsia="標楷體"/>
+                <w:szCs w:val="26"/>
+              </w:rPr>
+            </w:r>
+            <w:r>
+              <w:rPr>
+                <w:rFonts w:eastAsia="標楷體" w:cs="Arial" w:ascii="標楷體" w:hAnsi="標楷體"/>
+                <w:szCs w:val="26"/>
+              </w:rPr>
+            </w:r>
+            <w:r>
+              <w:rPr>
+                <w:rFonts w:ascii="標楷體" w:hAnsi="標楷體" w:cs="Arial" w:eastAsia="標楷體"/>
+                <w:szCs w:val="26"/>
+              </w:rPr>
+            </w:r>
+            <w:r>
+              <w:rPr>
+                <w:rFonts w:eastAsia="標楷體" w:cs="Arial" w:ascii="標楷體" w:hAnsi="標楷體"/>
+                <w:szCs w:val="26"/>
+              </w:rPr>
+            </w:r>
+            <w:r>
+              <w:rPr>
+                <w:rFonts w:eastAsia="標楷體" w:cs="Arial" w:ascii="標楷體" w:hAnsi="標楷體"/>
+                <w:szCs w:val="26"/>
+              </w:rPr>
+            </w:r>
+            <w:r>
+              <w:rPr>
+                <w:rFonts w:ascii="標楷體" w:hAnsi="標楷體" w:cs="Arial" w:eastAsia="標楷體"/>
+                <w:szCs w:val="26"/>
+              </w:rPr>
             </w:r>
           </w:p>
           <w:p>
@@ -1796,378 +1674,324 @@
                 <w:rFonts w:eastAsia="標楷體" w:cs="Arial" w:ascii="標楷體" w:hAnsi="標楷體"/>
                 <w:szCs w:val="26"/>
               </w:rPr>
-              <w:t>4.</w:t>
-            </w:r>
-            <w:r>
-              <w:rPr>
-                <w:rFonts w:ascii="標楷體" w:hAnsi="標楷體" w:cs="Arial" w:eastAsia="標楷體"/>
-                <w:szCs w:val="26"/>
-              </w:rPr>
-              <w:t>查閱本工作項下「</w:t>
-            </w:r>
-            <w:r>
-              <w:rPr>
-                <w:rFonts w:eastAsia="標楷體" w:cs="Arial" w:ascii="標楷體" w:hAnsi="標楷體"/>
-                <w:szCs w:val="26"/>
-              </w:rPr>
-              <w:t>(110)</w:t>
-            </w:r>
-            <w:r>
-              <w:rPr>
-                <w:rFonts w:ascii="標楷體" w:hAnsi="標楷體" w:cs="Arial" w:eastAsia="標楷體"/>
-                <w:szCs w:val="26"/>
-              </w:rPr>
-              <w:t>雨水下水道人孔調升降工程</w:t>
-            </w:r>
-            <w:r>
-              <w:rPr>
-                <w:rFonts w:eastAsia="標楷體" w:cs="Arial" w:ascii="標楷體" w:hAnsi="標楷體"/>
-                <w:szCs w:val="26"/>
-              </w:rPr>
-              <w:t>(</w:t>
-            </w:r>
-            <w:r>
-              <w:rPr>
-                <w:rFonts w:ascii="標楷體" w:hAnsi="標楷體" w:cs="Arial" w:eastAsia="標楷體"/>
-                <w:szCs w:val="26"/>
-              </w:rPr>
-              <w:t>北區</w:t>
-            </w:r>
-            <w:r>
-              <w:rPr>
-                <w:rFonts w:eastAsia="標楷體" w:cs="Arial" w:ascii="標楷體" w:hAnsi="標楷體"/>
-                <w:szCs w:val="26"/>
-              </w:rPr>
-              <w:t>)</w:t>
-            </w:r>
-            <w:r>
-              <w:rPr>
-                <w:rFonts w:ascii="標楷體" w:hAnsi="標楷體" w:cs="Arial" w:eastAsia="標楷體"/>
-                <w:szCs w:val="26"/>
-              </w:rPr>
-              <w:t>」監造報告書，應自本工程標正式驗收合格翌日起</w:t>
-            </w:r>
-            <w:r>
-              <w:rPr>
-                <w:rFonts w:eastAsia="標楷體" w:cs="Arial" w:ascii="標楷體" w:hAnsi="標楷體"/>
-                <w:szCs w:val="26"/>
-              </w:rPr>
-              <w:t>20</w:t>
-            </w:r>
-            <w:r>
-              <w:rPr>
-                <w:rFonts w:ascii="標楷體" w:hAnsi="標楷體" w:cs="Arial" w:eastAsia="標楷體"/>
-                <w:szCs w:val="26"/>
-              </w:rPr>
-              <w:t>日內提送，廠商於</w:t>
-            </w:r>
-            <w:r>
-              <w:rPr>
-                <w:rFonts w:eastAsia="標楷體" w:cs="Arial" w:ascii="標楷體" w:hAnsi="標楷體"/>
-                <w:szCs w:val="26"/>
-              </w:rPr>
-              <w:t>111</w:t>
-            </w:r>
-            <w:r>
-              <w:rPr>
-                <w:rFonts w:ascii="標楷體" w:hAnsi="標楷體" w:cs="Arial" w:eastAsia="標楷體"/>
-                <w:szCs w:val="26"/>
-              </w:rPr>
-              <w:t>年</w:t>
-            </w:r>
-            <w:r>
-              <w:rPr>
-                <w:rFonts w:eastAsia="標楷體" w:cs="Arial" w:ascii="標楷體" w:hAnsi="標楷體"/>
-                <w:szCs w:val="26"/>
-              </w:rPr>
-              <w:t>2</w:t>
-            </w:r>
-            <w:r>
-              <w:rPr>
-                <w:rFonts w:ascii="標楷體" w:hAnsi="標楷體" w:cs="Arial" w:eastAsia="標楷體"/>
-                <w:szCs w:val="26"/>
-              </w:rPr>
-              <w:t>月</w:t>
-            </w:r>
-            <w:r>
-              <w:rPr>
-                <w:rFonts w:eastAsia="標楷體" w:cs="Arial" w:ascii="標楷體" w:hAnsi="標楷體"/>
-                <w:szCs w:val="26"/>
-              </w:rPr>
-              <w:t>15</w:t>
-            </w:r>
-            <w:r>
-              <w:rPr>
-                <w:rFonts w:ascii="標楷體" w:hAnsi="標楷體" w:cs="Arial" w:eastAsia="標楷體"/>
-                <w:szCs w:val="26"/>
-              </w:rPr>
-              <w:t>日提送</w:t>
-            </w:r>
-            <w:r>
-              <w:rPr>
-                <w:rFonts w:eastAsia="標楷體" w:cs="Arial" w:ascii="標楷體" w:hAnsi="標楷體"/>
-                <w:szCs w:val="26"/>
-              </w:rPr>
-              <w:t>(</w:t>
-            </w:r>
-            <w:r>
-              <w:rPr>
-                <w:rFonts w:ascii="標楷體" w:hAnsi="標楷體" w:cs="Arial" w:eastAsia="標楷體"/>
-                <w:szCs w:val="26"/>
-              </w:rPr>
-              <w:t>工程驗收合格日期為</w:t>
-            </w:r>
-            <w:r>
-              <w:rPr>
-                <w:rFonts w:eastAsia="標楷體" w:cs="Arial" w:ascii="標楷體" w:hAnsi="標楷體"/>
-                <w:szCs w:val="26"/>
-              </w:rPr>
-              <w:t>111</w:t>
-            </w:r>
-            <w:r>
-              <w:rPr>
-                <w:rFonts w:ascii="標楷體" w:hAnsi="標楷體" w:cs="Arial" w:eastAsia="標楷體"/>
-                <w:szCs w:val="26"/>
-              </w:rPr>
-              <w:t>年</w:t>
-            </w:r>
-            <w:r>
-              <w:rPr>
-                <w:rFonts w:eastAsia="標楷體" w:cs="Arial" w:ascii="標楷體" w:hAnsi="標楷體"/>
-                <w:szCs w:val="26"/>
-              </w:rPr>
-              <w:t>1</w:t>
-            </w:r>
-            <w:r>
-              <w:rPr>
-                <w:rFonts w:ascii="標楷體" w:hAnsi="標楷體" w:cs="Arial" w:eastAsia="標楷體"/>
-                <w:szCs w:val="26"/>
-              </w:rPr>
-              <w:t>月</w:t>
-            </w:r>
-            <w:r>
-              <w:rPr>
-                <w:rFonts w:eastAsia="標楷體" w:cs="Arial" w:ascii="標楷體" w:hAnsi="標楷體"/>
-                <w:szCs w:val="26"/>
-              </w:rPr>
-              <w:t>26</w:t>
-            </w:r>
-            <w:r>
-              <w:rPr>
-                <w:rFonts w:ascii="標楷體" w:hAnsi="標楷體" w:cs="Arial" w:eastAsia="標楷體"/>
-                <w:szCs w:val="26"/>
-              </w:rPr>
-              <w:t>日</w:t>
-            </w:r>
-            <w:r>
-              <w:rPr>
-                <w:rFonts w:eastAsia="標楷體" w:cs="Arial" w:ascii="標楷體" w:hAnsi="標楷體"/>
-                <w:szCs w:val="26"/>
-              </w:rPr>
-              <w:t>)</w:t>
-            </w:r>
-            <w:r>
-              <w:rPr>
-                <w:rFonts w:ascii="標楷體" w:hAnsi="標楷體" w:cs="Arial" w:eastAsia="標楷體"/>
-                <w:szCs w:val="26"/>
-              </w:rPr>
-              <w:t>，</w:t>
-            </w:r>
-            <w:r>
-              <w:rPr>
-                <w:rFonts w:eastAsia="標楷體" w:cs="Arial" w:ascii="標楷體" w:hAnsi="標楷體"/>
-                <w:szCs w:val="26"/>
-              </w:rPr>
-              <w:t>111</w:t>
-            </w:r>
-            <w:r>
-              <w:rPr>
-                <w:rFonts w:ascii="標楷體" w:hAnsi="標楷體" w:cs="Arial" w:eastAsia="標楷體"/>
-                <w:szCs w:val="26"/>
-              </w:rPr>
-              <w:t>年</w:t>
-            </w:r>
-            <w:r>
-              <w:rPr>
-                <w:rFonts w:eastAsia="標楷體" w:cs="Arial" w:ascii="標楷體" w:hAnsi="標楷體"/>
-                <w:szCs w:val="26"/>
-              </w:rPr>
-              <w:t>2</w:t>
-            </w:r>
-            <w:r>
-              <w:rPr>
-                <w:rFonts w:ascii="標楷體" w:hAnsi="標楷體" w:cs="Arial" w:eastAsia="標楷體"/>
-                <w:szCs w:val="26"/>
-              </w:rPr>
-              <w:t>月</w:t>
-            </w:r>
-            <w:r>
-              <w:rPr>
-                <w:rFonts w:eastAsia="標楷體" w:cs="Arial" w:ascii="標楷體" w:hAnsi="標楷體"/>
-                <w:szCs w:val="26"/>
-              </w:rPr>
-              <w:t>23</w:t>
-            </w:r>
-            <w:r>
-              <w:rPr>
-                <w:rFonts w:ascii="標楷體" w:hAnsi="標楷體" w:cs="Arial" w:eastAsia="標楷體"/>
-                <w:szCs w:val="26"/>
-              </w:rPr>
-              <w:t>日召開監造報告書審查會議，會議結論審查結果應於工程結算驗收證明書核發後</w:t>
-            </w:r>
-            <w:r>
-              <w:rPr>
-                <w:rFonts w:eastAsia="標楷體" w:cs="Arial" w:ascii="標楷體" w:hAnsi="標楷體"/>
-                <w:szCs w:val="26"/>
-              </w:rPr>
-              <w:t>7</w:t>
-            </w:r>
-            <w:r>
-              <w:rPr>
-                <w:rFonts w:ascii="標楷體" w:hAnsi="標楷體" w:cs="Arial" w:eastAsia="標楷體"/>
-                <w:szCs w:val="26"/>
-              </w:rPr>
-              <w:t>日內修正完成，工程結算驗收證明書於</w:t>
-            </w:r>
-            <w:r>
-              <w:rPr>
-                <w:rFonts w:eastAsia="標楷體" w:cs="Arial" w:ascii="標楷體" w:hAnsi="標楷體"/>
-                <w:szCs w:val="26"/>
-              </w:rPr>
-              <w:t>111</w:t>
-            </w:r>
-            <w:r>
-              <w:rPr>
-                <w:rFonts w:ascii="標楷體" w:hAnsi="標楷體" w:cs="Arial" w:eastAsia="標楷體"/>
-                <w:szCs w:val="26"/>
-              </w:rPr>
-              <w:t>年</w:t>
-            </w:r>
-            <w:r>
-              <w:rPr>
-                <w:rFonts w:eastAsia="標楷體" w:cs="Arial" w:ascii="標楷體" w:hAnsi="標楷體"/>
-                <w:szCs w:val="26"/>
-              </w:rPr>
-              <w:t>3</w:t>
-            </w:r>
-            <w:r>
-              <w:rPr>
-                <w:rFonts w:ascii="標楷體" w:hAnsi="標楷體" w:cs="Arial" w:eastAsia="標楷體"/>
-                <w:szCs w:val="26"/>
-              </w:rPr>
-              <w:t>月</w:t>
-            </w:r>
-            <w:r>
-              <w:rPr>
-                <w:rFonts w:eastAsia="標楷體" w:cs="Arial" w:ascii="標楷體" w:hAnsi="標楷體"/>
-                <w:szCs w:val="26"/>
-              </w:rPr>
-              <w:t>24</w:t>
-            </w:r>
-            <w:r>
-              <w:rPr>
-                <w:rFonts w:ascii="標楷體" w:hAnsi="標楷體" w:cs="Arial" w:eastAsia="標楷體"/>
-                <w:szCs w:val="26"/>
-              </w:rPr>
-              <w:t>日核發，於</w:t>
-            </w:r>
-            <w:r>
-              <w:rPr>
-                <w:rFonts w:eastAsia="標楷體" w:cs="Arial" w:ascii="標楷體" w:hAnsi="標楷體"/>
-                <w:szCs w:val="26"/>
-              </w:rPr>
-              <w:t>111</w:t>
-            </w:r>
-            <w:r>
-              <w:rPr>
-                <w:rFonts w:ascii="標楷體" w:hAnsi="標楷體" w:cs="Arial" w:eastAsia="標楷體"/>
-                <w:szCs w:val="26"/>
-              </w:rPr>
-              <w:t>年</w:t>
-            </w:r>
-            <w:r>
-              <w:rPr>
-                <w:rFonts w:eastAsia="標楷體" w:cs="Arial" w:ascii="標楷體" w:hAnsi="標楷體"/>
-                <w:szCs w:val="26"/>
-              </w:rPr>
-              <w:t>3</w:t>
-            </w:r>
-            <w:r>
-              <w:rPr>
-                <w:rFonts w:ascii="標楷體" w:hAnsi="標楷體" w:cs="Arial" w:eastAsia="標楷體"/>
-                <w:szCs w:val="26"/>
-              </w:rPr>
-              <w:t>月</w:t>
-            </w:r>
-            <w:r>
-              <w:rPr>
-                <w:rFonts w:eastAsia="標楷體" w:cs="Arial" w:ascii="標楷體" w:hAnsi="標楷體"/>
-                <w:szCs w:val="26"/>
-              </w:rPr>
-              <w:t>29</w:t>
-            </w:r>
-            <w:r>
-              <w:rPr>
-                <w:rFonts w:ascii="標楷體" w:hAnsi="標楷體" w:cs="Arial" w:eastAsia="標楷體"/>
-                <w:szCs w:val="26"/>
-              </w:rPr>
-              <w:t>日提送修正版，並於</w:t>
-            </w:r>
-            <w:r>
-              <w:rPr>
-                <w:rFonts w:eastAsia="標楷體" w:cs="Arial" w:ascii="標楷體" w:hAnsi="標楷體"/>
-                <w:szCs w:val="26"/>
-              </w:rPr>
-              <w:t>111</w:t>
-            </w:r>
-            <w:r>
-              <w:rPr>
-                <w:rFonts w:ascii="標楷體" w:hAnsi="標楷體" w:cs="Arial" w:eastAsia="標楷體"/>
-                <w:szCs w:val="26"/>
-              </w:rPr>
-              <w:t>年</w:t>
-            </w:r>
-            <w:r>
-              <w:rPr>
-                <w:rFonts w:eastAsia="標楷體" w:cs="Arial" w:ascii="標楷體" w:hAnsi="標楷體"/>
-                <w:szCs w:val="26"/>
-              </w:rPr>
-              <w:t>4</w:t>
-            </w:r>
-            <w:r>
-              <w:rPr>
-                <w:rFonts w:ascii="標楷體" w:hAnsi="標楷體" w:cs="Arial" w:eastAsia="標楷體"/>
-                <w:szCs w:val="26"/>
-              </w:rPr>
-              <w:t>月</w:t>
-            </w:r>
-            <w:r>
-              <w:rPr>
-                <w:rFonts w:eastAsia="標楷體" w:cs="Arial" w:ascii="標楷體" w:hAnsi="標楷體"/>
-                <w:szCs w:val="26"/>
-              </w:rPr>
-              <w:t>15</w:t>
-            </w:r>
-            <w:r>
-              <w:rPr>
-                <w:rFonts w:ascii="標楷體" w:hAnsi="標楷體" w:cs="Arial" w:eastAsia="標楷體"/>
-                <w:szCs w:val="26"/>
-              </w:rPr>
-              <w:t>日北市工水工字第</w:t>
-            </w:r>
-            <w:r>
-              <w:rPr>
-                <w:rFonts w:eastAsia="標楷體" w:cs="Arial" w:ascii="標楷體" w:hAnsi="標楷體"/>
-                <w:szCs w:val="26"/>
-              </w:rPr>
-              <w:t>1116025602</w:t>
-            </w:r>
-            <w:r>
-              <w:rPr>
-                <w:rFonts w:ascii="標楷體" w:hAnsi="標楷體" w:cs="Arial" w:eastAsia="標楷體"/>
-                <w:szCs w:val="26"/>
-              </w:rPr>
-              <w:t>號函同意核定，經審查尚符契約約定。</w:t>
+            </w:r>
+            <w:r>
+              <w:rPr>
+                <w:rFonts w:ascii="標楷體" w:hAnsi="標楷體" w:cs="Arial" w:eastAsia="標楷體"/>
+                <w:szCs w:val="26"/>
+              </w:rPr>
+            </w:r>
+            <w:r>
+              <w:rPr>
+                <w:rFonts w:eastAsia="標楷體" w:cs="Arial" w:ascii="標楷體" w:hAnsi="標楷體"/>
+                <w:szCs w:val="26"/>
+              </w:rPr>
+            </w:r>
+            <w:r>
+              <w:rPr>
+                <w:rFonts w:ascii="標楷體" w:hAnsi="標楷體" w:cs="Arial" w:eastAsia="標楷體"/>
+                <w:szCs w:val="26"/>
+              </w:rPr>
+            </w:r>
+            <w:r>
+              <w:rPr>
+                <w:rFonts w:eastAsia="標楷體" w:cs="Arial" w:ascii="標楷體" w:hAnsi="標楷體"/>
+                <w:szCs w:val="26"/>
+              </w:rPr>
+            </w:r>
+            <w:r>
+              <w:rPr>
+                <w:rFonts w:ascii="標楷體" w:hAnsi="標楷體" w:cs="Arial" w:eastAsia="標楷體"/>
+                <w:szCs w:val="26"/>
+              </w:rPr>
+            </w:r>
+            <w:r>
+              <w:rPr>
+                <w:rFonts w:eastAsia="標楷體" w:cs="Arial" w:ascii="標楷體" w:hAnsi="標楷體"/>
+                <w:szCs w:val="26"/>
+              </w:rPr>
+            </w:r>
+            <w:r>
+              <w:rPr>
+                <w:rFonts w:ascii="標楷體" w:hAnsi="標楷體" w:cs="Arial" w:eastAsia="標楷體"/>
+                <w:szCs w:val="26"/>
+              </w:rPr>
+            </w:r>
+            <w:r>
+              <w:rPr>
+                <w:rFonts w:eastAsia="標楷體" w:cs="Arial" w:ascii="標楷體" w:hAnsi="標楷體"/>
+                <w:szCs w:val="26"/>
+              </w:rPr>
+            </w:r>
+            <w:r>
+              <w:rPr>
+                <w:rFonts w:ascii="標楷體" w:hAnsi="標楷體" w:cs="Arial" w:eastAsia="標楷體"/>
+                <w:szCs w:val="26"/>
+              </w:rPr>
+            </w:r>
+            <w:r>
+              <w:rPr>
+                <w:rFonts w:eastAsia="標楷體" w:cs="Arial" w:ascii="標楷體" w:hAnsi="標楷體"/>
+                <w:szCs w:val="26"/>
+              </w:rPr>
+            </w:r>
+            <w:r>
+              <w:rPr>
+                <w:rFonts w:ascii="標楷體" w:hAnsi="標楷體" w:cs="Arial" w:eastAsia="標楷體"/>
+                <w:szCs w:val="26"/>
+              </w:rPr>
+            </w:r>
+            <w:r>
+              <w:rPr>
+                <w:rFonts w:eastAsia="標楷體" w:cs="Arial" w:ascii="標楷體" w:hAnsi="標楷體"/>
+                <w:szCs w:val="26"/>
+              </w:rPr>
+            </w:r>
+            <w:r>
+              <w:rPr>
+                <w:rFonts w:ascii="標楷體" w:hAnsi="標楷體" w:cs="Arial" w:eastAsia="標楷體"/>
+                <w:szCs w:val="26"/>
+              </w:rPr>
+            </w:r>
+            <w:r>
+              <w:rPr>
+                <w:rFonts w:eastAsia="標楷體" w:cs="Arial" w:ascii="標楷體" w:hAnsi="標楷體"/>
+                <w:szCs w:val="26"/>
+              </w:rPr>
+            </w:r>
+            <w:r>
+              <w:rPr>
+                <w:rFonts w:ascii="標楷體" w:hAnsi="標楷體" w:cs="Arial" w:eastAsia="標楷體"/>
+                <w:szCs w:val="26"/>
+              </w:rPr>
+            </w:r>
+            <w:r>
+              <w:rPr>
+                <w:rFonts w:eastAsia="標楷體" w:cs="Arial" w:ascii="標楷體" w:hAnsi="標楷體"/>
+                <w:szCs w:val="26"/>
+              </w:rPr>
+            </w:r>
+            <w:r>
+              <w:rPr>
+                <w:rFonts w:ascii="標楷體" w:hAnsi="標楷體" w:cs="Arial" w:eastAsia="標楷體"/>
+                <w:szCs w:val="26"/>
+              </w:rPr>
+            </w:r>
+            <w:r>
+              <w:rPr>
+                <w:rFonts w:eastAsia="標楷體" w:cs="Arial" w:ascii="標楷體" w:hAnsi="標楷體"/>
+                <w:szCs w:val="26"/>
+              </w:rPr>
+            </w:r>
+            <w:r>
+              <w:rPr>
+                <w:rFonts w:ascii="標楷體" w:hAnsi="標楷體" w:cs="Arial" w:eastAsia="標楷體"/>
+                <w:szCs w:val="26"/>
+              </w:rPr>
+            </w:r>
+            <w:r>
+              <w:rPr>
+                <w:rFonts w:eastAsia="標楷體" w:cs="Arial" w:ascii="標楷體" w:hAnsi="標楷體"/>
+                <w:szCs w:val="26"/>
+              </w:rPr>
+            </w:r>
+            <w:r>
+              <w:rPr>
+                <w:rFonts w:ascii="標楷體" w:hAnsi="標楷體" w:cs="Arial" w:eastAsia="標楷體"/>
+                <w:szCs w:val="26"/>
+              </w:rPr>
+            </w:r>
+            <w:r>
+              <w:rPr>
+                <w:rFonts w:eastAsia="標楷體" w:cs="Arial" w:ascii="標楷體" w:hAnsi="標楷體"/>
+                <w:szCs w:val="26"/>
+              </w:rPr>
+            </w:r>
+            <w:r>
+              <w:rPr>
+                <w:rFonts w:ascii="標楷體" w:hAnsi="標楷體" w:cs="Arial" w:eastAsia="標楷體"/>
+                <w:szCs w:val="26"/>
+              </w:rPr>
+            </w:r>
+            <w:r>
+              <w:rPr>
+                <w:rFonts w:eastAsia="標楷體" w:cs="Arial" w:ascii="標楷體" w:hAnsi="標楷體"/>
+                <w:szCs w:val="26"/>
+              </w:rPr>
+            </w:r>
+            <w:r>
+              <w:rPr>
+                <w:rFonts w:ascii="標楷體" w:hAnsi="標楷體" w:cs="Arial" w:eastAsia="標楷體"/>
+                <w:szCs w:val="26"/>
+              </w:rPr>
+            </w:r>
+            <w:r>
+              <w:rPr>
+                <w:rFonts w:eastAsia="標楷體" w:cs="Arial" w:ascii="標楷體" w:hAnsi="標楷體"/>
+                <w:szCs w:val="26"/>
+              </w:rPr>
+            </w:r>
+            <w:r>
+              <w:rPr>
+                <w:rFonts w:ascii="標楷體" w:hAnsi="標楷體" w:cs="Arial" w:eastAsia="標楷體"/>
+                <w:szCs w:val="26"/>
+              </w:rPr>
+            </w:r>
+            <w:r>
+              <w:rPr>
+                <w:rFonts w:eastAsia="標楷體" w:cs="Arial" w:ascii="標楷體" w:hAnsi="標楷體"/>
+                <w:szCs w:val="26"/>
+              </w:rPr>
+            </w:r>
+            <w:r>
+              <w:rPr>
+                <w:rFonts w:ascii="標楷體" w:hAnsi="標楷體" w:cs="Arial" w:eastAsia="標楷體"/>
+                <w:szCs w:val="26"/>
+              </w:rPr>
+            </w:r>
+            <w:r>
+              <w:rPr>
+                <w:rFonts w:eastAsia="標楷體" w:cs="Arial" w:ascii="標楷體" w:hAnsi="標楷體"/>
+                <w:szCs w:val="26"/>
+              </w:rPr>
+            </w:r>
+            <w:r>
+              <w:rPr>
+                <w:rFonts w:ascii="標楷體" w:hAnsi="標楷體" w:cs="Arial" w:eastAsia="標楷體"/>
+                <w:szCs w:val="26"/>
+              </w:rPr>
+            </w:r>
+            <w:r>
+              <w:rPr>
+                <w:rFonts w:eastAsia="標楷體" w:cs="Arial" w:ascii="標楷體" w:hAnsi="標楷體"/>
+                <w:szCs w:val="26"/>
+              </w:rPr>
+            </w:r>
+            <w:r>
+              <w:rPr>
+                <w:rFonts w:ascii="標楷體" w:hAnsi="標楷體" w:cs="Arial" w:eastAsia="標楷體"/>
+                <w:szCs w:val="26"/>
+              </w:rPr>
+            </w:r>
+            <w:r>
+              <w:rPr>
+                <w:rFonts w:eastAsia="標楷體" w:cs="Arial" w:ascii="標楷體" w:hAnsi="標楷體"/>
+                <w:szCs w:val="26"/>
+              </w:rPr>
+            </w:r>
+            <w:r>
+              <w:rPr>
+                <w:rFonts w:ascii="標楷體" w:hAnsi="標楷體" w:cs="Arial" w:eastAsia="標楷體"/>
+                <w:szCs w:val="26"/>
+              </w:rPr>
+            </w:r>
+            <w:r>
+              <w:rPr>
+                <w:rFonts w:eastAsia="標楷體" w:cs="Arial" w:ascii="標楷體" w:hAnsi="標楷體"/>
+                <w:szCs w:val="26"/>
+              </w:rPr>
+            </w:r>
+            <w:r>
+              <w:rPr>
+                <w:rFonts w:ascii="標楷體" w:hAnsi="標楷體" w:cs="Arial" w:eastAsia="標楷體"/>
+                <w:szCs w:val="26"/>
+              </w:rPr>
+            </w:r>
+            <w:r>
+              <w:rPr>
+                <w:rFonts w:eastAsia="標楷體" w:cs="Arial" w:ascii="標楷體" w:hAnsi="標楷體"/>
+                <w:szCs w:val="26"/>
+              </w:rPr>
+            </w:r>
+            <w:r>
+              <w:rPr>
+                <w:rFonts w:ascii="標楷體" w:hAnsi="標楷體" w:cs="Arial" w:eastAsia="標楷體"/>
+                <w:szCs w:val="26"/>
+              </w:rPr>
+            </w:r>
+            <w:r>
+              <w:rPr>
+                <w:rFonts w:eastAsia="標楷體" w:cs="Arial" w:ascii="標楷體" w:hAnsi="標楷體"/>
+                <w:szCs w:val="26"/>
+              </w:rPr>
+            </w:r>
+            <w:r>
+              <w:rPr>
+                <w:rFonts w:ascii="標楷體" w:hAnsi="標楷體" w:cs="Arial" w:eastAsia="標楷體"/>
+                <w:szCs w:val="26"/>
+              </w:rPr>
+            </w:r>
+            <w:r>
+              <w:rPr>
+                <w:rFonts w:eastAsia="標楷體" w:cs="Arial" w:ascii="標楷體" w:hAnsi="標楷體"/>
+                <w:szCs w:val="26"/>
+              </w:rPr>
+            </w:r>
+            <w:r>
+              <w:rPr>
+                <w:rFonts w:ascii="標楷體" w:hAnsi="標楷體" w:cs="Arial" w:eastAsia="標楷體"/>
+                <w:szCs w:val="26"/>
+              </w:rPr>
+            </w:r>
+            <w:r>
+              <w:rPr>
+                <w:rFonts w:eastAsia="標楷體" w:cs="Arial" w:ascii="標楷體" w:hAnsi="標楷體"/>
+                <w:szCs w:val="26"/>
+              </w:rPr>
+            </w:r>
+            <w:r>
+              <w:rPr>
+                <w:rFonts w:ascii="標楷體" w:hAnsi="標楷體" w:cs="Arial" w:eastAsia="標楷體"/>
+                <w:szCs w:val="26"/>
+              </w:rPr>
+            </w:r>
+            <w:r>
+              <w:rPr>
+                <w:rFonts w:eastAsia="標楷體" w:cs="Arial" w:ascii="標楷體" w:hAnsi="標楷體"/>
+                <w:szCs w:val="26"/>
+              </w:rPr>
+            </w:r>
+            <w:r>
+              <w:rPr>
+                <w:rFonts w:ascii="標楷體" w:hAnsi="標楷體" w:cs="Arial" w:eastAsia="標楷體"/>
+                <w:szCs w:val="26"/>
+              </w:rPr>
+            </w:r>
+            <w:r>
+              <w:rPr>
+                <w:rFonts w:eastAsia="標楷體" w:cs="Arial" w:ascii="標楷體" w:hAnsi="標楷體"/>
+                <w:szCs w:val="26"/>
+              </w:rPr>
+            </w:r>
+            <w:r>
+              <w:rPr>
+                <w:rFonts w:ascii="標楷體" w:hAnsi="標楷體" w:cs="Arial" w:eastAsia="標楷體"/>
+                <w:szCs w:val="26"/>
+              </w:rPr>
+            </w:r>
+            <w:r>
+              <w:rPr>
+                <w:rFonts w:eastAsia="標楷體" w:cs="Arial" w:ascii="標楷體" w:hAnsi="標楷體"/>
+                <w:szCs w:val="26"/>
+              </w:rPr>
+            </w:r>
+            <w:r>
+              <w:rPr>
+                <w:rFonts w:ascii="標楷體" w:hAnsi="標楷體" w:cs="Arial" w:eastAsia="標楷體"/>
+                <w:szCs w:val="26"/>
+              </w:rPr>
+            </w:r>
+            <w:r>
+              <w:rPr>
+                <w:rFonts w:eastAsia="標楷體" w:cs="Arial" w:ascii="標楷體" w:hAnsi="標楷體"/>
+                <w:szCs w:val="26"/>
+              </w:rPr>
+            </w:r>
+            <w:r>
+              <w:rPr>
+                <w:rFonts w:ascii="標楷體" w:hAnsi="標楷體" w:cs="Arial" w:eastAsia="標楷體"/>
+                <w:szCs w:val="26"/>
+              </w:rPr>
             </w:r>
           </w:p>
         </w:tc>
@@ -2880,7 +2704,6 @@
                 <w:color w:val="000000"/>
                 <w:sz w:val="20"/>
               </w:rPr>
-              <w:t>(</w:t>
             </w:r>
             <w:r>
               <w:rPr>
@@ -2888,7 +2711,6 @@
                 <w:color w:val="000000"/>
                 <w:sz w:val="20"/>
               </w:rPr>
-              <w:t>任泰技術顧問有限公司</w:t>
             </w:r>
             <w:r>
               <w:rPr>
@@ -2896,7 +2718,6 @@
                 <w:color w:val="000000"/>
                 <w:sz w:val="20"/>
               </w:rPr>
-              <w:t>)</w:t>
             </w:r>
           </w:p>
         </w:tc>
@@ -3820,350 +3641,300 @@
                 <w:rFonts w:eastAsia="標楷體" w:cs="Arial" w:ascii="標楷體" w:hAnsi="標楷體"/>
                 <w:szCs w:val="26"/>
               </w:rPr>
-              <w:t>5.</w:t>
-            </w:r>
-            <w:r>
-              <w:rPr>
-                <w:rFonts w:ascii="標楷體" w:hAnsi="標楷體" w:cs="Arial" w:eastAsia="標楷體"/>
-                <w:szCs w:val="26"/>
-              </w:rPr>
-              <w:t>查閱本工作項下「</w:t>
-            </w:r>
-            <w:r>
-              <w:rPr>
-                <w:rFonts w:eastAsia="標楷體" w:cs="Arial" w:ascii="標楷體" w:hAnsi="標楷體"/>
-                <w:szCs w:val="26"/>
-              </w:rPr>
-              <w:t>110</w:t>
-            </w:r>
-            <w:r>
-              <w:rPr>
-                <w:rFonts w:ascii="標楷體" w:hAnsi="標楷體" w:cs="Arial" w:eastAsia="標楷體"/>
-                <w:szCs w:val="26"/>
-              </w:rPr>
-              <w:t>年度北區水利建造物檢修改善及災後淤土、樹木復原及設施搶修預約維護工程」監造報告書，應自本工程標正式驗收合格翌日起</w:t>
-            </w:r>
-            <w:r>
-              <w:rPr>
-                <w:rFonts w:eastAsia="標楷體" w:cs="Arial" w:ascii="標楷體" w:hAnsi="標楷體"/>
-                <w:szCs w:val="26"/>
-              </w:rPr>
-              <w:t>20</w:t>
-            </w:r>
-            <w:r>
-              <w:rPr>
-                <w:rFonts w:ascii="標楷體" w:hAnsi="標楷體" w:cs="Arial" w:eastAsia="標楷體"/>
-                <w:szCs w:val="26"/>
-              </w:rPr>
-              <w:t>日內提送，廠商於</w:t>
-            </w:r>
-            <w:r>
-              <w:rPr>
-                <w:rFonts w:eastAsia="標楷體" w:cs="Arial" w:ascii="標楷體" w:hAnsi="標楷體"/>
-                <w:szCs w:val="26"/>
-              </w:rPr>
-              <w:t>111</w:t>
-            </w:r>
-            <w:r>
-              <w:rPr>
-                <w:rFonts w:ascii="標楷體" w:hAnsi="標楷體" w:cs="Arial" w:eastAsia="標楷體"/>
-                <w:szCs w:val="26"/>
-              </w:rPr>
-              <w:t>年</w:t>
-            </w:r>
-            <w:r>
-              <w:rPr>
-                <w:rFonts w:eastAsia="標楷體" w:cs="Arial" w:ascii="標楷體" w:hAnsi="標楷體"/>
-                <w:szCs w:val="26"/>
-              </w:rPr>
-              <w:t>2</w:t>
-            </w:r>
-            <w:r>
-              <w:rPr>
-                <w:rFonts w:ascii="標楷體" w:hAnsi="標楷體" w:cs="Arial" w:eastAsia="標楷體"/>
-                <w:szCs w:val="26"/>
-              </w:rPr>
-              <w:t>月</w:t>
-            </w:r>
-            <w:r>
-              <w:rPr>
-                <w:rFonts w:eastAsia="標楷體" w:cs="Arial" w:ascii="標楷體" w:hAnsi="標楷體"/>
-                <w:szCs w:val="26"/>
-              </w:rPr>
-              <w:t>25</w:t>
-            </w:r>
-            <w:r>
-              <w:rPr>
-                <w:rFonts w:ascii="標楷體" w:hAnsi="標楷體" w:cs="Arial" w:eastAsia="標楷體"/>
-                <w:szCs w:val="26"/>
-              </w:rPr>
-              <w:t>日提送</w:t>
-            </w:r>
-            <w:r>
-              <w:rPr>
-                <w:rFonts w:eastAsia="標楷體" w:cs="Arial" w:ascii="標楷體" w:hAnsi="標楷體"/>
-                <w:szCs w:val="26"/>
-              </w:rPr>
-              <w:t>(</w:t>
-            </w:r>
-            <w:r>
-              <w:rPr>
-                <w:rFonts w:ascii="標楷體" w:hAnsi="標楷體" w:cs="Arial" w:eastAsia="標楷體"/>
-                <w:szCs w:val="26"/>
-              </w:rPr>
-              <w:t>工程驗收合格日期為</w:t>
-            </w:r>
-            <w:r>
-              <w:rPr>
-                <w:rFonts w:eastAsia="標楷體" w:cs="Arial" w:ascii="標楷體" w:hAnsi="標楷體"/>
-                <w:szCs w:val="26"/>
-              </w:rPr>
-              <w:t>111</w:t>
-            </w:r>
-            <w:r>
-              <w:rPr>
-                <w:rFonts w:ascii="標楷體" w:hAnsi="標楷體" w:cs="Arial" w:eastAsia="標楷體"/>
-                <w:szCs w:val="26"/>
-              </w:rPr>
-              <w:t>年</w:t>
-            </w:r>
-            <w:r>
-              <w:rPr>
-                <w:rFonts w:eastAsia="標楷體" w:cs="Arial" w:ascii="標楷體" w:hAnsi="標楷體"/>
-                <w:szCs w:val="26"/>
-              </w:rPr>
-              <w:t>2</w:t>
-            </w:r>
-            <w:r>
-              <w:rPr>
-                <w:rFonts w:ascii="標楷體" w:hAnsi="標楷體" w:cs="Arial" w:eastAsia="標楷體"/>
-                <w:szCs w:val="26"/>
-              </w:rPr>
-              <w:t>月</w:t>
-            </w:r>
-            <w:r>
-              <w:rPr>
-                <w:rFonts w:eastAsia="標楷體" w:cs="Arial" w:ascii="標楷體" w:hAnsi="標楷體"/>
-                <w:szCs w:val="26"/>
-              </w:rPr>
-              <w:t>9</w:t>
-            </w:r>
-            <w:r>
-              <w:rPr>
-                <w:rFonts w:ascii="標楷體" w:hAnsi="標楷體" w:cs="Arial" w:eastAsia="標楷體"/>
-                <w:szCs w:val="26"/>
-              </w:rPr>
-              <w:t>日</w:t>
-            </w:r>
-            <w:r>
-              <w:rPr>
-                <w:rFonts w:eastAsia="標楷體" w:cs="Arial" w:ascii="標楷體" w:hAnsi="標楷體"/>
-                <w:szCs w:val="26"/>
-              </w:rPr>
-              <w:t>)</w:t>
-            </w:r>
-            <w:r>
-              <w:rPr>
-                <w:rFonts w:ascii="標楷體" w:hAnsi="標楷體" w:cs="Arial" w:eastAsia="標楷體"/>
-                <w:szCs w:val="26"/>
-              </w:rPr>
-              <w:t>，</w:t>
-            </w:r>
-            <w:r>
-              <w:rPr>
-                <w:rFonts w:eastAsia="標楷體" w:cs="Arial" w:ascii="標楷體" w:hAnsi="標楷體"/>
-                <w:szCs w:val="26"/>
-              </w:rPr>
-              <w:t>111</w:t>
-            </w:r>
-            <w:r>
-              <w:rPr>
-                <w:rFonts w:ascii="標楷體" w:hAnsi="標楷體" w:cs="Arial" w:eastAsia="標楷體"/>
-                <w:szCs w:val="26"/>
-              </w:rPr>
-              <w:t>年</w:t>
-            </w:r>
-            <w:r>
-              <w:rPr>
-                <w:rFonts w:eastAsia="標楷體" w:cs="Arial" w:ascii="標楷體" w:hAnsi="標楷體"/>
-                <w:szCs w:val="26"/>
-              </w:rPr>
-              <w:t>3</w:t>
-            </w:r>
-            <w:r>
-              <w:rPr>
-                <w:rFonts w:ascii="標楷體" w:hAnsi="標楷體" w:cs="Arial" w:eastAsia="標楷體"/>
-                <w:szCs w:val="26"/>
-              </w:rPr>
-              <w:t>月</w:t>
-            </w:r>
-            <w:r>
-              <w:rPr>
-                <w:rFonts w:eastAsia="標楷體" w:cs="Arial" w:ascii="標楷體" w:hAnsi="標楷體"/>
-                <w:szCs w:val="26"/>
-              </w:rPr>
-              <w:t>10</w:t>
-            </w:r>
-            <w:r>
-              <w:rPr>
-                <w:rFonts w:ascii="標楷體" w:hAnsi="標楷體" w:cs="Arial" w:eastAsia="標楷體"/>
-                <w:szCs w:val="26"/>
-              </w:rPr>
-              <w:t>日召開監造報告書審查會議，會議結論審查結果應於工程結算驗收證明書核發後</w:t>
-            </w:r>
-            <w:r>
-              <w:rPr>
-                <w:rFonts w:eastAsia="標楷體" w:cs="Arial" w:ascii="標楷體" w:hAnsi="標楷體"/>
-                <w:szCs w:val="26"/>
-              </w:rPr>
-              <w:t>7</w:t>
-            </w:r>
-            <w:r>
-              <w:rPr>
-                <w:rFonts w:ascii="標楷體" w:hAnsi="標楷體" w:cs="Arial" w:eastAsia="標楷體"/>
-                <w:szCs w:val="26"/>
-              </w:rPr>
-              <w:t>日內修正完成，工程結算驗收證明書於</w:t>
-            </w:r>
-            <w:r>
-              <w:rPr>
-                <w:rFonts w:eastAsia="標楷體" w:cs="Arial" w:ascii="標楷體" w:hAnsi="標楷體"/>
-                <w:szCs w:val="26"/>
-              </w:rPr>
-              <w:t>111</w:t>
-            </w:r>
-            <w:r>
-              <w:rPr>
-                <w:rFonts w:ascii="標楷體" w:hAnsi="標楷體" w:cs="Arial" w:eastAsia="標楷體"/>
-                <w:szCs w:val="26"/>
-              </w:rPr>
-              <w:t>年</w:t>
-            </w:r>
-            <w:r>
-              <w:rPr>
-                <w:rFonts w:eastAsia="標楷體" w:cs="Arial" w:ascii="標楷體" w:hAnsi="標楷體"/>
-                <w:szCs w:val="26"/>
-              </w:rPr>
-              <w:t>3</w:t>
-            </w:r>
-            <w:r>
-              <w:rPr>
-                <w:rFonts w:ascii="標楷體" w:hAnsi="標楷體" w:cs="Arial" w:eastAsia="標楷體"/>
-                <w:szCs w:val="26"/>
-              </w:rPr>
-              <w:t>月</w:t>
-            </w:r>
-            <w:r>
-              <w:rPr>
-                <w:rFonts w:eastAsia="標楷體" w:cs="Arial" w:ascii="標楷體" w:hAnsi="標楷體"/>
-                <w:szCs w:val="26"/>
-              </w:rPr>
-              <w:t>31</w:t>
-            </w:r>
-            <w:r>
-              <w:rPr>
-                <w:rFonts w:ascii="標楷體" w:hAnsi="標楷體" w:cs="Arial" w:eastAsia="標楷體"/>
-                <w:szCs w:val="26"/>
-              </w:rPr>
-              <w:t>日核發，於</w:t>
-            </w:r>
-            <w:r>
-              <w:rPr>
-                <w:rFonts w:eastAsia="標楷體" w:cs="Arial" w:ascii="標楷體" w:hAnsi="標楷體"/>
-                <w:szCs w:val="26"/>
-              </w:rPr>
-              <w:t>111</w:t>
-            </w:r>
-            <w:r>
-              <w:rPr>
-                <w:rFonts w:ascii="標楷體" w:hAnsi="標楷體" w:cs="Arial" w:eastAsia="標楷體"/>
-                <w:szCs w:val="26"/>
-              </w:rPr>
-              <w:t>年</w:t>
-            </w:r>
-            <w:r>
-              <w:rPr>
-                <w:rFonts w:eastAsia="標楷體" w:cs="Arial" w:ascii="標楷體" w:hAnsi="標楷體"/>
-                <w:szCs w:val="26"/>
-              </w:rPr>
-              <w:t>4</w:t>
-            </w:r>
-            <w:r>
-              <w:rPr>
-                <w:rFonts w:ascii="標楷體" w:hAnsi="標楷體" w:cs="Arial" w:eastAsia="標楷體"/>
-                <w:szCs w:val="26"/>
-              </w:rPr>
-              <w:t>月</w:t>
-            </w:r>
-            <w:r>
-              <w:rPr>
-                <w:rFonts w:eastAsia="標楷體" w:cs="Arial" w:ascii="標楷體" w:hAnsi="標楷體"/>
-                <w:szCs w:val="26"/>
-              </w:rPr>
-              <w:t>6</w:t>
-            </w:r>
-            <w:r>
-              <w:rPr>
-                <w:rFonts w:ascii="標楷體" w:hAnsi="標楷體" w:cs="Arial" w:eastAsia="標楷體"/>
-                <w:szCs w:val="26"/>
-              </w:rPr>
-              <w:t>日提送修正版，並於</w:t>
-            </w:r>
-            <w:r>
-              <w:rPr>
-                <w:rFonts w:eastAsia="標楷體" w:cs="Arial" w:ascii="標楷體" w:hAnsi="標楷體"/>
-                <w:szCs w:val="26"/>
-              </w:rPr>
-              <w:t>111</w:t>
-            </w:r>
-            <w:r>
-              <w:rPr>
-                <w:rFonts w:ascii="標楷體" w:hAnsi="標楷體" w:cs="Arial" w:eastAsia="標楷體"/>
-                <w:szCs w:val="26"/>
-              </w:rPr>
-              <w:t>年</w:t>
-            </w:r>
-            <w:r>
-              <w:rPr>
-                <w:rFonts w:eastAsia="標楷體" w:cs="Arial" w:ascii="標楷體" w:hAnsi="標楷體"/>
-                <w:szCs w:val="26"/>
-              </w:rPr>
-              <w:t>4</w:t>
-            </w:r>
-            <w:r>
-              <w:rPr>
-                <w:rFonts w:ascii="標楷體" w:hAnsi="標楷體" w:cs="Arial" w:eastAsia="標楷體"/>
-                <w:szCs w:val="26"/>
-              </w:rPr>
-              <w:t>月</w:t>
-            </w:r>
-            <w:r>
-              <w:rPr>
-                <w:rFonts w:eastAsia="標楷體" w:cs="Arial" w:ascii="標楷體" w:hAnsi="標楷體"/>
-                <w:szCs w:val="26"/>
-              </w:rPr>
-              <w:t>13</w:t>
-            </w:r>
-            <w:r>
-              <w:rPr>
-                <w:rFonts w:ascii="標楷體" w:hAnsi="標楷體" w:cs="Arial" w:eastAsia="標楷體"/>
-                <w:szCs w:val="26"/>
-              </w:rPr>
-              <w:t>日北市工水工字第</w:t>
-            </w:r>
-            <w:r>
-              <w:rPr>
-                <w:rFonts w:eastAsia="標楷體" w:cs="Arial" w:ascii="標楷體" w:hAnsi="標楷體"/>
-                <w:szCs w:val="26"/>
-              </w:rPr>
-              <w:t>1116002059</w:t>
-            </w:r>
-            <w:r>
-              <w:rPr>
-                <w:rFonts w:ascii="標楷體" w:hAnsi="標楷體" w:cs="Arial" w:eastAsia="標楷體"/>
-                <w:szCs w:val="26"/>
-              </w:rPr>
-              <w:t>號函同意核定，經審查尚符契約約定。</w:t>
+            </w:r>
+            <w:r>
+              <w:rPr>
+                <w:rFonts w:ascii="標楷體" w:hAnsi="標楷體" w:cs="Arial" w:eastAsia="標楷體"/>
+                <w:szCs w:val="26"/>
+              </w:rPr>
+            </w:r>
+            <w:r>
+              <w:rPr>
+                <w:rFonts w:eastAsia="標楷體" w:cs="Arial" w:ascii="標楷體" w:hAnsi="標楷體"/>
+                <w:szCs w:val="26"/>
+              </w:rPr>
+            </w:r>
+            <w:r>
+              <w:rPr>
+                <w:rFonts w:ascii="標楷體" w:hAnsi="標楷體" w:cs="Arial" w:eastAsia="標楷體"/>
+                <w:szCs w:val="26"/>
+              </w:rPr>
+            </w:r>
+            <w:r>
+              <w:rPr>
+                <w:rFonts w:eastAsia="標楷體" w:cs="Arial" w:ascii="標楷體" w:hAnsi="標楷體"/>
+                <w:szCs w:val="26"/>
+              </w:rPr>
+            </w:r>
+            <w:r>
+              <w:rPr>
+                <w:rFonts w:ascii="標楷體" w:hAnsi="標楷體" w:cs="Arial" w:eastAsia="標楷體"/>
+                <w:szCs w:val="26"/>
+              </w:rPr>
+            </w:r>
+            <w:r>
+              <w:rPr>
+                <w:rFonts w:eastAsia="標楷體" w:cs="Arial" w:ascii="標楷體" w:hAnsi="標楷體"/>
+                <w:szCs w:val="26"/>
+              </w:rPr>
+            </w:r>
+            <w:r>
+              <w:rPr>
+                <w:rFonts w:ascii="標楷體" w:hAnsi="標楷體" w:cs="Arial" w:eastAsia="標楷體"/>
+                <w:szCs w:val="26"/>
+              </w:rPr>
+            </w:r>
+            <w:r>
+              <w:rPr>
+                <w:rFonts w:eastAsia="標楷體" w:cs="Arial" w:ascii="標楷體" w:hAnsi="標楷體"/>
+                <w:szCs w:val="26"/>
+              </w:rPr>
+            </w:r>
+            <w:r>
+              <w:rPr>
+                <w:rFonts w:ascii="標楷體" w:hAnsi="標楷體" w:cs="Arial" w:eastAsia="標楷體"/>
+                <w:szCs w:val="26"/>
+              </w:rPr>
+            </w:r>
+            <w:r>
+              <w:rPr>
+                <w:rFonts w:eastAsia="標楷體" w:cs="Arial" w:ascii="標楷體" w:hAnsi="標楷體"/>
+                <w:szCs w:val="26"/>
+              </w:rPr>
+            </w:r>
+            <w:r>
+              <w:rPr>
+                <w:rFonts w:ascii="標楷體" w:hAnsi="標楷體" w:cs="Arial" w:eastAsia="標楷體"/>
+                <w:szCs w:val="26"/>
+              </w:rPr>
+            </w:r>
+            <w:r>
+              <w:rPr>
+                <w:rFonts w:eastAsia="標楷體" w:cs="Arial" w:ascii="標楷體" w:hAnsi="標楷體"/>
+                <w:szCs w:val="26"/>
+              </w:rPr>
+            </w:r>
+            <w:r>
+              <w:rPr>
+                <w:rFonts w:ascii="標楷體" w:hAnsi="標楷體" w:cs="Arial" w:eastAsia="標楷體"/>
+                <w:szCs w:val="26"/>
+              </w:rPr>
+            </w:r>
+            <w:r>
+              <w:rPr>
+                <w:rFonts w:eastAsia="標楷體" w:cs="Arial" w:ascii="標楷體" w:hAnsi="標楷體"/>
+                <w:szCs w:val="26"/>
+              </w:rPr>
+            </w:r>
+            <w:r>
+              <w:rPr>
+                <w:rFonts w:ascii="標楷體" w:hAnsi="標楷體" w:cs="Arial" w:eastAsia="標楷體"/>
+                <w:szCs w:val="26"/>
+              </w:rPr>
+            </w:r>
+            <w:r>
+              <w:rPr>
+                <w:rFonts w:eastAsia="標楷體" w:cs="Arial" w:ascii="標楷體" w:hAnsi="標楷體"/>
+                <w:szCs w:val="26"/>
+              </w:rPr>
+            </w:r>
+            <w:r>
+              <w:rPr>
+                <w:rFonts w:ascii="標楷體" w:hAnsi="標楷體" w:cs="Arial" w:eastAsia="標楷體"/>
+                <w:szCs w:val="26"/>
+              </w:rPr>
+            </w:r>
+            <w:r>
+              <w:rPr>
+                <w:rFonts w:eastAsia="標楷體" w:cs="Arial" w:ascii="標楷體" w:hAnsi="標楷體"/>
+                <w:szCs w:val="26"/>
+              </w:rPr>
+            </w:r>
+            <w:r>
+              <w:rPr>
+                <w:rFonts w:ascii="標楷體" w:hAnsi="標楷體" w:cs="Arial" w:eastAsia="標楷體"/>
+                <w:szCs w:val="26"/>
+              </w:rPr>
+            </w:r>
+            <w:r>
+              <w:rPr>
+                <w:rFonts w:eastAsia="標楷體" w:cs="Arial" w:ascii="標楷體" w:hAnsi="標楷體"/>
+                <w:szCs w:val="26"/>
+              </w:rPr>
+            </w:r>
+            <w:r>
+              <w:rPr>
+                <w:rFonts w:ascii="標楷體" w:hAnsi="標楷體" w:cs="Arial" w:eastAsia="標楷體"/>
+                <w:szCs w:val="26"/>
+              </w:rPr>
+            </w:r>
+            <w:r>
+              <w:rPr>
+                <w:rFonts w:eastAsia="標楷體" w:cs="Arial" w:ascii="標楷體" w:hAnsi="標楷體"/>
+                <w:szCs w:val="26"/>
+              </w:rPr>
+            </w:r>
+            <w:r>
+              <w:rPr>
+                <w:rFonts w:ascii="標楷體" w:hAnsi="標楷體" w:cs="Arial" w:eastAsia="標楷體"/>
+                <w:szCs w:val="26"/>
+              </w:rPr>
+            </w:r>
+            <w:r>
+              <w:rPr>
+                <w:rFonts w:eastAsia="標楷體" w:cs="Arial" w:ascii="標楷體" w:hAnsi="標楷體"/>
+                <w:szCs w:val="26"/>
+              </w:rPr>
+            </w:r>
+            <w:r>
+              <w:rPr>
+                <w:rFonts w:ascii="標楷體" w:hAnsi="標楷體" w:cs="Arial" w:eastAsia="標楷體"/>
+                <w:szCs w:val="26"/>
+              </w:rPr>
+            </w:r>
+            <w:r>
+              <w:rPr>
+                <w:rFonts w:eastAsia="標楷體" w:cs="Arial" w:ascii="標楷體" w:hAnsi="標楷體"/>
+                <w:szCs w:val="26"/>
+              </w:rPr>
+            </w:r>
+            <w:r>
+              <w:rPr>
+                <w:rFonts w:ascii="標楷體" w:hAnsi="標楷體" w:cs="Arial" w:eastAsia="標楷體"/>
+                <w:szCs w:val="26"/>
+              </w:rPr>
+            </w:r>
+            <w:r>
+              <w:rPr>
+                <w:rFonts w:eastAsia="標楷體" w:cs="Arial" w:ascii="標楷體" w:hAnsi="標楷體"/>
+                <w:szCs w:val="26"/>
+              </w:rPr>
+            </w:r>
+            <w:r>
+              <w:rPr>
+                <w:rFonts w:ascii="標楷體" w:hAnsi="標楷體" w:cs="Arial" w:eastAsia="標楷體"/>
+                <w:szCs w:val="26"/>
+              </w:rPr>
+            </w:r>
+            <w:r>
+              <w:rPr>
+                <w:rFonts w:eastAsia="標楷體" w:cs="Arial" w:ascii="標楷體" w:hAnsi="標楷體"/>
+                <w:szCs w:val="26"/>
+              </w:rPr>
+            </w:r>
+            <w:r>
+              <w:rPr>
+                <w:rFonts w:ascii="標楷體" w:hAnsi="標楷體" w:cs="Arial" w:eastAsia="標楷體"/>
+                <w:szCs w:val="26"/>
+              </w:rPr>
+            </w:r>
+            <w:r>
+              <w:rPr>
+                <w:rFonts w:eastAsia="標楷體" w:cs="Arial" w:ascii="標楷體" w:hAnsi="標楷體"/>
+                <w:szCs w:val="26"/>
+              </w:rPr>
+            </w:r>
+            <w:r>
+              <w:rPr>
+                <w:rFonts w:ascii="標楷體" w:hAnsi="標楷體" w:cs="Arial" w:eastAsia="標楷體"/>
+                <w:szCs w:val="26"/>
+              </w:rPr>
+            </w:r>
+            <w:r>
+              <w:rPr>
+                <w:rFonts w:eastAsia="標楷體" w:cs="Arial" w:ascii="標楷體" w:hAnsi="標楷體"/>
+                <w:szCs w:val="26"/>
+              </w:rPr>
+            </w:r>
+            <w:r>
+              <w:rPr>
+                <w:rFonts w:ascii="標楷體" w:hAnsi="標楷體" w:cs="Arial" w:eastAsia="標楷體"/>
+                <w:szCs w:val="26"/>
+              </w:rPr>
+            </w:r>
+            <w:r>
+              <w:rPr>
+                <w:rFonts w:eastAsia="標楷體" w:cs="Arial" w:ascii="標楷體" w:hAnsi="標楷體"/>
+                <w:szCs w:val="26"/>
+              </w:rPr>
+            </w:r>
+            <w:r>
+              <w:rPr>
+                <w:rFonts w:ascii="標楷體" w:hAnsi="標楷體" w:cs="Arial" w:eastAsia="標楷體"/>
+                <w:szCs w:val="26"/>
+              </w:rPr>
+            </w:r>
+            <w:r>
+              <w:rPr>
+                <w:rFonts w:eastAsia="標楷體" w:cs="Arial" w:ascii="標楷體" w:hAnsi="標楷體"/>
+                <w:szCs w:val="26"/>
+              </w:rPr>
+            </w:r>
+            <w:r>
+              <w:rPr>
+                <w:rFonts w:ascii="標楷體" w:hAnsi="標楷體" w:cs="Arial" w:eastAsia="標楷體"/>
+                <w:szCs w:val="26"/>
+              </w:rPr>
+            </w:r>
+            <w:r>
+              <w:rPr>
+                <w:rFonts w:eastAsia="標楷體" w:cs="Arial" w:ascii="標楷體" w:hAnsi="標楷體"/>
+                <w:szCs w:val="26"/>
+              </w:rPr>
+            </w:r>
+            <w:r>
+              <w:rPr>
+                <w:rFonts w:ascii="標楷體" w:hAnsi="標楷體" w:cs="Arial" w:eastAsia="標楷體"/>
+                <w:szCs w:val="26"/>
+              </w:rPr>
+            </w:r>
+            <w:r>
+              <w:rPr>
+                <w:rFonts w:eastAsia="標楷體" w:cs="Arial" w:ascii="標楷體" w:hAnsi="標楷體"/>
+                <w:szCs w:val="26"/>
+              </w:rPr>
+            </w:r>
+            <w:r>
+              <w:rPr>
+                <w:rFonts w:ascii="標楷體" w:hAnsi="標楷體" w:cs="Arial" w:eastAsia="標楷體"/>
+                <w:szCs w:val="26"/>
+              </w:rPr>
+            </w:r>
+            <w:r>
+              <w:rPr>
+                <w:rFonts w:eastAsia="標楷體" w:cs="Arial" w:ascii="標楷體" w:hAnsi="標楷體"/>
+                <w:szCs w:val="26"/>
+              </w:rPr>
+            </w:r>
+            <w:r>
+              <w:rPr>
+                <w:rFonts w:ascii="標楷體" w:hAnsi="標楷體" w:cs="Arial" w:eastAsia="標楷體"/>
+                <w:szCs w:val="26"/>
+              </w:rPr>
+            </w:r>
+            <w:r>
+              <w:rPr>
+                <w:rFonts w:eastAsia="標楷體" w:cs="Arial" w:ascii="標楷體" w:hAnsi="標楷體"/>
+                <w:szCs w:val="26"/>
+              </w:rPr>
+            </w:r>
+            <w:r>
+              <w:rPr>
+                <w:rFonts w:ascii="標楷體" w:hAnsi="標楷體" w:cs="Arial" w:eastAsia="標楷體"/>
+                <w:szCs w:val="26"/>
+              </w:rPr>
+            </w:r>
+            <w:r>
+              <w:rPr>
+                <w:rFonts w:eastAsia="標楷體" w:cs="Arial" w:ascii="標楷體" w:hAnsi="標楷體"/>
+                <w:szCs w:val="26"/>
+              </w:rPr>
+            </w:r>
+            <w:r>
+              <w:rPr>
+                <w:rFonts w:ascii="標楷體" w:hAnsi="標楷體" w:cs="Arial" w:eastAsia="標楷體"/>
+                <w:szCs w:val="26"/>
+              </w:rPr>
             </w:r>
           </w:p>
           <w:p>
@@ -4181,420 +3952,360 @@
                 <w:rFonts w:eastAsia="標楷體" w:cs="Arial" w:ascii="標楷體" w:hAnsi="標楷體"/>
                 <w:szCs w:val="26"/>
               </w:rPr>
-              <w:t>6.</w:t>
-            </w:r>
-            <w:r>
-              <w:rPr>
-                <w:rFonts w:ascii="標楷體" w:hAnsi="標楷體" w:cs="Arial" w:eastAsia="標楷體"/>
-                <w:szCs w:val="26"/>
-              </w:rPr>
-              <w:t>查閱本工作項下「</w:t>
-            </w:r>
-            <w:r>
-              <w:rPr>
-                <w:rFonts w:eastAsia="標楷體" w:cs="Arial" w:ascii="標楷體" w:hAnsi="標楷體"/>
-                <w:szCs w:val="26"/>
-              </w:rPr>
-              <w:t>110</w:t>
-            </w:r>
-            <w:r>
-              <w:rPr>
-                <w:rFonts w:ascii="標楷體" w:hAnsi="標楷體" w:cs="Arial" w:eastAsia="標楷體"/>
-                <w:szCs w:val="26"/>
-              </w:rPr>
-              <w:t>年度河濱公園路面</w:t>
-            </w:r>
-            <w:r>
-              <w:rPr>
-                <w:rFonts w:eastAsia="標楷體" w:cs="Arial" w:ascii="標楷體" w:hAnsi="標楷體"/>
-                <w:szCs w:val="26"/>
-              </w:rPr>
-              <w:t>(</w:t>
-            </w:r>
-            <w:r>
-              <w:rPr>
-                <w:rFonts w:ascii="標楷體" w:hAnsi="標楷體" w:cs="Arial" w:eastAsia="標楷體"/>
-                <w:szCs w:val="26"/>
-              </w:rPr>
-              <w:t>北區</w:t>
-            </w:r>
-            <w:r>
-              <w:rPr>
-                <w:rFonts w:eastAsia="標楷體" w:cs="Arial" w:ascii="標楷體" w:hAnsi="標楷體"/>
-                <w:szCs w:val="26"/>
-              </w:rPr>
-              <w:t>)</w:t>
-            </w:r>
-            <w:r>
-              <w:rPr>
-                <w:rFonts w:ascii="標楷體" w:hAnsi="標楷體" w:cs="Arial" w:eastAsia="標楷體"/>
-                <w:szCs w:val="26"/>
-              </w:rPr>
-              <w:t>暨災後復原</w:t>
-            </w:r>
-            <w:r>
-              <w:rPr>
-                <w:rFonts w:eastAsia="標楷體" w:cs="Arial" w:ascii="標楷體" w:hAnsi="標楷體"/>
-                <w:szCs w:val="26"/>
-              </w:rPr>
-              <w:t>(</w:t>
-            </w:r>
-            <w:r>
-              <w:rPr>
-                <w:rFonts w:ascii="標楷體" w:hAnsi="標楷體" w:cs="Arial" w:eastAsia="標楷體"/>
-                <w:szCs w:val="26"/>
-              </w:rPr>
-              <w:t>淡水河淡</w:t>
-            </w:r>
-            <w:r>
-              <w:rPr>
-                <w:rFonts w:eastAsia="標楷體" w:cs="Arial" w:ascii="標楷體" w:hAnsi="標楷體"/>
-                <w:szCs w:val="26"/>
-              </w:rPr>
-              <w:t>5</w:t>
-            </w:r>
-            <w:r>
-              <w:rPr>
-                <w:rFonts w:ascii="標楷體" w:hAnsi="標楷體" w:cs="Arial" w:eastAsia="標楷體"/>
-                <w:szCs w:val="26"/>
-              </w:rPr>
-              <w:t>號疏散門至基隆河洲美大橋段</w:t>
-            </w:r>
-            <w:r>
-              <w:rPr>
-                <w:rFonts w:eastAsia="標楷體" w:cs="Arial" w:ascii="標楷體" w:hAnsi="標楷體"/>
-                <w:szCs w:val="26"/>
-              </w:rPr>
-              <w:t>)</w:t>
-            </w:r>
-            <w:r>
-              <w:rPr>
-                <w:rFonts w:ascii="標楷體" w:hAnsi="標楷體" w:cs="Arial" w:eastAsia="標楷體"/>
-                <w:szCs w:val="26"/>
-              </w:rPr>
-              <w:t>預約維護工程」監造報告書，應自本工程標正式驗收合格翌日起</w:t>
-            </w:r>
-            <w:r>
-              <w:rPr>
-                <w:rFonts w:eastAsia="標楷體" w:cs="Arial" w:ascii="標楷體" w:hAnsi="標楷體"/>
-                <w:szCs w:val="26"/>
-              </w:rPr>
-              <w:t>20</w:t>
-            </w:r>
-            <w:r>
-              <w:rPr>
-                <w:rFonts w:ascii="標楷體" w:hAnsi="標楷體" w:cs="Arial" w:eastAsia="標楷體"/>
-                <w:szCs w:val="26"/>
-              </w:rPr>
-              <w:t>日內提送，廠商於</w:t>
-            </w:r>
-            <w:r>
-              <w:rPr>
-                <w:rFonts w:eastAsia="標楷體" w:cs="Arial" w:ascii="標楷體" w:hAnsi="標楷體"/>
-                <w:szCs w:val="26"/>
-              </w:rPr>
-              <w:t>111</w:t>
-            </w:r>
-            <w:r>
-              <w:rPr>
-                <w:rFonts w:ascii="標楷體" w:hAnsi="標楷體" w:cs="Arial" w:eastAsia="標楷體"/>
-                <w:szCs w:val="26"/>
-              </w:rPr>
-              <w:t>年</w:t>
-            </w:r>
-            <w:r>
-              <w:rPr>
-                <w:rFonts w:eastAsia="標楷體" w:cs="Arial" w:ascii="標楷體" w:hAnsi="標楷體"/>
-                <w:szCs w:val="26"/>
-              </w:rPr>
-              <w:t>3</w:t>
-            </w:r>
-            <w:r>
-              <w:rPr>
-                <w:rFonts w:ascii="標楷體" w:hAnsi="標楷體" w:cs="Arial" w:eastAsia="標楷體"/>
-                <w:szCs w:val="26"/>
-              </w:rPr>
-              <w:t>月</w:t>
-            </w:r>
-            <w:r>
-              <w:rPr>
-                <w:rFonts w:eastAsia="標楷體" w:cs="Arial" w:ascii="標楷體" w:hAnsi="標楷體"/>
-                <w:szCs w:val="26"/>
-              </w:rPr>
-              <w:t>17</w:t>
-            </w:r>
-            <w:r>
-              <w:rPr>
-                <w:rFonts w:ascii="標楷體" w:hAnsi="標楷體" w:cs="Arial" w:eastAsia="標楷體"/>
-                <w:szCs w:val="26"/>
-              </w:rPr>
-              <w:t>日提送</w:t>
-            </w:r>
-            <w:r>
-              <w:rPr>
-                <w:rFonts w:eastAsia="標楷體" w:cs="Arial" w:ascii="標楷體" w:hAnsi="標楷體"/>
-                <w:szCs w:val="26"/>
-              </w:rPr>
-              <w:t>(</w:t>
-            </w:r>
-            <w:r>
-              <w:rPr>
-                <w:rFonts w:ascii="標楷體" w:hAnsi="標楷體" w:cs="Arial" w:eastAsia="標楷體"/>
-                <w:szCs w:val="26"/>
-              </w:rPr>
-              <w:t>工程驗收合格日期為</w:t>
-            </w:r>
-            <w:r>
-              <w:rPr>
-                <w:rFonts w:eastAsia="標楷體" w:cs="Arial" w:ascii="標楷體" w:hAnsi="標楷體"/>
-                <w:szCs w:val="26"/>
-              </w:rPr>
-              <w:t>111</w:t>
-            </w:r>
-            <w:r>
-              <w:rPr>
-                <w:rFonts w:ascii="標楷體" w:hAnsi="標楷體" w:cs="Arial" w:eastAsia="標楷體"/>
-                <w:szCs w:val="26"/>
-              </w:rPr>
-              <w:t>年</w:t>
-            </w:r>
-            <w:r>
-              <w:rPr>
-                <w:rFonts w:eastAsia="標楷體" w:cs="Arial" w:ascii="標楷體" w:hAnsi="標楷體"/>
-                <w:szCs w:val="26"/>
-              </w:rPr>
-              <w:t>3</w:t>
-            </w:r>
-            <w:r>
-              <w:rPr>
-                <w:rFonts w:ascii="標楷體" w:hAnsi="標楷體" w:cs="Arial" w:eastAsia="標楷體"/>
-                <w:szCs w:val="26"/>
-              </w:rPr>
-              <w:t>月</w:t>
-            </w:r>
-            <w:r>
-              <w:rPr>
-                <w:rFonts w:eastAsia="標楷體" w:cs="Arial" w:ascii="標楷體" w:hAnsi="標楷體"/>
-                <w:szCs w:val="26"/>
-              </w:rPr>
-              <w:t>1</w:t>
-            </w:r>
-            <w:r>
-              <w:rPr>
-                <w:rFonts w:ascii="標楷體" w:hAnsi="標楷體" w:cs="Arial" w:eastAsia="標楷體"/>
-                <w:szCs w:val="26"/>
-              </w:rPr>
-              <w:t>日</w:t>
-            </w:r>
-            <w:r>
-              <w:rPr>
-                <w:rFonts w:eastAsia="標楷體" w:cs="Arial" w:ascii="標楷體" w:hAnsi="標楷體"/>
-                <w:szCs w:val="26"/>
-              </w:rPr>
-              <w:t>)</w:t>
-            </w:r>
-            <w:r>
-              <w:rPr>
-                <w:rFonts w:ascii="標楷體" w:hAnsi="標楷體" w:cs="Arial" w:eastAsia="標楷體"/>
-                <w:szCs w:val="26"/>
-              </w:rPr>
-              <w:t>，</w:t>
-            </w:r>
-            <w:r>
-              <w:rPr>
-                <w:rFonts w:eastAsia="標楷體" w:cs="Arial" w:ascii="標楷體" w:hAnsi="標楷體"/>
-                <w:szCs w:val="26"/>
-              </w:rPr>
-              <w:t>111</w:t>
-            </w:r>
-            <w:r>
-              <w:rPr>
-                <w:rFonts w:ascii="標楷體" w:hAnsi="標楷體" w:cs="Arial" w:eastAsia="標楷體"/>
-                <w:szCs w:val="26"/>
-              </w:rPr>
-              <w:t>年</w:t>
-            </w:r>
-            <w:r>
-              <w:rPr>
-                <w:rFonts w:eastAsia="標楷體" w:cs="Arial" w:ascii="標楷體" w:hAnsi="標楷體"/>
-                <w:szCs w:val="26"/>
-              </w:rPr>
-              <w:t>3</w:t>
-            </w:r>
-            <w:r>
-              <w:rPr>
-                <w:rFonts w:ascii="標楷體" w:hAnsi="標楷體" w:cs="Arial" w:eastAsia="標楷體"/>
-                <w:szCs w:val="26"/>
-              </w:rPr>
-              <w:t>月</w:t>
-            </w:r>
-            <w:r>
-              <w:rPr>
-                <w:rFonts w:eastAsia="標楷體" w:cs="Arial" w:ascii="標楷體" w:hAnsi="標楷體"/>
-                <w:szCs w:val="26"/>
-              </w:rPr>
-              <w:t>28</w:t>
-            </w:r>
-            <w:r>
-              <w:rPr>
-                <w:rFonts w:ascii="標楷體" w:hAnsi="標楷體" w:cs="Arial" w:eastAsia="標楷體"/>
-                <w:szCs w:val="26"/>
-              </w:rPr>
-              <w:t>日召開監造報告書審查會議，會議結論審查結果應於工程結算驗收證明書核發後</w:t>
-            </w:r>
-            <w:r>
-              <w:rPr>
-                <w:rFonts w:eastAsia="標楷體" w:cs="Arial" w:ascii="標楷體" w:hAnsi="標楷體"/>
-                <w:szCs w:val="26"/>
-              </w:rPr>
-              <w:t>10</w:t>
-            </w:r>
-            <w:r>
-              <w:rPr>
-                <w:rFonts w:ascii="標楷體" w:hAnsi="標楷體" w:cs="Arial" w:eastAsia="標楷體"/>
-                <w:szCs w:val="26"/>
-              </w:rPr>
-              <w:t>日內修正完成，工程結算驗收證明書於</w:t>
-            </w:r>
-            <w:r>
-              <w:rPr>
-                <w:rFonts w:eastAsia="標楷體" w:cs="Arial" w:ascii="標楷體" w:hAnsi="標楷體"/>
-                <w:szCs w:val="26"/>
-              </w:rPr>
-              <w:t>111</w:t>
-            </w:r>
-            <w:r>
-              <w:rPr>
-                <w:rFonts w:ascii="標楷體" w:hAnsi="標楷體" w:cs="Arial" w:eastAsia="標楷體"/>
-                <w:szCs w:val="26"/>
-              </w:rPr>
-              <w:t>年</w:t>
-            </w:r>
-            <w:r>
-              <w:rPr>
-                <w:rFonts w:eastAsia="標楷體" w:cs="Arial" w:ascii="標楷體" w:hAnsi="標楷體"/>
-                <w:szCs w:val="26"/>
-              </w:rPr>
-              <w:t>4</w:t>
-            </w:r>
-            <w:r>
-              <w:rPr>
-                <w:rFonts w:ascii="標楷體" w:hAnsi="標楷體" w:cs="Arial" w:eastAsia="標楷體"/>
-                <w:szCs w:val="26"/>
-              </w:rPr>
-              <w:t>月</w:t>
-            </w:r>
-            <w:r>
-              <w:rPr>
-                <w:rFonts w:eastAsia="標楷體" w:cs="Arial" w:ascii="標楷體" w:hAnsi="標楷體"/>
-                <w:szCs w:val="26"/>
-              </w:rPr>
-              <w:t>11</w:t>
-            </w:r>
-            <w:r>
-              <w:rPr>
-                <w:rFonts w:ascii="標楷體" w:hAnsi="標楷體" w:cs="Arial" w:eastAsia="標楷體"/>
-                <w:szCs w:val="26"/>
-              </w:rPr>
-              <w:t>日核發，於</w:t>
-            </w:r>
-            <w:r>
-              <w:rPr>
-                <w:rFonts w:eastAsia="標楷體" w:cs="Arial" w:ascii="標楷體" w:hAnsi="標楷體"/>
-                <w:szCs w:val="26"/>
-              </w:rPr>
-              <w:t>111</w:t>
-            </w:r>
-            <w:r>
-              <w:rPr>
-                <w:rFonts w:ascii="標楷體" w:hAnsi="標楷體" w:cs="Arial" w:eastAsia="標楷體"/>
-                <w:szCs w:val="26"/>
-              </w:rPr>
-              <w:t>年</w:t>
-            </w:r>
-            <w:r>
-              <w:rPr>
-                <w:rFonts w:eastAsia="標楷體" w:cs="Arial" w:ascii="標楷體" w:hAnsi="標楷體"/>
-                <w:szCs w:val="26"/>
-              </w:rPr>
-              <w:t>4</w:t>
-            </w:r>
-            <w:r>
-              <w:rPr>
-                <w:rFonts w:ascii="標楷體" w:hAnsi="標楷體" w:cs="Arial" w:eastAsia="標楷體"/>
-                <w:szCs w:val="26"/>
-              </w:rPr>
-              <w:t>月</w:t>
-            </w:r>
-            <w:r>
-              <w:rPr>
-                <w:rFonts w:eastAsia="標楷體" w:cs="Arial" w:ascii="標楷體" w:hAnsi="標楷體"/>
-                <w:szCs w:val="26"/>
-              </w:rPr>
-              <w:t>13</w:t>
-            </w:r>
-            <w:r>
-              <w:rPr>
-                <w:rFonts w:ascii="標楷體" w:hAnsi="標楷體" w:cs="Arial" w:eastAsia="標楷體"/>
-                <w:szCs w:val="26"/>
-              </w:rPr>
-              <w:t>日提送修正版，並於</w:t>
-            </w:r>
-            <w:r>
-              <w:rPr>
-                <w:rFonts w:eastAsia="標楷體" w:cs="Arial" w:ascii="標楷體" w:hAnsi="標楷體"/>
-                <w:szCs w:val="26"/>
-              </w:rPr>
-              <w:t>111</w:t>
-            </w:r>
-            <w:r>
-              <w:rPr>
-                <w:rFonts w:ascii="標楷體" w:hAnsi="標楷體" w:cs="Arial" w:eastAsia="標楷體"/>
-                <w:szCs w:val="26"/>
-              </w:rPr>
-              <w:t>年</w:t>
-            </w:r>
-            <w:r>
-              <w:rPr>
-                <w:rFonts w:eastAsia="標楷體" w:cs="Arial" w:ascii="標楷體" w:hAnsi="標楷體"/>
-                <w:szCs w:val="26"/>
-              </w:rPr>
-              <w:t>4</w:t>
-            </w:r>
-            <w:r>
-              <w:rPr>
-                <w:rFonts w:ascii="標楷體" w:hAnsi="標楷體" w:cs="Arial" w:eastAsia="標楷體"/>
-                <w:szCs w:val="26"/>
-              </w:rPr>
-              <w:t>月</w:t>
-            </w:r>
-            <w:r>
-              <w:rPr>
-                <w:rFonts w:eastAsia="標楷體" w:cs="Arial" w:ascii="標楷體" w:hAnsi="標楷體"/>
-                <w:szCs w:val="26"/>
-              </w:rPr>
-              <w:t>22</w:t>
-            </w:r>
-            <w:r>
-              <w:rPr>
-                <w:rFonts w:ascii="標楷體" w:hAnsi="標楷體" w:cs="Arial" w:eastAsia="標楷體"/>
-                <w:szCs w:val="26"/>
-              </w:rPr>
-              <w:t>日北市工水工字第</w:t>
-            </w:r>
-            <w:r>
-              <w:rPr>
-                <w:rFonts w:eastAsia="標楷體" w:cs="Arial" w:ascii="標楷體" w:hAnsi="標楷體"/>
-                <w:szCs w:val="26"/>
-              </w:rPr>
-              <w:t>1116002417</w:t>
-            </w:r>
-            <w:r>
-              <w:rPr>
-                <w:rFonts w:ascii="標楷體" w:hAnsi="標楷體" w:cs="Arial" w:eastAsia="標楷體"/>
-                <w:szCs w:val="26"/>
-              </w:rPr>
-              <w:t>號函同意核定，經審查尚符契約約定。</w:t>
+            </w:r>
+            <w:r>
+              <w:rPr>
+                <w:rFonts w:ascii="標楷體" w:hAnsi="標楷體" w:cs="Arial" w:eastAsia="標楷體"/>
+                <w:szCs w:val="26"/>
+              </w:rPr>
+            </w:r>
+            <w:r>
+              <w:rPr>
+                <w:rFonts w:eastAsia="標楷體" w:cs="Arial" w:ascii="標楷體" w:hAnsi="標楷體"/>
+                <w:szCs w:val="26"/>
+              </w:rPr>
+            </w:r>
+            <w:r>
+              <w:rPr>
+                <w:rFonts w:ascii="標楷體" w:hAnsi="標楷體" w:cs="Arial" w:eastAsia="標楷體"/>
+                <w:szCs w:val="26"/>
+              </w:rPr>
+            </w:r>
+            <w:r>
+              <w:rPr>
+                <w:rFonts w:eastAsia="標楷體" w:cs="Arial" w:ascii="標楷體" w:hAnsi="標楷體"/>
+                <w:szCs w:val="26"/>
+              </w:rPr>
+            </w:r>
+            <w:r>
+              <w:rPr>
+                <w:rFonts w:ascii="標楷體" w:hAnsi="標楷體" w:cs="Arial" w:eastAsia="標楷體"/>
+                <w:szCs w:val="26"/>
+              </w:rPr>
+            </w:r>
+            <w:r>
+              <w:rPr>
+                <w:rFonts w:eastAsia="標楷體" w:cs="Arial" w:ascii="標楷體" w:hAnsi="標楷體"/>
+                <w:szCs w:val="26"/>
+              </w:rPr>
+            </w:r>
+            <w:r>
+              <w:rPr>
+                <w:rFonts w:ascii="標楷體" w:hAnsi="標楷體" w:cs="Arial" w:eastAsia="標楷體"/>
+                <w:szCs w:val="26"/>
+              </w:rPr>
+            </w:r>
+            <w:r>
+              <w:rPr>
+                <w:rFonts w:eastAsia="標楷體" w:cs="Arial" w:ascii="標楷體" w:hAnsi="標楷體"/>
+                <w:szCs w:val="26"/>
+              </w:rPr>
+            </w:r>
+            <w:r>
+              <w:rPr>
+                <w:rFonts w:ascii="標楷體" w:hAnsi="標楷體" w:cs="Arial" w:eastAsia="標楷體"/>
+                <w:szCs w:val="26"/>
+              </w:rPr>
+            </w:r>
+            <w:r>
+              <w:rPr>
+                <w:rFonts w:eastAsia="標楷體" w:cs="Arial" w:ascii="標楷體" w:hAnsi="標楷體"/>
+                <w:szCs w:val="26"/>
+              </w:rPr>
+            </w:r>
+            <w:r>
+              <w:rPr>
+                <w:rFonts w:ascii="標楷體" w:hAnsi="標楷體" w:cs="Arial" w:eastAsia="標楷體"/>
+                <w:szCs w:val="26"/>
+              </w:rPr>
+            </w:r>
+            <w:r>
+              <w:rPr>
+                <w:rFonts w:eastAsia="標楷體" w:cs="Arial" w:ascii="標楷體" w:hAnsi="標楷體"/>
+                <w:szCs w:val="26"/>
+              </w:rPr>
+            </w:r>
+            <w:r>
+              <w:rPr>
+                <w:rFonts w:ascii="標楷體" w:hAnsi="標楷體" w:cs="Arial" w:eastAsia="標楷體"/>
+                <w:szCs w:val="26"/>
+              </w:rPr>
+            </w:r>
+            <w:r>
+              <w:rPr>
+                <w:rFonts w:eastAsia="標楷體" w:cs="Arial" w:ascii="標楷體" w:hAnsi="標楷體"/>
+                <w:szCs w:val="26"/>
+              </w:rPr>
+            </w:r>
+            <w:r>
+              <w:rPr>
+                <w:rFonts w:ascii="標楷體" w:hAnsi="標楷體" w:cs="Arial" w:eastAsia="標楷體"/>
+                <w:szCs w:val="26"/>
+              </w:rPr>
+            </w:r>
+            <w:r>
+              <w:rPr>
+                <w:rFonts w:eastAsia="標楷體" w:cs="Arial" w:ascii="標楷體" w:hAnsi="標楷體"/>
+                <w:szCs w:val="26"/>
+              </w:rPr>
+            </w:r>
+            <w:r>
+              <w:rPr>
+                <w:rFonts w:ascii="標楷體" w:hAnsi="標楷體" w:cs="Arial" w:eastAsia="標楷體"/>
+                <w:szCs w:val="26"/>
+              </w:rPr>
+            </w:r>
+            <w:r>
+              <w:rPr>
+                <w:rFonts w:eastAsia="標楷體" w:cs="Arial" w:ascii="標楷體" w:hAnsi="標楷體"/>
+                <w:szCs w:val="26"/>
+              </w:rPr>
+            </w:r>
+            <w:r>
+              <w:rPr>
+                <w:rFonts w:ascii="標楷體" w:hAnsi="標楷體" w:cs="Arial" w:eastAsia="標楷體"/>
+                <w:szCs w:val="26"/>
+              </w:rPr>
+            </w:r>
+            <w:r>
+              <w:rPr>
+                <w:rFonts w:eastAsia="標楷體" w:cs="Arial" w:ascii="標楷體" w:hAnsi="標楷體"/>
+                <w:szCs w:val="26"/>
+              </w:rPr>
+            </w:r>
+            <w:r>
+              <w:rPr>
+                <w:rFonts w:ascii="標楷體" w:hAnsi="標楷體" w:cs="Arial" w:eastAsia="標楷體"/>
+                <w:szCs w:val="26"/>
+              </w:rPr>
+            </w:r>
+            <w:r>
+              <w:rPr>
+                <w:rFonts w:eastAsia="標楷體" w:cs="Arial" w:ascii="標楷體" w:hAnsi="標楷體"/>
+                <w:szCs w:val="26"/>
+              </w:rPr>
+            </w:r>
+            <w:r>
+              <w:rPr>
+                <w:rFonts w:ascii="標楷體" w:hAnsi="標楷體" w:cs="Arial" w:eastAsia="標楷體"/>
+                <w:szCs w:val="26"/>
+              </w:rPr>
+            </w:r>
+            <w:r>
+              <w:rPr>
+                <w:rFonts w:eastAsia="標楷體" w:cs="Arial" w:ascii="標楷體" w:hAnsi="標楷體"/>
+                <w:szCs w:val="26"/>
+              </w:rPr>
+            </w:r>
+            <w:r>
+              <w:rPr>
+                <w:rFonts w:ascii="標楷體" w:hAnsi="標楷體" w:cs="Arial" w:eastAsia="標楷體"/>
+                <w:szCs w:val="26"/>
+              </w:rPr>
+            </w:r>
+            <w:r>
+              <w:rPr>
+                <w:rFonts w:eastAsia="標楷體" w:cs="Arial" w:ascii="標楷體" w:hAnsi="標楷體"/>
+                <w:szCs w:val="26"/>
+              </w:rPr>
+            </w:r>
+            <w:r>
+              <w:rPr>
+                <w:rFonts w:ascii="標楷體" w:hAnsi="標楷體" w:cs="Arial" w:eastAsia="標楷體"/>
+                <w:szCs w:val="26"/>
+              </w:rPr>
+            </w:r>
+            <w:r>
+              <w:rPr>
+                <w:rFonts w:eastAsia="標楷體" w:cs="Arial" w:ascii="標楷體" w:hAnsi="標楷體"/>
+                <w:szCs w:val="26"/>
+              </w:rPr>
+            </w:r>
+            <w:r>
+              <w:rPr>
+                <w:rFonts w:ascii="標楷體" w:hAnsi="標楷體" w:cs="Arial" w:eastAsia="標楷體"/>
+                <w:szCs w:val="26"/>
+              </w:rPr>
+            </w:r>
+            <w:r>
+              <w:rPr>
+                <w:rFonts w:eastAsia="標楷體" w:cs="Arial" w:ascii="標楷體" w:hAnsi="標楷體"/>
+                <w:szCs w:val="26"/>
+              </w:rPr>
+            </w:r>
+            <w:r>
+              <w:rPr>
+                <w:rFonts w:ascii="標楷體" w:hAnsi="標楷體" w:cs="Arial" w:eastAsia="標楷體"/>
+                <w:szCs w:val="26"/>
+              </w:rPr>
+            </w:r>
+            <w:r>
+              <w:rPr>
+                <w:rFonts w:eastAsia="標楷體" w:cs="Arial" w:ascii="標楷體" w:hAnsi="標楷體"/>
+                <w:szCs w:val="26"/>
+              </w:rPr>
+            </w:r>
+            <w:r>
+              <w:rPr>
+                <w:rFonts w:ascii="標楷體" w:hAnsi="標楷體" w:cs="Arial" w:eastAsia="標楷體"/>
+                <w:szCs w:val="26"/>
+              </w:rPr>
+            </w:r>
+            <w:r>
+              <w:rPr>
+                <w:rFonts w:eastAsia="標楷體" w:cs="Arial" w:ascii="標楷體" w:hAnsi="標楷體"/>
+                <w:szCs w:val="26"/>
+              </w:rPr>
+            </w:r>
+            <w:r>
+              <w:rPr>
+                <w:rFonts w:ascii="標楷體" w:hAnsi="標楷體" w:cs="Arial" w:eastAsia="標楷體"/>
+                <w:szCs w:val="26"/>
+              </w:rPr>
+            </w:r>
+            <w:r>
+              <w:rPr>
+                <w:rFonts w:eastAsia="標楷體" w:cs="Arial" w:ascii="標楷體" w:hAnsi="標楷體"/>
+                <w:szCs w:val="26"/>
+              </w:rPr>
+            </w:r>
+            <w:r>
+              <w:rPr>
+                <w:rFonts w:ascii="標楷體" w:hAnsi="標楷體" w:cs="Arial" w:eastAsia="標楷體"/>
+                <w:szCs w:val="26"/>
+              </w:rPr>
+            </w:r>
+            <w:r>
+              <w:rPr>
+                <w:rFonts w:eastAsia="標楷體" w:cs="Arial" w:ascii="標楷體" w:hAnsi="標楷體"/>
+                <w:szCs w:val="26"/>
+              </w:rPr>
+            </w:r>
+            <w:r>
+              <w:rPr>
+                <w:rFonts w:ascii="標楷體" w:hAnsi="標楷體" w:cs="Arial" w:eastAsia="標楷體"/>
+                <w:szCs w:val="26"/>
+              </w:rPr>
+            </w:r>
+            <w:r>
+              <w:rPr>
+                <w:rFonts w:eastAsia="標楷體" w:cs="Arial" w:ascii="標楷體" w:hAnsi="標楷體"/>
+                <w:szCs w:val="26"/>
+              </w:rPr>
+            </w:r>
+            <w:r>
+              <w:rPr>
+                <w:rFonts w:ascii="標楷體" w:hAnsi="標楷體" w:cs="Arial" w:eastAsia="標楷體"/>
+                <w:szCs w:val="26"/>
+              </w:rPr>
+            </w:r>
+            <w:r>
+              <w:rPr>
+                <w:rFonts w:eastAsia="標楷體" w:cs="Arial" w:ascii="標楷體" w:hAnsi="標楷體"/>
+                <w:szCs w:val="26"/>
+              </w:rPr>
+            </w:r>
+            <w:r>
+              <w:rPr>
+                <w:rFonts w:ascii="標楷體" w:hAnsi="標楷體" w:cs="Arial" w:eastAsia="標楷體"/>
+                <w:szCs w:val="26"/>
+              </w:rPr>
+            </w:r>
+            <w:r>
+              <w:rPr>
+                <w:rFonts w:eastAsia="標楷體" w:cs="Arial" w:ascii="標楷體" w:hAnsi="標楷體"/>
+                <w:szCs w:val="26"/>
+              </w:rPr>
+            </w:r>
+            <w:r>
+              <w:rPr>
+                <w:rFonts w:ascii="標楷體" w:hAnsi="標楷體" w:cs="Arial" w:eastAsia="標楷體"/>
+                <w:szCs w:val="26"/>
+              </w:rPr>
+            </w:r>
+            <w:r>
+              <w:rPr>
+                <w:rFonts w:eastAsia="標楷體" w:cs="Arial" w:ascii="標楷體" w:hAnsi="標楷體"/>
+                <w:szCs w:val="26"/>
+              </w:rPr>
+            </w:r>
+            <w:r>
+              <w:rPr>
+                <w:rFonts w:ascii="標楷體" w:hAnsi="標楷體" w:cs="Arial" w:eastAsia="標楷體"/>
+                <w:szCs w:val="26"/>
+              </w:rPr>
+            </w:r>
+            <w:r>
+              <w:rPr>
+                <w:rFonts w:eastAsia="標楷體" w:cs="Arial" w:ascii="標楷體" w:hAnsi="標楷體"/>
+                <w:szCs w:val="26"/>
+              </w:rPr>
+            </w:r>
+            <w:r>
+              <w:rPr>
+                <w:rFonts w:ascii="標楷體" w:hAnsi="標楷體" w:cs="Arial" w:eastAsia="標楷體"/>
+                <w:szCs w:val="26"/>
+              </w:rPr>
+            </w:r>
+            <w:r>
+              <w:rPr>
+                <w:rFonts w:eastAsia="標楷體" w:cs="Arial" w:ascii="標楷體" w:hAnsi="標楷體"/>
+                <w:szCs w:val="26"/>
+              </w:rPr>
+            </w:r>
+            <w:r>
+              <w:rPr>
+                <w:rFonts w:ascii="標楷體" w:hAnsi="標楷體" w:cs="Arial" w:eastAsia="標楷體"/>
+                <w:szCs w:val="26"/>
+              </w:rPr>
+            </w:r>
+            <w:r>
+              <w:rPr>
+                <w:rFonts w:eastAsia="標楷體" w:cs="Arial" w:ascii="標楷體" w:hAnsi="標楷體"/>
+                <w:szCs w:val="26"/>
+              </w:rPr>
+            </w:r>
+            <w:r>
+              <w:rPr>
+                <w:rFonts w:ascii="標楷體" w:hAnsi="標楷體" w:cs="Arial" w:eastAsia="標楷體"/>
+                <w:szCs w:val="26"/>
+              </w:rPr>
+            </w:r>
+            <w:r>
+              <w:rPr>
+                <w:rFonts w:eastAsia="標楷體" w:cs="Arial" w:ascii="標楷體" w:hAnsi="標楷體"/>
+                <w:szCs w:val="26"/>
+              </w:rPr>
+            </w:r>
+            <w:r>
+              <w:rPr>
+                <w:rFonts w:ascii="標楷體" w:hAnsi="標楷體" w:cs="Arial" w:eastAsia="標楷體"/>
+                <w:szCs w:val="26"/>
+              </w:rPr>
+            </w:r>
+            <w:r>
+              <w:rPr>
+                <w:rFonts w:eastAsia="標楷體" w:cs="Arial" w:ascii="標楷體" w:hAnsi="標楷體"/>
+                <w:szCs w:val="26"/>
+              </w:rPr>
+            </w:r>
+            <w:r>
+              <w:rPr>
+                <w:rFonts w:ascii="標楷體" w:hAnsi="標楷體" w:cs="Arial" w:eastAsia="標楷體"/>
+                <w:szCs w:val="26"/>
+              </w:rPr>
+            </w:r>
+            <w:r>
+              <w:rPr>
+                <w:rFonts w:eastAsia="標楷體" w:cs="Arial" w:ascii="標楷體" w:hAnsi="標楷體"/>
+                <w:szCs w:val="26"/>
+              </w:rPr>
+            </w:r>
+            <w:r>
+              <w:rPr>
+                <w:rFonts w:ascii="標楷體" w:hAnsi="標楷體" w:cs="Arial" w:eastAsia="標楷體"/>
+                <w:szCs w:val="26"/>
+              </w:rPr>
             </w:r>
           </w:p>
           <w:p>
@@ -4615,336 +4326,288 @@
                 <w:rFonts w:eastAsia="標楷體" w:cs="Arial" w:ascii="標楷體" w:hAnsi="標楷體"/>
                 <w:szCs w:val="26"/>
               </w:rPr>
-              <w:t>7.</w:t>
-            </w:r>
-            <w:r>
-              <w:rPr>
-                <w:rFonts w:ascii="標楷體" w:hAnsi="標楷體" w:cs="Arial" w:eastAsia="標楷體"/>
-                <w:szCs w:val="26"/>
-              </w:rPr>
-              <w:t>查閱本工作項下「</w:t>
-            </w:r>
-            <w:r>
-              <w:rPr>
-                <w:rFonts w:eastAsia="標楷體" w:cs="Arial" w:ascii="標楷體" w:hAnsi="標楷體"/>
-                <w:szCs w:val="26"/>
-              </w:rPr>
-              <w:t>110</w:t>
-            </w:r>
-            <w:r>
-              <w:rPr>
-                <w:rFonts w:ascii="標楷體" w:hAnsi="標楷體" w:cs="Arial" w:eastAsia="標楷體"/>
-                <w:szCs w:val="26"/>
-              </w:rPr>
-              <w:t>年度雨水下水道預約維護工程</w:t>
-            </w:r>
-            <w:r>
-              <w:rPr>
-                <w:rFonts w:eastAsia="標楷體" w:cs="Arial" w:ascii="標楷體" w:hAnsi="標楷體"/>
-                <w:szCs w:val="26"/>
-              </w:rPr>
-              <w:t>(</w:t>
-            </w:r>
-            <w:r>
-              <w:rPr>
-                <w:rFonts w:ascii="標楷體" w:hAnsi="標楷體" w:cs="Arial" w:eastAsia="標楷體"/>
-                <w:szCs w:val="26"/>
-              </w:rPr>
-              <w:t>北投區</w:t>
-            </w:r>
-            <w:r>
-              <w:rPr>
-                <w:rFonts w:eastAsia="標楷體" w:cs="Arial" w:ascii="標楷體" w:hAnsi="標楷體"/>
-                <w:szCs w:val="26"/>
-              </w:rPr>
-              <w:t>)</w:t>
-            </w:r>
-            <w:r>
-              <w:rPr>
-                <w:rFonts w:ascii="標楷體" w:hAnsi="標楷體" w:cs="Arial" w:eastAsia="標楷體"/>
-                <w:szCs w:val="26"/>
-              </w:rPr>
-              <w:t>」監造報告書，應自本工程標正式驗收合格翌日起</w:t>
-            </w:r>
-            <w:r>
-              <w:rPr>
-                <w:rFonts w:eastAsia="標楷體" w:cs="Arial" w:ascii="標楷體" w:hAnsi="標楷體"/>
-                <w:szCs w:val="26"/>
-              </w:rPr>
-              <w:t>20</w:t>
-            </w:r>
-            <w:r>
-              <w:rPr>
-                <w:rFonts w:ascii="標楷體" w:hAnsi="標楷體" w:cs="Arial" w:eastAsia="標楷體"/>
-                <w:szCs w:val="26"/>
-              </w:rPr>
-              <w:t>日內提送，廠商於</w:t>
-            </w:r>
-            <w:r>
-              <w:rPr>
-                <w:rFonts w:eastAsia="標楷體" w:cs="Arial" w:ascii="標楷體" w:hAnsi="標楷體"/>
-                <w:szCs w:val="26"/>
-              </w:rPr>
-              <w:t>111</w:t>
-            </w:r>
-            <w:r>
-              <w:rPr>
-                <w:rFonts w:ascii="標楷體" w:hAnsi="標楷體" w:cs="Arial" w:eastAsia="標楷體"/>
-                <w:szCs w:val="26"/>
-              </w:rPr>
-              <w:t>年</w:t>
-            </w:r>
-            <w:r>
-              <w:rPr>
-                <w:rFonts w:eastAsia="標楷體" w:cs="Arial" w:ascii="標楷體" w:hAnsi="標楷體"/>
-                <w:szCs w:val="26"/>
-              </w:rPr>
-              <w:t>7</w:t>
-            </w:r>
-            <w:r>
-              <w:rPr>
-                <w:rFonts w:ascii="標楷體" w:hAnsi="標楷體" w:cs="Arial" w:eastAsia="標楷體"/>
-                <w:szCs w:val="26"/>
-              </w:rPr>
-              <w:t>月</w:t>
-            </w:r>
-            <w:r>
-              <w:rPr>
-                <w:rFonts w:eastAsia="標楷體" w:cs="Arial" w:ascii="標楷體" w:hAnsi="標楷體"/>
-                <w:szCs w:val="26"/>
-              </w:rPr>
-              <w:t>8</w:t>
-            </w:r>
-            <w:r>
-              <w:rPr>
-                <w:rFonts w:ascii="標楷體" w:hAnsi="標楷體" w:cs="Arial" w:eastAsia="標楷體"/>
-                <w:szCs w:val="26"/>
-              </w:rPr>
-              <w:t>日提送</w:t>
-            </w:r>
-            <w:r>
-              <w:rPr>
-                <w:rFonts w:eastAsia="標楷體" w:cs="Arial" w:ascii="標楷體" w:hAnsi="標楷體"/>
-                <w:szCs w:val="26"/>
-              </w:rPr>
-              <w:t>(</w:t>
-            </w:r>
-            <w:r>
-              <w:rPr>
-                <w:rFonts w:ascii="標楷體" w:hAnsi="標楷體" w:cs="Arial" w:eastAsia="標楷體"/>
-                <w:szCs w:val="26"/>
-              </w:rPr>
-              <w:t>工程驗收合格日期為</w:t>
-            </w:r>
-            <w:r>
-              <w:rPr>
-                <w:rFonts w:eastAsia="標楷體" w:cs="Arial" w:ascii="標楷體" w:hAnsi="標楷體"/>
-                <w:szCs w:val="26"/>
-              </w:rPr>
-              <w:t>111</w:t>
-            </w:r>
-            <w:r>
-              <w:rPr>
-                <w:rFonts w:ascii="標楷體" w:hAnsi="標楷體" w:cs="Arial" w:eastAsia="標楷體"/>
-                <w:szCs w:val="26"/>
-              </w:rPr>
-              <w:t>年</w:t>
-            </w:r>
-            <w:r>
-              <w:rPr>
-                <w:rFonts w:eastAsia="標楷體" w:cs="Arial" w:ascii="標楷體" w:hAnsi="標楷體"/>
-                <w:szCs w:val="26"/>
-              </w:rPr>
-              <w:t>6</w:t>
-            </w:r>
-            <w:r>
-              <w:rPr>
-                <w:rFonts w:ascii="標楷體" w:hAnsi="標楷體" w:cs="Arial" w:eastAsia="標楷體"/>
-                <w:szCs w:val="26"/>
-              </w:rPr>
-              <w:t>月</w:t>
-            </w:r>
-            <w:r>
-              <w:rPr>
-                <w:rFonts w:eastAsia="標楷體" w:cs="Arial" w:ascii="標楷體" w:hAnsi="標楷體"/>
-                <w:szCs w:val="26"/>
-              </w:rPr>
-              <w:t>20</w:t>
-            </w:r>
-            <w:r>
-              <w:rPr>
-                <w:rFonts w:ascii="標楷體" w:hAnsi="標楷體" w:cs="Arial" w:eastAsia="標楷體"/>
-                <w:szCs w:val="26"/>
-              </w:rPr>
-              <w:t>日</w:t>
-            </w:r>
-            <w:r>
-              <w:rPr>
-                <w:rFonts w:eastAsia="標楷體" w:cs="Arial" w:ascii="標楷體" w:hAnsi="標楷體"/>
-                <w:szCs w:val="26"/>
-              </w:rPr>
-              <w:t>)</w:t>
-            </w:r>
-            <w:r>
-              <w:rPr>
-                <w:rFonts w:ascii="標楷體" w:hAnsi="標楷體" w:cs="Arial" w:eastAsia="標楷體"/>
-                <w:szCs w:val="26"/>
-              </w:rPr>
-              <w:t>，</w:t>
-            </w:r>
-            <w:r>
-              <w:rPr>
-                <w:rFonts w:eastAsia="標楷體" w:cs="Arial" w:ascii="標楷體" w:hAnsi="標楷體"/>
-                <w:szCs w:val="26"/>
-              </w:rPr>
-              <w:t>111</w:t>
-            </w:r>
-            <w:r>
-              <w:rPr>
-                <w:rFonts w:ascii="標楷體" w:hAnsi="標楷體" w:cs="Arial" w:eastAsia="標楷體"/>
-                <w:szCs w:val="26"/>
-              </w:rPr>
-              <w:t>年</w:t>
-            </w:r>
-            <w:r>
-              <w:rPr>
-                <w:rFonts w:eastAsia="標楷體" w:cs="Arial" w:ascii="標楷體" w:hAnsi="標楷體"/>
-                <w:szCs w:val="26"/>
-              </w:rPr>
-              <w:t>7</w:t>
-            </w:r>
-            <w:r>
-              <w:rPr>
-                <w:rFonts w:ascii="標楷體" w:hAnsi="標楷體" w:cs="Arial" w:eastAsia="標楷體"/>
-                <w:szCs w:val="26"/>
-              </w:rPr>
-              <w:t>月</w:t>
-            </w:r>
-            <w:r>
-              <w:rPr>
-                <w:rFonts w:eastAsia="標楷體" w:cs="Arial" w:ascii="標楷體" w:hAnsi="標楷體"/>
-                <w:szCs w:val="26"/>
-              </w:rPr>
-              <w:t>21</w:t>
-            </w:r>
-            <w:r>
-              <w:rPr>
-                <w:rFonts w:ascii="標楷體" w:hAnsi="標楷體" w:cs="Arial" w:eastAsia="標楷體"/>
-                <w:szCs w:val="26"/>
-              </w:rPr>
-              <w:t>日召開監造報告書審查會議，應於審查會議翌日起</w:t>
-            </w:r>
-            <w:r>
-              <w:rPr>
-                <w:rFonts w:eastAsia="標楷體" w:cs="Arial" w:ascii="標楷體" w:hAnsi="標楷體"/>
-                <w:szCs w:val="26"/>
-              </w:rPr>
-              <w:t>10</w:t>
-            </w:r>
-            <w:r>
-              <w:rPr>
-                <w:rFonts w:ascii="標楷體" w:hAnsi="標楷體" w:cs="Arial" w:eastAsia="標楷體"/>
-                <w:szCs w:val="26"/>
-              </w:rPr>
-              <w:t>日內修正完成，於</w:t>
-            </w:r>
-            <w:r>
-              <w:rPr>
-                <w:rFonts w:eastAsia="標楷體" w:cs="Arial" w:ascii="標楷體" w:hAnsi="標楷體"/>
-                <w:szCs w:val="26"/>
-              </w:rPr>
-              <w:t>111</w:t>
-            </w:r>
-            <w:r>
-              <w:rPr>
-                <w:rFonts w:ascii="標楷體" w:hAnsi="標楷體" w:cs="Arial" w:eastAsia="標楷體"/>
-                <w:szCs w:val="26"/>
-              </w:rPr>
-              <w:t>年</w:t>
-            </w:r>
-            <w:r>
-              <w:rPr>
-                <w:rFonts w:eastAsia="標楷體" w:cs="Arial" w:ascii="標楷體" w:hAnsi="標楷體"/>
-                <w:szCs w:val="26"/>
-              </w:rPr>
-              <w:t>7</w:t>
-            </w:r>
-            <w:r>
-              <w:rPr>
-                <w:rFonts w:ascii="標楷體" w:hAnsi="標楷體" w:cs="Arial" w:eastAsia="標楷體"/>
-                <w:szCs w:val="26"/>
-              </w:rPr>
-              <w:t>月</w:t>
-            </w:r>
-            <w:r>
-              <w:rPr>
-                <w:rFonts w:eastAsia="標楷體" w:cs="Arial" w:ascii="標楷體" w:hAnsi="標楷體"/>
-                <w:szCs w:val="26"/>
-              </w:rPr>
-              <w:t>29</w:t>
-            </w:r>
-            <w:r>
-              <w:rPr>
-                <w:rFonts w:ascii="標楷體" w:hAnsi="標楷體" w:cs="Arial" w:eastAsia="標楷體"/>
-                <w:szCs w:val="26"/>
-              </w:rPr>
-              <w:t>日提送修正版，並於</w:t>
-            </w:r>
-            <w:r>
-              <w:rPr>
-                <w:rFonts w:eastAsia="標楷體" w:cs="Arial" w:ascii="標楷體" w:hAnsi="標楷體"/>
-                <w:szCs w:val="26"/>
-              </w:rPr>
-              <w:t>111</w:t>
-            </w:r>
-            <w:r>
-              <w:rPr>
-                <w:rFonts w:ascii="標楷體" w:hAnsi="標楷體" w:cs="Arial" w:eastAsia="標楷體"/>
-                <w:szCs w:val="26"/>
-              </w:rPr>
-              <w:t>年</w:t>
-            </w:r>
-            <w:r>
-              <w:rPr>
-                <w:rFonts w:eastAsia="標楷體" w:cs="Arial" w:ascii="標楷體" w:hAnsi="標楷體"/>
-                <w:szCs w:val="26"/>
-              </w:rPr>
-              <w:t>8</w:t>
-            </w:r>
-            <w:r>
-              <w:rPr>
-                <w:rFonts w:ascii="標楷體" w:hAnsi="標楷體" w:cs="Arial" w:eastAsia="標楷體"/>
-                <w:szCs w:val="26"/>
-              </w:rPr>
-              <w:t>月</w:t>
-            </w:r>
-            <w:r>
-              <w:rPr>
-                <w:rFonts w:eastAsia="標楷體" w:cs="Arial" w:ascii="標楷體" w:hAnsi="標楷體"/>
-                <w:szCs w:val="26"/>
-              </w:rPr>
-              <w:t>11</w:t>
-            </w:r>
-            <w:r>
-              <w:rPr>
-                <w:rFonts w:ascii="標楷體" w:hAnsi="標楷體" w:cs="Arial" w:eastAsia="標楷體"/>
-                <w:szCs w:val="26"/>
-              </w:rPr>
-              <w:t>日北市工水工字第</w:t>
-            </w:r>
-            <w:r>
-              <w:rPr>
-                <w:rFonts w:eastAsia="標楷體" w:cs="Arial" w:ascii="標楷體" w:hAnsi="標楷體"/>
-                <w:szCs w:val="26"/>
-              </w:rPr>
-              <w:t>1116045414</w:t>
-            </w:r>
-            <w:r>
-              <w:rPr>
-                <w:rFonts w:ascii="標楷體" w:hAnsi="標楷體" w:cs="Arial" w:eastAsia="標楷體"/>
-                <w:szCs w:val="26"/>
-              </w:rPr>
-              <w:t>號函同意核定，經審查尚符契約約定。</w:t>
+            </w:r>
+            <w:r>
+              <w:rPr>
+                <w:rFonts w:ascii="標楷體" w:hAnsi="標楷體" w:cs="Arial" w:eastAsia="標楷體"/>
+                <w:szCs w:val="26"/>
+              </w:rPr>
+            </w:r>
+            <w:r>
+              <w:rPr>
+                <w:rFonts w:eastAsia="標楷體" w:cs="Arial" w:ascii="標楷體" w:hAnsi="標楷體"/>
+                <w:szCs w:val="26"/>
+              </w:rPr>
+            </w:r>
+            <w:r>
+              <w:rPr>
+                <w:rFonts w:ascii="標楷體" w:hAnsi="標楷體" w:cs="Arial" w:eastAsia="標楷體"/>
+                <w:szCs w:val="26"/>
+              </w:rPr>
+            </w:r>
+            <w:r>
+              <w:rPr>
+                <w:rFonts w:eastAsia="標楷體" w:cs="Arial" w:ascii="標楷體" w:hAnsi="標楷體"/>
+                <w:szCs w:val="26"/>
+              </w:rPr>
+            </w:r>
+            <w:r>
+              <w:rPr>
+                <w:rFonts w:ascii="標楷體" w:hAnsi="標楷體" w:cs="Arial" w:eastAsia="標楷體"/>
+                <w:szCs w:val="26"/>
+              </w:rPr>
+            </w:r>
+            <w:r>
+              <w:rPr>
+                <w:rFonts w:eastAsia="標楷體" w:cs="Arial" w:ascii="標楷體" w:hAnsi="標楷體"/>
+                <w:szCs w:val="26"/>
+              </w:rPr>
+            </w:r>
+            <w:r>
+              <w:rPr>
+                <w:rFonts w:ascii="標楷體" w:hAnsi="標楷體" w:cs="Arial" w:eastAsia="標楷體"/>
+                <w:szCs w:val="26"/>
+              </w:rPr>
+            </w:r>
+            <w:r>
+              <w:rPr>
+                <w:rFonts w:eastAsia="標楷體" w:cs="Arial" w:ascii="標楷體" w:hAnsi="標楷體"/>
+                <w:szCs w:val="26"/>
+              </w:rPr>
+            </w:r>
+            <w:r>
+              <w:rPr>
+                <w:rFonts w:ascii="標楷體" w:hAnsi="標楷體" w:cs="Arial" w:eastAsia="標楷體"/>
+                <w:szCs w:val="26"/>
+              </w:rPr>
+            </w:r>
+            <w:r>
+              <w:rPr>
+                <w:rFonts w:eastAsia="標楷體" w:cs="Arial" w:ascii="標楷體" w:hAnsi="標楷體"/>
+                <w:szCs w:val="26"/>
+              </w:rPr>
+            </w:r>
+            <w:r>
+              <w:rPr>
+                <w:rFonts w:ascii="標楷體" w:hAnsi="標楷體" w:cs="Arial" w:eastAsia="標楷體"/>
+                <w:szCs w:val="26"/>
+              </w:rPr>
+            </w:r>
+            <w:r>
+              <w:rPr>
+                <w:rFonts w:eastAsia="標楷體" w:cs="Arial" w:ascii="標楷體" w:hAnsi="標楷體"/>
+                <w:szCs w:val="26"/>
+              </w:rPr>
+            </w:r>
+            <w:r>
+              <w:rPr>
+                <w:rFonts w:ascii="標楷體" w:hAnsi="標楷體" w:cs="Arial" w:eastAsia="標楷體"/>
+                <w:szCs w:val="26"/>
+              </w:rPr>
+            </w:r>
+            <w:r>
+              <w:rPr>
+                <w:rFonts w:eastAsia="標楷體" w:cs="Arial" w:ascii="標楷體" w:hAnsi="標楷體"/>
+                <w:szCs w:val="26"/>
+              </w:rPr>
+            </w:r>
+            <w:r>
+              <w:rPr>
+                <w:rFonts w:ascii="標楷體" w:hAnsi="標楷體" w:cs="Arial" w:eastAsia="標楷體"/>
+                <w:szCs w:val="26"/>
+              </w:rPr>
+            </w:r>
+            <w:r>
+              <w:rPr>
+                <w:rFonts w:eastAsia="標楷體" w:cs="Arial" w:ascii="標楷體" w:hAnsi="標楷體"/>
+                <w:szCs w:val="26"/>
+              </w:rPr>
+            </w:r>
+            <w:r>
+              <w:rPr>
+                <w:rFonts w:ascii="標楷體" w:hAnsi="標楷體" w:cs="Arial" w:eastAsia="標楷體"/>
+                <w:szCs w:val="26"/>
+              </w:rPr>
+            </w:r>
+            <w:r>
+              <w:rPr>
+                <w:rFonts w:eastAsia="標楷體" w:cs="Arial" w:ascii="標楷體" w:hAnsi="標楷體"/>
+                <w:szCs w:val="26"/>
+              </w:rPr>
+            </w:r>
+            <w:r>
+              <w:rPr>
+                <w:rFonts w:ascii="標楷體" w:hAnsi="標楷體" w:cs="Arial" w:eastAsia="標楷體"/>
+                <w:szCs w:val="26"/>
+              </w:rPr>
+            </w:r>
+            <w:r>
+              <w:rPr>
+                <w:rFonts w:eastAsia="標楷體" w:cs="Arial" w:ascii="標楷體" w:hAnsi="標楷體"/>
+                <w:szCs w:val="26"/>
+              </w:rPr>
+            </w:r>
+            <w:r>
+              <w:rPr>
+                <w:rFonts w:ascii="標楷體" w:hAnsi="標楷體" w:cs="Arial" w:eastAsia="標楷體"/>
+                <w:szCs w:val="26"/>
+              </w:rPr>
+            </w:r>
+            <w:r>
+              <w:rPr>
+                <w:rFonts w:eastAsia="標楷體" w:cs="Arial" w:ascii="標楷體" w:hAnsi="標楷體"/>
+                <w:szCs w:val="26"/>
+              </w:rPr>
+            </w:r>
+            <w:r>
+              <w:rPr>
+                <w:rFonts w:ascii="標楷體" w:hAnsi="標楷體" w:cs="Arial" w:eastAsia="標楷體"/>
+                <w:szCs w:val="26"/>
+              </w:rPr>
+            </w:r>
+            <w:r>
+              <w:rPr>
+                <w:rFonts w:eastAsia="標楷體" w:cs="Arial" w:ascii="標楷體" w:hAnsi="標楷體"/>
+                <w:szCs w:val="26"/>
+              </w:rPr>
+            </w:r>
+            <w:r>
+              <w:rPr>
+                <w:rFonts w:ascii="標楷體" w:hAnsi="標楷體" w:cs="Arial" w:eastAsia="標楷體"/>
+                <w:szCs w:val="26"/>
+              </w:rPr>
+            </w:r>
+            <w:r>
+              <w:rPr>
+                <w:rFonts w:eastAsia="標楷體" w:cs="Arial" w:ascii="標楷體" w:hAnsi="標楷體"/>
+                <w:szCs w:val="26"/>
+              </w:rPr>
+            </w:r>
+            <w:r>
+              <w:rPr>
+                <w:rFonts w:ascii="標楷體" w:hAnsi="標楷體" w:cs="Arial" w:eastAsia="標楷體"/>
+                <w:szCs w:val="26"/>
+              </w:rPr>
+            </w:r>
+            <w:r>
+              <w:rPr>
+                <w:rFonts w:eastAsia="標楷體" w:cs="Arial" w:ascii="標楷體" w:hAnsi="標楷體"/>
+                <w:szCs w:val="26"/>
+              </w:rPr>
+            </w:r>
+            <w:r>
+              <w:rPr>
+                <w:rFonts w:ascii="標楷體" w:hAnsi="標楷體" w:cs="Arial" w:eastAsia="標楷體"/>
+                <w:szCs w:val="26"/>
+              </w:rPr>
+            </w:r>
+            <w:r>
+              <w:rPr>
+                <w:rFonts w:eastAsia="標楷體" w:cs="Arial" w:ascii="標楷體" w:hAnsi="標楷體"/>
+                <w:szCs w:val="26"/>
+              </w:rPr>
+            </w:r>
+            <w:r>
+              <w:rPr>
+                <w:rFonts w:ascii="標楷體" w:hAnsi="標楷體" w:cs="Arial" w:eastAsia="標楷體"/>
+                <w:szCs w:val="26"/>
+              </w:rPr>
+            </w:r>
+            <w:r>
+              <w:rPr>
+                <w:rFonts w:eastAsia="標楷體" w:cs="Arial" w:ascii="標楷體" w:hAnsi="標楷體"/>
+                <w:szCs w:val="26"/>
+              </w:rPr>
+            </w:r>
+            <w:r>
+              <w:rPr>
+                <w:rFonts w:ascii="標楷體" w:hAnsi="標楷體" w:cs="Arial" w:eastAsia="標楷體"/>
+                <w:szCs w:val="26"/>
+              </w:rPr>
+            </w:r>
+            <w:r>
+              <w:rPr>
+                <w:rFonts w:eastAsia="標楷體" w:cs="Arial" w:ascii="標楷體" w:hAnsi="標楷體"/>
+                <w:szCs w:val="26"/>
+              </w:rPr>
+            </w:r>
+            <w:r>
+              <w:rPr>
+                <w:rFonts w:ascii="標楷體" w:hAnsi="標楷體" w:cs="Arial" w:eastAsia="標楷體"/>
+                <w:szCs w:val="26"/>
+              </w:rPr>
+            </w:r>
+            <w:r>
+              <w:rPr>
+                <w:rFonts w:eastAsia="標楷體" w:cs="Arial" w:ascii="標楷體" w:hAnsi="標楷體"/>
+                <w:szCs w:val="26"/>
+              </w:rPr>
+            </w:r>
+            <w:r>
+              <w:rPr>
+                <w:rFonts w:ascii="標楷體" w:hAnsi="標楷體" w:cs="Arial" w:eastAsia="標楷體"/>
+                <w:szCs w:val="26"/>
+              </w:rPr>
+            </w:r>
+            <w:r>
+              <w:rPr>
+                <w:rFonts w:eastAsia="標楷體" w:cs="Arial" w:ascii="標楷體" w:hAnsi="標楷體"/>
+                <w:szCs w:val="26"/>
+              </w:rPr>
+            </w:r>
+            <w:r>
+              <w:rPr>
+                <w:rFonts w:ascii="標楷體" w:hAnsi="標楷體" w:cs="Arial" w:eastAsia="標楷體"/>
+                <w:szCs w:val="26"/>
+              </w:rPr>
+            </w:r>
+            <w:r>
+              <w:rPr>
+                <w:rFonts w:eastAsia="標楷體" w:cs="Arial" w:ascii="標楷體" w:hAnsi="標楷體"/>
+                <w:szCs w:val="26"/>
+              </w:rPr>
+            </w:r>
+            <w:r>
+              <w:rPr>
+                <w:rFonts w:ascii="標楷體" w:hAnsi="標楷體" w:cs="Arial" w:eastAsia="標楷體"/>
+                <w:szCs w:val="26"/>
+              </w:rPr>
+            </w:r>
+            <w:r>
+              <w:rPr>
+                <w:rFonts w:eastAsia="標楷體" w:cs="Arial" w:ascii="標楷體" w:hAnsi="標楷體"/>
+                <w:szCs w:val="26"/>
+              </w:rPr>
+            </w:r>
+            <w:r>
+              <w:rPr>
+                <w:rFonts w:ascii="標楷體" w:hAnsi="標楷體" w:cs="Arial" w:eastAsia="標楷體"/>
+                <w:szCs w:val="26"/>
+              </w:rPr>
+            </w:r>
+            <w:r>
+              <w:rPr>
+                <w:rFonts w:eastAsia="標楷體" w:cs="Arial" w:ascii="標楷體" w:hAnsi="標楷體"/>
+                <w:szCs w:val="26"/>
+              </w:rPr>
+            </w:r>
+            <w:r>
+              <w:rPr>
+                <w:rFonts w:ascii="標楷體" w:hAnsi="標楷體" w:cs="Arial" w:eastAsia="標楷體"/>
+                <w:szCs w:val="26"/>
+              </w:rPr>
+            </w:r>
+            <w:r>
+              <w:rPr>
+                <w:rFonts w:eastAsia="標楷體" w:cs="Arial" w:ascii="標楷體" w:hAnsi="標楷體"/>
+                <w:szCs w:val="26"/>
+              </w:rPr>
+            </w:r>
+            <w:r>
+              <w:rPr>
+                <w:rFonts w:ascii="標楷體" w:hAnsi="標楷體" w:cs="Arial" w:eastAsia="標楷體"/>
+                <w:szCs w:val="26"/>
+              </w:rPr>
             </w:r>
           </w:p>
           <w:p>
@@ -4965,294 +4628,252 @@
                 <w:rFonts w:eastAsia="標楷體" w:cs="Arial" w:ascii="標楷體" w:hAnsi="標楷體"/>
                 <w:szCs w:val="26"/>
               </w:rPr>
-              <w:t>8.</w:t>
-            </w:r>
-            <w:r>
-              <w:rPr>
-                <w:rFonts w:ascii="標楷體" w:hAnsi="標楷體" w:cs="Arial" w:eastAsia="標楷體"/>
-                <w:szCs w:val="26"/>
-              </w:rPr>
-              <w:t>查閱本工作項下「北投區民族街壓力箱涵新建工程」監造報告書，應自本工程標正式驗收合格翌日起</w:t>
-            </w:r>
-            <w:r>
-              <w:rPr>
-                <w:rFonts w:eastAsia="標楷體" w:cs="Arial" w:ascii="標楷體" w:hAnsi="標楷體"/>
-                <w:szCs w:val="26"/>
-              </w:rPr>
-              <w:t>20</w:t>
-            </w:r>
-            <w:r>
-              <w:rPr>
-                <w:rFonts w:ascii="標楷體" w:hAnsi="標楷體" w:cs="Arial" w:eastAsia="標楷體"/>
-                <w:szCs w:val="26"/>
-              </w:rPr>
-              <w:t>日內提送，廠商於</w:t>
-            </w:r>
-            <w:r>
-              <w:rPr>
-                <w:rFonts w:eastAsia="標楷體" w:cs="Arial" w:ascii="標楷體" w:hAnsi="標楷體"/>
-                <w:szCs w:val="26"/>
-              </w:rPr>
-              <w:t>111</w:t>
-            </w:r>
-            <w:r>
-              <w:rPr>
-                <w:rFonts w:ascii="標楷體" w:hAnsi="標楷體" w:cs="Arial" w:eastAsia="標楷體"/>
-                <w:szCs w:val="26"/>
-              </w:rPr>
-              <w:t>年</w:t>
-            </w:r>
-            <w:r>
-              <w:rPr>
-                <w:rFonts w:eastAsia="標楷體" w:cs="Arial" w:ascii="標楷體" w:hAnsi="標楷體"/>
-                <w:szCs w:val="26"/>
-              </w:rPr>
-              <w:t>5</w:t>
-            </w:r>
-            <w:r>
-              <w:rPr>
-                <w:rFonts w:ascii="標楷體" w:hAnsi="標楷體" w:cs="Arial" w:eastAsia="標楷體"/>
-                <w:szCs w:val="26"/>
-              </w:rPr>
-              <w:t>月</w:t>
-            </w:r>
-            <w:r>
-              <w:rPr>
-                <w:rFonts w:eastAsia="標楷體" w:cs="Arial" w:ascii="標楷體" w:hAnsi="標楷體"/>
-                <w:szCs w:val="26"/>
-              </w:rPr>
-              <w:t>11</w:t>
-            </w:r>
-            <w:r>
-              <w:rPr>
-                <w:rFonts w:ascii="標楷體" w:hAnsi="標楷體" w:cs="Arial" w:eastAsia="標楷體"/>
-                <w:szCs w:val="26"/>
-              </w:rPr>
-              <w:t>日提送</w:t>
-            </w:r>
-            <w:r>
-              <w:rPr>
-                <w:rFonts w:eastAsia="標楷體" w:cs="Arial" w:ascii="標楷體" w:hAnsi="標楷體"/>
-                <w:szCs w:val="26"/>
-              </w:rPr>
-              <w:t>(</w:t>
-            </w:r>
-            <w:r>
-              <w:rPr>
-                <w:rFonts w:ascii="標楷體" w:hAnsi="標楷體" w:cs="Arial" w:eastAsia="標楷體"/>
-                <w:szCs w:val="26"/>
-              </w:rPr>
-              <w:t>工程驗收合格日期為</w:t>
-            </w:r>
-            <w:r>
-              <w:rPr>
-                <w:rFonts w:eastAsia="標楷體" w:cs="Arial" w:ascii="標楷體" w:hAnsi="標楷體"/>
-                <w:szCs w:val="26"/>
-              </w:rPr>
-              <w:t>111</w:t>
-            </w:r>
-            <w:r>
-              <w:rPr>
-                <w:rFonts w:ascii="標楷體" w:hAnsi="標楷體" w:cs="Arial" w:eastAsia="標楷體"/>
-                <w:szCs w:val="26"/>
-              </w:rPr>
-              <w:t>年</w:t>
-            </w:r>
-            <w:r>
-              <w:rPr>
-                <w:rFonts w:eastAsia="標楷體" w:cs="Arial" w:ascii="標楷體" w:hAnsi="標楷體"/>
-                <w:szCs w:val="26"/>
-              </w:rPr>
-              <w:t>4</w:t>
-            </w:r>
-            <w:r>
-              <w:rPr>
-                <w:rFonts w:ascii="標楷體" w:hAnsi="標楷體" w:cs="Arial" w:eastAsia="標楷體"/>
-                <w:szCs w:val="26"/>
-              </w:rPr>
-              <w:t>月</w:t>
-            </w:r>
-            <w:r>
-              <w:rPr>
-                <w:rFonts w:eastAsia="標楷體" w:cs="Arial" w:ascii="標楷體" w:hAnsi="標楷體"/>
-                <w:szCs w:val="26"/>
-              </w:rPr>
-              <w:t>22</w:t>
-            </w:r>
-            <w:r>
-              <w:rPr>
-                <w:rFonts w:ascii="標楷體" w:hAnsi="標楷體" w:cs="Arial" w:eastAsia="標楷體"/>
-                <w:szCs w:val="26"/>
-              </w:rPr>
-              <w:t>日</w:t>
-            </w:r>
-            <w:r>
-              <w:rPr>
-                <w:rFonts w:eastAsia="標楷體" w:cs="Arial" w:ascii="標楷體" w:hAnsi="標楷體"/>
-                <w:szCs w:val="26"/>
-              </w:rPr>
-              <w:t>)</w:t>
-            </w:r>
-            <w:r>
-              <w:rPr>
-                <w:rFonts w:ascii="標楷體" w:hAnsi="標楷體" w:cs="Arial" w:eastAsia="標楷體"/>
-                <w:szCs w:val="26"/>
-              </w:rPr>
-              <w:t>，</w:t>
-            </w:r>
-            <w:r>
-              <w:rPr>
-                <w:rFonts w:eastAsia="標楷體" w:cs="Arial" w:ascii="標楷體" w:hAnsi="標楷體"/>
-                <w:szCs w:val="26"/>
-              </w:rPr>
-              <w:t>111</w:t>
-            </w:r>
-            <w:r>
-              <w:rPr>
-                <w:rFonts w:ascii="標楷體" w:hAnsi="標楷體" w:cs="Arial" w:eastAsia="標楷體"/>
-                <w:szCs w:val="26"/>
-              </w:rPr>
-              <w:t>年</w:t>
-            </w:r>
-            <w:r>
-              <w:rPr>
-                <w:rFonts w:eastAsia="標楷體" w:cs="Arial" w:ascii="標楷體" w:hAnsi="標楷體"/>
-                <w:szCs w:val="26"/>
-              </w:rPr>
-              <w:t>5</w:t>
-            </w:r>
-            <w:r>
-              <w:rPr>
-                <w:rFonts w:ascii="標楷體" w:hAnsi="標楷體" w:cs="Arial" w:eastAsia="標楷體"/>
-                <w:szCs w:val="26"/>
-              </w:rPr>
-              <w:t>月</w:t>
-            </w:r>
-            <w:r>
-              <w:rPr>
-                <w:rFonts w:eastAsia="標楷體" w:cs="Arial" w:ascii="標楷體" w:hAnsi="標楷體"/>
-                <w:szCs w:val="26"/>
-              </w:rPr>
-              <w:t>25</w:t>
-            </w:r>
-            <w:r>
-              <w:rPr>
-                <w:rFonts w:ascii="標楷體" w:hAnsi="標楷體" w:cs="Arial" w:eastAsia="標楷體"/>
-                <w:szCs w:val="26"/>
-              </w:rPr>
-              <w:t>日召開監造報告書審查會議，應於審查會議翌日起</w:t>
-            </w:r>
-            <w:r>
-              <w:rPr>
-                <w:rFonts w:eastAsia="標楷體" w:cs="Arial" w:ascii="標楷體" w:hAnsi="標楷體"/>
-                <w:szCs w:val="26"/>
-              </w:rPr>
-              <w:t>10</w:t>
-            </w:r>
-            <w:r>
-              <w:rPr>
-                <w:rFonts w:ascii="標楷體" w:hAnsi="標楷體" w:cs="Arial" w:eastAsia="標楷體"/>
-                <w:szCs w:val="26"/>
-              </w:rPr>
-              <w:t>日內修正完成，於</w:t>
-            </w:r>
-            <w:r>
-              <w:rPr>
-                <w:rFonts w:eastAsia="標楷體" w:cs="Arial" w:ascii="標楷體" w:hAnsi="標楷體"/>
-                <w:szCs w:val="26"/>
-              </w:rPr>
-              <w:t>111</w:t>
-            </w:r>
-            <w:r>
-              <w:rPr>
-                <w:rFonts w:ascii="標楷體" w:hAnsi="標楷體" w:cs="Arial" w:eastAsia="標楷體"/>
-                <w:szCs w:val="26"/>
-              </w:rPr>
-              <w:t>年</w:t>
-            </w:r>
-            <w:r>
-              <w:rPr>
-                <w:rFonts w:eastAsia="標楷體" w:cs="Arial" w:ascii="標楷體" w:hAnsi="標楷體"/>
-                <w:szCs w:val="26"/>
-              </w:rPr>
-              <w:t>6</w:t>
-            </w:r>
-            <w:r>
-              <w:rPr>
-                <w:rFonts w:ascii="標楷體" w:hAnsi="標楷體" w:cs="Arial" w:eastAsia="標楷體"/>
-                <w:szCs w:val="26"/>
-              </w:rPr>
-              <w:t>月</w:t>
-            </w:r>
-            <w:r>
-              <w:rPr>
-                <w:rFonts w:eastAsia="標楷體" w:cs="Arial" w:ascii="標楷體" w:hAnsi="標楷體"/>
-                <w:szCs w:val="26"/>
-              </w:rPr>
-              <w:t>2</w:t>
-            </w:r>
-            <w:r>
-              <w:rPr>
-                <w:rFonts w:ascii="標楷體" w:hAnsi="標楷體" w:cs="Arial" w:eastAsia="標楷體"/>
-                <w:szCs w:val="26"/>
-              </w:rPr>
-              <w:t>日提送修正版，並於</w:t>
-            </w:r>
-            <w:r>
-              <w:rPr>
-                <w:rFonts w:eastAsia="標楷體" w:cs="Arial" w:ascii="標楷體" w:hAnsi="標楷體"/>
-                <w:szCs w:val="26"/>
-              </w:rPr>
-              <w:t>111</w:t>
-            </w:r>
-            <w:r>
-              <w:rPr>
-                <w:rFonts w:ascii="標楷體" w:hAnsi="標楷體" w:cs="Arial" w:eastAsia="標楷體"/>
-                <w:szCs w:val="26"/>
-              </w:rPr>
-              <w:t>年</w:t>
-            </w:r>
-            <w:r>
-              <w:rPr>
-                <w:rFonts w:eastAsia="標楷體" w:cs="Arial" w:ascii="標楷體" w:hAnsi="標楷體"/>
-                <w:szCs w:val="26"/>
-              </w:rPr>
-              <w:t>6</w:t>
-            </w:r>
-            <w:r>
-              <w:rPr>
-                <w:rFonts w:ascii="標楷體" w:hAnsi="標楷體" w:cs="Arial" w:eastAsia="標楷體"/>
-                <w:szCs w:val="26"/>
-              </w:rPr>
-              <w:t>月</w:t>
-            </w:r>
-            <w:r>
-              <w:rPr>
-                <w:rFonts w:eastAsia="標楷體" w:cs="Arial" w:ascii="標楷體" w:hAnsi="標楷體"/>
-                <w:szCs w:val="26"/>
-              </w:rPr>
-              <w:t>17</w:t>
-            </w:r>
-            <w:r>
-              <w:rPr>
-                <w:rFonts w:ascii="標楷體" w:hAnsi="標楷體" w:cs="Arial" w:eastAsia="標楷體"/>
-                <w:szCs w:val="26"/>
-              </w:rPr>
-              <w:t>日北市工水工字第</w:t>
-            </w:r>
-            <w:r>
-              <w:rPr>
-                <w:rFonts w:eastAsia="標楷體" w:cs="Arial" w:ascii="標楷體" w:hAnsi="標楷體"/>
-                <w:szCs w:val="26"/>
-              </w:rPr>
-              <w:t>1116035814</w:t>
-            </w:r>
-            <w:r>
-              <w:rPr>
-                <w:rFonts w:ascii="標楷體" w:hAnsi="標楷體" w:cs="Arial" w:eastAsia="標楷體"/>
-                <w:szCs w:val="26"/>
-              </w:rPr>
-              <w:t>號函同意核定，經審查尚符契約約定。</w:t>
+            </w:r>
+            <w:r>
+              <w:rPr>
+                <w:rFonts w:ascii="標楷體" w:hAnsi="標楷體" w:cs="Arial" w:eastAsia="標楷體"/>
+                <w:szCs w:val="26"/>
+              </w:rPr>
+            </w:r>
+            <w:r>
+              <w:rPr>
+                <w:rFonts w:eastAsia="標楷體" w:cs="Arial" w:ascii="標楷體" w:hAnsi="標楷體"/>
+                <w:szCs w:val="26"/>
+              </w:rPr>
+            </w:r>
+            <w:r>
+              <w:rPr>
+                <w:rFonts w:ascii="標楷體" w:hAnsi="標楷體" w:cs="Arial" w:eastAsia="標楷體"/>
+                <w:szCs w:val="26"/>
+              </w:rPr>
+            </w:r>
+            <w:r>
+              <w:rPr>
+                <w:rFonts w:eastAsia="標楷體" w:cs="Arial" w:ascii="標楷體" w:hAnsi="標楷體"/>
+                <w:szCs w:val="26"/>
+              </w:rPr>
+            </w:r>
+            <w:r>
+              <w:rPr>
+                <w:rFonts w:ascii="標楷體" w:hAnsi="標楷體" w:cs="Arial" w:eastAsia="標楷體"/>
+                <w:szCs w:val="26"/>
+              </w:rPr>
+            </w:r>
+            <w:r>
+              <w:rPr>
+                <w:rFonts w:eastAsia="標楷體" w:cs="Arial" w:ascii="標楷體" w:hAnsi="標楷體"/>
+                <w:szCs w:val="26"/>
+              </w:rPr>
+            </w:r>
+            <w:r>
+              <w:rPr>
+                <w:rFonts w:ascii="標楷體" w:hAnsi="標楷體" w:cs="Arial" w:eastAsia="標楷體"/>
+                <w:szCs w:val="26"/>
+              </w:rPr>
+            </w:r>
+            <w:r>
+              <w:rPr>
+                <w:rFonts w:eastAsia="標楷體" w:cs="Arial" w:ascii="標楷體" w:hAnsi="標楷體"/>
+                <w:szCs w:val="26"/>
+              </w:rPr>
+            </w:r>
+            <w:r>
+              <w:rPr>
+                <w:rFonts w:ascii="標楷體" w:hAnsi="標楷體" w:cs="Arial" w:eastAsia="標楷體"/>
+                <w:szCs w:val="26"/>
+              </w:rPr>
+            </w:r>
+            <w:r>
+              <w:rPr>
+                <w:rFonts w:eastAsia="標楷體" w:cs="Arial" w:ascii="標楷體" w:hAnsi="標楷體"/>
+                <w:szCs w:val="26"/>
+              </w:rPr>
+            </w:r>
+            <w:r>
+              <w:rPr>
+                <w:rFonts w:ascii="標楷體" w:hAnsi="標楷體" w:cs="Arial" w:eastAsia="標楷體"/>
+                <w:szCs w:val="26"/>
+              </w:rPr>
+            </w:r>
+            <w:r>
+              <w:rPr>
+                <w:rFonts w:eastAsia="標楷體" w:cs="Arial" w:ascii="標楷體" w:hAnsi="標楷體"/>
+                <w:szCs w:val="26"/>
+              </w:rPr>
+            </w:r>
+            <w:r>
+              <w:rPr>
+                <w:rFonts w:ascii="標楷體" w:hAnsi="標楷體" w:cs="Arial" w:eastAsia="標楷體"/>
+                <w:szCs w:val="26"/>
+              </w:rPr>
+            </w:r>
+            <w:r>
+              <w:rPr>
+                <w:rFonts w:eastAsia="標楷體" w:cs="Arial" w:ascii="標楷體" w:hAnsi="標楷體"/>
+                <w:szCs w:val="26"/>
+              </w:rPr>
+            </w:r>
+            <w:r>
+              <w:rPr>
+                <w:rFonts w:ascii="標楷體" w:hAnsi="標楷體" w:cs="Arial" w:eastAsia="標楷體"/>
+                <w:szCs w:val="26"/>
+              </w:rPr>
+            </w:r>
+            <w:r>
+              <w:rPr>
+                <w:rFonts w:eastAsia="標楷體" w:cs="Arial" w:ascii="標楷體" w:hAnsi="標楷體"/>
+                <w:szCs w:val="26"/>
+              </w:rPr>
+            </w:r>
+            <w:r>
+              <w:rPr>
+                <w:rFonts w:ascii="標楷體" w:hAnsi="標楷體" w:cs="Arial" w:eastAsia="標楷體"/>
+                <w:szCs w:val="26"/>
+              </w:rPr>
+            </w:r>
+            <w:r>
+              <w:rPr>
+                <w:rFonts w:eastAsia="標楷體" w:cs="Arial" w:ascii="標楷體" w:hAnsi="標楷體"/>
+                <w:szCs w:val="26"/>
+              </w:rPr>
+            </w:r>
+            <w:r>
+              <w:rPr>
+                <w:rFonts w:ascii="標楷體" w:hAnsi="標楷體" w:cs="Arial" w:eastAsia="標楷體"/>
+                <w:szCs w:val="26"/>
+              </w:rPr>
+            </w:r>
+            <w:r>
+              <w:rPr>
+                <w:rFonts w:eastAsia="標楷體" w:cs="Arial" w:ascii="標楷體" w:hAnsi="標楷體"/>
+                <w:szCs w:val="26"/>
+              </w:rPr>
+            </w:r>
+            <w:r>
+              <w:rPr>
+                <w:rFonts w:ascii="標楷體" w:hAnsi="標楷體" w:cs="Arial" w:eastAsia="標楷體"/>
+                <w:szCs w:val="26"/>
+              </w:rPr>
+            </w:r>
+            <w:r>
+              <w:rPr>
+                <w:rFonts w:eastAsia="標楷體" w:cs="Arial" w:ascii="標楷體" w:hAnsi="標楷體"/>
+                <w:szCs w:val="26"/>
+              </w:rPr>
+            </w:r>
+            <w:r>
+              <w:rPr>
+                <w:rFonts w:ascii="標楷體" w:hAnsi="標楷體" w:cs="Arial" w:eastAsia="標楷體"/>
+                <w:szCs w:val="26"/>
+              </w:rPr>
+            </w:r>
+            <w:r>
+              <w:rPr>
+                <w:rFonts w:eastAsia="標楷體" w:cs="Arial" w:ascii="標楷體" w:hAnsi="標楷體"/>
+                <w:szCs w:val="26"/>
+              </w:rPr>
+            </w:r>
+            <w:r>
+              <w:rPr>
+                <w:rFonts w:ascii="標楷體" w:hAnsi="標楷體" w:cs="Arial" w:eastAsia="標楷體"/>
+                <w:szCs w:val="26"/>
+              </w:rPr>
+            </w:r>
+            <w:r>
+              <w:rPr>
+                <w:rFonts w:eastAsia="標楷體" w:cs="Arial" w:ascii="標楷體" w:hAnsi="標楷體"/>
+                <w:szCs w:val="26"/>
+              </w:rPr>
+            </w:r>
+            <w:r>
+              <w:rPr>
+                <w:rFonts w:ascii="標楷體" w:hAnsi="標楷體" w:cs="Arial" w:eastAsia="標楷體"/>
+                <w:szCs w:val="26"/>
+              </w:rPr>
+            </w:r>
+            <w:r>
+              <w:rPr>
+                <w:rFonts w:eastAsia="標楷體" w:cs="Arial" w:ascii="標楷體" w:hAnsi="標楷體"/>
+                <w:szCs w:val="26"/>
+              </w:rPr>
+            </w:r>
+            <w:r>
+              <w:rPr>
+                <w:rFonts w:ascii="標楷體" w:hAnsi="標楷體" w:cs="Arial" w:eastAsia="標楷體"/>
+                <w:szCs w:val="26"/>
+              </w:rPr>
+            </w:r>
+            <w:r>
+              <w:rPr>
+                <w:rFonts w:eastAsia="標楷體" w:cs="Arial" w:ascii="標楷體" w:hAnsi="標楷體"/>
+                <w:szCs w:val="26"/>
+              </w:rPr>
+            </w:r>
+            <w:r>
+              <w:rPr>
+                <w:rFonts w:ascii="標楷體" w:hAnsi="標楷體" w:cs="Arial" w:eastAsia="標楷體"/>
+                <w:szCs w:val="26"/>
+              </w:rPr>
+            </w:r>
+            <w:r>
+              <w:rPr>
+                <w:rFonts w:eastAsia="標楷體" w:cs="Arial" w:ascii="標楷體" w:hAnsi="標楷體"/>
+                <w:szCs w:val="26"/>
+              </w:rPr>
+            </w:r>
+            <w:r>
+              <w:rPr>
+                <w:rFonts w:ascii="標楷體" w:hAnsi="標楷體" w:cs="Arial" w:eastAsia="標楷體"/>
+                <w:szCs w:val="26"/>
+              </w:rPr>
+            </w:r>
+            <w:r>
+              <w:rPr>
+                <w:rFonts w:eastAsia="標楷體" w:cs="Arial" w:ascii="標楷體" w:hAnsi="標楷體"/>
+                <w:szCs w:val="26"/>
+              </w:rPr>
+            </w:r>
+            <w:r>
+              <w:rPr>
+                <w:rFonts w:ascii="標楷體" w:hAnsi="標楷體" w:cs="Arial" w:eastAsia="標楷體"/>
+                <w:szCs w:val="26"/>
+              </w:rPr>
+            </w:r>
+            <w:r>
+              <w:rPr>
+                <w:rFonts w:eastAsia="標楷體" w:cs="Arial" w:ascii="標楷體" w:hAnsi="標楷體"/>
+                <w:szCs w:val="26"/>
+              </w:rPr>
+            </w:r>
+            <w:r>
+              <w:rPr>
+                <w:rFonts w:ascii="標楷體" w:hAnsi="標楷體" w:cs="Arial" w:eastAsia="標楷體"/>
+                <w:szCs w:val="26"/>
+              </w:rPr>
+            </w:r>
+            <w:r>
+              <w:rPr>
+                <w:rFonts w:eastAsia="標楷體" w:cs="Arial" w:ascii="標楷體" w:hAnsi="標楷體"/>
+                <w:szCs w:val="26"/>
+              </w:rPr>
+            </w:r>
+            <w:r>
+              <w:rPr>
+                <w:rFonts w:ascii="標楷體" w:hAnsi="標楷體" w:cs="Arial" w:eastAsia="標楷體"/>
+                <w:szCs w:val="26"/>
+              </w:rPr>
+            </w:r>
+            <w:r>
+              <w:rPr>
+                <w:rFonts w:eastAsia="標楷體" w:cs="Arial" w:ascii="標楷體" w:hAnsi="標楷體"/>
+                <w:szCs w:val="26"/>
+              </w:rPr>
+            </w:r>
+            <w:r>
+              <w:rPr>
+                <w:rFonts w:ascii="標楷體" w:hAnsi="標楷體" w:cs="Arial" w:eastAsia="標楷體"/>
+                <w:szCs w:val="26"/>
+              </w:rPr>
             </w:r>
           </w:p>
           <w:p>
@@ -5273,336 +4894,288 @@
                 <w:rFonts w:eastAsia="標楷體" w:cs="Arial" w:ascii="標楷體" w:hAnsi="標楷體"/>
                 <w:szCs w:val="26"/>
               </w:rPr>
-              <w:t>9.</w:t>
-            </w:r>
-            <w:r>
-              <w:rPr>
-                <w:rFonts w:ascii="標楷體" w:hAnsi="標楷體" w:cs="Arial" w:eastAsia="標楷體"/>
-                <w:szCs w:val="26"/>
-              </w:rPr>
-              <w:t>查閱本工作項下「崇仁路</w:t>
-            </w:r>
-            <w:r>
-              <w:rPr>
-                <w:rFonts w:eastAsia="標楷體" w:cs="Arial" w:ascii="標楷體" w:hAnsi="標楷體"/>
-                <w:szCs w:val="26"/>
-              </w:rPr>
-              <w:t>1</w:t>
-            </w:r>
-            <w:r>
-              <w:rPr>
-                <w:rFonts w:ascii="標楷體" w:hAnsi="標楷體" w:cs="Arial" w:eastAsia="標楷體"/>
-                <w:szCs w:val="26"/>
-              </w:rPr>
-              <w:t>段</w:t>
-            </w:r>
-            <w:r>
-              <w:rPr>
-                <w:rFonts w:eastAsia="標楷體" w:cs="Arial" w:ascii="標楷體" w:hAnsi="標楷體"/>
-                <w:szCs w:val="26"/>
-              </w:rPr>
-              <w:t>131</w:t>
-            </w:r>
-            <w:r>
-              <w:rPr>
-                <w:rFonts w:ascii="標楷體" w:hAnsi="標楷體" w:cs="Arial" w:eastAsia="標楷體"/>
-                <w:szCs w:val="26"/>
-              </w:rPr>
-              <w:t>巷等</w:t>
-            </w:r>
-            <w:r>
-              <w:rPr>
-                <w:rFonts w:eastAsia="標楷體" w:cs="Arial" w:ascii="標楷體" w:hAnsi="標楷體"/>
-                <w:szCs w:val="26"/>
-              </w:rPr>
-              <w:t>4</w:t>
-            </w:r>
-            <w:r>
-              <w:rPr>
-                <w:rFonts w:ascii="標楷體" w:hAnsi="標楷體" w:cs="Arial" w:eastAsia="標楷體"/>
-                <w:szCs w:val="26"/>
-              </w:rPr>
-              <w:t>處側溝更新工程」監造報告書，應自本工程標正式驗收合格翌日起</w:t>
-            </w:r>
-            <w:r>
-              <w:rPr>
-                <w:rFonts w:eastAsia="標楷體" w:cs="Arial" w:ascii="標楷體" w:hAnsi="標楷體"/>
-                <w:szCs w:val="26"/>
-              </w:rPr>
-              <w:t>20</w:t>
-            </w:r>
-            <w:r>
-              <w:rPr>
-                <w:rFonts w:ascii="標楷體" w:hAnsi="標楷體" w:cs="Arial" w:eastAsia="標楷體"/>
-                <w:szCs w:val="26"/>
-              </w:rPr>
-              <w:t>日內提送，廠商於</w:t>
-            </w:r>
-            <w:r>
-              <w:rPr>
-                <w:rFonts w:eastAsia="標楷體" w:cs="Arial" w:ascii="標楷體" w:hAnsi="標楷體"/>
-                <w:szCs w:val="26"/>
-              </w:rPr>
-              <w:t>111</w:t>
-            </w:r>
-            <w:r>
-              <w:rPr>
-                <w:rFonts w:ascii="標楷體" w:hAnsi="標楷體" w:cs="Arial" w:eastAsia="標楷體"/>
-                <w:szCs w:val="26"/>
-              </w:rPr>
-              <w:t>年</w:t>
-            </w:r>
-            <w:r>
-              <w:rPr>
-                <w:rFonts w:eastAsia="標楷體" w:cs="Arial" w:ascii="標楷體" w:hAnsi="標楷體"/>
-                <w:szCs w:val="26"/>
-              </w:rPr>
-              <w:t>5</w:t>
-            </w:r>
-            <w:r>
-              <w:rPr>
-                <w:rFonts w:ascii="標楷體" w:hAnsi="標楷體" w:cs="Arial" w:eastAsia="標楷體"/>
-                <w:szCs w:val="26"/>
-              </w:rPr>
-              <w:t>月</w:t>
-            </w:r>
-            <w:r>
-              <w:rPr>
-                <w:rFonts w:eastAsia="標楷體" w:cs="Arial" w:ascii="標楷體" w:hAnsi="標楷體"/>
-                <w:szCs w:val="26"/>
-              </w:rPr>
-              <w:t>16</w:t>
-            </w:r>
-            <w:r>
-              <w:rPr>
-                <w:rFonts w:ascii="標楷體" w:hAnsi="標楷體" w:cs="Arial" w:eastAsia="標楷體"/>
-                <w:szCs w:val="26"/>
-              </w:rPr>
-              <w:t>日提送</w:t>
-            </w:r>
-            <w:r>
-              <w:rPr>
-                <w:rFonts w:eastAsia="標楷體" w:cs="Arial" w:ascii="標楷體" w:hAnsi="標楷體"/>
-                <w:szCs w:val="26"/>
-              </w:rPr>
-              <w:t>(</w:t>
-            </w:r>
-            <w:r>
-              <w:rPr>
-                <w:rFonts w:ascii="標楷體" w:hAnsi="標楷體" w:cs="Arial" w:eastAsia="標楷體"/>
-                <w:szCs w:val="26"/>
-              </w:rPr>
-              <w:t>工程驗收合格日期為</w:t>
-            </w:r>
-            <w:r>
-              <w:rPr>
-                <w:rFonts w:eastAsia="標楷體" w:cs="Arial" w:ascii="標楷體" w:hAnsi="標楷體"/>
-                <w:szCs w:val="26"/>
-              </w:rPr>
-              <w:t>111</w:t>
-            </w:r>
-            <w:r>
-              <w:rPr>
-                <w:rFonts w:ascii="標楷體" w:hAnsi="標楷體" w:cs="Arial" w:eastAsia="標楷體"/>
-                <w:szCs w:val="26"/>
-              </w:rPr>
-              <w:t>年</w:t>
-            </w:r>
-            <w:r>
-              <w:rPr>
-                <w:rFonts w:eastAsia="標楷體" w:cs="Arial" w:ascii="標楷體" w:hAnsi="標楷體"/>
-                <w:szCs w:val="26"/>
-              </w:rPr>
-              <w:t>4</w:t>
-            </w:r>
-            <w:r>
-              <w:rPr>
-                <w:rFonts w:ascii="標楷體" w:hAnsi="標楷體" w:cs="Arial" w:eastAsia="標楷體"/>
-                <w:szCs w:val="26"/>
-              </w:rPr>
-              <w:t>月</w:t>
-            </w:r>
-            <w:r>
-              <w:rPr>
-                <w:rFonts w:eastAsia="標楷體" w:cs="Arial" w:ascii="標楷體" w:hAnsi="標楷體"/>
-                <w:szCs w:val="26"/>
-              </w:rPr>
-              <w:t>27</w:t>
-            </w:r>
-            <w:r>
-              <w:rPr>
-                <w:rFonts w:ascii="標楷體" w:hAnsi="標楷體" w:cs="Arial" w:eastAsia="標楷體"/>
-                <w:szCs w:val="26"/>
-              </w:rPr>
-              <w:t>日</w:t>
-            </w:r>
-            <w:r>
-              <w:rPr>
-                <w:rFonts w:eastAsia="標楷體" w:cs="Arial" w:ascii="標楷體" w:hAnsi="標楷體"/>
-                <w:szCs w:val="26"/>
-              </w:rPr>
-              <w:t>)</w:t>
-            </w:r>
-            <w:r>
-              <w:rPr>
-                <w:rFonts w:ascii="標楷體" w:hAnsi="標楷體" w:cs="Arial" w:eastAsia="標楷體"/>
-                <w:szCs w:val="26"/>
-              </w:rPr>
-              <w:t>，</w:t>
-            </w:r>
-            <w:r>
-              <w:rPr>
-                <w:rFonts w:eastAsia="標楷體" w:cs="Arial" w:ascii="標楷體" w:hAnsi="標楷體"/>
-                <w:szCs w:val="26"/>
-              </w:rPr>
-              <w:t>111</w:t>
-            </w:r>
-            <w:r>
-              <w:rPr>
-                <w:rFonts w:ascii="標楷體" w:hAnsi="標楷體" w:cs="Arial" w:eastAsia="標楷體"/>
-                <w:szCs w:val="26"/>
-              </w:rPr>
-              <w:t>年</w:t>
-            </w:r>
-            <w:r>
-              <w:rPr>
-                <w:rFonts w:eastAsia="標楷體" w:cs="Arial" w:ascii="標楷體" w:hAnsi="標楷體"/>
-                <w:szCs w:val="26"/>
-              </w:rPr>
-              <w:t>5</w:t>
-            </w:r>
-            <w:r>
-              <w:rPr>
-                <w:rFonts w:ascii="標楷體" w:hAnsi="標楷體" w:cs="Arial" w:eastAsia="標楷體"/>
-                <w:szCs w:val="26"/>
-              </w:rPr>
-              <w:t>月</w:t>
-            </w:r>
-            <w:r>
-              <w:rPr>
-                <w:rFonts w:eastAsia="標楷體" w:cs="Arial" w:ascii="標楷體" w:hAnsi="標楷體"/>
-                <w:szCs w:val="26"/>
-              </w:rPr>
-              <w:t>25</w:t>
-            </w:r>
-            <w:r>
-              <w:rPr>
-                <w:rFonts w:ascii="標楷體" w:hAnsi="標楷體" w:cs="Arial" w:eastAsia="標楷體"/>
-                <w:szCs w:val="26"/>
-              </w:rPr>
-              <w:t>日召開監造報告書審查會議，應於審查會議翌日起</w:t>
-            </w:r>
-            <w:r>
-              <w:rPr>
-                <w:rFonts w:eastAsia="標楷體" w:cs="Arial" w:ascii="標楷體" w:hAnsi="標楷體"/>
-                <w:szCs w:val="26"/>
-              </w:rPr>
-              <w:t>10</w:t>
-            </w:r>
-            <w:r>
-              <w:rPr>
-                <w:rFonts w:ascii="標楷體" w:hAnsi="標楷體" w:cs="Arial" w:eastAsia="標楷體"/>
-                <w:szCs w:val="26"/>
-              </w:rPr>
-              <w:t>日內修正完成，於</w:t>
-            </w:r>
-            <w:r>
-              <w:rPr>
-                <w:rFonts w:eastAsia="標楷體" w:cs="Arial" w:ascii="標楷體" w:hAnsi="標楷體"/>
-                <w:szCs w:val="26"/>
-              </w:rPr>
-              <w:t>111</w:t>
-            </w:r>
-            <w:r>
-              <w:rPr>
-                <w:rFonts w:ascii="標楷體" w:hAnsi="標楷體" w:cs="Arial" w:eastAsia="標楷體"/>
-                <w:szCs w:val="26"/>
-              </w:rPr>
-              <w:t>年</w:t>
-            </w:r>
-            <w:r>
-              <w:rPr>
-                <w:rFonts w:eastAsia="標楷體" w:cs="Arial" w:ascii="標楷體" w:hAnsi="標楷體"/>
-                <w:szCs w:val="26"/>
-              </w:rPr>
-              <w:t>6</w:t>
-            </w:r>
-            <w:r>
-              <w:rPr>
-                <w:rFonts w:ascii="標楷體" w:hAnsi="標楷體" w:cs="Arial" w:eastAsia="標楷體"/>
-                <w:szCs w:val="26"/>
-              </w:rPr>
-              <w:t>月</w:t>
-            </w:r>
-            <w:r>
-              <w:rPr>
-                <w:rFonts w:eastAsia="標楷體" w:cs="Arial" w:ascii="標楷體" w:hAnsi="標楷體"/>
-                <w:szCs w:val="26"/>
-              </w:rPr>
-              <w:t>1</w:t>
-            </w:r>
-            <w:r>
-              <w:rPr>
-                <w:rFonts w:ascii="標楷體" w:hAnsi="標楷體" w:cs="Arial" w:eastAsia="標楷體"/>
-                <w:szCs w:val="26"/>
-              </w:rPr>
-              <w:t>日提送修正版，並於</w:t>
-            </w:r>
-            <w:r>
-              <w:rPr>
-                <w:rFonts w:eastAsia="標楷體" w:cs="Arial" w:ascii="標楷體" w:hAnsi="標楷體"/>
-                <w:szCs w:val="26"/>
-              </w:rPr>
-              <w:t>111</w:t>
-            </w:r>
-            <w:r>
-              <w:rPr>
-                <w:rFonts w:ascii="標楷體" w:hAnsi="標楷體" w:cs="Arial" w:eastAsia="標楷體"/>
-                <w:szCs w:val="26"/>
-              </w:rPr>
-              <w:t>年</w:t>
-            </w:r>
-            <w:r>
-              <w:rPr>
-                <w:rFonts w:eastAsia="標楷體" w:cs="Arial" w:ascii="標楷體" w:hAnsi="標楷體"/>
-                <w:szCs w:val="26"/>
-              </w:rPr>
-              <w:t>6</w:t>
-            </w:r>
-            <w:r>
-              <w:rPr>
-                <w:rFonts w:ascii="標楷體" w:hAnsi="標楷體" w:cs="Arial" w:eastAsia="標楷體"/>
-                <w:szCs w:val="26"/>
-              </w:rPr>
-              <w:t>月</w:t>
-            </w:r>
-            <w:r>
-              <w:rPr>
-                <w:rFonts w:eastAsia="標楷體" w:cs="Arial" w:ascii="標楷體" w:hAnsi="標楷體"/>
-                <w:szCs w:val="26"/>
-              </w:rPr>
-              <w:t>8</w:t>
-            </w:r>
-            <w:r>
-              <w:rPr>
-                <w:rFonts w:ascii="標楷體" w:hAnsi="標楷體" w:cs="Arial" w:eastAsia="標楷體"/>
-                <w:szCs w:val="26"/>
-              </w:rPr>
-              <w:t>日北市工水工字第</w:t>
-            </w:r>
-            <w:r>
-              <w:rPr>
-                <w:rFonts w:eastAsia="標楷體" w:cs="Arial" w:ascii="標楷體" w:hAnsi="標楷體"/>
-                <w:szCs w:val="26"/>
-              </w:rPr>
-              <w:t>1116003439</w:t>
-            </w:r>
-            <w:r>
-              <w:rPr>
-                <w:rFonts w:ascii="標楷體" w:hAnsi="標楷體" w:cs="Arial" w:eastAsia="標楷體"/>
-                <w:szCs w:val="26"/>
-              </w:rPr>
-              <w:t>號函同意核定，經審查尚符契約約定。</w:t>
+            </w:r>
+            <w:r>
+              <w:rPr>
+                <w:rFonts w:ascii="標楷體" w:hAnsi="標楷體" w:cs="Arial" w:eastAsia="標楷體"/>
+                <w:szCs w:val="26"/>
+              </w:rPr>
+            </w:r>
+            <w:r>
+              <w:rPr>
+                <w:rFonts w:eastAsia="標楷體" w:cs="Arial" w:ascii="標楷體" w:hAnsi="標楷體"/>
+                <w:szCs w:val="26"/>
+              </w:rPr>
+            </w:r>
+            <w:r>
+              <w:rPr>
+                <w:rFonts w:ascii="標楷體" w:hAnsi="標楷體" w:cs="Arial" w:eastAsia="標楷體"/>
+                <w:szCs w:val="26"/>
+              </w:rPr>
+            </w:r>
+            <w:r>
+              <w:rPr>
+                <w:rFonts w:eastAsia="標楷體" w:cs="Arial" w:ascii="標楷體" w:hAnsi="標楷體"/>
+                <w:szCs w:val="26"/>
+              </w:rPr>
+            </w:r>
+            <w:r>
+              <w:rPr>
+                <w:rFonts w:ascii="標楷體" w:hAnsi="標楷體" w:cs="Arial" w:eastAsia="標楷體"/>
+                <w:szCs w:val="26"/>
+              </w:rPr>
+            </w:r>
+            <w:r>
+              <w:rPr>
+                <w:rFonts w:eastAsia="標楷體" w:cs="Arial" w:ascii="標楷體" w:hAnsi="標楷體"/>
+                <w:szCs w:val="26"/>
+              </w:rPr>
+            </w:r>
+            <w:r>
+              <w:rPr>
+                <w:rFonts w:ascii="標楷體" w:hAnsi="標楷體" w:cs="Arial" w:eastAsia="標楷體"/>
+                <w:szCs w:val="26"/>
+              </w:rPr>
+            </w:r>
+            <w:r>
+              <w:rPr>
+                <w:rFonts w:eastAsia="標楷體" w:cs="Arial" w:ascii="標楷體" w:hAnsi="標楷體"/>
+                <w:szCs w:val="26"/>
+              </w:rPr>
+            </w:r>
+            <w:r>
+              <w:rPr>
+                <w:rFonts w:ascii="標楷體" w:hAnsi="標楷體" w:cs="Arial" w:eastAsia="標楷體"/>
+                <w:szCs w:val="26"/>
+              </w:rPr>
+            </w:r>
+            <w:r>
+              <w:rPr>
+                <w:rFonts w:eastAsia="標楷體" w:cs="Arial" w:ascii="標楷體" w:hAnsi="標楷體"/>
+                <w:szCs w:val="26"/>
+              </w:rPr>
+            </w:r>
+            <w:r>
+              <w:rPr>
+                <w:rFonts w:ascii="標楷體" w:hAnsi="標楷體" w:cs="Arial" w:eastAsia="標楷體"/>
+                <w:szCs w:val="26"/>
+              </w:rPr>
+            </w:r>
+            <w:r>
+              <w:rPr>
+                <w:rFonts w:eastAsia="標楷體" w:cs="Arial" w:ascii="標楷體" w:hAnsi="標楷體"/>
+                <w:szCs w:val="26"/>
+              </w:rPr>
+            </w:r>
+            <w:r>
+              <w:rPr>
+                <w:rFonts w:ascii="標楷體" w:hAnsi="標楷體" w:cs="Arial" w:eastAsia="標楷體"/>
+                <w:szCs w:val="26"/>
+              </w:rPr>
+            </w:r>
+            <w:r>
+              <w:rPr>
+                <w:rFonts w:eastAsia="標楷體" w:cs="Arial" w:ascii="標楷體" w:hAnsi="標楷體"/>
+                <w:szCs w:val="26"/>
+              </w:rPr>
+            </w:r>
+            <w:r>
+              <w:rPr>
+                <w:rFonts w:ascii="標楷體" w:hAnsi="標楷體" w:cs="Arial" w:eastAsia="標楷體"/>
+                <w:szCs w:val="26"/>
+              </w:rPr>
+            </w:r>
+            <w:r>
+              <w:rPr>
+                <w:rFonts w:eastAsia="標楷體" w:cs="Arial" w:ascii="標楷體" w:hAnsi="標楷體"/>
+                <w:szCs w:val="26"/>
+              </w:rPr>
+            </w:r>
+            <w:r>
+              <w:rPr>
+                <w:rFonts w:ascii="標楷體" w:hAnsi="標楷體" w:cs="Arial" w:eastAsia="標楷體"/>
+                <w:szCs w:val="26"/>
+              </w:rPr>
+            </w:r>
+            <w:r>
+              <w:rPr>
+                <w:rFonts w:eastAsia="標楷體" w:cs="Arial" w:ascii="標楷體" w:hAnsi="標楷體"/>
+                <w:szCs w:val="26"/>
+              </w:rPr>
+            </w:r>
+            <w:r>
+              <w:rPr>
+                <w:rFonts w:ascii="標楷體" w:hAnsi="標楷體" w:cs="Arial" w:eastAsia="標楷體"/>
+                <w:szCs w:val="26"/>
+              </w:rPr>
+            </w:r>
+            <w:r>
+              <w:rPr>
+                <w:rFonts w:eastAsia="標楷體" w:cs="Arial" w:ascii="標楷體" w:hAnsi="標楷體"/>
+                <w:szCs w:val="26"/>
+              </w:rPr>
+            </w:r>
+            <w:r>
+              <w:rPr>
+                <w:rFonts w:ascii="標楷體" w:hAnsi="標楷體" w:cs="Arial" w:eastAsia="標楷體"/>
+                <w:szCs w:val="26"/>
+              </w:rPr>
+            </w:r>
+            <w:r>
+              <w:rPr>
+                <w:rFonts w:eastAsia="標楷體" w:cs="Arial" w:ascii="標楷體" w:hAnsi="標楷體"/>
+                <w:szCs w:val="26"/>
+              </w:rPr>
+            </w:r>
+            <w:r>
+              <w:rPr>
+                <w:rFonts w:ascii="標楷體" w:hAnsi="標楷體" w:cs="Arial" w:eastAsia="標楷體"/>
+                <w:szCs w:val="26"/>
+              </w:rPr>
+            </w:r>
+            <w:r>
+              <w:rPr>
+                <w:rFonts w:eastAsia="標楷體" w:cs="Arial" w:ascii="標楷體" w:hAnsi="標楷體"/>
+                <w:szCs w:val="26"/>
+              </w:rPr>
+            </w:r>
+            <w:r>
+              <w:rPr>
+                <w:rFonts w:ascii="標楷體" w:hAnsi="標楷體" w:cs="Arial" w:eastAsia="標楷體"/>
+                <w:szCs w:val="26"/>
+              </w:rPr>
+            </w:r>
+            <w:r>
+              <w:rPr>
+                <w:rFonts w:eastAsia="標楷體" w:cs="Arial" w:ascii="標楷體" w:hAnsi="標楷體"/>
+                <w:szCs w:val="26"/>
+              </w:rPr>
+            </w:r>
+            <w:r>
+              <w:rPr>
+                <w:rFonts w:ascii="標楷體" w:hAnsi="標楷體" w:cs="Arial" w:eastAsia="標楷體"/>
+                <w:szCs w:val="26"/>
+              </w:rPr>
+            </w:r>
+            <w:r>
+              <w:rPr>
+                <w:rFonts w:eastAsia="標楷體" w:cs="Arial" w:ascii="標楷體" w:hAnsi="標楷體"/>
+                <w:szCs w:val="26"/>
+              </w:rPr>
+            </w:r>
+            <w:r>
+              <w:rPr>
+                <w:rFonts w:ascii="標楷體" w:hAnsi="標楷體" w:cs="Arial" w:eastAsia="標楷體"/>
+                <w:szCs w:val="26"/>
+              </w:rPr>
+            </w:r>
+            <w:r>
+              <w:rPr>
+                <w:rFonts w:eastAsia="標楷體" w:cs="Arial" w:ascii="標楷體" w:hAnsi="標楷體"/>
+                <w:szCs w:val="26"/>
+              </w:rPr>
+            </w:r>
+            <w:r>
+              <w:rPr>
+                <w:rFonts w:ascii="標楷體" w:hAnsi="標楷體" w:cs="Arial" w:eastAsia="標楷體"/>
+                <w:szCs w:val="26"/>
+              </w:rPr>
+            </w:r>
+            <w:r>
+              <w:rPr>
+                <w:rFonts w:eastAsia="標楷體" w:cs="Arial" w:ascii="標楷體" w:hAnsi="標楷體"/>
+                <w:szCs w:val="26"/>
+              </w:rPr>
+            </w:r>
+            <w:r>
+              <w:rPr>
+                <w:rFonts w:ascii="標楷體" w:hAnsi="標楷體" w:cs="Arial" w:eastAsia="標楷體"/>
+                <w:szCs w:val="26"/>
+              </w:rPr>
+            </w:r>
+            <w:r>
+              <w:rPr>
+                <w:rFonts w:eastAsia="標楷體" w:cs="Arial" w:ascii="標楷體" w:hAnsi="標楷體"/>
+                <w:szCs w:val="26"/>
+              </w:rPr>
+            </w:r>
+            <w:r>
+              <w:rPr>
+                <w:rFonts w:ascii="標楷體" w:hAnsi="標楷體" w:cs="Arial" w:eastAsia="標楷體"/>
+                <w:szCs w:val="26"/>
+              </w:rPr>
+            </w:r>
+            <w:r>
+              <w:rPr>
+                <w:rFonts w:eastAsia="標楷體" w:cs="Arial" w:ascii="標楷體" w:hAnsi="標楷體"/>
+                <w:szCs w:val="26"/>
+              </w:rPr>
+            </w:r>
+            <w:r>
+              <w:rPr>
+                <w:rFonts w:ascii="標楷體" w:hAnsi="標楷體" w:cs="Arial" w:eastAsia="標楷體"/>
+                <w:szCs w:val="26"/>
+              </w:rPr>
+            </w:r>
+            <w:r>
+              <w:rPr>
+                <w:rFonts w:eastAsia="標楷體" w:cs="Arial" w:ascii="標楷體" w:hAnsi="標楷體"/>
+                <w:szCs w:val="26"/>
+              </w:rPr>
+            </w:r>
+            <w:r>
+              <w:rPr>
+                <w:rFonts w:ascii="標楷體" w:hAnsi="標楷體" w:cs="Arial" w:eastAsia="標楷體"/>
+                <w:szCs w:val="26"/>
+              </w:rPr>
+            </w:r>
+            <w:r>
+              <w:rPr>
+                <w:rFonts w:eastAsia="標楷體" w:cs="Arial" w:ascii="標楷體" w:hAnsi="標楷體"/>
+                <w:szCs w:val="26"/>
+              </w:rPr>
+            </w:r>
+            <w:r>
+              <w:rPr>
+                <w:rFonts w:ascii="標楷體" w:hAnsi="標楷體" w:cs="Arial" w:eastAsia="標楷體"/>
+                <w:szCs w:val="26"/>
+              </w:rPr>
+            </w:r>
+            <w:r>
+              <w:rPr>
+                <w:rFonts w:eastAsia="標楷體" w:cs="Arial" w:ascii="標楷體" w:hAnsi="標楷體"/>
+                <w:szCs w:val="26"/>
+              </w:rPr>
+            </w:r>
+            <w:r>
+              <w:rPr>
+                <w:rFonts w:ascii="標楷體" w:hAnsi="標楷體" w:cs="Arial" w:eastAsia="標楷體"/>
+                <w:szCs w:val="26"/>
+              </w:rPr>
+            </w:r>
+            <w:r>
+              <w:rPr>
+                <w:rFonts w:eastAsia="標楷體" w:cs="Arial" w:ascii="標楷體" w:hAnsi="標楷體"/>
+                <w:szCs w:val="26"/>
+              </w:rPr>
+            </w:r>
+            <w:r>
+              <w:rPr>
+                <w:rFonts w:ascii="標楷體" w:hAnsi="標楷體" w:cs="Arial" w:eastAsia="標楷體"/>
+                <w:szCs w:val="26"/>
+              </w:rPr>
+            </w:r>
+            <w:r>
+              <w:rPr>
+                <w:rFonts w:eastAsia="標楷體" w:cs="Arial" w:ascii="標楷體" w:hAnsi="標楷體"/>
+                <w:szCs w:val="26"/>
+              </w:rPr>
+            </w:r>
+            <w:r>
+              <w:rPr>
+                <w:rFonts w:ascii="標楷體" w:hAnsi="標楷體" w:cs="Arial" w:eastAsia="標楷體"/>
+                <w:szCs w:val="26"/>
+              </w:rPr>
             </w:r>
           </w:p>
           <w:p>
@@ -6386,7 +5959,6 @@
                 <w:color w:val="000000"/>
                 <w:sz w:val="20"/>
               </w:rPr>
-              <w:t>(</w:t>
             </w:r>
             <w:r>
               <w:rPr>
@@ -6394,7 +5966,6 @@
                 <w:color w:val="000000"/>
                 <w:sz w:val="20"/>
               </w:rPr>
-              <w:t>任泰技術顧問有限公司</w:t>
             </w:r>
             <w:r>
               <w:rPr>
@@ -6402,7 +5973,6 @@
                 <w:color w:val="000000"/>
                 <w:sz w:val="20"/>
               </w:rPr>
-              <w:t>)</w:t>
             </w:r>
           </w:p>
         </w:tc>

--- a/construction_template/data/templates_blank/acceptance_report.docx
+++ b/construction_template/data/templates_blank/acceptance_report.docx
@@ -1,6 +1,6 @@
 
 <file path=word/document.xml><?xml version="1.0" encoding="utf-8"?>
-<w:document xmlns:mc="http://schemas.openxmlformats.org/markup-compatibility/2006" xmlns:r="http://schemas.openxmlformats.org/officeDocument/2006/relationships" xmlns:w="http://schemas.openxmlformats.org/wordprocessingml/2006/main" mc:Ignorable="w14 wp14 w15">
+<w:document xmlns:o="urn:schemas-microsoft-com:office:office" xmlns:r="http://schemas.openxmlformats.org/officeDocument/2006/relationships" xmlns:v="urn:schemas-microsoft-com:vml" xmlns:w="http://schemas.openxmlformats.org/wordprocessingml/2006/main" xmlns:w10="urn:schemas-microsoft-com:office:word" xmlns:wp="http://schemas.openxmlformats.org/drawingml/2006/wordprocessingDrawing" xmlns:wps="http://schemas.microsoft.com/office/word/2010/wordprocessingShape" xmlns:wpg="http://schemas.microsoft.com/office/word/2010/wordprocessingGroup" xmlns:mc="http://schemas.openxmlformats.org/markup-compatibility/2006" xmlns:wp14="http://schemas.microsoft.com/office/word/2010/wordprocessingDrawing" xmlns:w14="http://schemas.microsoft.com/office/word/2010/wordml" xmlns:w15="http://schemas.microsoft.com/office/word/2012/wordml" mc:Ignorable="w14 wp14 w15">
   <w:body>
     <w:p>
       <w:pPr>
@@ -29,6 +29,7 @@
           <w:szCs w:val="32"/>
           <w:u w:val="single"/>
         </w:rPr>
+        <w:t/>
       </w:r>
     </w:p>
     <w:p>
@@ -54,44 +55,51 @@
           <w:spacing w:val="20"/>
           <w:sz w:val="32"/>
         </w:rPr>
-        <w:t>驗收紀錄       □複驗/□全部/□部分</w:t>
+        <w:t xml:space="preserve">驗收紀錄       □複驗/□全部/□部分</w:t>
       </w:r>
       <w:r>
         <w:rPr>
           <w:rFonts w:ascii="標楷體" w:hAnsi="標楷體" w:eastAsia="標楷體"/>
         </w:rPr>
+        <w:t/>
       </w:r>
       <w:r>
         <w:rPr>
           <w:rFonts w:eastAsia="標楷體"/>
           <w:bCs/>
         </w:rPr>
+        <w:t/>
       </w:r>
       <w:r>
         <w:rPr>
           <w:rFonts w:eastAsia="標楷體" w:ascii="標楷體" w:hAnsi="標楷體"/>
         </w:rPr>
+        <w:t/>
       </w:r>
       <w:r>
         <w:rPr>
           <w:rFonts w:cs="新細明體;PMingLiU" w:ascii="新細明體;PMingLiU" w:hAnsi="新細明體;PMingLiU"/>
           <w:szCs w:val="24"/>
         </w:rPr>
+        <w:t/>
       </w:r>
       <w:r>
         <w:rPr>
           <w:rFonts w:ascii="標楷體" w:hAnsi="標楷體" w:eastAsia="標楷體"/>
         </w:rPr>
+        <w:t/>
       </w:r>
       <w:r>
         <w:rPr>
           <w:rFonts w:eastAsia="標楷體" w:ascii="標楷體" w:hAnsi="標楷體"/>
         </w:rPr>
+        <w:t/>
       </w:r>
       <w:r>
         <w:rPr>
           <w:rFonts w:ascii="標楷體" w:hAnsi="標楷體" w:eastAsia="標楷體"/>
         </w:rPr>
+        <w:t/>
       </w:r>
     </w:p>
     <w:p>
@@ -118,6 +126,7 @@
           <w:sz w:val="28"/>
           <w:szCs w:val="28"/>
         </w:rPr>
+        <w:t/>
       </w:r>
       <w:r>
         <w:rPr>
@@ -125,6 +134,7 @@
           <w:sz w:val="28"/>
           <w:szCs w:val="28"/>
         </w:rPr>
+        <w:t/>
       </w:r>
       <w:r>
         <w:rPr>
@@ -132,6 +142,7 @@
           <w:sz w:val="28"/>
           <w:szCs w:val="28"/>
         </w:rPr>
+        <w:t/>
       </w:r>
       <w:r>
         <w:rPr>
@@ -139,6 +150,7 @@
           <w:sz w:val="28"/>
           <w:szCs w:val="28"/>
         </w:rPr>
+        <w:t/>
       </w:r>
       <w:r>
         <w:rPr>
@@ -146,6 +158,7 @@
           <w:sz w:val="28"/>
           <w:szCs w:val="28"/>
         </w:rPr>
+        <w:t/>
       </w:r>
       <w:r>
         <w:rPr>
@@ -153,6 +166,7 @@
           <w:sz w:val="28"/>
           <w:szCs w:val="28"/>
         </w:rPr>
+        <w:t xml:space="preserve"/>
       </w:r>
       <w:r>
         <w:rPr>
@@ -161,6 +175,7 @@
           <w:sz w:val="28"/>
           <w:szCs w:val="28"/>
         </w:rPr>
+        <w:t xml:space="preserve"/>
       </w:r>
       <w:r>
         <w:rPr>
@@ -168,6 +183,7 @@
           <w:sz w:val="28"/>
           <w:szCs w:val="28"/>
         </w:rPr>
+        <w:t xml:space="preserve"/>
       </w:r>
       <w:r>
         <w:rPr>
@@ -175,6 +191,7 @@
           <w:sz w:val="28"/>
           <w:szCs w:val="28"/>
         </w:rPr>
+        <w:t/>
       </w:r>
     </w:p>
     <w:tbl>
@@ -257,11 +274,13 @@
               <w:rPr>
                 <w:rFonts w:eastAsia="標楷體" w:ascii="標楷體" w:hAnsi="標楷體"/>
               </w:rPr>
-            </w:r>
-            <w:r>
-              <w:rPr>
-                <w:rFonts w:eastAsia="標楷體" w:ascii="標楷體" w:hAnsi="標楷體"/>
-              </w:rPr>
+              <w:t/>
+            </w:r>
+            <w:r>
+              <w:rPr>
+                <w:rFonts w:eastAsia="標楷體" w:ascii="標楷體" w:hAnsi="標楷體"/>
+              </w:rPr>
+              <w:t/>
             </w:r>
           </w:p>
         </w:tc>
@@ -318,6 +337,7 @@
               <w:rPr>
                 <w:rFonts w:ascii="標楷體" w:hAnsi="標楷體" w:eastAsia="標楷體"/>
               </w:rPr>
+              <w:t/>
             </w:r>
           </w:p>
         </w:tc>
@@ -384,6 +404,7 @@
                 <w:bCs/>
                 <w:szCs w:val="28"/>
               </w:rPr>
+              <w:t/>
             </w:r>
             <w:r>
               <w:rPr>
@@ -391,6 +412,7 @@
                 <w:bCs/>
                 <w:szCs w:val="28"/>
               </w:rPr>
+              <w:t/>
             </w:r>
             <w:r>
               <w:rPr>
@@ -398,6 +420,7 @@
                 <w:bCs/>
                 <w:szCs w:val="28"/>
               </w:rPr>
+              <w:t/>
             </w:r>
             <w:r>
               <w:rPr>
@@ -405,6 +428,7 @@
                 <w:bCs/>
                 <w:szCs w:val="28"/>
               </w:rPr>
+              <w:t/>
             </w:r>
             <w:r>
               <w:rPr>
@@ -412,6 +436,7 @@
                 <w:bCs/>
                 <w:szCs w:val="28"/>
               </w:rPr>
+              <w:t/>
             </w:r>
             <w:r>
               <w:rPr>
@@ -419,6 +444,7 @@
                 <w:bCs/>
                 <w:szCs w:val="28"/>
               </w:rPr>
+              <w:t/>
             </w:r>
           </w:p>
         </w:tc>
@@ -539,17 +565,20 @@
               <w:rPr>
                 <w:rFonts w:ascii="標楷體" w:hAnsi="標楷體" w:eastAsia="標楷體"/>
               </w:rPr>
+              <w:t/>
             </w:r>
             <w:r>
               <w:rPr>
                 <w:rFonts w:ascii="標楷體" w:hAnsi="標楷體" w:eastAsia="標楷體"/>
                 <w:spacing w:val="-10"/>
               </w:rPr>
-            </w:r>
-            <w:r>
-              <w:rPr>
-                <w:rFonts w:ascii="標楷體" w:hAnsi="標楷體" w:eastAsia="標楷體"/>
-              </w:rPr>
+              <w:t/>
+            </w:r>
+            <w:r>
+              <w:rPr>
+                <w:rFonts w:ascii="標楷體" w:hAnsi="標楷體" w:eastAsia="標楷體"/>
+              </w:rPr>
+              <w:t/>
             </w:r>
           </w:p>
         </w:tc>
@@ -781,24 +810,28 @@
                 <w:rFonts w:eastAsia="標楷體" w:cs="標楷體" w:ascii="標楷體" w:hAnsi="標楷體"/>
                 <w:szCs w:val="28"/>
               </w:rPr>
+              <w:t/>
             </w:r>
             <w:r>
               <w:rPr>
                 <w:rFonts w:ascii="標楷體" w:hAnsi="標楷體" w:eastAsia="標楷體"/>
                 <w:szCs w:val="28"/>
               </w:rPr>
+              <w:t xml:space="preserve"/>
             </w:r>
             <w:r>
               <w:rPr>
                 <w:rFonts w:ascii="標楷體" w:hAnsi="標楷體" w:cs="Arial"/>
                 <w:szCs w:val="24"/>
               </w:rPr>
+              <w:t/>
             </w:r>
             <w:r>
               <w:rPr>
                 <w:rFonts w:ascii="標楷體" w:hAnsi="標楷體" w:eastAsia="標楷體"/>
                 <w:szCs w:val="28"/>
               </w:rPr>
+              <w:t/>
             </w:r>
           </w:p>
         </w:tc>
@@ -1011,54 +1044,63 @@
                 <w:rFonts w:ascii="標楷體" w:hAnsi="標楷體" w:cs="Arial" w:eastAsia="標楷體"/>
                 <w:szCs w:val="26"/>
               </w:rPr>
-            </w:r>
-            <w:r>
-              <w:rPr>
-                <w:rFonts w:eastAsia="標楷體" w:cs="Arial" w:ascii="標楷體" w:hAnsi="標楷體"/>
-                <w:szCs w:val="26"/>
-              </w:rPr>
-            </w:r>
-            <w:r>
-              <w:rPr>
-                <w:rFonts w:ascii="標楷體" w:hAnsi="標楷體" w:cs="Arial" w:eastAsia="標楷體"/>
-                <w:szCs w:val="26"/>
-              </w:rPr>
-            </w:r>
-            <w:r>
-              <w:rPr>
-                <w:rFonts w:eastAsia="標楷體" w:cs="Arial" w:ascii="標楷體" w:hAnsi="標楷體"/>
-                <w:szCs w:val="26"/>
-              </w:rPr>
-            </w:r>
-            <w:r>
-              <w:rPr>
-                <w:rFonts w:ascii="標楷體" w:hAnsi="標楷體" w:cs="Arial" w:eastAsia="標楷體"/>
-                <w:szCs w:val="26"/>
-              </w:rPr>
-            </w:r>
-            <w:r>
-              <w:rPr>
-                <w:rFonts w:eastAsia="標楷體" w:cs="Arial" w:ascii="標楷體" w:hAnsi="標楷體"/>
-                <w:szCs w:val="26"/>
-              </w:rPr>
-            </w:r>
-            <w:r>
-              <w:rPr>
-                <w:rFonts w:ascii="標楷體" w:hAnsi="標楷體" w:cs="Arial" w:eastAsia="標楷體"/>
-                <w:szCs w:val="26"/>
-              </w:rPr>
-            </w:r>
-            <w:r>
-              <w:rPr>
-                <w:rFonts w:eastAsia="標楷體" w:cs="Arial" w:ascii="標楷體" w:hAnsi="標楷體"/>
-                <w:szCs w:val="26"/>
-              </w:rPr>
-            </w:r>
-            <w:r>
-              <w:rPr>
-                <w:rFonts w:ascii="標楷體" w:hAnsi="標楷體" w:cs="Arial" w:eastAsia="標楷體"/>
-                <w:szCs w:val="26"/>
-              </w:rPr>
+              <w:t/>
+            </w:r>
+            <w:r>
+              <w:rPr>
+                <w:rFonts w:eastAsia="標楷體" w:cs="Arial" w:ascii="標楷體" w:hAnsi="標楷體"/>
+                <w:szCs w:val="26"/>
+              </w:rPr>
+              <w:t/>
+            </w:r>
+            <w:r>
+              <w:rPr>
+                <w:rFonts w:ascii="標楷體" w:hAnsi="標楷體" w:cs="Arial" w:eastAsia="標楷體"/>
+                <w:szCs w:val="26"/>
+              </w:rPr>
+              <w:t/>
+            </w:r>
+            <w:r>
+              <w:rPr>
+                <w:rFonts w:eastAsia="標楷體" w:cs="Arial" w:ascii="標楷體" w:hAnsi="標楷體"/>
+                <w:szCs w:val="26"/>
+              </w:rPr>
+              <w:t/>
+            </w:r>
+            <w:r>
+              <w:rPr>
+                <w:rFonts w:ascii="標楷體" w:hAnsi="標楷體" w:cs="Arial" w:eastAsia="標楷體"/>
+                <w:szCs w:val="26"/>
+              </w:rPr>
+              <w:t/>
+            </w:r>
+            <w:r>
+              <w:rPr>
+                <w:rFonts w:eastAsia="標楷體" w:cs="Arial" w:ascii="標楷體" w:hAnsi="標楷體"/>
+                <w:szCs w:val="26"/>
+              </w:rPr>
+              <w:t/>
+            </w:r>
+            <w:r>
+              <w:rPr>
+                <w:rFonts w:ascii="標楷體" w:hAnsi="標楷體" w:cs="Arial" w:eastAsia="標楷體"/>
+                <w:szCs w:val="26"/>
+              </w:rPr>
+              <w:t/>
+            </w:r>
+            <w:r>
+              <w:rPr>
+                <w:rFonts w:eastAsia="標楷體" w:cs="Arial" w:ascii="標楷體" w:hAnsi="標楷體"/>
+                <w:szCs w:val="26"/>
+              </w:rPr>
+              <w:t/>
+            </w:r>
+            <w:r>
+              <w:rPr>
+                <w:rFonts w:ascii="標楷體" w:hAnsi="標楷體" w:cs="Arial" w:eastAsia="標楷體"/>
+                <w:szCs w:val="26"/>
+              </w:rPr>
+              <w:t/>
             </w:r>
           </w:p>
           <w:p>
@@ -1120,6 +1162,7 @@
                 <w:rFonts w:ascii="標楷體" w:hAnsi="標楷體" w:cs="Arial" w:eastAsia="標楷體"/>
                 <w:szCs w:val="26"/>
               </w:rPr>
+              <w:t/>
             </w:r>
           </w:p>
           <w:p>
@@ -1161,144 +1204,168 @@
                 <w:rFonts w:eastAsia="標楷體" w:cs="Arial" w:ascii="標楷體" w:hAnsi="標楷體"/>
                 <w:szCs w:val="26"/>
               </w:rPr>
-            </w:r>
-            <w:r>
-              <w:rPr>
-                <w:rFonts w:ascii="標楷體" w:hAnsi="標楷體" w:cs="Arial" w:eastAsia="標楷體"/>
-                <w:szCs w:val="26"/>
-              </w:rPr>
-            </w:r>
-            <w:r>
-              <w:rPr>
-                <w:rFonts w:eastAsia="標楷體" w:cs="Arial" w:ascii="標楷體" w:hAnsi="標楷體"/>
-                <w:szCs w:val="26"/>
-              </w:rPr>
-            </w:r>
-            <w:r>
-              <w:rPr>
-                <w:rFonts w:ascii="標楷體" w:hAnsi="標楷體" w:cs="Arial" w:eastAsia="標楷體"/>
-                <w:szCs w:val="26"/>
-              </w:rPr>
-            </w:r>
-            <w:r>
-              <w:rPr>
-                <w:rFonts w:eastAsia="標楷體" w:cs="Arial" w:ascii="標楷體" w:hAnsi="標楷體"/>
-                <w:szCs w:val="26"/>
-              </w:rPr>
-            </w:r>
-            <w:r>
-              <w:rPr>
-                <w:rFonts w:ascii="標楷體" w:hAnsi="標楷體" w:cs="Arial" w:eastAsia="標楷體"/>
-                <w:szCs w:val="26"/>
-              </w:rPr>
-            </w:r>
-            <w:r>
-              <w:rPr>
-                <w:rFonts w:eastAsia="標楷體" w:cs="Arial" w:ascii="標楷體" w:hAnsi="標楷體"/>
-                <w:szCs w:val="26"/>
-              </w:rPr>
-            </w:r>
-            <w:r>
-              <w:rPr>
-                <w:rFonts w:ascii="標楷體" w:hAnsi="標楷體" w:cs="Arial" w:eastAsia="標楷體"/>
-                <w:szCs w:val="26"/>
-              </w:rPr>
-            </w:r>
-            <w:r>
-              <w:rPr>
-                <w:rFonts w:eastAsia="標楷體" w:cs="Arial" w:ascii="標楷體" w:hAnsi="標楷體"/>
-                <w:szCs w:val="26"/>
-              </w:rPr>
-            </w:r>
-            <w:r>
-              <w:rPr>
-                <w:rFonts w:ascii="標楷體" w:hAnsi="標楷體" w:cs="Arial" w:eastAsia="標楷體"/>
-                <w:szCs w:val="26"/>
-              </w:rPr>
-            </w:r>
-            <w:r>
-              <w:rPr>
-                <w:rFonts w:eastAsia="標楷體" w:cs="Arial" w:ascii="標楷體" w:hAnsi="標楷體"/>
-                <w:szCs w:val="26"/>
-              </w:rPr>
-            </w:r>
-            <w:r>
-              <w:rPr>
-                <w:rFonts w:ascii="標楷體" w:hAnsi="標楷體" w:cs="Arial" w:eastAsia="標楷體"/>
-                <w:szCs w:val="26"/>
-              </w:rPr>
-            </w:r>
-            <w:r>
-              <w:rPr>
-                <w:rFonts w:eastAsia="標楷體" w:cs="Arial" w:ascii="標楷體" w:hAnsi="標楷體"/>
-                <w:szCs w:val="26"/>
-              </w:rPr>
-            </w:r>
-            <w:r>
-              <w:rPr>
-                <w:rFonts w:ascii="標楷體" w:hAnsi="標楷體" w:cs="Arial" w:eastAsia="標楷體"/>
-                <w:szCs w:val="26"/>
-              </w:rPr>
-            </w:r>
-            <w:r>
-              <w:rPr>
-                <w:rFonts w:eastAsia="標楷體" w:cs="Arial" w:ascii="標楷體" w:hAnsi="標楷體"/>
-                <w:szCs w:val="26"/>
-              </w:rPr>
-            </w:r>
-            <w:r>
-              <w:rPr>
-                <w:rFonts w:ascii="標楷體" w:hAnsi="標楷體" w:cs="Arial" w:eastAsia="標楷體"/>
-                <w:szCs w:val="26"/>
-              </w:rPr>
-            </w:r>
-            <w:r>
-              <w:rPr>
-                <w:rFonts w:eastAsia="標楷體" w:cs="Arial" w:ascii="標楷體" w:hAnsi="標楷體"/>
-                <w:szCs w:val="26"/>
-              </w:rPr>
-            </w:r>
-            <w:r>
-              <w:rPr>
-                <w:rFonts w:eastAsia="標楷體" w:cs="Arial" w:ascii="標楷體" w:hAnsi="標楷體"/>
-                <w:szCs w:val="26"/>
-              </w:rPr>
-            </w:r>
-            <w:r>
-              <w:rPr>
-                <w:rFonts w:eastAsia="標楷體" w:cs="Arial" w:ascii="標楷體" w:hAnsi="標楷體"/>
-                <w:szCs w:val="26"/>
-              </w:rPr>
-            </w:r>
-            <w:r>
-              <w:rPr>
-                <w:rFonts w:ascii="標楷體" w:hAnsi="標楷體" w:cs="Arial" w:eastAsia="標楷體"/>
-                <w:szCs w:val="26"/>
-              </w:rPr>
-            </w:r>
-            <w:r>
-              <w:rPr>
-                <w:rFonts w:eastAsia="標楷體" w:cs="Arial" w:ascii="標楷體" w:hAnsi="標楷體"/>
-                <w:szCs w:val="26"/>
-              </w:rPr>
-            </w:r>
-            <w:r>
-              <w:rPr>
-                <w:rFonts w:ascii="標楷體" w:hAnsi="標楷體" w:cs="Arial" w:eastAsia="標楷體"/>
-                <w:szCs w:val="26"/>
-              </w:rPr>
-            </w:r>
-            <w:r>
-              <w:rPr>
-                <w:rFonts w:eastAsia="標楷體" w:cs="Arial" w:ascii="標楷體" w:hAnsi="標楷體"/>
-                <w:szCs w:val="26"/>
-              </w:rPr>
-            </w:r>
-            <w:r>
-              <w:rPr>
-                <w:rFonts w:ascii="標楷體" w:hAnsi="標楷體" w:cs="Arial" w:eastAsia="標楷體"/>
-                <w:szCs w:val="26"/>
-              </w:rPr>
+              <w:t/>
+            </w:r>
+            <w:r>
+              <w:rPr>
+                <w:rFonts w:ascii="標楷體" w:hAnsi="標楷體" w:cs="Arial" w:eastAsia="標楷體"/>
+                <w:szCs w:val="26"/>
+              </w:rPr>
+              <w:t/>
+            </w:r>
+            <w:r>
+              <w:rPr>
+                <w:rFonts w:eastAsia="標楷體" w:cs="Arial" w:ascii="標楷體" w:hAnsi="標楷體"/>
+                <w:szCs w:val="26"/>
+              </w:rPr>
+              <w:t/>
+            </w:r>
+            <w:r>
+              <w:rPr>
+                <w:rFonts w:ascii="標楷體" w:hAnsi="標楷體" w:cs="Arial" w:eastAsia="標楷體"/>
+                <w:szCs w:val="26"/>
+              </w:rPr>
+              <w:t/>
+            </w:r>
+            <w:r>
+              <w:rPr>
+                <w:rFonts w:eastAsia="標楷體" w:cs="Arial" w:ascii="標楷體" w:hAnsi="標楷體"/>
+                <w:szCs w:val="26"/>
+              </w:rPr>
+              <w:t/>
+            </w:r>
+            <w:r>
+              <w:rPr>
+                <w:rFonts w:ascii="標楷體" w:hAnsi="標楷體" w:cs="Arial" w:eastAsia="標楷體"/>
+                <w:szCs w:val="26"/>
+              </w:rPr>
+              <w:t/>
+            </w:r>
+            <w:r>
+              <w:rPr>
+                <w:rFonts w:eastAsia="標楷體" w:cs="Arial" w:ascii="標楷體" w:hAnsi="標楷體"/>
+                <w:szCs w:val="26"/>
+              </w:rPr>
+              <w:t/>
+            </w:r>
+            <w:r>
+              <w:rPr>
+                <w:rFonts w:ascii="標楷體" w:hAnsi="標楷體" w:cs="Arial" w:eastAsia="標楷體"/>
+                <w:szCs w:val="26"/>
+              </w:rPr>
+              <w:t/>
+            </w:r>
+            <w:r>
+              <w:rPr>
+                <w:rFonts w:eastAsia="標楷體" w:cs="Arial" w:ascii="標楷體" w:hAnsi="標楷體"/>
+                <w:szCs w:val="26"/>
+              </w:rPr>
+              <w:t/>
+            </w:r>
+            <w:r>
+              <w:rPr>
+                <w:rFonts w:ascii="標楷體" w:hAnsi="標楷體" w:cs="Arial" w:eastAsia="標楷體"/>
+                <w:szCs w:val="26"/>
+              </w:rPr>
+              <w:t/>
+            </w:r>
+            <w:r>
+              <w:rPr>
+                <w:rFonts w:eastAsia="標楷體" w:cs="Arial" w:ascii="標楷體" w:hAnsi="標楷體"/>
+                <w:szCs w:val="26"/>
+              </w:rPr>
+              <w:t/>
+            </w:r>
+            <w:r>
+              <w:rPr>
+                <w:rFonts w:ascii="標楷體" w:hAnsi="標楷體" w:cs="Arial" w:eastAsia="標楷體"/>
+                <w:szCs w:val="26"/>
+              </w:rPr>
+              <w:t/>
+            </w:r>
+            <w:r>
+              <w:rPr>
+                <w:rFonts w:eastAsia="標楷體" w:cs="Arial" w:ascii="標楷體" w:hAnsi="標楷體"/>
+                <w:szCs w:val="26"/>
+              </w:rPr>
+              <w:t/>
+            </w:r>
+            <w:r>
+              <w:rPr>
+                <w:rFonts w:ascii="標楷體" w:hAnsi="標楷體" w:cs="Arial" w:eastAsia="標楷體"/>
+                <w:szCs w:val="26"/>
+              </w:rPr>
+              <w:t/>
+            </w:r>
+            <w:r>
+              <w:rPr>
+                <w:rFonts w:eastAsia="標楷體" w:cs="Arial" w:ascii="標楷體" w:hAnsi="標楷體"/>
+                <w:szCs w:val="26"/>
+              </w:rPr>
+              <w:t/>
+            </w:r>
+            <w:r>
+              <w:rPr>
+                <w:rFonts w:ascii="標楷體" w:hAnsi="標楷體" w:cs="Arial" w:eastAsia="標楷體"/>
+                <w:szCs w:val="26"/>
+              </w:rPr>
+              <w:t/>
+            </w:r>
+            <w:r>
+              <w:rPr>
+                <w:rFonts w:eastAsia="標楷體" w:cs="Arial" w:ascii="標楷體" w:hAnsi="標楷體"/>
+                <w:szCs w:val="26"/>
+              </w:rPr>
+              <w:t/>
+            </w:r>
+            <w:r>
+              <w:rPr>
+                <w:rFonts w:eastAsia="標楷體" w:cs="Arial" w:ascii="標楷體" w:hAnsi="標楷體"/>
+                <w:szCs w:val="26"/>
+              </w:rPr>
+              <w:t/>
+            </w:r>
+            <w:r>
+              <w:rPr>
+                <w:rFonts w:eastAsia="標楷體" w:cs="Arial" w:ascii="標楷體" w:hAnsi="標楷體"/>
+                <w:szCs w:val="26"/>
+              </w:rPr>
+              <w:t/>
+            </w:r>
+            <w:r>
+              <w:rPr>
+                <w:rFonts w:ascii="標楷體" w:hAnsi="標楷體" w:cs="Arial" w:eastAsia="標楷體"/>
+                <w:szCs w:val="26"/>
+              </w:rPr>
+              <w:t/>
+            </w:r>
+            <w:r>
+              <w:rPr>
+                <w:rFonts w:eastAsia="標楷體" w:cs="Arial" w:ascii="標楷體" w:hAnsi="標楷體"/>
+                <w:szCs w:val="26"/>
+              </w:rPr>
+              <w:t/>
+            </w:r>
+            <w:r>
+              <w:rPr>
+                <w:rFonts w:ascii="標楷體" w:hAnsi="標楷體" w:cs="Arial" w:eastAsia="標楷體"/>
+                <w:szCs w:val="26"/>
+              </w:rPr>
+              <w:t/>
+            </w:r>
+            <w:r>
+              <w:rPr>
+                <w:rFonts w:eastAsia="標楷體" w:cs="Arial" w:ascii="標楷體" w:hAnsi="標楷體"/>
+                <w:szCs w:val="26"/>
+              </w:rPr>
+              <w:t/>
+            </w:r>
+            <w:r>
+              <w:rPr>
+                <w:rFonts w:ascii="標楷體" w:hAnsi="標楷體" w:cs="Arial" w:eastAsia="標楷體"/>
+                <w:szCs w:val="26"/>
+              </w:rPr>
+              <w:t/>
             </w:r>
           </w:p>
           <w:p>
@@ -1316,144 +1383,168 @@
                 <w:rFonts w:eastAsia="標楷體" w:cs="Arial" w:ascii="標楷體" w:hAnsi="標楷體"/>
                 <w:szCs w:val="26"/>
               </w:rPr>
-            </w:r>
-            <w:r>
-              <w:rPr>
-                <w:rFonts w:ascii="標楷體" w:hAnsi="標楷體" w:cs="Arial" w:eastAsia="標楷體"/>
-                <w:szCs w:val="26"/>
-              </w:rPr>
-            </w:r>
-            <w:r>
-              <w:rPr>
-                <w:rFonts w:eastAsia="標楷體" w:cs="Arial" w:ascii="標楷體" w:hAnsi="標楷體"/>
-                <w:szCs w:val="26"/>
-              </w:rPr>
-            </w:r>
-            <w:r>
-              <w:rPr>
-                <w:rFonts w:ascii="標楷體" w:hAnsi="標楷體" w:cs="Arial" w:eastAsia="標楷體"/>
-                <w:szCs w:val="26"/>
-              </w:rPr>
-            </w:r>
-            <w:r>
-              <w:rPr>
-                <w:rFonts w:eastAsia="標楷體" w:cs="Arial" w:ascii="標楷體" w:hAnsi="標楷體"/>
-                <w:szCs w:val="26"/>
-              </w:rPr>
-            </w:r>
-            <w:r>
-              <w:rPr>
-                <w:rFonts w:ascii="標楷體" w:hAnsi="標楷體" w:cs="Arial" w:eastAsia="標楷體"/>
-                <w:szCs w:val="26"/>
-              </w:rPr>
-            </w:r>
-            <w:r>
-              <w:rPr>
-                <w:rFonts w:eastAsia="標楷體" w:cs="Arial" w:ascii="標楷體" w:hAnsi="標楷體"/>
-                <w:szCs w:val="26"/>
-              </w:rPr>
-            </w:r>
-            <w:r>
-              <w:rPr>
-                <w:rFonts w:ascii="標楷體" w:hAnsi="標楷體" w:cs="Arial" w:eastAsia="標楷體"/>
-                <w:szCs w:val="26"/>
-              </w:rPr>
-            </w:r>
-            <w:r>
-              <w:rPr>
-                <w:rFonts w:eastAsia="標楷體" w:cs="Arial" w:ascii="標楷體" w:hAnsi="標楷體"/>
-                <w:szCs w:val="26"/>
-              </w:rPr>
-            </w:r>
-            <w:r>
-              <w:rPr>
-                <w:rFonts w:ascii="標楷體" w:hAnsi="標楷體" w:cs="Arial" w:eastAsia="標楷體"/>
-                <w:szCs w:val="26"/>
-              </w:rPr>
-            </w:r>
-            <w:r>
-              <w:rPr>
-                <w:rFonts w:eastAsia="標楷體" w:cs="Arial" w:ascii="標楷體" w:hAnsi="標楷體"/>
-                <w:szCs w:val="26"/>
-              </w:rPr>
-            </w:r>
-            <w:r>
-              <w:rPr>
-                <w:rFonts w:ascii="標楷體" w:hAnsi="標楷體" w:cs="Arial" w:eastAsia="標楷體"/>
-                <w:szCs w:val="26"/>
-              </w:rPr>
-            </w:r>
-            <w:r>
-              <w:rPr>
-                <w:rFonts w:eastAsia="標楷體" w:cs="Arial" w:ascii="標楷體" w:hAnsi="標楷體"/>
-                <w:szCs w:val="26"/>
-              </w:rPr>
-            </w:r>
-            <w:r>
-              <w:rPr>
-                <w:rFonts w:ascii="標楷體" w:hAnsi="標楷體" w:cs="Arial" w:eastAsia="標楷體"/>
-                <w:szCs w:val="26"/>
-              </w:rPr>
-            </w:r>
-            <w:r>
-              <w:rPr>
-                <w:rFonts w:eastAsia="標楷體" w:cs="Arial" w:ascii="標楷體" w:hAnsi="標楷體"/>
-                <w:szCs w:val="26"/>
-              </w:rPr>
-            </w:r>
-            <w:r>
-              <w:rPr>
-                <w:rFonts w:ascii="標楷體" w:hAnsi="標楷體" w:cs="Arial" w:eastAsia="標楷體"/>
-                <w:szCs w:val="26"/>
-              </w:rPr>
-            </w:r>
-            <w:r>
-              <w:rPr>
-                <w:rFonts w:eastAsia="標楷體" w:cs="Arial" w:ascii="標楷體" w:hAnsi="標楷體"/>
-                <w:szCs w:val="26"/>
-              </w:rPr>
-            </w:r>
-            <w:r>
-              <w:rPr>
-                <w:rFonts w:ascii="標楷體" w:hAnsi="標楷體" w:cs="Arial" w:eastAsia="標楷體"/>
-                <w:szCs w:val="26"/>
-              </w:rPr>
-            </w:r>
-            <w:r>
-              <w:rPr>
-                <w:rFonts w:eastAsia="標楷體" w:cs="Arial" w:ascii="標楷體" w:hAnsi="標楷體"/>
-                <w:szCs w:val="26"/>
-              </w:rPr>
-            </w:r>
-            <w:r>
-              <w:rPr>
-                <w:rFonts w:ascii="標楷體" w:hAnsi="標楷體" w:cs="Arial" w:eastAsia="標楷體"/>
-                <w:szCs w:val="26"/>
-              </w:rPr>
-            </w:r>
-            <w:r>
-              <w:rPr>
-                <w:rFonts w:eastAsia="標楷體" w:cs="Arial" w:ascii="標楷體" w:hAnsi="標楷體"/>
-                <w:szCs w:val="26"/>
-              </w:rPr>
-            </w:r>
-            <w:r>
-              <w:rPr>
-                <w:rFonts w:ascii="標楷體" w:hAnsi="標楷體" w:cs="Arial" w:eastAsia="標楷體"/>
-                <w:szCs w:val="26"/>
-              </w:rPr>
-            </w:r>
-            <w:r>
-              <w:rPr>
-                <w:rFonts w:eastAsia="標楷體" w:cs="Arial" w:ascii="標楷體" w:hAnsi="標楷體"/>
-                <w:szCs w:val="26"/>
-              </w:rPr>
-            </w:r>
-            <w:r>
-              <w:rPr>
-                <w:rFonts w:ascii="標楷體" w:hAnsi="標楷體" w:cs="Arial" w:eastAsia="標楷體"/>
-                <w:szCs w:val="26"/>
-              </w:rPr>
+              <w:t/>
+            </w:r>
+            <w:r>
+              <w:rPr>
+                <w:rFonts w:ascii="標楷體" w:hAnsi="標楷體" w:cs="Arial" w:eastAsia="標楷體"/>
+                <w:szCs w:val="26"/>
+              </w:rPr>
+              <w:t/>
+            </w:r>
+            <w:r>
+              <w:rPr>
+                <w:rFonts w:eastAsia="標楷體" w:cs="Arial" w:ascii="標楷體" w:hAnsi="標楷體"/>
+                <w:szCs w:val="26"/>
+              </w:rPr>
+              <w:t/>
+            </w:r>
+            <w:r>
+              <w:rPr>
+                <w:rFonts w:ascii="標楷體" w:hAnsi="標楷體" w:cs="Arial" w:eastAsia="標楷體"/>
+                <w:szCs w:val="26"/>
+              </w:rPr>
+              <w:t/>
+            </w:r>
+            <w:r>
+              <w:rPr>
+                <w:rFonts w:eastAsia="標楷體" w:cs="Arial" w:ascii="標楷體" w:hAnsi="標楷體"/>
+                <w:szCs w:val="26"/>
+              </w:rPr>
+              <w:t/>
+            </w:r>
+            <w:r>
+              <w:rPr>
+                <w:rFonts w:ascii="標楷體" w:hAnsi="標楷體" w:cs="Arial" w:eastAsia="標楷體"/>
+                <w:szCs w:val="26"/>
+              </w:rPr>
+              <w:t/>
+            </w:r>
+            <w:r>
+              <w:rPr>
+                <w:rFonts w:eastAsia="標楷體" w:cs="Arial" w:ascii="標楷體" w:hAnsi="標楷體"/>
+                <w:szCs w:val="26"/>
+              </w:rPr>
+              <w:t/>
+            </w:r>
+            <w:r>
+              <w:rPr>
+                <w:rFonts w:ascii="標楷體" w:hAnsi="標楷體" w:cs="Arial" w:eastAsia="標楷體"/>
+                <w:szCs w:val="26"/>
+              </w:rPr>
+              <w:t/>
+            </w:r>
+            <w:r>
+              <w:rPr>
+                <w:rFonts w:eastAsia="標楷體" w:cs="Arial" w:ascii="標楷體" w:hAnsi="標楷體"/>
+                <w:szCs w:val="26"/>
+              </w:rPr>
+              <w:t/>
+            </w:r>
+            <w:r>
+              <w:rPr>
+                <w:rFonts w:ascii="標楷體" w:hAnsi="標楷體" w:cs="Arial" w:eastAsia="標楷體"/>
+                <w:szCs w:val="26"/>
+              </w:rPr>
+              <w:t/>
+            </w:r>
+            <w:r>
+              <w:rPr>
+                <w:rFonts w:eastAsia="標楷體" w:cs="Arial" w:ascii="標楷體" w:hAnsi="標楷體"/>
+                <w:szCs w:val="26"/>
+              </w:rPr>
+              <w:t/>
+            </w:r>
+            <w:r>
+              <w:rPr>
+                <w:rFonts w:ascii="標楷體" w:hAnsi="標楷體" w:cs="Arial" w:eastAsia="標楷體"/>
+                <w:szCs w:val="26"/>
+              </w:rPr>
+              <w:t/>
+            </w:r>
+            <w:r>
+              <w:rPr>
+                <w:rFonts w:eastAsia="標楷體" w:cs="Arial" w:ascii="標楷體" w:hAnsi="標楷體"/>
+                <w:szCs w:val="26"/>
+              </w:rPr>
+              <w:t/>
+            </w:r>
+            <w:r>
+              <w:rPr>
+                <w:rFonts w:ascii="標楷體" w:hAnsi="標楷體" w:cs="Arial" w:eastAsia="標楷體"/>
+                <w:szCs w:val="26"/>
+              </w:rPr>
+              <w:t/>
+            </w:r>
+            <w:r>
+              <w:rPr>
+                <w:rFonts w:eastAsia="標楷體" w:cs="Arial" w:ascii="標楷體" w:hAnsi="標楷體"/>
+                <w:szCs w:val="26"/>
+              </w:rPr>
+              <w:t/>
+            </w:r>
+            <w:r>
+              <w:rPr>
+                <w:rFonts w:ascii="標楷體" w:hAnsi="標楷體" w:cs="Arial" w:eastAsia="標楷體"/>
+                <w:szCs w:val="26"/>
+              </w:rPr>
+              <w:t/>
+            </w:r>
+            <w:r>
+              <w:rPr>
+                <w:rFonts w:eastAsia="標楷體" w:cs="Arial" w:ascii="標楷體" w:hAnsi="標楷體"/>
+                <w:szCs w:val="26"/>
+              </w:rPr>
+              <w:t/>
+            </w:r>
+            <w:r>
+              <w:rPr>
+                <w:rFonts w:ascii="標楷體" w:hAnsi="標楷體" w:cs="Arial" w:eastAsia="標楷體"/>
+                <w:szCs w:val="26"/>
+              </w:rPr>
+              <w:t/>
+            </w:r>
+            <w:r>
+              <w:rPr>
+                <w:rFonts w:eastAsia="標楷體" w:cs="Arial" w:ascii="標楷體" w:hAnsi="標楷體"/>
+                <w:szCs w:val="26"/>
+              </w:rPr>
+              <w:t/>
+            </w:r>
+            <w:r>
+              <w:rPr>
+                <w:rFonts w:ascii="標楷體" w:hAnsi="標楷體" w:cs="Arial" w:eastAsia="標楷體"/>
+                <w:szCs w:val="26"/>
+              </w:rPr>
+              <w:t/>
+            </w:r>
+            <w:r>
+              <w:rPr>
+                <w:rFonts w:eastAsia="標楷體" w:cs="Arial" w:ascii="標楷體" w:hAnsi="標楷體"/>
+                <w:szCs w:val="26"/>
+              </w:rPr>
+              <w:t/>
+            </w:r>
+            <w:r>
+              <w:rPr>
+                <w:rFonts w:ascii="標楷體" w:hAnsi="標楷體" w:cs="Arial" w:eastAsia="標楷體"/>
+                <w:szCs w:val="26"/>
+              </w:rPr>
+              <w:t/>
+            </w:r>
+            <w:r>
+              <w:rPr>
+                <w:rFonts w:eastAsia="標楷體" w:cs="Arial" w:ascii="標楷體" w:hAnsi="標楷體"/>
+                <w:szCs w:val="26"/>
+              </w:rPr>
+              <w:t/>
+            </w:r>
+            <w:r>
+              <w:rPr>
+                <w:rFonts w:ascii="標楷體" w:hAnsi="標楷體" w:cs="Arial" w:eastAsia="標楷體"/>
+                <w:szCs w:val="26"/>
+              </w:rPr>
+              <w:t/>
             </w:r>
           </w:p>
           <w:p>
@@ -1474,186 +1565,217 @@
                 <w:rFonts w:eastAsia="標楷體" w:cs="Arial" w:ascii="標楷體" w:hAnsi="標楷體"/>
                 <w:szCs w:val="26"/>
               </w:rPr>
-            </w:r>
-            <w:r>
-              <w:rPr>
-                <w:rFonts w:ascii="標楷體" w:hAnsi="標楷體" w:cs="Arial" w:eastAsia="標楷體"/>
-                <w:szCs w:val="26"/>
-              </w:rPr>
-            </w:r>
-            <w:r>
-              <w:rPr>
-                <w:rFonts w:eastAsia="標楷體" w:cs="Arial" w:ascii="標楷體" w:hAnsi="標楷體"/>
-                <w:szCs w:val="26"/>
-              </w:rPr>
-            </w:r>
-            <w:r>
-              <w:rPr>
-                <w:rFonts w:ascii="標楷體" w:hAnsi="標楷體" w:cs="Arial" w:eastAsia="標楷體"/>
-                <w:szCs w:val="26"/>
-              </w:rPr>
-            </w:r>
-            <w:r>
-              <w:rPr>
-                <w:rFonts w:eastAsia="標楷體" w:cs="Arial" w:ascii="標楷體" w:hAnsi="標楷體"/>
-                <w:szCs w:val="26"/>
-              </w:rPr>
-            </w:r>
-            <w:r>
-              <w:rPr>
-                <w:rFonts w:ascii="標楷體" w:hAnsi="標楷體" w:cs="Arial" w:eastAsia="標楷體"/>
-                <w:szCs w:val="26"/>
-              </w:rPr>
-            </w:r>
-            <w:r>
-              <w:rPr>
-                <w:rFonts w:eastAsia="標楷體" w:cs="Arial" w:ascii="標楷體" w:hAnsi="標楷體"/>
-                <w:szCs w:val="26"/>
-              </w:rPr>
-            </w:r>
-            <w:r>
-              <w:rPr>
-                <w:rFonts w:ascii="標楷體" w:hAnsi="標楷體" w:cs="Arial" w:eastAsia="標楷體"/>
-                <w:szCs w:val="26"/>
-              </w:rPr>
-            </w:r>
-            <w:r>
-              <w:rPr>
-                <w:rFonts w:eastAsia="標楷體" w:cs="Arial" w:ascii="標楷體" w:hAnsi="標楷體"/>
-                <w:szCs w:val="26"/>
-              </w:rPr>
-            </w:r>
-            <w:r>
-              <w:rPr>
-                <w:rFonts w:ascii="標楷體" w:hAnsi="標楷體" w:cs="Arial" w:eastAsia="標楷體"/>
-                <w:szCs w:val="26"/>
-              </w:rPr>
-            </w:r>
-            <w:r>
-              <w:rPr>
-                <w:rFonts w:eastAsia="標楷體" w:cs="Arial" w:ascii="標楷體" w:hAnsi="標楷體"/>
-                <w:szCs w:val="26"/>
-              </w:rPr>
-            </w:r>
-            <w:r>
-              <w:rPr>
-                <w:rFonts w:ascii="標楷體" w:hAnsi="標楷體" w:cs="Arial" w:eastAsia="標楷體"/>
-                <w:szCs w:val="26"/>
-              </w:rPr>
-            </w:r>
-            <w:r>
-              <w:rPr>
-                <w:rFonts w:eastAsia="標楷體" w:cs="Arial" w:ascii="標楷體" w:hAnsi="標楷體"/>
-                <w:szCs w:val="26"/>
-              </w:rPr>
-            </w:r>
-            <w:r>
-              <w:rPr>
-                <w:rFonts w:ascii="標楷體" w:hAnsi="標楷體" w:cs="Arial" w:eastAsia="標楷體"/>
-                <w:szCs w:val="26"/>
-              </w:rPr>
-            </w:r>
-            <w:r>
-              <w:rPr>
-                <w:rFonts w:eastAsia="標楷體" w:cs="Arial" w:ascii="標楷體" w:hAnsi="標楷體"/>
-                <w:szCs w:val="26"/>
-              </w:rPr>
-            </w:r>
-            <w:r>
-              <w:rPr>
-                <w:rFonts w:ascii="標楷體" w:hAnsi="標楷體" w:cs="Arial" w:eastAsia="標楷體"/>
-                <w:szCs w:val="26"/>
-              </w:rPr>
-            </w:r>
-            <w:r>
-              <w:rPr>
-                <w:rFonts w:eastAsia="標楷體" w:cs="Arial" w:ascii="標楷體" w:hAnsi="標楷體"/>
-                <w:szCs w:val="26"/>
-              </w:rPr>
-            </w:r>
-            <w:r>
-              <w:rPr>
-                <w:rFonts w:ascii="標楷體" w:hAnsi="標楷體" w:cs="Arial" w:eastAsia="標楷體"/>
-                <w:szCs w:val="26"/>
-              </w:rPr>
-            </w:r>
-            <w:r>
-              <w:rPr>
-                <w:rFonts w:eastAsia="標楷體" w:cs="Arial" w:ascii="標楷體" w:hAnsi="標楷體"/>
-                <w:szCs w:val="26"/>
-              </w:rPr>
-            </w:r>
-            <w:r>
-              <w:rPr>
-                <w:rFonts w:ascii="標楷體" w:hAnsi="標楷體" w:cs="Arial" w:eastAsia="標楷體"/>
-                <w:szCs w:val="26"/>
-              </w:rPr>
-            </w:r>
-            <w:r>
-              <w:rPr>
-                <w:rFonts w:eastAsia="標楷體" w:cs="Arial" w:ascii="標楷體" w:hAnsi="標楷體"/>
-                <w:szCs w:val="26"/>
-              </w:rPr>
-            </w:r>
-            <w:r>
-              <w:rPr>
-                <w:rFonts w:ascii="標楷體" w:hAnsi="標楷體" w:cs="Arial" w:eastAsia="標楷體"/>
-                <w:szCs w:val="26"/>
-              </w:rPr>
-            </w:r>
-            <w:r>
-              <w:rPr>
-                <w:rFonts w:eastAsia="標楷體" w:cs="Arial" w:ascii="標楷體" w:hAnsi="標楷體"/>
-                <w:szCs w:val="26"/>
-              </w:rPr>
-            </w:r>
-            <w:r>
-              <w:rPr>
-                <w:rFonts w:ascii="標楷體" w:hAnsi="標楷體" w:cs="Arial" w:eastAsia="標楷體"/>
-                <w:szCs w:val="26"/>
-              </w:rPr>
-            </w:r>
-            <w:r>
-              <w:rPr>
-                <w:rFonts w:eastAsia="標楷體" w:cs="Arial" w:ascii="標楷體" w:hAnsi="標楷體"/>
-                <w:szCs w:val="26"/>
-              </w:rPr>
-            </w:r>
-            <w:r>
-              <w:rPr>
-                <w:rFonts w:ascii="標楷體" w:hAnsi="標楷體" w:cs="Arial" w:eastAsia="標楷體"/>
-                <w:szCs w:val="26"/>
-              </w:rPr>
-            </w:r>
-            <w:r>
-              <w:rPr>
-                <w:rFonts w:eastAsia="標楷體" w:cs="Arial" w:ascii="標楷體" w:hAnsi="標楷體"/>
-                <w:szCs w:val="26"/>
-              </w:rPr>
-            </w:r>
-            <w:r>
-              <w:rPr>
-                <w:rFonts w:ascii="標楷體" w:hAnsi="標楷體" w:cs="Arial" w:eastAsia="標楷體"/>
-                <w:szCs w:val="26"/>
-              </w:rPr>
-            </w:r>
-            <w:r>
-              <w:rPr>
-                <w:rFonts w:eastAsia="標楷體" w:cs="Arial" w:ascii="標楷體" w:hAnsi="標楷體"/>
-                <w:szCs w:val="26"/>
-              </w:rPr>
-            </w:r>
-            <w:r>
-              <w:rPr>
-                <w:rFonts w:eastAsia="標楷體" w:cs="Arial" w:ascii="標楷體" w:hAnsi="標楷體"/>
-                <w:szCs w:val="26"/>
-              </w:rPr>
-            </w:r>
-            <w:r>
-              <w:rPr>
-                <w:rFonts w:ascii="標楷體" w:hAnsi="標楷體" w:cs="Arial" w:eastAsia="標楷體"/>
-                <w:szCs w:val="26"/>
-              </w:rPr>
+              <w:t/>
+            </w:r>
+            <w:r>
+              <w:rPr>
+                <w:rFonts w:ascii="標楷體" w:hAnsi="標楷體" w:cs="Arial" w:eastAsia="標楷體"/>
+                <w:szCs w:val="26"/>
+              </w:rPr>
+              <w:t/>
+            </w:r>
+            <w:r>
+              <w:rPr>
+                <w:rFonts w:eastAsia="標楷體" w:cs="Arial" w:ascii="標楷體" w:hAnsi="標楷體"/>
+                <w:szCs w:val="26"/>
+              </w:rPr>
+              <w:t/>
+            </w:r>
+            <w:r>
+              <w:rPr>
+                <w:rFonts w:ascii="標楷體" w:hAnsi="標楷體" w:cs="Arial" w:eastAsia="標楷體"/>
+                <w:szCs w:val="26"/>
+              </w:rPr>
+              <w:t/>
+            </w:r>
+            <w:r>
+              <w:rPr>
+                <w:rFonts w:eastAsia="標楷體" w:cs="Arial" w:ascii="標楷體" w:hAnsi="標楷體"/>
+                <w:szCs w:val="26"/>
+              </w:rPr>
+              <w:t/>
+            </w:r>
+            <w:r>
+              <w:rPr>
+                <w:rFonts w:ascii="標楷體" w:hAnsi="標楷體" w:cs="Arial" w:eastAsia="標楷體"/>
+                <w:szCs w:val="26"/>
+              </w:rPr>
+              <w:t/>
+            </w:r>
+            <w:r>
+              <w:rPr>
+                <w:rFonts w:eastAsia="標楷體" w:cs="Arial" w:ascii="標楷體" w:hAnsi="標楷體"/>
+                <w:szCs w:val="26"/>
+              </w:rPr>
+              <w:t/>
+            </w:r>
+            <w:r>
+              <w:rPr>
+                <w:rFonts w:ascii="標楷體" w:hAnsi="標楷體" w:cs="Arial" w:eastAsia="標楷體"/>
+                <w:szCs w:val="26"/>
+              </w:rPr>
+              <w:t/>
+            </w:r>
+            <w:r>
+              <w:rPr>
+                <w:rFonts w:eastAsia="標楷體" w:cs="Arial" w:ascii="標楷體" w:hAnsi="標楷體"/>
+                <w:szCs w:val="26"/>
+              </w:rPr>
+              <w:t/>
+            </w:r>
+            <w:r>
+              <w:rPr>
+                <w:rFonts w:ascii="標楷體" w:hAnsi="標楷體" w:cs="Arial" w:eastAsia="標楷體"/>
+                <w:szCs w:val="26"/>
+              </w:rPr>
+              <w:t/>
+            </w:r>
+            <w:r>
+              <w:rPr>
+                <w:rFonts w:eastAsia="標楷體" w:cs="Arial" w:ascii="標楷體" w:hAnsi="標楷體"/>
+                <w:szCs w:val="26"/>
+              </w:rPr>
+              <w:t/>
+            </w:r>
+            <w:r>
+              <w:rPr>
+                <w:rFonts w:ascii="標楷體" w:hAnsi="標楷體" w:cs="Arial" w:eastAsia="標楷體"/>
+                <w:szCs w:val="26"/>
+              </w:rPr>
+              <w:t/>
+            </w:r>
+            <w:r>
+              <w:rPr>
+                <w:rFonts w:eastAsia="標楷體" w:cs="Arial" w:ascii="標楷體" w:hAnsi="標楷體"/>
+                <w:szCs w:val="26"/>
+              </w:rPr>
+              <w:t/>
+            </w:r>
+            <w:r>
+              <w:rPr>
+                <w:rFonts w:ascii="標楷體" w:hAnsi="標楷體" w:cs="Arial" w:eastAsia="標楷體"/>
+                <w:szCs w:val="26"/>
+              </w:rPr>
+              <w:t/>
+            </w:r>
+            <w:r>
+              <w:rPr>
+                <w:rFonts w:eastAsia="標楷體" w:cs="Arial" w:ascii="標楷體" w:hAnsi="標楷體"/>
+                <w:szCs w:val="26"/>
+              </w:rPr>
+              <w:t/>
+            </w:r>
+            <w:r>
+              <w:rPr>
+                <w:rFonts w:ascii="標楷體" w:hAnsi="標楷體" w:cs="Arial" w:eastAsia="標楷體"/>
+                <w:szCs w:val="26"/>
+              </w:rPr>
+              <w:t/>
+            </w:r>
+            <w:r>
+              <w:rPr>
+                <w:rFonts w:eastAsia="標楷體" w:cs="Arial" w:ascii="標楷體" w:hAnsi="標楷體"/>
+                <w:szCs w:val="26"/>
+              </w:rPr>
+              <w:t/>
+            </w:r>
+            <w:r>
+              <w:rPr>
+                <w:rFonts w:ascii="標楷體" w:hAnsi="標楷體" w:cs="Arial" w:eastAsia="標楷體"/>
+                <w:szCs w:val="26"/>
+              </w:rPr>
+              <w:t/>
+            </w:r>
+            <w:r>
+              <w:rPr>
+                <w:rFonts w:eastAsia="標楷體" w:cs="Arial" w:ascii="標楷體" w:hAnsi="標楷體"/>
+                <w:szCs w:val="26"/>
+              </w:rPr>
+              <w:t/>
+            </w:r>
+            <w:r>
+              <w:rPr>
+                <w:rFonts w:ascii="標楷體" w:hAnsi="標楷體" w:cs="Arial" w:eastAsia="標楷體"/>
+                <w:szCs w:val="26"/>
+              </w:rPr>
+              <w:t/>
+            </w:r>
+            <w:r>
+              <w:rPr>
+                <w:rFonts w:eastAsia="標楷體" w:cs="Arial" w:ascii="標楷體" w:hAnsi="標楷體"/>
+                <w:szCs w:val="26"/>
+              </w:rPr>
+              <w:t/>
+            </w:r>
+            <w:r>
+              <w:rPr>
+                <w:rFonts w:ascii="標楷體" w:hAnsi="標楷體" w:cs="Arial" w:eastAsia="標楷體"/>
+                <w:szCs w:val="26"/>
+              </w:rPr>
+              <w:t/>
+            </w:r>
+            <w:r>
+              <w:rPr>
+                <w:rFonts w:eastAsia="標楷體" w:cs="Arial" w:ascii="標楷體" w:hAnsi="標楷體"/>
+                <w:szCs w:val="26"/>
+              </w:rPr>
+              <w:t/>
+            </w:r>
+            <w:r>
+              <w:rPr>
+                <w:rFonts w:ascii="標楷體" w:hAnsi="標楷體" w:cs="Arial" w:eastAsia="標楷體"/>
+                <w:szCs w:val="26"/>
+              </w:rPr>
+              <w:t/>
+            </w:r>
+            <w:r>
+              <w:rPr>
+                <w:rFonts w:eastAsia="標楷體" w:cs="Arial" w:ascii="標楷體" w:hAnsi="標楷體"/>
+                <w:szCs w:val="26"/>
+              </w:rPr>
+              <w:t/>
+            </w:r>
+            <w:r>
+              <w:rPr>
+                <w:rFonts w:ascii="標楷體" w:hAnsi="標楷體" w:cs="Arial" w:eastAsia="標楷體"/>
+                <w:szCs w:val="26"/>
+              </w:rPr>
+              <w:t/>
+            </w:r>
+            <w:r>
+              <w:rPr>
+                <w:rFonts w:eastAsia="標楷體" w:cs="Arial" w:ascii="標楷體" w:hAnsi="標楷體"/>
+                <w:szCs w:val="26"/>
+              </w:rPr>
+              <w:t/>
+            </w:r>
+            <w:r>
+              <w:rPr>
+                <w:rFonts w:ascii="標楷體" w:hAnsi="標楷體" w:cs="Arial" w:eastAsia="標楷體"/>
+                <w:szCs w:val="26"/>
+              </w:rPr>
+              <w:t/>
+            </w:r>
+            <w:r>
+              <w:rPr>
+                <w:rFonts w:eastAsia="標楷體" w:cs="Arial" w:ascii="標楷體" w:hAnsi="標楷體"/>
+                <w:szCs w:val="26"/>
+              </w:rPr>
+              <w:t/>
+            </w:r>
+            <w:r>
+              <w:rPr>
+                <w:rFonts w:eastAsia="標楷體" w:cs="Arial" w:ascii="標楷體" w:hAnsi="標楷體"/>
+                <w:szCs w:val="26"/>
+              </w:rPr>
+              <w:t/>
+            </w:r>
+            <w:r>
+              <w:rPr>
+                <w:rFonts w:ascii="標楷體" w:hAnsi="標楷體" w:cs="Arial" w:eastAsia="標楷體"/>
+                <w:szCs w:val="26"/>
+              </w:rPr>
+              <w:t/>
             </w:r>
           </w:p>
           <w:p>
@@ -1674,324 +1796,378 @@
                 <w:rFonts w:eastAsia="標楷體" w:cs="Arial" w:ascii="標楷體" w:hAnsi="標楷體"/>
                 <w:szCs w:val="26"/>
               </w:rPr>
-            </w:r>
-            <w:r>
-              <w:rPr>
-                <w:rFonts w:ascii="標楷體" w:hAnsi="標楷體" w:cs="Arial" w:eastAsia="標楷體"/>
-                <w:szCs w:val="26"/>
-              </w:rPr>
-            </w:r>
-            <w:r>
-              <w:rPr>
-                <w:rFonts w:eastAsia="標楷體" w:cs="Arial" w:ascii="標楷體" w:hAnsi="標楷體"/>
-                <w:szCs w:val="26"/>
-              </w:rPr>
-            </w:r>
-            <w:r>
-              <w:rPr>
-                <w:rFonts w:ascii="標楷體" w:hAnsi="標楷體" w:cs="Arial" w:eastAsia="標楷體"/>
-                <w:szCs w:val="26"/>
-              </w:rPr>
-            </w:r>
-            <w:r>
-              <w:rPr>
-                <w:rFonts w:eastAsia="標楷體" w:cs="Arial" w:ascii="標楷體" w:hAnsi="標楷體"/>
-                <w:szCs w:val="26"/>
-              </w:rPr>
-            </w:r>
-            <w:r>
-              <w:rPr>
-                <w:rFonts w:ascii="標楷體" w:hAnsi="標楷體" w:cs="Arial" w:eastAsia="標楷體"/>
-                <w:szCs w:val="26"/>
-              </w:rPr>
-            </w:r>
-            <w:r>
-              <w:rPr>
-                <w:rFonts w:eastAsia="標楷體" w:cs="Arial" w:ascii="標楷體" w:hAnsi="標楷體"/>
-                <w:szCs w:val="26"/>
-              </w:rPr>
-            </w:r>
-            <w:r>
-              <w:rPr>
-                <w:rFonts w:ascii="標楷體" w:hAnsi="標楷體" w:cs="Arial" w:eastAsia="標楷體"/>
-                <w:szCs w:val="26"/>
-              </w:rPr>
-            </w:r>
-            <w:r>
-              <w:rPr>
-                <w:rFonts w:eastAsia="標楷體" w:cs="Arial" w:ascii="標楷體" w:hAnsi="標楷體"/>
-                <w:szCs w:val="26"/>
-              </w:rPr>
-            </w:r>
-            <w:r>
-              <w:rPr>
-                <w:rFonts w:ascii="標楷體" w:hAnsi="標楷體" w:cs="Arial" w:eastAsia="標楷體"/>
-                <w:szCs w:val="26"/>
-              </w:rPr>
-            </w:r>
-            <w:r>
-              <w:rPr>
-                <w:rFonts w:eastAsia="標楷體" w:cs="Arial" w:ascii="標楷體" w:hAnsi="標楷體"/>
-                <w:szCs w:val="26"/>
-              </w:rPr>
-            </w:r>
-            <w:r>
-              <w:rPr>
-                <w:rFonts w:ascii="標楷體" w:hAnsi="標楷體" w:cs="Arial" w:eastAsia="標楷體"/>
-                <w:szCs w:val="26"/>
-              </w:rPr>
-            </w:r>
-            <w:r>
-              <w:rPr>
-                <w:rFonts w:eastAsia="標楷體" w:cs="Arial" w:ascii="標楷體" w:hAnsi="標楷體"/>
-                <w:szCs w:val="26"/>
-              </w:rPr>
-            </w:r>
-            <w:r>
-              <w:rPr>
-                <w:rFonts w:ascii="標楷體" w:hAnsi="標楷體" w:cs="Arial" w:eastAsia="標楷體"/>
-                <w:szCs w:val="26"/>
-              </w:rPr>
-            </w:r>
-            <w:r>
-              <w:rPr>
-                <w:rFonts w:eastAsia="標楷體" w:cs="Arial" w:ascii="標楷體" w:hAnsi="標楷體"/>
-                <w:szCs w:val="26"/>
-              </w:rPr>
-            </w:r>
-            <w:r>
-              <w:rPr>
-                <w:rFonts w:ascii="標楷體" w:hAnsi="標楷體" w:cs="Arial" w:eastAsia="標楷體"/>
-                <w:szCs w:val="26"/>
-              </w:rPr>
-            </w:r>
-            <w:r>
-              <w:rPr>
-                <w:rFonts w:eastAsia="標楷體" w:cs="Arial" w:ascii="標楷體" w:hAnsi="標楷體"/>
-                <w:szCs w:val="26"/>
-              </w:rPr>
-            </w:r>
-            <w:r>
-              <w:rPr>
-                <w:rFonts w:ascii="標楷體" w:hAnsi="標楷體" w:cs="Arial" w:eastAsia="標楷體"/>
-                <w:szCs w:val="26"/>
-              </w:rPr>
-            </w:r>
-            <w:r>
-              <w:rPr>
-                <w:rFonts w:eastAsia="標楷體" w:cs="Arial" w:ascii="標楷體" w:hAnsi="標楷體"/>
-                <w:szCs w:val="26"/>
-              </w:rPr>
-            </w:r>
-            <w:r>
-              <w:rPr>
-                <w:rFonts w:ascii="標楷體" w:hAnsi="標楷體" w:cs="Arial" w:eastAsia="標楷體"/>
-                <w:szCs w:val="26"/>
-              </w:rPr>
-            </w:r>
-            <w:r>
-              <w:rPr>
-                <w:rFonts w:eastAsia="標楷體" w:cs="Arial" w:ascii="標楷體" w:hAnsi="標楷體"/>
-                <w:szCs w:val="26"/>
-              </w:rPr>
-            </w:r>
-            <w:r>
-              <w:rPr>
-                <w:rFonts w:ascii="標楷體" w:hAnsi="標楷體" w:cs="Arial" w:eastAsia="標楷體"/>
-                <w:szCs w:val="26"/>
-              </w:rPr>
-            </w:r>
-            <w:r>
-              <w:rPr>
-                <w:rFonts w:eastAsia="標楷體" w:cs="Arial" w:ascii="標楷體" w:hAnsi="標楷體"/>
-                <w:szCs w:val="26"/>
-              </w:rPr>
-            </w:r>
-            <w:r>
-              <w:rPr>
-                <w:rFonts w:ascii="標楷體" w:hAnsi="標楷體" w:cs="Arial" w:eastAsia="標楷體"/>
-                <w:szCs w:val="26"/>
-              </w:rPr>
-            </w:r>
-            <w:r>
-              <w:rPr>
-                <w:rFonts w:eastAsia="標楷體" w:cs="Arial" w:ascii="標楷體" w:hAnsi="標楷體"/>
-                <w:szCs w:val="26"/>
-              </w:rPr>
-            </w:r>
-            <w:r>
-              <w:rPr>
-                <w:rFonts w:ascii="標楷體" w:hAnsi="標楷體" w:cs="Arial" w:eastAsia="標楷體"/>
-                <w:szCs w:val="26"/>
-              </w:rPr>
-            </w:r>
-            <w:r>
-              <w:rPr>
-                <w:rFonts w:eastAsia="標楷體" w:cs="Arial" w:ascii="標楷體" w:hAnsi="標楷體"/>
-                <w:szCs w:val="26"/>
-              </w:rPr>
-            </w:r>
-            <w:r>
-              <w:rPr>
-                <w:rFonts w:ascii="標楷體" w:hAnsi="標楷體" w:cs="Arial" w:eastAsia="標楷體"/>
-                <w:szCs w:val="26"/>
-              </w:rPr>
-            </w:r>
-            <w:r>
-              <w:rPr>
-                <w:rFonts w:eastAsia="標楷體" w:cs="Arial" w:ascii="標楷體" w:hAnsi="標楷體"/>
-                <w:szCs w:val="26"/>
-              </w:rPr>
-            </w:r>
-            <w:r>
-              <w:rPr>
-                <w:rFonts w:ascii="標楷體" w:hAnsi="標楷體" w:cs="Arial" w:eastAsia="標楷體"/>
-                <w:szCs w:val="26"/>
-              </w:rPr>
-            </w:r>
-            <w:r>
-              <w:rPr>
-                <w:rFonts w:eastAsia="標楷體" w:cs="Arial" w:ascii="標楷體" w:hAnsi="標楷體"/>
-                <w:szCs w:val="26"/>
-              </w:rPr>
-            </w:r>
-            <w:r>
-              <w:rPr>
-                <w:rFonts w:ascii="標楷體" w:hAnsi="標楷體" w:cs="Arial" w:eastAsia="標楷體"/>
-                <w:szCs w:val="26"/>
-              </w:rPr>
-            </w:r>
-            <w:r>
-              <w:rPr>
-                <w:rFonts w:eastAsia="標楷體" w:cs="Arial" w:ascii="標楷體" w:hAnsi="標楷體"/>
-                <w:szCs w:val="26"/>
-              </w:rPr>
-            </w:r>
-            <w:r>
-              <w:rPr>
-                <w:rFonts w:ascii="標楷體" w:hAnsi="標楷體" w:cs="Arial" w:eastAsia="標楷體"/>
-                <w:szCs w:val="26"/>
-              </w:rPr>
-            </w:r>
-            <w:r>
-              <w:rPr>
-                <w:rFonts w:eastAsia="標楷體" w:cs="Arial" w:ascii="標楷體" w:hAnsi="標楷體"/>
-                <w:szCs w:val="26"/>
-              </w:rPr>
-            </w:r>
-            <w:r>
-              <w:rPr>
-                <w:rFonts w:ascii="標楷體" w:hAnsi="標楷體" w:cs="Arial" w:eastAsia="標楷體"/>
-                <w:szCs w:val="26"/>
-              </w:rPr>
-            </w:r>
-            <w:r>
-              <w:rPr>
-                <w:rFonts w:eastAsia="標楷體" w:cs="Arial" w:ascii="標楷體" w:hAnsi="標楷體"/>
-                <w:szCs w:val="26"/>
-              </w:rPr>
-            </w:r>
-            <w:r>
-              <w:rPr>
-                <w:rFonts w:ascii="標楷體" w:hAnsi="標楷體" w:cs="Arial" w:eastAsia="標楷體"/>
-                <w:szCs w:val="26"/>
-              </w:rPr>
-            </w:r>
-            <w:r>
-              <w:rPr>
-                <w:rFonts w:eastAsia="標楷體" w:cs="Arial" w:ascii="標楷體" w:hAnsi="標楷體"/>
-                <w:szCs w:val="26"/>
-              </w:rPr>
-            </w:r>
-            <w:r>
-              <w:rPr>
-                <w:rFonts w:ascii="標楷體" w:hAnsi="標楷體" w:cs="Arial" w:eastAsia="標楷體"/>
-                <w:szCs w:val="26"/>
-              </w:rPr>
-            </w:r>
-            <w:r>
-              <w:rPr>
-                <w:rFonts w:eastAsia="標楷體" w:cs="Arial" w:ascii="標楷體" w:hAnsi="標楷體"/>
-                <w:szCs w:val="26"/>
-              </w:rPr>
-            </w:r>
-            <w:r>
-              <w:rPr>
-                <w:rFonts w:ascii="標楷體" w:hAnsi="標楷體" w:cs="Arial" w:eastAsia="標楷體"/>
-                <w:szCs w:val="26"/>
-              </w:rPr>
-            </w:r>
-            <w:r>
-              <w:rPr>
-                <w:rFonts w:eastAsia="標楷體" w:cs="Arial" w:ascii="標楷體" w:hAnsi="標楷體"/>
-                <w:szCs w:val="26"/>
-              </w:rPr>
-            </w:r>
-            <w:r>
-              <w:rPr>
-                <w:rFonts w:ascii="標楷體" w:hAnsi="標楷體" w:cs="Arial" w:eastAsia="標楷體"/>
-                <w:szCs w:val="26"/>
-              </w:rPr>
-            </w:r>
-            <w:r>
-              <w:rPr>
-                <w:rFonts w:eastAsia="標楷體" w:cs="Arial" w:ascii="標楷體" w:hAnsi="標楷體"/>
-                <w:szCs w:val="26"/>
-              </w:rPr>
-            </w:r>
-            <w:r>
-              <w:rPr>
-                <w:rFonts w:ascii="標楷體" w:hAnsi="標楷體" w:cs="Arial" w:eastAsia="標楷體"/>
-                <w:szCs w:val="26"/>
-              </w:rPr>
-            </w:r>
-            <w:r>
-              <w:rPr>
-                <w:rFonts w:eastAsia="標楷體" w:cs="Arial" w:ascii="標楷體" w:hAnsi="標楷體"/>
-                <w:szCs w:val="26"/>
-              </w:rPr>
-            </w:r>
-            <w:r>
-              <w:rPr>
-                <w:rFonts w:ascii="標楷體" w:hAnsi="標楷體" w:cs="Arial" w:eastAsia="標楷體"/>
-                <w:szCs w:val="26"/>
-              </w:rPr>
-            </w:r>
-            <w:r>
-              <w:rPr>
-                <w:rFonts w:eastAsia="標楷體" w:cs="Arial" w:ascii="標楷體" w:hAnsi="標楷體"/>
-                <w:szCs w:val="26"/>
-              </w:rPr>
-            </w:r>
-            <w:r>
-              <w:rPr>
-                <w:rFonts w:ascii="標楷體" w:hAnsi="標楷體" w:cs="Arial" w:eastAsia="標楷體"/>
-                <w:szCs w:val="26"/>
-              </w:rPr>
-            </w:r>
-            <w:r>
-              <w:rPr>
-                <w:rFonts w:eastAsia="標楷體" w:cs="Arial" w:ascii="標楷體" w:hAnsi="標楷體"/>
-                <w:szCs w:val="26"/>
-              </w:rPr>
-            </w:r>
-            <w:r>
-              <w:rPr>
-                <w:rFonts w:ascii="標楷體" w:hAnsi="標楷體" w:cs="Arial" w:eastAsia="標楷體"/>
-                <w:szCs w:val="26"/>
-              </w:rPr>
-            </w:r>
-            <w:r>
-              <w:rPr>
-                <w:rFonts w:eastAsia="標楷體" w:cs="Arial" w:ascii="標楷體" w:hAnsi="標楷體"/>
-                <w:szCs w:val="26"/>
-              </w:rPr>
-            </w:r>
-            <w:r>
-              <w:rPr>
-                <w:rFonts w:ascii="標楷體" w:hAnsi="標楷體" w:cs="Arial" w:eastAsia="標楷體"/>
-                <w:szCs w:val="26"/>
-              </w:rPr>
+              <w:t/>
+            </w:r>
+            <w:r>
+              <w:rPr>
+                <w:rFonts w:ascii="標楷體" w:hAnsi="標楷體" w:cs="Arial" w:eastAsia="標楷體"/>
+                <w:szCs w:val="26"/>
+              </w:rPr>
+              <w:t/>
+            </w:r>
+            <w:r>
+              <w:rPr>
+                <w:rFonts w:eastAsia="標楷體" w:cs="Arial" w:ascii="標楷體" w:hAnsi="標楷體"/>
+                <w:szCs w:val="26"/>
+              </w:rPr>
+              <w:t/>
+            </w:r>
+            <w:r>
+              <w:rPr>
+                <w:rFonts w:ascii="標楷體" w:hAnsi="標楷體" w:cs="Arial" w:eastAsia="標楷體"/>
+                <w:szCs w:val="26"/>
+              </w:rPr>
+              <w:t/>
+            </w:r>
+            <w:r>
+              <w:rPr>
+                <w:rFonts w:eastAsia="標楷體" w:cs="Arial" w:ascii="標楷體" w:hAnsi="標楷體"/>
+                <w:szCs w:val="26"/>
+              </w:rPr>
+              <w:t/>
+            </w:r>
+            <w:r>
+              <w:rPr>
+                <w:rFonts w:ascii="標楷體" w:hAnsi="標楷體" w:cs="Arial" w:eastAsia="標楷體"/>
+                <w:szCs w:val="26"/>
+              </w:rPr>
+              <w:t/>
+            </w:r>
+            <w:r>
+              <w:rPr>
+                <w:rFonts w:eastAsia="標楷體" w:cs="Arial" w:ascii="標楷體" w:hAnsi="標楷體"/>
+                <w:szCs w:val="26"/>
+              </w:rPr>
+              <w:t/>
+            </w:r>
+            <w:r>
+              <w:rPr>
+                <w:rFonts w:ascii="標楷體" w:hAnsi="標楷體" w:cs="Arial" w:eastAsia="標楷體"/>
+                <w:szCs w:val="26"/>
+              </w:rPr>
+              <w:t/>
+            </w:r>
+            <w:r>
+              <w:rPr>
+                <w:rFonts w:eastAsia="標楷體" w:cs="Arial" w:ascii="標楷體" w:hAnsi="標楷體"/>
+                <w:szCs w:val="26"/>
+              </w:rPr>
+              <w:t/>
+            </w:r>
+            <w:r>
+              <w:rPr>
+                <w:rFonts w:ascii="標楷體" w:hAnsi="標楷體" w:cs="Arial" w:eastAsia="標楷體"/>
+                <w:szCs w:val="26"/>
+              </w:rPr>
+              <w:t/>
+            </w:r>
+            <w:r>
+              <w:rPr>
+                <w:rFonts w:eastAsia="標楷體" w:cs="Arial" w:ascii="標楷體" w:hAnsi="標楷體"/>
+                <w:szCs w:val="26"/>
+              </w:rPr>
+              <w:t/>
+            </w:r>
+            <w:r>
+              <w:rPr>
+                <w:rFonts w:ascii="標楷體" w:hAnsi="標楷體" w:cs="Arial" w:eastAsia="標楷體"/>
+                <w:szCs w:val="26"/>
+              </w:rPr>
+              <w:t/>
+            </w:r>
+            <w:r>
+              <w:rPr>
+                <w:rFonts w:eastAsia="標楷體" w:cs="Arial" w:ascii="標楷體" w:hAnsi="標楷體"/>
+                <w:szCs w:val="26"/>
+              </w:rPr>
+              <w:t/>
+            </w:r>
+            <w:r>
+              <w:rPr>
+                <w:rFonts w:ascii="標楷體" w:hAnsi="標楷體" w:cs="Arial" w:eastAsia="標楷體"/>
+                <w:szCs w:val="26"/>
+              </w:rPr>
+              <w:t/>
+            </w:r>
+            <w:r>
+              <w:rPr>
+                <w:rFonts w:eastAsia="標楷體" w:cs="Arial" w:ascii="標楷體" w:hAnsi="標楷體"/>
+                <w:szCs w:val="26"/>
+              </w:rPr>
+              <w:t/>
+            </w:r>
+            <w:r>
+              <w:rPr>
+                <w:rFonts w:ascii="標楷體" w:hAnsi="標楷體" w:cs="Arial" w:eastAsia="標楷體"/>
+                <w:szCs w:val="26"/>
+              </w:rPr>
+              <w:t/>
+            </w:r>
+            <w:r>
+              <w:rPr>
+                <w:rFonts w:eastAsia="標楷體" w:cs="Arial" w:ascii="標楷體" w:hAnsi="標楷體"/>
+                <w:szCs w:val="26"/>
+              </w:rPr>
+              <w:t/>
+            </w:r>
+            <w:r>
+              <w:rPr>
+                <w:rFonts w:ascii="標楷體" w:hAnsi="標楷體" w:cs="Arial" w:eastAsia="標楷體"/>
+                <w:szCs w:val="26"/>
+              </w:rPr>
+              <w:t/>
+            </w:r>
+            <w:r>
+              <w:rPr>
+                <w:rFonts w:eastAsia="標楷體" w:cs="Arial" w:ascii="標楷體" w:hAnsi="標楷體"/>
+                <w:szCs w:val="26"/>
+              </w:rPr>
+              <w:t/>
+            </w:r>
+            <w:r>
+              <w:rPr>
+                <w:rFonts w:ascii="標楷體" w:hAnsi="標楷體" w:cs="Arial" w:eastAsia="標楷體"/>
+                <w:szCs w:val="26"/>
+              </w:rPr>
+              <w:t/>
+            </w:r>
+            <w:r>
+              <w:rPr>
+                <w:rFonts w:eastAsia="標楷體" w:cs="Arial" w:ascii="標楷體" w:hAnsi="標楷體"/>
+                <w:szCs w:val="26"/>
+              </w:rPr>
+              <w:t/>
+            </w:r>
+            <w:r>
+              <w:rPr>
+                <w:rFonts w:ascii="標楷體" w:hAnsi="標楷體" w:cs="Arial" w:eastAsia="標楷體"/>
+                <w:szCs w:val="26"/>
+              </w:rPr>
+              <w:t/>
+            </w:r>
+            <w:r>
+              <w:rPr>
+                <w:rFonts w:eastAsia="標楷體" w:cs="Arial" w:ascii="標楷體" w:hAnsi="標楷體"/>
+                <w:szCs w:val="26"/>
+              </w:rPr>
+              <w:t/>
+            </w:r>
+            <w:r>
+              <w:rPr>
+                <w:rFonts w:ascii="標楷體" w:hAnsi="標楷體" w:cs="Arial" w:eastAsia="標楷體"/>
+                <w:szCs w:val="26"/>
+              </w:rPr>
+              <w:t/>
+            </w:r>
+            <w:r>
+              <w:rPr>
+                <w:rFonts w:eastAsia="標楷體" w:cs="Arial" w:ascii="標楷體" w:hAnsi="標楷體"/>
+                <w:szCs w:val="26"/>
+              </w:rPr>
+              <w:t/>
+            </w:r>
+            <w:r>
+              <w:rPr>
+                <w:rFonts w:ascii="標楷體" w:hAnsi="標楷體" w:cs="Arial" w:eastAsia="標楷體"/>
+                <w:szCs w:val="26"/>
+              </w:rPr>
+              <w:t/>
+            </w:r>
+            <w:r>
+              <w:rPr>
+                <w:rFonts w:eastAsia="標楷體" w:cs="Arial" w:ascii="標楷體" w:hAnsi="標楷體"/>
+                <w:szCs w:val="26"/>
+              </w:rPr>
+              <w:t/>
+            </w:r>
+            <w:r>
+              <w:rPr>
+                <w:rFonts w:ascii="標楷體" w:hAnsi="標楷體" w:cs="Arial" w:eastAsia="標楷體"/>
+                <w:szCs w:val="26"/>
+              </w:rPr>
+              <w:t/>
+            </w:r>
+            <w:r>
+              <w:rPr>
+                <w:rFonts w:eastAsia="標楷體" w:cs="Arial" w:ascii="標楷體" w:hAnsi="標楷體"/>
+                <w:szCs w:val="26"/>
+              </w:rPr>
+              <w:t/>
+            </w:r>
+            <w:r>
+              <w:rPr>
+                <w:rFonts w:ascii="標楷體" w:hAnsi="標楷體" w:cs="Arial" w:eastAsia="標楷體"/>
+                <w:szCs w:val="26"/>
+              </w:rPr>
+              <w:t/>
+            </w:r>
+            <w:r>
+              <w:rPr>
+                <w:rFonts w:eastAsia="標楷體" w:cs="Arial" w:ascii="標楷體" w:hAnsi="標楷體"/>
+                <w:szCs w:val="26"/>
+              </w:rPr>
+              <w:t/>
+            </w:r>
+            <w:r>
+              <w:rPr>
+                <w:rFonts w:ascii="標楷體" w:hAnsi="標楷體" w:cs="Arial" w:eastAsia="標楷體"/>
+                <w:szCs w:val="26"/>
+              </w:rPr>
+              <w:t/>
+            </w:r>
+            <w:r>
+              <w:rPr>
+                <w:rFonts w:eastAsia="標楷體" w:cs="Arial" w:ascii="標楷體" w:hAnsi="標楷體"/>
+                <w:szCs w:val="26"/>
+              </w:rPr>
+              <w:t/>
+            </w:r>
+            <w:r>
+              <w:rPr>
+                <w:rFonts w:ascii="標楷體" w:hAnsi="標楷體" w:cs="Arial" w:eastAsia="標楷體"/>
+                <w:szCs w:val="26"/>
+              </w:rPr>
+              <w:t/>
+            </w:r>
+            <w:r>
+              <w:rPr>
+                <w:rFonts w:eastAsia="標楷體" w:cs="Arial" w:ascii="標楷體" w:hAnsi="標楷體"/>
+                <w:szCs w:val="26"/>
+              </w:rPr>
+              <w:t/>
+            </w:r>
+            <w:r>
+              <w:rPr>
+                <w:rFonts w:ascii="標楷體" w:hAnsi="標楷體" w:cs="Arial" w:eastAsia="標楷體"/>
+                <w:szCs w:val="26"/>
+              </w:rPr>
+              <w:t/>
+            </w:r>
+            <w:r>
+              <w:rPr>
+                <w:rFonts w:eastAsia="標楷體" w:cs="Arial" w:ascii="標楷體" w:hAnsi="標楷體"/>
+                <w:szCs w:val="26"/>
+              </w:rPr>
+              <w:t/>
+            </w:r>
+            <w:r>
+              <w:rPr>
+                <w:rFonts w:ascii="標楷體" w:hAnsi="標楷體" w:cs="Arial" w:eastAsia="標楷體"/>
+                <w:szCs w:val="26"/>
+              </w:rPr>
+              <w:t/>
+            </w:r>
+            <w:r>
+              <w:rPr>
+                <w:rFonts w:eastAsia="標楷體" w:cs="Arial" w:ascii="標楷體" w:hAnsi="標楷體"/>
+                <w:szCs w:val="26"/>
+              </w:rPr>
+              <w:t/>
+            </w:r>
+            <w:r>
+              <w:rPr>
+                <w:rFonts w:ascii="標楷體" w:hAnsi="標楷體" w:cs="Arial" w:eastAsia="標楷體"/>
+                <w:szCs w:val="26"/>
+              </w:rPr>
+              <w:t/>
+            </w:r>
+            <w:r>
+              <w:rPr>
+                <w:rFonts w:eastAsia="標楷體" w:cs="Arial" w:ascii="標楷體" w:hAnsi="標楷體"/>
+                <w:szCs w:val="26"/>
+              </w:rPr>
+              <w:t/>
+            </w:r>
+            <w:r>
+              <w:rPr>
+                <w:rFonts w:ascii="標楷體" w:hAnsi="標楷體" w:cs="Arial" w:eastAsia="標楷體"/>
+                <w:szCs w:val="26"/>
+              </w:rPr>
+              <w:t/>
+            </w:r>
+            <w:r>
+              <w:rPr>
+                <w:rFonts w:eastAsia="標楷體" w:cs="Arial" w:ascii="標楷體" w:hAnsi="標楷體"/>
+                <w:szCs w:val="26"/>
+              </w:rPr>
+              <w:t/>
+            </w:r>
+            <w:r>
+              <w:rPr>
+                <w:rFonts w:ascii="標楷體" w:hAnsi="標楷體" w:cs="Arial" w:eastAsia="標楷體"/>
+                <w:szCs w:val="26"/>
+              </w:rPr>
+              <w:t/>
+            </w:r>
+            <w:r>
+              <w:rPr>
+                <w:rFonts w:eastAsia="標楷體" w:cs="Arial" w:ascii="標楷體" w:hAnsi="標楷體"/>
+                <w:szCs w:val="26"/>
+              </w:rPr>
+              <w:t/>
+            </w:r>
+            <w:r>
+              <w:rPr>
+                <w:rFonts w:ascii="標楷體" w:hAnsi="標楷體" w:cs="Arial" w:eastAsia="標楷體"/>
+                <w:szCs w:val="26"/>
+              </w:rPr>
+              <w:t/>
+            </w:r>
+            <w:r>
+              <w:rPr>
+                <w:rFonts w:eastAsia="標楷體" w:cs="Arial" w:ascii="標楷體" w:hAnsi="標楷體"/>
+                <w:szCs w:val="26"/>
+              </w:rPr>
+              <w:t/>
+            </w:r>
+            <w:r>
+              <w:rPr>
+                <w:rFonts w:ascii="標楷體" w:hAnsi="標楷體" w:cs="Arial" w:eastAsia="標楷體"/>
+                <w:szCs w:val="26"/>
+              </w:rPr>
+              <w:t/>
+            </w:r>
+            <w:r>
+              <w:rPr>
+                <w:rFonts w:eastAsia="標楷體" w:cs="Arial" w:ascii="標楷體" w:hAnsi="標楷體"/>
+                <w:szCs w:val="26"/>
+              </w:rPr>
+              <w:t/>
+            </w:r>
+            <w:r>
+              <w:rPr>
+                <w:rFonts w:ascii="標楷體" w:hAnsi="標楷體" w:cs="Arial" w:eastAsia="標楷體"/>
+                <w:szCs w:val="26"/>
+              </w:rPr>
+              <w:t/>
+            </w:r>
+            <w:r>
+              <w:rPr>
+                <w:rFonts w:eastAsia="標楷體" w:cs="Arial" w:ascii="標楷體" w:hAnsi="標楷體"/>
+                <w:szCs w:val="26"/>
+              </w:rPr>
+              <w:t/>
+            </w:r>
+            <w:r>
+              <w:rPr>
+                <w:rFonts w:ascii="標楷體" w:hAnsi="標楷體" w:cs="Arial" w:eastAsia="標楷體"/>
+                <w:szCs w:val="26"/>
+              </w:rPr>
+              <w:t/>
+            </w:r>
+            <w:r>
+              <w:rPr>
+                <w:rFonts w:eastAsia="標楷體" w:cs="Arial" w:ascii="標楷體" w:hAnsi="標楷體"/>
+                <w:szCs w:val="26"/>
+              </w:rPr>
+              <w:t/>
+            </w:r>
+            <w:r>
+              <w:rPr>
+                <w:rFonts w:ascii="標楷體" w:hAnsi="標楷體" w:cs="Arial" w:eastAsia="標楷體"/>
+                <w:szCs w:val="26"/>
+              </w:rPr>
+              <w:t/>
             </w:r>
           </w:p>
         </w:tc>
@@ -2704,6 +2880,7 @@
                 <w:color w:val="000000"/>
                 <w:sz w:val="20"/>
               </w:rPr>
+              <w:t/>
             </w:r>
             <w:r>
               <w:rPr>
@@ -2711,6 +2888,7 @@
                 <w:color w:val="000000"/>
                 <w:sz w:val="20"/>
               </w:rPr>
+              <w:t/>
             </w:r>
             <w:r>
               <w:rPr>
@@ -2718,6 +2896,7 @@
                 <w:color w:val="000000"/>
                 <w:sz w:val="20"/>
               </w:rPr>
+              <w:t/>
             </w:r>
           </w:p>
         </w:tc>
@@ -3641,300 +3820,350 @@
                 <w:rFonts w:eastAsia="標楷體" w:cs="Arial" w:ascii="標楷體" w:hAnsi="標楷體"/>
                 <w:szCs w:val="26"/>
               </w:rPr>
-            </w:r>
-            <w:r>
-              <w:rPr>
-                <w:rFonts w:ascii="標楷體" w:hAnsi="標楷體" w:cs="Arial" w:eastAsia="標楷體"/>
-                <w:szCs w:val="26"/>
-              </w:rPr>
-            </w:r>
-            <w:r>
-              <w:rPr>
-                <w:rFonts w:eastAsia="標楷體" w:cs="Arial" w:ascii="標楷體" w:hAnsi="標楷體"/>
-                <w:szCs w:val="26"/>
-              </w:rPr>
-            </w:r>
-            <w:r>
-              <w:rPr>
-                <w:rFonts w:ascii="標楷體" w:hAnsi="標楷體" w:cs="Arial" w:eastAsia="標楷體"/>
-                <w:szCs w:val="26"/>
-              </w:rPr>
-            </w:r>
-            <w:r>
-              <w:rPr>
-                <w:rFonts w:eastAsia="標楷體" w:cs="Arial" w:ascii="標楷體" w:hAnsi="標楷體"/>
-                <w:szCs w:val="26"/>
-              </w:rPr>
-            </w:r>
-            <w:r>
-              <w:rPr>
-                <w:rFonts w:ascii="標楷體" w:hAnsi="標楷體" w:cs="Arial" w:eastAsia="標楷體"/>
-                <w:szCs w:val="26"/>
-              </w:rPr>
-            </w:r>
-            <w:r>
-              <w:rPr>
-                <w:rFonts w:eastAsia="標楷體" w:cs="Arial" w:ascii="標楷體" w:hAnsi="標楷體"/>
-                <w:szCs w:val="26"/>
-              </w:rPr>
-            </w:r>
-            <w:r>
-              <w:rPr>
-                <w:rFonts w:ascii="標楷體" w:hAnsi="標楷體" w:cs="Arial" w:eastAsia="標楷體"/>
-                <w:szCs w:val="26"/>
-              </w:rPr>
-            </w:r>
-            <w:r>
-              <w:rPr>
-                <w:rFonts w:eastAsia="標楷體" w:cs="Arial" w:ascii="標楷體" w:hAnsi="標楷體"/>
-                <w:szCs w:val="26"/>
-              </w:rPr>
-            </w:r>
-            <w:r>
-              <w:rPr>
-                <w:rFonts w:ascii="標楷體" w:hAnsi="標楷體" w:cs="Arial" w:eastAsia="標楷體"/>
-                <w:szCs w:val="26"/>
-              </w:rPr>
-            </w:r>
-            <w:r>
-              <w:rPr>
-                <w:rFonts w:eastAsia="標楷體" w:cs="Arial" w:ascii="標楷體" w:hAnsi="標楷體"/>
-                <w:szCs w:val="26"/>
-              </w:rPr>
-            </w:r>
-            <w:r>
-              <w:rPr>
-                <w:rFonts w:ascii="標楷體" w:hAnsi="標楷體" w:cs="Arial" w:eastAsia="標楷體"/>
-                <w:szCs w:val="26"/>
-              </w:rPr>
-            </w:r>
-            <w:r>
-              <w:rPr>
-                <w:rFonts w:eastAsia="標楷體" w:cs="Arial" w:ascii="標楷體" w:hAnsi="標楷體"/>
-                <w:szCs w:val="26"/>
-              </w:rPr>
-            </w:r>
-            <w:r>
-              <w:rPr>
-                <w:rFonts w:ascii="標楷體" w:hAnsi="標楷體" w:cs="Arial" w:eastAsia="標楷體"/>
-                <w:szCs w:val="26"/>
-              </w:rPr>
-            </w:r>
-            <w:r>
-              <w:rPr>
-                <w:rFonts w:eastAsia="標楷體" w:cs="Arial" w:ascii="標楷體" w:hAnsi="標楷體"/>
-                <w:szCs w:val="26"/>
-              </w:rPr>
-            </w:r>
-            <w:r>
-              <w:rPr>
-                <w:rFonts w:ascii="標楷體" w:hAnsi="標楷體" w:cs="Arial" w:eastAsia="標楷體"/>
-                <w:szCs w:val="26"/>
-              </w:rPr>
-            </w:r>
-            <w:r>
-              <w:rPr>
-                <w:rFonts w:eastAsia="標楷體" w:cs="Arial" w:ascii="標楷體" w:hAnsi="標楷體"/>
-                <w:szCs w:val="26"/>
-              </w:rPr>
-            </w:r>
-            <w:r>
-              <w:rPr>
-                <w:rFonts w:ascii="標楷體" w:hAnsi="標楷體" w:cs="Arial" w:eastAsia="標楷體"/>
-                <w:szCs w:val="26"/>
-              </w:rPr>
-            </w:r>
-            <w:r>
-              <w:rPr>
-                <w:rFonts w:eastAsia="標楷體" w:cs="Arial" w:ascii="標楷體" w:hAnsi="標楷體"/>
-                <w:szCs w:val="26"/>
-              </w:rPr>
-            </w:r>
-            <w:r>
-              <w:rPr>
-                <w:rFonts w:ascii="標楷體" w:hAnsi="標楷體" w:cs="Arial" w:eastAsia="標楷體"/>
-                <w:szCs w:val="26"/>
-              </w:rPr>
-            </w:r>
-            <w:r>
-              <w:rPr>
-                <w:rFonts w:eastAsia="標楷體" w:cs="Arial" w:ascii="標楷體" w:hAnsi="標楷體"/>
-                <w:szCs w:val="26"/>
-              </w:rPr>
-            </w:r>
-            <w:r>
-              <w:rPr>
-                <w:rFonts w:ascii="標楷體" w:hAnsi="標楷體" w:cs="Arial" w:eastAsia="標楷體"/>
-                <w:szCs w:val="26"/>
-              </w:rPr>
-            </w:r>
-            <w:r>
-              <w:rPr>
-                <w:rFonts w:eastAsia="標楷體" w:cs="Arial" w:ascii="標楷體" w:hAnsi="標楷體"/>
-                <w:szCs w:val="26"/>
-              </w:rPr>
-            </w:r>
-            <w:r>
-              <w:rPr>
-                <w:rFonts w:ascii="標楷體" w:hAnsi="標楷體" w:cs="Arial" w:eastAsia="標楷體"/>
-                <w:szCs w:val="26"/>
-              </w:rPr>
-            </w:r>
-            <w:r>
-              <w:rPr>
-                <w:rFonts w:eastAsia="標楷體" w:cs="Arial" w:ascii="標楷體" w:hAnsi="標楷體"/>
-                <w:szCs w:val="26"/>
-              </w:rPr>
-            </w:r>
-            <w:r>
-              <w:rPr>
-                <w:rFonts w:ascii="標楷體" w:hAnsi="標楷體" w:cs="Arial" w:eastAsia="標楷體"/>
-                <w:szCs w:val="26"/>
-              </w:rPr>
-            </w:r>
-            <w:r>
-              <w:rPr>
-                <w:rFonts w:eastAsia="標楷體" w:cs="Arial" w:ascii="標楷體" w:hAnsi="標楷體"/>
-                <w:szCs w:val="26"/>
-              </w:rPr>
-            </w:r>
-            <w:r>
-              <w:rPr>
-                <w:rFonts w:ascii="標楷體" w:hAnsi="標楷體" w:cs="Arial" w:eastAsia="標楷體"/>
-                <w:szCs w:val="26"/>
-              </w:rPr>
-            </w:r>
-            <w:r>
-              <w:rPr>
-                <w:rFonts w:eastAsia="標楷體" w:cs="Arial" w:ascii="標楷體" w:hAnsi="標楷體"/>
-                <w:szCs w:val="26"/>
-              </w:rPr>
-            </w:r>
-            <w:r>
-              <w:rPr>
-                <w:rFonts w:ascii="標楷體" w:hAnsi="標楷體" w:cs="Arial" w:eastAsia="標楷體"/>
-                <w:szCs w:val="26"/>
-              </w:rPr>
-            </w:r>
-            <w:r>
-              <w:rPr>
-                <w:rFonts w:eastAsia="標楷體" w:cs="Arial" w:ascii="標楷體" w:hAnsi="標楷體"/>
-                <w:szCs w:val="26"/>
-              </w:rPr>
-            </w:r>
-            <w:r>
-              <w:rPr>
-                <w:rFonts w:ascii="標楷體" w:hAnsi="標楷體" w:cs="Arial" w:eastAsia="標楷體"/>
-                <w:szCs w:val="26"/>
-              </w:rPr>
-            </w:r>
-            <w:r>
-              <w:rPr>
-                <w:rFonts w:eastAsia="標楷體" w:cs="Arial" w:ascii="標楷體" w:hAnsi="標楷體"/>
-                <w:szCs w:val="26"/>
-              </w:rPr>
-            </w:r>
-            <w:r>
-              <w:rPr>
-                <w:rFonts w:ascii="標楷體" w:hAnsi="標楷體" w:cs="Arial" w:eastAsia="標楷體"/>
-                <w:szCs w:val="26"/>
-              </w:rPr>
-            </w:r>
-            <w:r>
-              <w:rPr>
-                <w:rFonts w:eastAsia="標楷體" w:cs="Arial" w:ascii="標楷體" w:hAnsi="標楷體"/>
-                <w:szCs w:val="26"/>
-              </w:rPr>
-            </w:r>
-            <w:r>
-              <w:rPr>
-                <w:rFonts w:ascii="標楷體" w:hAnsi="標楷體" w:cs="Arial" w:eastAsia="標楷體"/>
-                <w:szCs w:val="26"/>
-              </w:rPr>
-            </w:r>
-            <w:r>
-              <w:rPr>
-                <w:rFonts w:eastAsia="標楷體" w:cs="Arial" w:ascii="標楷體" w:hAnsi="標楷體"/>
-                <w:szCs w:val="26"/>
-              </w:rPr>
-            </w:r>
-            <w:r>
-              <w:rPr>
-                <w:rFonts w:ascii="標楷體" w:hAnsi="標楷體" w:cs="Arial" w:eastAsia="標楷體"/>
-                <w:szCs w:val="26"/>
-              </w:rPr>
-            </w:r>
-            <w:r>
-              <w:rPr>
-                <w:rFonts w:eastAsia="標楷體" w:cs="Arial" w:ascii="標楷體" w:hAnsi="標楷體"/>
-                <w:szCs w:val="26"/>
-              </w:rPr>
-            </w:r>
-            <w:r>
-              <w:rPr>
-                <w:rFonts w:ascii="標楷體" w:hAnsi="標楷體" w:cs="Arial" w:eastAsia="標楷體"/>
-                <w:szCs w:val="26"/>
-              </w:rPr>
-            </w:r>
-            <w:r>
-              <w:rPr>
-                <w:rFonts w:eastAsia="標楷體" w:cs="Arial" w:ascii="標楷體" w:hAnsi="標楷體"/>
-                <w:szCs w:val="26"/>
-              </w:rPr>
-            </w:r>
-            <w:r>
-              <w:rPr>
-                <w:rFonts w:ascii="標楷體" w:hAnsi="標楷體" w:cs="Arial" w:eastAsia="標楷體"/>
-                <w:szCs w:val="26"/>
-              </w:rPr>
-            </w:r>
-            <w:r>
-              <w:rPr>
-                <w:rFonts w:eastAsia="標楷體" w:cs="Arial" w:ascii="標楷體" w:hAnsi="標楷體"/>
-                <w:szCs w:val="26"/>
-              </w:rPr>
-            </w:r>
-            <w:r>
-              <w:rPr>
-                <w:rFonts w:ascii="標楷體" w:hAnsi="標楷體" w:cs="Arial" w:eastAsia="標楷體"/>
-                <w:szCs w:val="26"/>
-              </w:rPr>
-            </w:r>
-            <w:r>
-              <w:rPr>
-                <w:rFonts w:eastAsia="標楷體" w:cs="Arial" w:ascii="標楷體" w:hAnsi="標楷體"/>
-                <w:szCs w:val="26"/>
-              </w:rPr>
-            </w:r>
-            <w:r>
-              <w:rPr>
-                <w:rFonts w:ascii="標楷體" w:hAnsi="標楷體" w:cs="Arial" w:eastAsia="標楷體"/>
-                <w:szCs w:val="26"/>
-              </w:rPr>
-            </w:r>
-            <w:r>
-              <w:rPr>
-                <w:rFonts w:eastAsia="標楷體" w:cs="Arial" w:ascii="標楷體" w:hAnsi="標楷體"/>
-                <w:szCs w:val="26"/>
-              </w:rPr>
-            </w:r>
-            <w:r>
-              <w:rPr>
-                <w:rFonts w:ascii="標楷體" w:hAnsi="標楷體" w:cs="Arial" w:eastAsia="標楷體"/>
-                <w:szCs w:val="26"/>
-              </w:rPr>
-            </w:r>
-            <w:r>
-              <w:rPr>
-                <w:rFonts w:eastAsia="標楷體" w:cs="Arial" w:ascii="標楷體" w:hAnsi="標楷體"/>
-                <w:szCs w:val="26"/>
-              </w:rPr>
-            </w:r>
-            <w:r>
-              <w:rPr>
-                <w:rFonts w:ascii="標楷體" w:hAnsi="標楷體" w:cs="Arial" w:eastAsia="標楷體"/>
-                <w:szCs w:val="26"/>
-              </w:rPr>
+              <w:t/>
+            </w:r>
+            <w:r>
+              <w:rPr>
+                <w:rFonts w:ascii="標楷體" w:hAnsi="標楷體" w:cs="Arial" w:eastAsia="標楷體"/>
+                <w:szCs w:val="26"/>
+              </w:rPr>
+              <w:t/>
+            </w:r>
+            <w:r>
+              <w:rPr>
+                <w:rFonts w:eastAsia="標楷體" w:cs="Arial" w:ascii="標楷體" w:hAnsi="標楷體"/>
+                <w:szCs w:val="26"/>
+              </w:rPr>
+              <w:t/>
+            </w:r>
+            <w:r>
+              <w:rPr>
+                <w:rFonts w:ascii="標楷體" w:hAnsi="標楷體" w:cs="Arial" w:eastAsia="標楷體"/>
+                <w:szCs w:val="26"/>
+              </w:rPr>
+              <w:t/>
+            </w:r>
+            <w:r>
+              <w:rPr>
+                <w:rFonts w:eastAsia="標楷體" w:cs="Arial" w:ascii="標楷體" w:hAnsi="標楷體"/>
+                <w:szCs w:val="26"/>
+              </w:rPr>
+              <w:t/>
+            </w:r>
+            <w:r>
+              <w:rPr>
+                <w:rFonts w:ascii="標楷體" w:hAnsi="標楷體" w:cs="Arial" w:eastAsia="標楷體"/>
+                <w:szCs w:val="26"/>
+              </w:rPr>
+              <w:t/>
+            </w:r>
+            <w:r>
+              <w:rPr>
+                <w:rFonts w:eastAsia="標楷體" w:cs="Arial" w:ascii="標楷體" w:hAnsi="標楷體"/>
+                <w:szCs w:val="26"/>
+              </w:rPr>
+              <w:t/>
+            </w:r>
+            <w:r>
+              <w:rPr>
+                <w:rFonts w:ascii="標楷體" w:hAnsi="標楷體" w:cs="Arial" w:eastAsia="標楷體"/>
+                <w:szCs w:val="26"/>
+              </w:rPr>
+              <w:t/>
+            </w:r>
+            <w:r>
+              <w:rPr>
+                <w:rFonts w:eastAsia="標楷體" w:cs="Arial" w:ascii="標楷體" w:hAnsi="標楷體"/>
+                <w:szCs w:val="26"/>
+              </w:rPr>
+              <w:t/>
+            </w:r>
+            <w:r>
+              <w:rPr>
+                <w:rFonts w:ascii="標楷體" w:hAnsi="標楷體" w:cs="Arial" w:eastAsia="標楷體"/>
+                <w:szCs w:val="26"/>
+              </w:rPr>
+              <w:t/>
+            </w:r>
+            <w:r>
+              <w:rPr>
+                <w:rFonts w:eastAsia="標楷體" w:cs="Arial" w:ascii="標楷體" w:hAnsi="標楷體"/>
+                <w:szCs w:val="26"/>
+              </w:rPr>
+              <w:t/>
+            </w:r>
+            <w:r>
+              <w:rPr>
+                <w:rFonts w:ascii="標楷體" w:hAnsi="標楷體" w:cs="Arial" w:eastAsia="標楷體"/>
+                <w:szCs w:val="26"/>
+              </w:rPr>
+              <w:t/>
+            </w:r>
+            <w:r>
+              <w:rPr>
+                <w:rFonts w:eastAsia="標楷體" w:cs="Arial" w:ascii="標楷體" w:hAnsi="標楷體"/>
+                <w:szCs w:val="26"/>
+              </w:rPr>
+              <w:t/>
+            </w:r>
+            <w:r>
+              <w:rPr>
+                <w:rFonts w:ascii="標楷體" w:hAnsi="標楷體" w:cs="Arial" w:eastAsia="標楷體"/>
+                <w:szCs w:val="26"/>
+              </w:rPr>
+              <w:t/>
+            </w:r>
+            <w:r>
+              <w:rPr>
+                <w:rFonts w:eastAsia="標楷體" w:cs="Arial" w:ascii="標楷體" w:hAnsi="標楷體"/>
+                <w:szCs w:val="26"/>
+              </w:rPr>
+              <w:t/>
+            </w:r>
+            <w:r>
+              <w:rPr>
+                <w:rFonts w:ascii="標楷體" w:hAnsi="標楷體" w:cs="Arial" w:eastAsia="標楷體"/>
+                <w:szCs w:val="26"/>
+              </w:rPr>
+              <w:t/>
+            </w:r>
+            <w:r>
+              <w:rPr>
+                <w:rFonts w:eastAsia="標楷體" w:cs="Arial" w:ascii="標楷體" w:hAnsi="標楷體"/>
+                <w:szCs w:val="26"/>
+              </w:rPr>
+              <w:t/>
+            </w:r>
+            <w:r>
+              <w:rPr>
+                <w:rFonts w:ascii="標楷體" w:hAnsi="標楷體" w:cs="Arial" w:eastAsia="標楷體"/>
+                <w:szCs w:val="26"/>
+              </w:rPr>
+              <w:t/>
+            </w:r>
+            <w:r>
+              <w:rPr>
+                <w:rFonts w:eastAsia="標楷體" w:cs="Arial" w:ascii="標楷體" w:hAnsi="標楷體"/>
+                <w:szCs w:val="26"/>
+              </w:rPr>
+              <w:t/>
+            </w:r>
+            <w:r>
+              <w:rPr>
+                <w:rFonts w:ascii="標楷體" w:hAnsi="標楷體" w:cs="Arial" w:eastAsia="標楷體"/>
+                <w:szCs w:val="26"/>
+              </w:rPr>
+              <w:t/>
+            </w:r>
+            <w:r>
+              <w:rPr>
+                <w:rFonts w:eastAsia="標楷體" w:cs="Arial" w:ascii="標楷體" w:hAnsi="標楷體"/>
+                <w:szCs w:val="26"/>
+              </w:rPr>
+              <w:t/>
+            </w:r>
+            <w:r>
+              <w:rPr>
+                <w:rFonts w:ascii="標楷體" w:hAnsi="標楷體" w:cs="Arial" w:eastAsia="標楷體"/>
+                <w:szCs w:val="26"/>
+              </w:rPr>
+              <w:t/>
+            </w:r>
+            <w:r>
+              <w:rPr>
+                <w:rFonts w:eastAsia="標楷體" w:cs="Arial" w:ascii="標楷體" w:hAnsi="標楷體"/>
+                <w:szCs w:val="26"/>
+              </w:rPr>
+              <w:t/>
+            </w:r>
+            <w:r>
+              <w:rPr>
+                <w:rFonts w:ascii="標楷體" w:hAnsi="標楷體" w:cs="Arial" w:eastAsia="標楷體"/>
+                <w:szCs w:val="26"/>
+              </w:rPr>
+              <w:t/>
+            </w:r>
+            <w:r>
+              <w:rPr>
+                <w:rFonts w:eastAsia="標楷體" w:cs="Arial" w:ascii="標楷體" w:hAnsi="標楷體"/>
+                <w:szCs w:val="26"/>
+              </w:rPr>
+              <w:t/>
+            </w:r>
+            <w:r>
+              <w:rPr>
+                <w:rFonts w:ascii="標楷體" w:hAnsi="標楷體" w:cs="Arial" w:eastAsia="標楷體"/>
+                <w:szCs w:val="26"/>
+              </w:rPr>
+              <w:t/>
+            </w:r>
+            <w:r>
+              <w:rPr>
+                <w:rFonts w:eastAsia="標楷體" w:cs="Arial" w:ascii="標楷體" w:hAnsi="標楷體"/>
+                <w:szCs w:val="26"/>
+              </w:rPr>
+              <w:t/>
+            </w:r>
+            <w:r>
+              <w:rPr>
+                <w:rFonts w:ascii="標楷體" w:hAnsi="標楷體" w:cs="Arial" w:eastAsia="標楷體"/>
+                <w:szCs w:val="26"/>
+              </w:rPr>
+              <w:t/>
+            </w:r>
+            <w:r>
+              <w:rPr>
+                <w:rFonts w:eastAsia="標楷體" w:cs="Arial" w:ascii="標楷體" w:hAnsi="標楷體"/>
+                <w:szCs w:val="26"/>
+              </w:rPr>
+              <w:t/>
+            </w:r>
+            <w:r>
+              <w:rPr>
+                <w:rFonts w:ascii="標楷體" w:hAnsi="標楷體" w:cs="Arial" w:eastAsia="標楷體"/>
+                <w:szCs w:val="26"/>
+              </w:rPr>
+              <w:t/>
+            </w:r>
+            <w:r>
+              <w:rPr>
+                <w:rFonts w:eastAsia="標楷體" w:cs="Arial" w:ascii="標楷體" w:hAnsi="標楷體"/>
+                <w:szCs w:val="26"/>
+              </w:rPr>
+              <w:t/>
+            </w:r>
+            <w:r>
+              <w:rPr>
+                <w:rFonts w:ascii="標楷體" w:hAnsi="標楷體" w:cs="Arial" w:eastAsia="標楷體"/>
+                <w:szCs w:val="26"/>
+              </w:rPr>
+              <w:t/>
+            </w:r>
+            <w:r>
+              <w:rPr>
+                <w:rFonts w:eastAsia="標楷體" w:cs="Arial" w:ascii="標楷體" w:hAnsi="標楷體"/>
+                <w:szCs w:val="26"/>
+              </w:rPr>
+              <w:t/>
+            </w:r>
+            <w:r>
+              <w:rPr>
+                <w:rFonts w:ascii="標楷體" w:hAnsi="標楷體" w:cs="Arial" w:eastAsia="標楷體"/>
+                <w:szCs w:val="26"/>
+              </w:rPr>
+              <w:t/>
+            </w:r>
+            <w:r>
+              <w:rPr>
+                <w:rFonts w:eastAsia="標楷體" w:cs="Arial" w:ascii="標楷體" w:hAnsi="標楷體"/>
+                <w:szCs w:val="26"/>
+              </w:rPr>
+              <w:t/>
+            </w:r>
+            <w:r>
+              <w:rPr>
+                <w:rFonts w:ascii="標楷體" w:hAnsi="標楷體" w:cs="Arial" w:eastAsia="標楷體"/>
+                <w:szCs w:val="26"/>
+              </w:rPr>
+              <w:t/>
+            </w:r>
+            <w:r>
+              <w:rPr>
+                <w:rFonts w:eastAsia="標楷體" w:cs="Arial" w:ascii="標楷體" w:hAnsi="標楷體"/>
+                <w:szCs w:val="26"/>
+              </w:rPr>
+              <w:t/>
+            </w:r>
+            <w:r>
+              <w:rPr>
+                <w:rFonts w:ascii="標楷體" w:hAnsi="標楷體" w:cs="Arial" w:eastAsia="標楷體"/>
+                <w:szCs w:val="26"/>
+              </w:rPr>
+              <w:t/>
+            </w:r>
+            <w:r>
+              <w:rPr>
+                <w:rFonts w:eastAsia="標楷體" w:cs="Arial" w:ascii="標楷體" w:hAnsi="標楷體"/>
+                <w:szCs w:val="26"/>
+              </w:rPr>
+              <w:t/>
+            </w:r>
+            <w:r>
+              <w:rPr>
+                <w:rFonts w:ascii="標楷體" w:hAnsi="標楷體" w:cs="Arial" w:eastAsia="標楷體"/>
+                <w:szCs w:val="26"/>
+              </w:rPr>
+              <w:t/>
+            </w:r>
+            <w:r>
+              <w:rPr>
+                <w:rFonts w:eastAsia="標楷體" w:cs="Arial" w:ascii="標楷體" w:hAnsi="標楷體"/>
+                <w:szCs w:val="26"/>
+              </w:rPr>
+              <w:t/>
+            </w:r>
+            <w:r>
+              <w:rPr>
+                <w:rFonts w:ascii="標楷體" w:hAnsi="標楷體" w:cs="Arial" w:eastAsia="標楷體"/>
+                <w:szCs w:val="26"/>
+              </w:rPr>
+              <w:t/>
+            </w:r>
+            <w:r>
+              <w:rPr>
+                <w:rFonts w:eastAsia="標楷體" w:cs="Arial" w:ascii="標楷體" w:hAnsi="標楷體"/>
+                <w:szCs w:val="26"/>
+              </w:rPr>
+              <w:t/>
+            </w:r>
+            <w:r>
+              <w:rPr>
+                <w:rFonts w:ascii="標楷體" w:hAnsi="標楷體" w:cs="Arial" w:eastAsia="標楷體"/>
+                <w:szCs w:val="26"/>
+              </w:rPr>
+              <w:t/>
+            </w:r>
+            <w:r>
+              <w:rPr>
+                <w:rFonts w:eastAsia="標楷體" w:cs="Arial" w:ascii="標楷體" w:hAnsi="標楷體"/>
+                <w:szCs w:val="26"/>
+              </w:rPr>
+              <w:t/>
+            </w:r>
+            <w:r>
+              <w:rPr>
+                <w:rFonts w:ascii="標楷體" w:hAnsi="標楷體" w:cs="Arial" w:eastAsia="標楷體"/>
+                <w:szCs w:val="26"/>
+              </w:rPr>
+              <w:t/>
+            </w:r>
+            <w:r>
+              <w:rPr>
+                <w:rFonts w:eastAsia="標楷體" w:cs="Arial" w:ascii="標楷體" w:hAnsi="標楷體"/>
+                <w:szCs w:val="26"/>
+              </w:rPr>
+              <w:t/>
+            </w:r>
+            <w:r>
+              <w:rPr>
+                <w:rFonts w:ascii="標楷體" w:hAnsi="標楷體" w:cs="Arial" w:eastAsia="標楷體"/>
+                <w:szCs w:val="26"/>
+              </w:rPr>
+              <w:t/>
+            </w:r>
+            <w:r>
+              <w:rPr>
+                <w:rFonts w:eastAsia="標楷體" w:cs="Arial" w:ascii="標楷體" w:hAnsi="標楷體"/>
+                <w:szCs w:val="26"/>
+              </w:rPr>
+              <w:t/>
+            </w:r>
+            <w:r>
+              <w:rPr>
+                <w:rFonts w:ascii="標楷體" w:hAnsi="標楷體" w:cs="Arial" w:eastAsia="標楷體"/>
+                <w:szCs w:val="26"/>
+              </w:rPr>
+              <w:t/>
             </w:r>
           </w:p>
           <w:p>
@@ -3952,360 +4181,420 @@
                 <w:rFonts w:eastAsia="標楷體" w:cs="Arial" w:ascii="標楷體" w:hAnsi="標楷體"/>
                 <w:szCs w:val="26"/>
               </w:rPr>
-            </w:r>
-            <w:r>
-              <w:rPr>
-                <w:rFonts w:ascii="標楷體" w:hAnsi="標楷體" w:cs="Arial" w:eastAsia="標楷體"/>
-                <w:szCs w:val="26"/>
-              </w:rPr>
-            </w:r>
-            <w:r>
-              <w:rPr>
-                <w:rFonts w:eastAsia="標楷體" w:cs="Arial" w:ascii="標楷體" w:hAnsi="標楷體"/>
-                <w:szCs w:val="26"/>
-              </w:rPr>
-            </w:r>
-            <w:r>
-              <w:rPr>
-                <w:rFonts w:ascii="標楷體" w:hAnsi="標楷體" w:cs="Arial" w:eastAsia="標楷體"/>
-                <w:szCs w:val="26"/>
-              </w:rPr>
-            </w:r>
-            <w:r>
-              <w:rPr>
-                <w:rFonts w:eastAsia="標楷體" w:cs="Arial" w:ascii="標楷體" w:hAnsi="標楷體"/>
-                <w:szCs w:val="26"/>
-              </w:rPr>
-            </w:r>
-            <w:r>
-              <w:rPr>
-                <w:rFonts w:ascii="標楷體" w:hAnsi="標楷體" w:cs="Arial" w:eastAsia="標楷體"/>
-                <w:szCs w:val="26"/>
-              </w:rPr>
-            </w:r>
-            <w:r>
-              <w:rPr>
-                <w:rFonts w:eastAsia="標楷體" w:cs="Arial" w:ascii="標楷體" w:hAnsi="標楷體"/>
-                <w:szCs w:val="26"/>
-              </w:rPr>
-            </w:r>
-            <w:r>
-              <w:rPr>
-                <w:rFonts w:ascii="標楷體" w:hAnsi="標楷體" w:cs="Arial" w:eastAsia="標楷體"/>
-                <w:szCs w:val="26"/>
-              </w:rPr>
-            </w:r>
-            <w:r>
-              <w:rPr>
-                <w:rFonts w:eastAsia="標楷體" w:cs="Arial" w:ascii="標楷體" w:hAnsi="標楷體"/>
-                <w:szCs w:val="26"/>
-              </w:rPr>
-            </w:r>
-            <w:r>
-              <w:rPr>
-                <w:rFonts w:ascii="標楷體" w:hAnsi="標楷體" w:cs="Arial" w:eastAsia="標楷體"/>
-                <w:szCs w:val="26"/>
-              </w:rPr>
-            </w:r>
-            <w:r>
-              <w:rPr>
-                <w:rFonts w:eastAsia="標楷體" w:cs="Arial" w:ascii="標楷體" w:hAnsi="標楷體"/>
-                <w:szCs w:val="26"/>
-              </w:rPr>
-            </w:r>
-            <w:r>
-              <w:rPr>
-                <w:rFonts w:ascii="標楷體" w:hAnsi="標楷體" w:cs="Arial" w:eastAsia="標楷體"/>
-                <w:szCs w:val="26"/>
-              </w:rPr>
-            </w:r>
-            <w:r>
-              <w:rPr>
-                <w:rFonts w:eastAsia="標楷體" w:cs="Arial" w:ascii="標楷體" w:hAnsi="標楷體"/>
-                <w:szCs w:val="26"/>
-              </w:rPr>
-            </w:r>
-            <w:r>
-              <w:rPr>
-                <w:rFonts w:ascii="標楷體" w:hAnsi="標楷體" w:cs="Arial" w:eastAsia="標楷體"/>
-                <w:szCs w:val="26"/>
-              </w:rPr>
-            </w:r>
-            <w:r>
-              <w:rPr>
-                <w:rFonts w:eastAsia="標楷體" w:cs="Arial" w:ascii="標楷體" w:hAnsi="標楷體"/>
-                <w:szCs w:val="26"/>
-              </w:rPr>
-            </w:r>
-            <w:r>
-              <w:rPr>
-                <w:rFonts w:ascii="標楷體" w:hAnsi="標楷體" w:cs="Arial" w:eastAsia="標楷體"/>
-                <w:szCs w:val="26"/>
-              </w:rPr>
-            </w:r>
-            <w:r>
-              <w:rPr>
-                <w:rFonts w:eastAsia="標楷體" w:cs="Arial" w:ascii="標楷體" w:hAnsi="標楷體"/>
-                <w:szCs w:val="26"/>
-              </w:rPr>
-            </w:r>
-            <w:r>
-              <w:rPr>
-                <w:rFonts w:ascii="標楷體" w:hAnsi="標楷體" w:cs="Arial" w:eastAsia="標楷體"/>
-                <w:szCs w:val="26"/>
-              </w:rPr>
-            </w:r>
-            <w:r>
-              <w:rPr>
-                <w:rFonts w:eastAsia="標楷體" w:cs="Arial" w:ascii="標楷體" w:hAnsi="標楷體"/>
-                <w:szCs w:val="26"/>
-              </w:rPr>
-            </w:r>
-            <w:r>
-              <w:rPr>
-                <w:rFonts w:ascii="標楷體" w:hAnsi="標楷體" w:cs="Arial" w:eastAsia="標楷體"/>
-                <w:szCs w:val="26"/>
-              </w:rPr>
-            </w:r>
-            <w:r>
-              <w:rPr>
-                <w:rFonts w:eastAsia="標楷體" w:cs="Arial" w:ascii="標楷體" w:hAnsi="標楷體"/>
-                <w:szCs w:val="26"/>
-              </w:rPr>
-            </w:r>
-            <w:r>
-              <w:rPr>
-                <w:rFonts w:ascii="標楷體" w:hAnsi="標楷體" w:cs="Arial" w:eastAsia="標楷體"/>
-                <w:szCs w:val="26"/>
-              </w:rPr>
-            </w:r>
-            <w:r>
-              <w:rPr>
-                <w:rFonts w:eastAsia="標楷體" w:cs="Arial" w:ascii="標楷體" w:hAnsi="標楷體"/>
-                <w:szCs w:val="26"/>
-              </w:rPr>
-            </w:r>
-            <w:r>
-              <w:rPr>
-                <w:rFonts w:ascii="標楷體" w:hAnsi="標楷體" w:cs="Arial" w:eastAsia="標楷體"/>
-                <w:szCs w:val="26"/>
-              </w:rPr>
-            </w:r>
-            <w:r>
-              <w:rPr>
-                <w:rFonts w:eastAsia="標楷體" w:cs="Arial" w:ascii="標楷體" w:hAnsi="標楷體"/>
-                <w:szCs w:val="26"/>
-              </w:rPr>
-            </w:r>
-            <w:r>
-              <w:rPr>
-                <w:rFonts w:ascii="標楷體" w:hAnsi="標楷體" w:cs="Arial" w:eastAsia="標楷體"/>
-                <w:szCs w:val="26"/>
-              </w:rPr>
-            </w:r>
-            <w:r>
-              <w:rPr>
-                <w:rFonts w:eastAsia="標楷體" w:cs="Arial" w:ascii="標楷體" w:hAnsi="標楷體"/>
-                <w:szCs w:val="26"/>
-              </w:rPr>
-            </w:r>
-            <w:r>
-              <w:rPr>
-                <w:rFonts w:ascii="標楷體" w:hAnsi="標楷體" w:cs="Arial" w:eastAsia="標楷體"/>
-                <w:szCs w:val="26"/>
-              </w:rPr>
-            </w:r>
-            <w:r>
-              <w:rPr>
-                <w:rFonts w:eastAsia="標楷體" w:cs="Arial" w:ascii="標楷體" w:hAnsi="標楷體"/>
-                <w:szCs w:val="26"/>
-              </w:rPr>
-            </w:r>
-            <w:r>
-              <w:rPr>
-                <w:rFonts w:ascii="標楷體" w:hAnsi="標楷體" w:cs="Arial" w:eastAsia="標楷體"/>
-                <w:szCs w:val="26"/>
-              </w:rPr>
-            </w:r>
-            <w:r>
-              <w:rPr>
-                <w:rFonts w:eastAsia="標楷體" w:cs="Arial" w:ascii="標楷體" w:hAnsi="標楷體"/>
-                <w:szCs w:val="26"/>
-              </w:rPr>
-            </w:r>
-            <w:r>
-              <w:rPr>
-                <w:rFonts w:ascii="標楷體" w:hAnsi="標楷體" w:cs="Arial" w:eastAsia="標楷體"/>
-                <w:szCs w:val="26"/>
-              </w:rPr>
-            </w:r>
-            <w:r>
-              <w:rPr>
-                <w:rFonts w:eastAsia="標楷體" w:cs="Arial" w:ascii="標楷體" w:hAnsi="標楷體"/>
-                <w:szCs w:val="26"/>
-              </w:rPr>
-            </w:r>
-            <w:r>
-              <w:rPr>
-                <w:rFonts w:ascii="標楷體" w:hAnsi="標楷體" w:cs="Arial" w:eastAsia="標楷體"/>
-                <w:szCs w:val="26"/>
-              </w:rPr>
-            </w:r>
-            <w:r>
-              <w:rPr>
-                <w:rFonts w:eastAsia="標楷體" w:cs="Arial" w:ascii="標楷體" w:hAnsi="標楷體"/>
-                <w:szCs w:val="26"/>
-              </w:rPr>
-            </w:r>
-            <w:r>
-              <w:rPr>
-                <w:rFonts w:ascii="標楷體" w:hAnsi="標楷體" w:cs="Arial" w:eastAsia="標楷體"/>
-                <w:szCs w:val="26"/>
-              </w:rPr>
-            </w:r>
-            <w:r>
-              <w:rPr>
-                <w:rFonts w:eastAsia="標楷體" w:cs="Arial" w:ascii="標楷體" w:hAnsi="標楷體"/>
-                <w:szCs w:val="26"/>
-              </w:rPr>
-            </w:r>
-            <w:r>
-              <w:rPr>
-                <w:rFonts w:ascii="標楷體" w:hAnsi="標楷體" w:cs="Arial" w:eastAsia="標楷體"/>
-                <w:szCs w:val="26"/>
-              </w:rPr>
-            </w:r>
-            <w:r>
-              <w:rPr>
-                <w:rFonts w:eastAsia="標楷體" w:cs="Arial" w:ascii="標楷體" w:hAnsi="標楷體"/>
-                <w:szCs w:val="26"/>
-              </w:rPr>
-            </w:r>
-            <w:r>
-              <w:rPr>
-                <w:rFonts w:ascii="標楷體" w:hAnsi="標楷體" w:cs="Arial" w:eastAsia="標楷體"/>
-                <w:szCs w:val="26"/>
-              </w:rPr>
-            </w:r>
-            <w:r>
-              <w:rPr>
-                <w:rFonts w:eastAsia="標楷體" w:cs="Arial" w:ascii="標楷體" w:hAnsi="標楷體"/>
-                <w:szCs w:val="26"/>
-              </w:rPr>
-            </w:r>
-            <w:r>
-              <w:rPr>
-                <w:rFonts w:ascii="標楷體" w:hAnsi="標楷體" w:cs="Arial" w:eastAsia="標楷體"/>
-                <w:szCs w:val="26"/>
-              </w:rPr>
-            </w:r>
-            <w:r>
-              <w:rPr>
-                <w:rFonts w:eastAsia="標楷體" w:cs="Arial" w:ascii="標楷體" w:hAnsi="標楷體"/>
-                <w:szCs w:val="26"/>
-              </w:rPr>
-            </w:r>
-            <w:r>
-              <w:rPr>
-                <w:rFonts w:ascii="標楷體" w:hAnsi="標楷體" w:cs="Arial" w:eastAsia="標楷體"/>
-                <w:szCs w:val="26"/>
-              </w:rPr>
-            </w:r>
-            <w:r>
-              <w:rPr>
-                <w:rFonts w:eastAsia="標楷體" w:cs="Arial" w:ascii="標楷體" w:hAnsi="標楷體"/>
-                <w:szCs w:val="26"/>
-              </w:rPr>
-            </w:r>
-            <w:r>
-              <w:rPr>
-                <w:rFonts w:ascii="標楷體" w:hAnsi="標楷體" w:cs="Arial" w:eastAsia="標楷體"/>
-                <w:szCs w:val="26"/>
-              </w:rPr>
-            </w:r>
-            <w:r>
-              <w:rPr>
-                <w:rFonts w:eastAsia="標楷體" w:cs="Arial" w:ascii="標楷體" w:hAnsi="標楷體"/>
-                <w:szCs w:val="26"/>
-              </w:rPr>
-            </w:r>
-            <w:r>
-              <w:rPr>
-                <w:rFonts w:ascii="標楷體" w:hAnsi="標楷體" w:cs="Arial" w:eastAsia="標楷體"/>
-                <w:szCs w:val="26"/>
-              </w:rPr>
-            </w:r>
-            <w:r>
-              <w:rPr>
-                <w:rFonts w:eastAsia="標楷體" w:cs="Arial" w:ascii="標楷體" w:hAnsi="標楷體"/>
-                <w:szCs w:val="26"/>
-              </w:rPr>
-            </w:r>
-            <w:r>
-              <w:rPr>
-                <w:rFonts w:ascii="標楷體" w:hAnsi="標楷體" w:cs="Arial" w:eastAsia="標楷體"/>
-                <w:szCs w:val="26"/>
-              </w:rPr>
-            </w:r>
-            <w:r>
-              <w:rPr>
-                <w:rFonts w:eastAsia="標楷體" w:cs="Arial" w:ascii="標楷體" w:hAnsi="標楷體"/>
-                <w:szCs w:val="26"/>
-              </w:rPr>
-            </w:r>
-            <w:r>
-              <w:rPr>
-                <w:rFonts w:ascii="標楷體" w:hAnsi="標楷體" w:cs="Arial" w:eastAsia="標楷體"/>
-                <w:szCs w:val="26"/>
-              </w:rPr>
-            </w:r>
-            <w:r>
-              <w:rPr>
-                <w:rFonts w:eastAsia="標楷體" w:cs="Arial" w:ascii="標楷體" w:hAnsi="標楷體"/>
-                <w:szCs w:val="26"/>
-              </w:rPr>
-            </w:r>
-            <w:r>
-              <w:rPr>
-                <w:rFonts w:ascii="標楷體" w:hAnsi="標楷體" w:cs="Arial" w:eastAsia="標楷體"/>
-                <w:szCs w:val="26"/>
-              </w:rPr>
-            </w:r>
-            <w:r>
-              <w:rPr>
-                <w:rFonts w:eastAsia="標楷體" w:cs="Arial" w:ascii="標楷體" w:hAnsi="標楷體"/>
-                <w:szCs w:val="26"/>
-              </w:rPr>
-            </w:r>
-            <w:r>
-              <w:rPr>
-                <w:rFonts w:ascii="標楷體" w:hAnsi="標楷體" w:cs="Arial" w:eastAsia="標楷體"/>
-                <w:szCs w:val="26"/>
-              </w:rPr>
-            </w:r>
-            <w:r>
-              <w:rPr>
-                <w:rFonts w:eastAsia="標楷體" w:cs="Arial" w:ascii="標楷體" w:hAnsi="標楷體"/>
-                <w:szCs w:val="26"/>
-              </w:rPr>
-            </w:r>
-            <w:r>
-              <w:rPr>
-                <w:rFonts w:ascii="標楷體" w:hAnsi="標楷體" w:cs="Arial" w:eastAsia="標楷體"/>
-                <w:szCs w:val="26"/>
-              </w:rPr>
-            </w:r>
-            <w:r>
-              <w:rPr>
-                <w:rFonts w:eastAsia="標楷體" w:cs="Arial" w:ascii="標楷體" w:hAnsi="標楷體"/>
-                <w:szCs w:val="26"/>
-              </w:rPr>
-            </w:r>
-            <w:r>
-              <w:rPr>
-                <w:rFonts w:ascii="標楷體" w:hAnsi="標楷體" w:cs="Arial" w:eastAsia="標楷體"/>
-                <w:szCs w:val="26"/>
-              </w:rPr>
+              <w:t/>
+            </w:r>
+            <w:r>
+              <w:rPr>
+                <w:rFonts w:ascii="標楷體" w:hAnsi="標楷體" w:cs="Arial" w:eastAsia="標楷體"/>
+                <w:szCs w:val="26"/>
+              </w:rPr>
+              <w:t/>
+            </w:r>
+            <w:r>
+              <w:rPr>
+                <w:rFonts w:eastAsia="標楷體" w:cs="Arial" w:ascii="標楷體" w:hAnsi="標楷體"/>
+                <w:szCs w:val="26"/>
+              </w:rPr>
+              <w:t/>
+            </w:r>
+            <w:r>
+              <w:rPr>
+                <w:rFonts w:ascii="標楷體" w:hAnsi="標楷體" w:cs="Arial" w:eastAsia="標楷體"/>
+                <w:szCs w:val="26"/>
+              </w:rPr>
+              <w:t/>
+            </w:r>
+            <w:r>
+              <w:rPr>
+                <w:rFonts w:eastAsia="標楷體" w:cs="Arial" w:ascii="標楷體" w:hAnsi="標楷體"/>
+                <w:szCs w:val="26"/>
+              </w:rPr>
+              <w:t/>
+            </w:r>
+            <w:r>
+              <w:rPr>
+                <w:rFonts w:ascii="標楷體" w:hAnsi="標楷體" w:cs="Arial" w:eastAsia="標楷體"/>
+                <w:szCs w:val="26"/>
+              </w:rPr>
+              <w:t/>
+            </w:r>
+            <w:r>
+              <w:rPr>
+                <w:rFonts w:eastAsia="標楷體" w:cs="Arial" w:ascii="標楷體" w:hAnsi="標楷體"/>
+                <w:szCs w:val="26"/>
+              </w:rPr>
+              <w:t/>
+            </w:r>
+            <w:r>
+              <w:rPr>
+                <w:rFonts w:ascii="標楷體" w:hAnsi="標楷體" w:cs="Arial" w:eastAsia="標楷體"/>
+                <w:szCs w:val="26"/>
+              </w:rPr>
+              <w:t/>
+            </w:r>
+            <w:r>
+              <w:rPr>
+                <w:rFonts w:eastAsia="標楷體" w:cs="Arial" w:ascii="標楷體" w:hAnsi="標楷體"/>
+                <w:szCs w:val="26"/>
+              </w:rPr>
+              <w:t/>
+            </w:r>
+            <w:r>
+              <w:rPr>
+                <w:rFonts w:ascii="標楷體" w:hAnsi="標楷體" w:cs="Arial" w:eastAsia="標楷體"/>
+                <w:szCs w:val="26"/>
+              </w:rPr>
+              <w:t/>
+            </w:r>
+            <w:r>
+              <w:rPr>
+                <w:rFonts w:eastAsia="標楷體" w:cs="Arial" w:ascii="標楷體" w:hAnsi="標楷體"/>
+                <w:szCs w:val="26"/>
+              </w:rPr>
+              <w:t/>
+            </w:r>
+            <w:r>
+              <w:rPr>
+                <w:rFonts w:ascii="標楷體" w:hAnsi="標楷體" w:cs="Arial" w:eastAsia="標楷體"/>
+                <w:szCs w:val="26"/>
+              </w:rPr>
+              <w:t/>
+            </w:r>
+            <w:r>
+              <w:rPr>
+                <w:rFonts w:eastAsia="標楷體" w:cs="Arial" w:ascii="標楷體" w:hAnsi="標楷體"/>
+                <w:szCs w:val="26"/>
+              </w:rPr>
+              <w:t/>
+            </w:r>
+            <w:r>
+              <w:rPr>
+                <w:rFonts w:ascii="標楷體" w:hAnsi="標楷體" w:cs="Arial" w:eastAsia="標楷體"/>
+                <w:szCs w:val="26"/>
+              </w:rPr>
+              <w:t/>
+            </w:r>
+            <w:r>
+              <w:rPr>
+                <w:rFonts w:eastAsia="標楷體" w:cs="Arial" w:ascii="標楷體" w:hAnsi="標楷體"/>
+                <w:szCs w:val="26"/>
+              </w:rPr>
+              <w:t/>
+            </w:r>
+            <w:r>
+              <w:rPr>
+                <w:rFonts w:ascii="標楷體" w:hAnsi="標楷體" w:cs="Arial" w:eastAsia="標楷體"/>
+                <w:szCs w:val="26"/>
+              </w:rPr>
+              <w:t/>
+            </w:r>
+            <w:r>
+              <w:rPr>
+                <w:rFonts w:eastAsia="標楷體" w:cs="Arial" w:ascii="標楷體" w:hAnsi="標楷體"/>
+                <w:szCs w:val="26"/>
+              </w:rPr>
+              <w:t/>
+            </w:r>
+            <w:r>
+              <w:rPr>
+                <w:rFonts w:ascii="標楷體" w:hAnsi="標楷體" w:cs="Arial" w:eastAsia="標楷體"/>
+                <w:szCs w:val="26"/>
+              </w:rPr>
+              <w:t/>
+            </w:r>
+            <w:r>
+              <w:rPr>
+                <w:rFonts w:eastAsia="標楷體" w:cs="Arial" w:ascii="標楷體" w:hAnsi="標楷體"/>
+                <w:szCs w:val="26"/>
+              </w:rPr>
+              <w:t/>
+            </w:r>
+            <w:r>
+              <w:rPr>
+                <w:rFonts w:ascii="標楷體" w:hAnsi="標楷體" w:cs="Arial" w:eastAsia="標楷體"/>
+                <w:szCs w:val="26"/>
+              </w:rPr>
+              <w:t/>
+            </w:r>
+            <w:r>
+              <w:rPr>
+                <w:rFonts w:eastAsia="標楷體" w:cs="Arial" w:ascii="標楷體" w:hAnsi="標楷體"/>
+                <w:szCs w:val="26"/>
+              </w:rPr>
+              <w:t/>
+            </w:r>
+            <w:r>
+              <w:rPr>
+                <w:rFonts w:ascii="標楷體" w:hAnsi="標楷體" w:cs="Arial" w:eastAsia="標楷體"/>
+                <w:szCs w:val="26"/>
+              </w:rPr>
+              <w:t/>
+            </w:r>
+            <w:r>
+              <w:rPr>
+                <w:rFonts w:eastAsia="標楷體" w:cs="Arial" w:ascii="標楷體" w:hAnsi="標楷體"/>
+                <w:szCs w:val="26"/>
+              </w:rPr>
+              <w:t/>
+            </w:r>
+            <w:r>
+              <w:rPr>
+                <w:rFonts w:ascii="標楷體" w:hAnsi="標楷體" w:cs="Arial" w:eastAsia="標楷體"/>
+                <w:szCs w:val="26"/>
+              </w:rPr>
+              <w:t/>
+            </w:r>
+            <w:r>
+              <w:rPr>
+                <w:rFonts w:eastAsia="標楷體" w:cs="Arial" w:ascii="標楷體" w:hAnsi="標楷體"/>
+                <w:szCs w:val="26"/>
+              </w:rPr>
+              <w:t/>
+            </w:r>
+            <w:r>
+              <w:rPr>
+                <w:rFonts w:ascii="標楷體" w:hAnsi="標楷體" w:cs="Arial" w:eastAsia="標楷體"/>
+                <w:szCs w:val="26"/>
+              </w:rPr>
+              <w:t/>
+            </w:r>
+            <w:r>
+              <w:rPr>
+                <w:rFonts w:eastAsia="標楷體" w:cs="Arial" w:ascii="標楷體" w:hAnsi="標楷體"/>
+                <w:szCs w:val="26"/>
+              </w:rPr>
+              <w:t/>
+            </w:r>
+            <w:r>
+              <w:rPr>
+                <w:rFonts w:ascii="標楷體" w:hAnsi="標楷體" w:cs="Arial" w:eastAsia="標楷體"/>
+                <w:szCs w:val="26"/>
+              </w:rPr>
+              <w:t/>
+            </w:r>
+            <w:r>
+              <w:rPr>
+                <w:rFonts w:eastAsia="標楷體" w:cs="Arial" w:ascii="標楷體" w:hAnsi="標楷體"/>
+                <w:szCs w:val="26"/>
+              </w:rPr>
+              <w:t/>
+            </w:r>
+            <w:r>
+              <w:rPr>
+                <w:rFonts w:ascii="標楷體" w:hAnsi="標楷體" w:cs="Arial" w:eastAsia="標楷體"/>
+                <w:szCs w:val="26"/>
+              </w:rPr>
+              <w:t/>
+            </w:r>
+            <w:r>
+              <w:rPr>
+                <w:rFonts w:eastAsia="標楷體" w:cs="Arial" w:ascii="標楷體" w:hAnsi="標楷體"/>
+                <w:szCs w:val="26"/>
+              </w:rPr>
+              <w:t/>
+            </w:r>
+            <w:r>
+              <w:rPr>
+                <w:rFonts w:ascii="標楷體" w:hAnsi="標楷體" w:cs="Arial" w:eastAsia="標楷體"/>
+                <w:szCs w:val="26"/>
+              </w:rPr>
+              <w:t/>
+            </w:r>
+            <w:r>
+              <w:rPr>
+                <w:rFonts w:eastAsia="標楷體" w:cs="Arial" w:ascii="標楷體" w:hAnsi="標楷體"/>
+                <w:szCs w:val="26"/>
+              </w:rPr>
+              <w:t/>
+            </w:r>
+            <w:r>
+              <w:rPr>
+                <w:rFonts w:ascii="標楷體" w:hAnsi="標楷體" w:cs="Arial" w:eastAsia="標楷體"/>
+                <w:szCs w:val="26"/>
+              </w:rPr>
+              <w:t/>
+            </w:r>
+            <w:r>
+              <w:rPr>
+                <w:rFonts w:eastAsia="標楷體" w:cs="Arial" w:ascii="標楷體" w:hAnsi="標楷體"/>
+                <w:szCs w:val="26"/>
+              </w:rPr>
+              <w:t/>
+            </w:r>
+            <w:r>
+              <w:rPr>
+                <w:rFonts w:ascii="標楷體" w:hAnsi="標楷體" w:cs="Arial" w:eastAsia="標楷體"/>
+                <w:szCs w:val="26"/>
+              </w:rPr>
+              <w:t/>
+            </w:r>
+            <w:r>
+              <w:rPr>
+                <w:rFonts w:eastAsia="標楷體" w:cs="Arial" w:ascii="標楷體" w:hAnsi="標楷體"/>
+                <w:szCs w:val="26"/>
+              </w:rPr>
+              <w:t/>
+            </w:r>
+            <w:r>
+              <w:rPr>
+                <w:rFonts w:ascii="標楷體" w:hAnsi="標楷體" w:cs="Arial" w:eastAsia="標楷體"/>
+                <w:szCs w:val="26"/>
+              </w:rPr>
+              <w:t/>
+            </w:r>
+            <w:r>
+              <w:rPr>
+                <w:rFonts w:eastAsia="標楷體" w:cs="Arial" w:ascii="標楷體" w:hAnsi="標楷體"/>
+                <w:szCs w:val="26"/>
+              </w:rPr>
+              <w:t/>
+            </w:r>
+            <w:r>
+              <w:rPr>
+                <w:rFonts w:ascii="標楷體" w:hAnsi="標楷體" w:cs="Arial" w:eastAsia="標楷體"/>
+                <w:szCs w:val="26"/>
+              </w:rPr>
+              <w:t/>
+            </w:r>
+            <w:r>
+              <w:rPr>
+                <w:rFonts w:eastAsia="標楷體" w:cs="Arial" w:ascii="標楷體" w:hAnsi="標楷體"/>
+                <w:szCs w:val="26"/>
+              </w:rPr>
+              <w:t/>
+            </w:r>
+            <w:r>
+              <w:rPr>
+                <w:rFonts w:ascii="標楷體" w:hAnsi="標楷體" w:cs="Arial" w:eastAsia="標楷體"/>
+                <w:szCs w:val="26"/>
+              </w:rPr>
+              <w:t/>
+            </w:r>
+            <w:r>
+              <w:rPr>
+                <w:rFonts w:eastAsia="標楷體" w:cs="Arial" w:ascii="標楷體" w:hAnsi="標楷體"/>
+                <w:szCs w:val="26"/>
+              </w:rPr>
+              <w:t/>
+            </w:r>
+            <w:r>
+              <w:rPr>
+                <w:rFonts w:ascii="標楷體" w:hAnsi="標楷體" w:cs="Arial" w:eastAsia="標楷體"/>
+                <w:szCs w:val="26"/>
+              </w:rPr>
+              <w:t/>
+            </w:r>
+            <w:r>
+              <w:rPr>
+                <w:rFonts w:eastAsia="標楷體" w:cs="Arial" w:ascii="標楷體" w:hAnsi="標楷體"/>
+                <w:szCs w:val="26"/>
+              </w:rPr>
+              <w:t/>
+            </w:r>
+            <w:r>
+              <w:rPr>
+                <w:rFonts w:ascii="標楷體" w:hAnsi="標楷體" w:cs="Arial" w:eastAsia="標楷體"/>
+                <w:szCs w:val="26"/>
+              </w:rPr>
+              <w:t/>
+            </w:r>
+            <w:r>
+              <w:rPr>
+                <w:rFonts w:eastAsia="標楷體" w:cs="Arial" w:ascii="標楷體" w:hAnsi="標楷體"/>
+                <w:szCs w:val="26"/>
+              </w:rPr>
+              <w:t/>
+            </w:r>
+            <w:r>
+              <w:rPr>
+                <w:rFonts w:ascii="標楷體" w:hAnsi="標楷體" w:cs="Arial" w:eastAsia="標楷體"/>
+                <w:szCs w:val="26"/>
+              </w:rPr>
+              <w:t/>
+            </w:r>
+            <w:r>
+              <w:rPr>
+                <w:rFonts w:eastAsia="標楷體" w:cs="Arial" w:ascii="標楷體" w:hAnsi="標楷體"/>
+                <w:szCs w:val="26"/>
+              </w:rPr>
+              <w:t/>
+            </w:r>
+            <w:r>
+              <w:rPr>
+                <w:rFonts w:ascii="標楷體" w:hAnsi="標楷體" w:cs="Arial" w:eastAsia="標楷體"/>
+                <w:szCs w:val="26"/>
+              </w:rPr>
+              <w:t/>
+            </w:r>
+            <w:r>
+              <w:rPr>
+                <w:rFonts w:eastAsia="標楷體" w:cs="Arial" w:ascii="標楷體" w:hAnsi="標楷體"/>
+                <w:szCs w:val="26"/>
+              </w:rPr>
+              <w:t/>
+            </w:r>
+            <w:r>
+              <w:rPr>
+                <w:rFonts w:ascii="標楷體" w:hAnsi="標楷體" w:cs="Arial" w:eastAsia="標楷體"/>
+                <w:szCs w:val="26"/>
+              </w:rPr>
+              <w:t/>
+            </w:r>
+            <w:r>
+              <w:rPr>
+                <w:rFonts w:eastAsia="標楷體" w:cs="Arial" w:ascii="標楷體" w:hAnsi="標楷體"/>
+                <w:szCs w:val="26"/>
+              </w:rPr>
+              <w:t/>
+            </w:r>
+            <w:r>
+              <w:rPr>
+                <w:rFonts w:ascii="標楷體" w:hAnsi="標楷體" w:cs="Arial" w:eastAsia="標楷體"/>
+                <w:szCs w:val="26"/>
+              </w:rPr>
+              <w:t/>
+            </w:r>
+            <w:r>
+              <w:rPr>
+                <w:rFonts w:eastAsia="標楷體" w:cs="Arial" w:ascii="標楷體" w:hAnsi="標楷體"/>
+                <w:szCs w:val="26"/>
+              </w:rPr>
+              <w:t/>
+            </w:r>
+            <w:r>
+              <w:rPr>
+                <w:rFonts w:ascii="標楷體" w:hAnsi="標楷體" w:cs="Arial" w:eastAsia="標楷體"/>
+                <w:szCs w:val="26"/>
+              </w:rPr>
+              <w:t/>
+            </w:r>
+            <w:r>
+              <w:rPr>
+                <w:rFonts w:eastAsia="標楷體" w:cs="Arial" w:ascii="標楷體" w:hAnsi="標楷體"/>
+                <w:szCs w:val="26"/>
+              </w:rPr>
+              <w:t/>
+            </w:r>
+            <w:r>
+              <w:rPr>
+                <w:rFonts w:ascii="標楷體" w:hAnsi="標楷體" w:cs="Arial" w:eastAsia="標楷體"/>
+                <w:szCs w:val="26"/>
+              </w:rPr>
+              <w:t/>
+            </w:r>
+            <w:r>
+              <w:rPr>
+                <w:rFonts w:eastAsia="標楷體" w:cs="Arial" w:ascii="標楷體" w:hAnsi="標楷體"/>
+                <w:szCs w:val="26"/>
+              </w:rPr>
+              <w:t/>
+            </w:r>
+            <w:r>
+              <w:rPr>
+                <w:rFonts w:ascii="標楷體" w:hAnsi="標楷體" w:cs="Arial" w:eastAsia="標楷體"/>
+                <w:szCs w:val="26"/>
+              </w:rPr>
+              <w:t/>
             </w:r>
           </w:p>
           <w:p>
@@ -4326,288 +4615,336 @@
                 <w:rFonts w:eastAsia="標楷體" w:cs="Arial" w:ascii="標楷體" w:hAnsi="標楷體"/>
                 <w:szCs w:val="26"/>
               </w:rPr>
-            </w:r>
-            <w:r>
-              <w:rPr>
-                <w:rFonts w:ascii="標楷體" w:hAnsi="標楷體" w:cs="Arial" w:eastAsia="標楷體"/>
-                <w:szCs w:val="26"/>
-              </w:rPr>
-            </w:r>
-            <w:r>
-              <w:rPr>
-                <w:rFonts w:eastAsia="標楷體" w:cs="Arial" w:ascii="標楷體" w:hAnsi="標楷體"/>
-                <w:szCs w:val="26"/>
-              </w:rPr>
-            </w:r>
-            <w:r>
-              <w:rPr>
-                <w:rFonts w:ascii="標楷體" w:hAnsi="標楷體" w:cs="Arial" w:eastAsia="標楷體"/>
-                <w:szCs w:val="26"/>
-              </w:rPr>
-            </w:r>
-            <w:r>
-              <w:rPr>
-                <w:rFonts w:eastAsia="標楷體" w:cs="Arial" w:ascii="標楷體" w:hAnsi="標楷體"/>
-                <w:szCs w:val="26"/>
-              </w:rPr>
-            </w:r>
-            <w:r>
-              <w:rPr>
-                <w:rFonts w:ascii="標楷體" w:hAnsi="標楷體" w:cs="Arial" w:eastAsia="標楷體"/>
-                <w:szCs w:val="26"/>
-              </w:rPr>
-            </w:r>
-            <w:r>
-              <w:rPr>
-                <w:rFonts w:eastAsia="標楷體" w:cs="Arial" w:ascii="標楷體" w:hAnsi="標楷體"/>
-                <w:szCs w:val="26"/>
-              </w:rPr>
-            </w:r>
-            <w:r>
-              <w:rPr>
-                <w:rFonts w:ascii="標楷體" w:hAnsi="標楷體" w:cs="Arial" w:eastAsia="標楷體"/>
-                <w:szCs w:val="26"/>
-              </w:rPr>
-            </w:r>
-            <w:r>
-              <w:rPr>
-                <w:rFonts w:eastAsia="標楷體" w:cs="Arial" w:ascii="標楷體" w:hAnsi="標楷體"/>
-                <w:szCs w:val="26"/>
-              </w:rPr>
-            </w:r>
-            <w:r>
-              <w:rPr>
-                <w:rFonts w:ascii="標楷體" w:hAnsi="標楷體" w:cs="Arial" w:eastAsia="標楷體"/>
-                <w:szCs w:val="26"/>
-              </w:rPr>
-            </w:r>
-            <w:r>
-              <w:rPr>
-                <w:rFonts w:eastAsia="標楷體" w:cs="Arial" w:ascii="標楷體" w:hAnsi="標楷體"/>
-                <w:szCs w:val="26"/>
-              </w:rPr>
-            </w:r>
-            <w:r>
-              <w:rPr>
-                <w:rFonts w:ascii="標楷體" w:hAnsi="標楷體" w:cs="Arial" w:eastAsia="標楷體"/>
-                <w:szCs w:val="26"/>
-              </w:rPr>
-            </w:r>
-            <w:r>
-              <w:rPr>
-                <w:rFonts w:eastAsia="標楷體" w:cs="Arial" w:ascii="標楷體" w:hAnsi="標楷體"/>
-                <w:szCs w:val="26"/>
-              </w:rPr>
-            </w:r>
-            <w:r>
-              <w:rPr>
-                <w:rFonts w:ascii="標楷體" w:hAnsi="標楷體" w:cs="Arial" w:eastAsia="標楷體"/>
-                <w:szCs w:val="26"/>
-              </w:rPr>
-            </w:r>
-            <w:r>
-              <w:rPr>
-                <w:rFonts w:eastAsia="標楷體" w:cs="Arial" w:ascii="標楷體" w:hAnsi="標楷體"/>
-                <w:szCs w:val="26"/>
-              </w:rPr>
-            </w:r>
-            <w:r>
-              <w:rPr>
-                <w:rFonts w:ascii="標楷體" w:hAnsi="標楷體" w:cs="Arial" w:eastAsia="標楷體"/>
-                <w:szCs w:val="26"/>
-              </w:rPr>
-            </w:r>
-            <w:r>
-              <w:rPr>
-                <w:rFonts w:eastAsia="標楷體" w:cs="Arial" w:ascii="標楷體" w:hAnsi="標楷體"/>
-                <w:szCs w:val="26"/>
-              </w:rPr>
-            </w:r>
-            <w:r>
-              <w:rPr>
-                <w:rFonts w:ascii="標楷體" w:hAnsi="標楷體" w:cs="Arial" w:eastAsia="標楷體"/>
-                <w:szCs w:val="26"/>
-              </w:rPr>
-            </w:r>
-            <w:r>
-              <w:rPr>
-                <w:rFonts w:eastAsia="標楷體" w:cs="Arial" w:ascii="標楷體" w:hAnsi="標楷體"/>
-                <w:szCs w:val="26"/>
-              </w:rPr>
-            </w:r>
-            <w:r>
-              <w:rPr>
-                <w:rFonts w:ascii="標楷體" w:hAnsi="標楷體" w:cs="Arial" w:eastAsia="標楷體"/>
-                <w:szCs w:val="26"/>
-              </w:rPr>
-            </w:r>
-            <w:r>
-              <w:rPr>
-                <w:rFonts w:eastAsia="標楷體" w:cs="Arial" w:ascii="標楷體" w:hAnsi="標楷體"/>
-                <w:szCs w:val="26"/>
-              </w:rPr>
-            </w:r>
-            <w:r>
-              <w:rPr>
-                <w:rFonts w:ascii="標楷體" w:hAnsi="標楷體" w:cs="Arial" w:eastAsia="標楷體"/>
-                <w:szCs w:val="26"/>
-              </w:rPr>
-            </w:r>
-            <w:r>
-              <w:rPr>
-                <w:rFonts w:eastAsia="標楷體" w:cs="Arial" w:ascii="標楷體" w:hAnsi="標楷體"/>
-                <w:szCs w:val="26"/>
-              </w:rPr>
-            </w:r>
-            <w:r>
-              <w:rPr>
-                <w:rFonts w:ascii="標楷體" w:hAnsi="標楷體" w:cs="Arial" w:eastAsia="標楷體"/>
-                <w:szCs w:val="26"/>
-              </w:rPr>
-            </w:r>
-            <w:r>
-              <w:rPr>
-                <w:rFonts w:eastAsia="標楷體" w:cs="Arial" w:ascii="標楷體" w:hAnsi="標楷體"/>
-                <w:szCs w:val="26"/>
-              </w:rPr>
-            </w:r>
-            <w:r>
-              <w:rPr>
-                <w:rFonts w:ascii="標楷體" w:hAnsi="標楷體" w:cs="Arial" w:eastAsia="標楷體"/>
-                <w:szCs w:val="26"/>
-              </w:rPr>
-            </w:r>
-            <w:r>
-              <w:rPr>
-                <w:rFonts w:eastAsia="標楷體" w:cs="Arial" w:ascii="標楷體" w:hAnsi="標楷體"/>
-                <w:szCs w:val="26"/>
-              </w:rPr>
-            </w:r>
-            <w:r>
-              <w:rPr>
-                <w:rFonts w:ascii="標楷體" w:hAnsi="標楷體" w:cs="Arial" w:eastAsia="標楷體"/>
-                <w:szCs w:val="26"/>
-              </w:rPr>
-            </w:r>
-            <w:r>
-              <w:rPr>
-                <w:rFonts w:eastAsia="標楷體" w:cs="Arial" w:ascii="標楷體" w:hAnsi="標楷體"/>
-                <w:szCs w:val="26"/>
-              </w:rPr>
-            </w:r>
-            <w:r>
-              <w:rPr>
-                <w:rFonts w:ascii="標楷體" w:hAnsi="標楷體" w:cs="Arial" w:eastAsia="標楷體"/>
-                <w:szCs w:val="26"/>
-              </w:rPr>
-            </w:r>
-            <w:r>
-              <w:rPr>
-                <w:rFonts w:eastAsia="標楷體" w:cs="Arial" w:ascii="標楷體" w:hAnsi="標楷體"/>
-                <w:szCs w:val="26"/>
-              </w:rPr>
-            </w:r>
-            <w:r>
-              <w:rPr>
-                <w:rFonts w:ascii="標楷體" w:hAnsi="標楷體" w:cs="Arial" w:eastAsia="標楷體"/>
-                <w:szCs w:val="26"/>
-              </w:rPr>
-            </w:r>
-            <w:r>
-              <w:rPr>
-                <w:rFonts w:eastAsia="標楷體" w:cs="Arial" w:ascii="標楷體" w:hAnsi="標楷體"/>
-                <w:szCs w:val="26"/>
-              </w:rPr>
-            </w:r>
-            <w:r>
-              <w:rPr>
-                <w:rFonts w:ascii="標楷體" w:hAnsi="標楷體" w:cs="Arial" w:eastAsia="標楷體"/>
-                <w:szCs w:val="26"/>
-              </w:rPr>
-            </w:r>
-            <w:r>
-              <w:rPr>
-                <w:rFonts w:eastAsia="標楷體" w:cs="Arial" w:ascii="標楷體" w:hAnsi="標楷體"/>
-                <w:szCs w:val="26"/>
-              </w:rPr>
-            </w:r>
-            <w:r>
-              <w:rPr>
-                <w:rFonts w:ascii="標楷體" w:hAnsi="標楷體" w:cs="Arial" w:eastAsia="標楷體"/>
-                <w:szCs w:val="26"/>
-              </w:rPr>
-            </w:r>
-            <w:r>
-              <w:rPr>
-                <w:rFonts w:eastAsia="標楷體" w:cs="Arial" w:ascii="標楷體" w:hAnsi="標楷體"/>
-                <w:szCs w:val="26"/>
-              </w:rPr>
-            </w:r>
-            <w:r>
-              <w:rPr>
-                <w:rFonts w:ascii="標楷體" w:hAnsi="標楷體" w:cs="Arial" w:eastAsia="標楷體"/>
-                <w:szCs w:val="26"/>
-              </w:rPr>
-            </w:r>
-            <w:r>
-              <w:rPr>
-                <w:rFonts w:eastAsia="標楷體" w:cs="Arial" w:ascii="標楷體" w:hAnsi="標楷體"/>
-                <w:szCs w:val="26"/>
-              </w:rPr>
-            </w:r>
-            <w:r>
-              <w:rPr>
-                <w:rFonts w:ascii="標楷體" w:hAnsi="標楷體" w:cs="Arial" w:eastAsia="標楷體"/>
-                <w:szCs w:val="26"/>
-              </w:rPr>
-            </w:r>
-            <w:r>
-              <w:rPr>
-                <w:rFonts w:eastAsia="標楷體" w:cs="Arial" w:ascii="標楷體" w:hAnsi="標楷體"/>
-                <w:szCs w:val="26"/>
-              </w:rPr>
-            </w:r>
-            <w:r>
-              <w:rPr>
-                <w:rFonts w:ascii="標楷體" w:hAnsi="標楷體" w:cs="Arial" w:eastAsia="標楷體"/>
-                <w:szCs w:val="26"/>
-              </w:rPr>
-            </w:r>
-            <w:r>
-              <w:rPr>
-                <w:rFonts w:eastAsia="標楷體" w:cs="Arial" w:ascii="標楷體" w:hAnsi="標楷體"/>
-                <w:szCs w:val="26"/>
-              </w:rPr>
-            </w:r>
-            <w:r>
-              <w:rPr>
-                <w:rFonts w:ascii="標楷體" w:hAnsi="標楷體" w:cs="Arial" w:eastAsia="標楷體"/>
-                <w:szCs w:val="26"/>
-              </w:rPr>
-            </w:r>
-            <w:r>
-              <w:rPr>
-                <w:rFonts w:eastAsia="標楷體" w:cs="Arial" w:ascii="標楷體" w:hAnsi="標楷體"/>
-                <w:szCs w:val="26"/>
-              </w:rPr>
-            </w:r>
-            <w:r>
-              <w:rPr>
-                <w:rFonts w:ascii="標楷體" w:hAnsi="標楷體" w:cs="Arial" w:eastAsia="標楷體"/>
-                <w:szCs w:val="26"/>
-              </w:rPr>
-            </w:r>
-            <w:r>
-              <w:rPr>
-                <w:rFonts w:eastAsia="標楷體" w:cs="Arial" w:ascii="標楷體" w:hAnsi="標楷體"/>
-                <w:szCs w:val="26"/>
-              </w:rPr>
-            </w:r>
-            <w:r>
-              <w:rPr>
-                <w:rFonts w:ascii="標楷體" w:hAnsi="標楷體" w:cs="Arial" w:eastAsia="標楷體"/>
-                <w:szCs w:val="26"/>
-              </w:rPr>
+              <w:t/>
+            </w:r>
+            <w:r>
+              <w:rPr>
+                <w:rFonts w:ascii="標楷體" w:hAnsi="標楷體" w:cs="Arial" w:eastAsia="標楷體"/>
+                <w:szCs w:val="26"/>
+              </w:rPr>
+              <w:t/>
+            </w:r>
+            <w:r>
+              <w:rPr>
+                <w:rFonts w:eastAsia="標楷體" w:cs="Arial" w:ascii="標楷體" w:hAnsi="標楷體"/>
+                <w:szCs w:val="26"/>
+              </w:rPr>
+              <w:t/>
+            </w:r>
+            <w:r>
+              <w:rPr>
+                <w:rFonts w:ascii="標楷體" w:hAnsi="標楷體" w:cs="Arial" w:eastAsia="標楷體"/>
+                <w:szCs w:val="26"/>
+              </w:rPr>
+              <w:t/>
+            </w:r>
+            <w:r>
+              <w:rPr>
+                <w:rFonts w:eastAsia="標楷體" w:cs="Arial" w:ascii="標楷體" w:hAnsi="標楷體"/>
+                <w:szCs w:val="26"/>
+              </w:rPr>
+              <w:t/>
+            </w:r>
+            <w:r>
+              <w:rPr>
+                <w:rFonts w:ascii="標楷體" w:hAnsi="標楷體" w:cs="Arial" w:eastAsia="標楷體"/>
+                <w:szCs w:val="26"/>
+              </w:rPr>
+              <w:t/>
+            </w:r>
+            <w:r>
+              <w:rPr>
+                <w:rFonts w:eastAsia="標楷體" w:cs="Arial" w:ascii="標楷體" w:hAnsi="標楷體"/>
+                <w:szCs w:val="26"/>
+              </w:rPr>
+              <w:t/>
+            </w:r>
+            <w:r>
+              <w:rPr>
+                <w:rFonts w:ascii="標楷體" w:hAnsi="標楷體" w:cs="Arial" w:eastAsia="標楷體"/>
+                <w:szCs w:val="26"/>
+              </w:rPr>
+              <w:t/>
+            </w:r>
+            <w:r>
+              <w:rPr>
+                <w:rFonts w:eastAsia="標楷體" w:cs="Arial" w:ascii="標楷體" w:hAnsi="標楷體"/>
+                <w:szCs w:val="26"/>
+              </w:rPr>
+              <w:t/>
+            </w:r>
+            <w:r>
+              <w:rPr>
+                <w:rFonts w:ascii="標楷體" w:hAnsi="標楷體" w:cs="Arial" w:eastAsia="標楷體"/>
+                <w:szCs w:val="26"/>
+              </w:rPr>
+              <w:t/>
+            </w:r>
+            <w:r>
+              <w:rPr>
+                <w:rFonts w:eastAsia="標楷體" w:cs="Arial" w:ascii="標楷體" w:hAnsi="標楷體"/>
+                <w:szCs w:val="26"/>
+              </w:rPr>
+              <w:t/>
+            </w:r>
+            <w:r>
+              <w:rPr>
+                <w:rFonts w:ascii="標楷體" w:hAnsi="標楷體" w:cs="Arial" w:eastAsia="標楷體"/>
+                <w:szCs w:val="26"/>
+              </w:rPr>
+              <w:t/>
+            </w:r>
+            <w:r>
+              <w:rPr>
+                <w:rFonts w:eastAsia="標楷體" w:cs="Arial" w:ascii="標楷體" w:hAnsi="標楷體"/>
+                <w:szCs w:val="26"/>
+              </w:rPr>
+              <w:t/>
+            </w:r>
+            <w:r>
+              <w:rPr>
+                <w:rFonts w:ascii="標楷體" w:hAnsi="標楷體" w:cs="Arial" w:eastAsia="標楷體"/>
+                <w:szCs w:val="26"/>
+              </w:rPr>
+              <w:t/>
+            </w:r>
+            <w:r>
+              <w:rPr>
+                <w:rFonts w:eastAsia="標楷體" w:cs="Arial" w:ascii="標楷體" w:hAnsi="標楷體"/>
+                <w:szCs w:val="26"/>
+              </w:rPr>
+              <w:t/>
+            </w:r>
+            <w:r>
+              <w:rPr>
+                <w:rFonts w:ascii="標楷體" w:hAnsi="標楷體" w:cs="Arial" w:eastAsia="標楷體"/>
+                <w:szCs w:val="26"/>
+              </w:rPr>
+              <w:t/>
+            </w:r>
+            <w:r>
+              <w:rPr>
+                <w:rFonts w:eastAsia="標楷體" w:cs="Arial" w:ascii="標楷體" w:hAnsi="標楷體"/>
+                <w:szCs w:val="26"/>
+              </w:rPr>
+              <w:t/>
+            </w:r>
+            <w:r>
+              <w:rPr>
+                <w:rFonts w:ascii="標楷體" w:hAnsi="標楷體" w:cs="Arial" w:eastAsia="標楷體"/>
+                <w:szCs w:val="26"/>
+              </w:rPr>
+              <w:t/>
+            </w:r>
+            <w:r>
+              <w:rPr>
+                <w:rFonts w:eastAsia="標楷體" w:cs="Arial" w:ascii="標楷體" w:hAnsi="標楷體"/>
+                <w:szCs w:val="26"/>
+              </w:rPr>
+              <w:t/>
+            </w:r>
+            <w:r>
+              <w:rPr>
+                <w:rFonts w:ascii="標楷體" w:hAnsi="標楷體" w:cs="Arial" w:eastAsia="標楷體"/>
+                <w:szCs w:val="26"/>
+              </w:rPr>
+              <w:t/>
+            </w:r>
+            <w:r>
+              <w:rPr>
+                <w:rFonts w:eastAsia="標楷體" w:cs="Arial" w:ascii="標楷體" w:hAnsi="標楷體"/>
+                <w:szCs w:val="26"/>
+              </w:rPr>
+              <w:t/>
+            </w:r>
+            <w:r>
+              <w:rPr>
+                <w:rFonts w:ascii="標楷體" w:hAnsi="標楷體" w:cs="Arial" w:eastAsia="標楷體"/>
+                <w:szCs w:val="26"/>
+              </w:rPr>
+              <w:t/>
+            </w:r>
+            <w:r>
+              <w:rPr>
+                <w:rFonts w:eastAsia="標楷體" w:cs="Arial" w:ascii="標楷體" w:hAnsi="標楷體"/>
+                <w:szCs w:val="26"/>
+              </w:rPr>
+              <w:t/>
+            </w:r>
+            <w:r>
+              <w:rPr>
+                <w:rFonts w:ascii="標楷體" w:hAnsi="標楷體" w:cs="Arial" w:eastAsia="標楷體"/>
+                <w:szCs w:val="26"/>
+              </w:rPr>
+              <w:t/>
+            </w:r>
+            <w:r>
+              <w:rPr>
+                <w:rFonts w:eastAsia="標楷體" w:cs="Arial" w:ascii="標楷體" w:hAnsi="標楷體"/>
+                <w:szCs w:val="26"/>
+              </w:rPr>
+              <w:t/>
+            </w:r>
+            <w:r>
+              <w:rPr>
+                <w:rFonts w:ascii="標楷體" w:hAnsi="標楷體" w:cs="Arial" w:eastAsia="標楷體"/>
+                <w:szCs w:val="26"/>
+              </w:rPr>
+              <w:t/>
+            </w:r>
+            <w:r>
+              <w:rPr>
+                <w:rFonts w:eastAsia="標楷體" w:cs="Arial" w:ascii="標楷體" w:hAnsi="標楷體"/>
+                <w:szCs w:val="26"/>
+              </w:rPr>
+              <w:t/>
+            </w:r>
+            <w:r>
+              <w:rPr>
+                <w:rFonts w:ascii="標楷體" w:hAnsi="標楷體" w:cs="Arial" w:eastAsia="標楷體"/>
+                <w:szCs w:val="26"/>
+              </w:rPr>
+              <w:t/>
+            </w:r>
+            <w:r>
+              <w:rPr>
+                <w:rFonts w:eastAsia="標楷體" w:cs="Arial" w:ascii="標楷體" w:hAnsi="標楷體"/>
+                <w:szCs w:val="26"/>
+              </w:rPr>
+              <w:t/>
+            </w:r>
+            <w:r>
+              <w:rPr>
+                <w:rFonts w:ascii="標楷體" w:hAnsi="標楷體" w:cs="Arial" w:eastAsia="標楷體"/>
+                <w:szCs w:val="26"/>
+              </w:rPr>
+              <w:t/>
+            </w:r>
+            <w:r>
+              <w:rPr>
+                <w:rFonts w:eastAsia="標楷體" w:cs="Arial" w:ascii="標楷體" w:hAnsi="標楷體"/>
+                <w:szCs w:val="26"/>
+              </w:rPr>
+              <w:t/>
+            </w:r>
+            <w:r>
+              <w:rPr>
+                <w:rFonts w:ascii="標楷體" w:hAnsi="標楷體" w:cs="Arial" w:eastAsia="標楷體"/>
+                <w:szCs w:val="26"/>
+              </w:rPr>
+              <w:t/>
+            </w:r>
+            <w:r>
+              <w:rPr>
+                <w:rFonts w:eastAsia="標楷體" w:cs="Arial" w:ascii="標楷體" w:hAnsi="標楷體"/>
+                <w:szCs w:val="26"/>
+              </w:rPr>
+              <w:t/>
+            </w:r>
+            <w:r>
+              <w:rPr>
+                <w:rFonts w:ascii="標楷體" w:hAnsi="標楷體" w:cs="Arial" w:eastAsia="標楷體"/>
+                <w:szCs w:val="26"/>
+              </w:rPr>
+              <w:t/>
+            </w:r>
+            <w:r>
+              <w:rPr>
+                <w:rFonts w:eastAsia="標楷體" w:cs="Arial" w:ascii="標楷體" w:hAnsi="標楷體"/>
+                <w:szCs w:val="26"/>
+              </w:rPr>
+              <w:t/>
+            </w:r>
+            <w:r>
+              <w:rPr>
+                <w:rFonts w:ascii="標楷體" w:hAnsi="標楷體" w:cs="Arial" w:eastAsia="標楷體"/>
+                <w:szCs w:val="26"/>
+              </w:rPr>
+              <w:t/>
+            </w:r>
+            <w:r>
+              <w:rPr>
+                <w:rFonts w:eastAsia="標楷體" w:cs="Arial" w:ascii="標楷體" w:hAnsi="標楷體"/>
+                <w:szCs w:val="26"/>
+              </w:rPr>
+              <w:t/>
+            </w:r>
+            <w:r>
+              <w:rPr>
+                <w:rFonts w:ascii="標楷體" w:hAnsi="標楷體" w:cs="Arial" w:eastAsia="標楷體"/>
+                <w:szCs w:val="26"/>
+              </w:rPr>
+              <w:t/>
+            </w:r>
+            <w:r>
+              <w:rPr>
+                <w:rFonts w:eastAsia="標楷體" w:cs="Arial" w:ascii="標楷體" w:hAnsi="標楷體"/>
+                <w:szCs w:val="26"/>
+              </w:rPr>
+              <w:t/>
+            </w:r>
+            <w:r>
+              <w:rPr>
+                <w:rFonts w:ascii="標楷體" w:hAnsi="標楷體" w:cs="Arial" w:eastAsia="標楷體"/>
+                <w:szCs w:val="26"/>
+              </w:rPr>
+              <w:t/>
+            </w:r>
+            <w:r>
+              <w:rPr>
+                <w:rFonts w:eastAsia="標楷體" w:cs="Arial" w:ascii="標楷體" w:hAnsi="標楷體"/>
+                <w:szCs w:val="26"/>
+              </w:rPr>
+              <w:t/>
+            </w:r>
+            <w:r>
+              <w:rPr>
+                <w:rFonts w:ascii="標楷體" w:hAnsi="標楷體" w:cs="Arial" w:eastAsia="標楷體"/>
+                <w:szCs w:val="26"/>
+              </w:rPr>
+              <w:t/>
+            </w:r>
+            <w:r>
+              <w:rPr>
+                <w:rFonts w:eastAsia="標楷體" w:cs="Arial" w:ascii="標楷體" w:hAnsi="標楷體"/>
+                <w:szCs w:val="26"/>
+              </w:rPr>
+              <w:t/>
+            </w:r>
+            <w:r>
+              <w:rPr>
+                <w:rFonts w:ascii="標楷體" w:hAnsi="標楷體" w:cs="Arial" w:eastAsia="標楷體"/>
+                <w:szCs w:val="26"/>
+              </w:rPr>
+              <w:t/>
+            </w:r>
+            <w:r>
+              <w:rPr>
+                <w:rFonts w:eastAsia="標楷體" w:cs="Arial" w:ascii="標楷體" w:hAnsi="標楷體"/>
+                <w:szCs w:val="26"/>
+              </w:rPr>
+              <w:t/>
+            </w:r>
+            <w:r>
+              <w:rPr>
+                <w:rFonts w:ascii="標楷體" w:hAnsi="標楷體" w:cs="Arial" w:eastAsia="標楷體"/>
+                <w:szCs w:val="26"/>
+              </w:rPr>
+              <w:t/>
+            </w:r>
+            <w:r>
+              <w:rPr>
+                <w:rFonts w:eastAsia="標楷體" w:cs="Arial" w:ascii="標楷體" w:hAnsi="標楷體"/>
+                <w:szCs w:val="26"/>
+              </w:rPr>
+              <w:t/>
+            </w:r>
+            <w:r>
+              <w:rPr>
+                <w:rFonts w:ascii="標楷體" w:hAnsi="標楷體" w:cs="Arial" w:eastAsia="標楷體"/>
+                <w:szCs w:val="26"/>
+              </w:rPr>
+              <w:t/>
             </w:r>
           </w:p>
           <w:p>
@@ -4628,252 +4965,294 @@
                 <w:rFonts w:eastAsia="標楷體" w:cs="Arial" w:ascii="標楷體" w:hAnsi="標楷體"/>
                 <w:szCs w:val="26"/>
               </w:rPr>
-            </w:r>
-            <w:r>
-              <w:rPr>
-                <w:rFonts w:ascii="標楷體" w:hAnsi="標楷體" w:cs="Arial" w:eastAsia="標楷體"/>
-                <w:szCs w:val="26"/>
-              </w:rPr>
-            </w:r>
-            <w:r>
-              <w:rPr>
-                <w:rFonts w:eastAsia="標楷體" w:cs="Arial" w:ascii="標楷體" w:hAnsi="標楷體"/>
-                <w:szCs w:val="26"/>
-              </w:rPr>
-            </w:r>
-            <w:r>
-              <w:rPr>
-                <w:rFonts w:ascii="標楷體" w:hAnsi="標楷體" w:cs="Arial" w:eastAsia="標楷體"/>
-                <w:szCs w:val="26"/>
-              </w:rPr>
-            </w:r>
-            <w:r>
-              <w:rPr>
-                <w:rFonts w:eastAsia="標楷體" w:cs="Arial" w:ascii="標楷體" w:hAnsi="標楷體"/>
-                <w:szCs w:val="26"/>
-              </w:rPr>
-            </w:r>
-            <w:r>
-              <w:rPr>
-                <w:rFonts w:ascii="標楷體" w:hAnsi="標楷體" w:cs="Arial" w:eastAsia="標楷體"/>
-                <w:szCs w:val="26"/>
-              </w:rPr>
-            </w:r>
-            <w:r>
-              <w:rPr>
-                <w:rFonts w:eastAsia="標楷體" w:cs="Arial" w:ascii="標楷體" w:hAnsi="標楷體"/>
-                <w:szCs w:val="26"/>
-              </w:rPr>
-            </w:r>
-            <w:r>
-              <w:rPr>
-                <w:rFonts w:ascii="標楷體" w:hAnsi="標楷體" w:cs="Arial" w:eastAsia="標楷體"/>
-                <w:szCs w:val="26"/>
-              </w:rPr>
-            </w:r>
-            <w:r>
-              <w:rPr>
-                <w:rFonts w:eastAsia="標楷體" w:cs="Arial" w:ascii="標楷體" w:hAnsi="標楷體"/>
-                <w:szCs w:val="26"/>
-              </w:rPr>
-            </w:r>
-            <w:r>
-              <w:rPr>
-                <w:rFonts w:ascii="標楷體" w:hAnsi="標楷體" w:cs="Arial" w:eastAsia="標楷體"/>
-                <w:szCs w:val="26"/>
-              </w:rPr>
-            </w:r>
-            <w:r>
-              <w:rPr>
-                <w:rFonts w:eastAsia="標楷體" w:cs="Arial" w:ascii="標楷體" w:hAnsi="標楷體"/>
-                <w:szCs w:val="26"/>
-              </w:rPr>
-            </w:r>
-            <w:r>
-              <w:rPr>
-                <w:rFonts w:ascii="標楷體" w:hAnsi="標楷體" w:cs="Arial" w:eastAsia="標楷體"/>
-                <w:szCs w:val="26"/>
-              </w:rPr>
-            </w:r>
-            <w:r>
-              <w:rPr>
-                <w:rFonts w:eastAsia="標楷體" w:cs="Arial" w:ascii="標楷體" w:hAnsi="標楷體"/>
-                <w:szCs w:val="26"/>
-              </w:rPr>
-            </w:r>
-            <w:r>
-              <w:rPr>
-                <w:rFonts w:ascii="標楷體" w:hAnsi="標楷體" w:cs="Arial" w:eastAsia="標楷體"/>
-                <w:szCs w:val="26"/>
-              </w:rPr>
-            </w:r>
-            <w:r>
-              <w:rPr>
-                <w:rFonts w:eastAsia="標楷體" w:cs="Arial" w:ascii="標楷體" w:hAnsi="標楷體"/>
-                <w:szCs w:val="26"/>
-              </w:rPr>
-            </w:r>
-            <w:r>
-              <w:rPr>
-                <w:rFonts w:ascii="標楷體" w:hAnsi="標楷體" w:cs="Arial" w:eastAsia="標楷體"/>
-                <w:szCs w:val="26"/>
-              </w:rPr>
-            </w:r>
-            <w:r>
-              <w:rPr>
-                <w:rFonts w:eastAsia="標楷體" w:cs="Arial" w:ascii="標楷體" w:hAnsi="標楷體"/>
-                <w:szCs w:val="26"/>
-              </w:rPr>
-            </w:r>
-            <w:r>
-              <w:rPr>
-                <w:rFonts w:ascii="標楷體" w:hAnsi="標楷體" w:cs="Arial" w:eastAsia="標楷體"/>
-                <w:szCs w:val="26"/>
-              </w:rPr>
-            </w:r>
-            <w:r>
-              <w:rPr>
-                <w:rFonts w:eastAsia="標楷體" w:cs="Arial" w:ascii="標楷體" w:hAnsi="標楷體"/>
-                <w:szCs w:val="26"/>
-              </w:rPr>
-            </w:r>
-            <w:r>
-              <w:rPr>
-                <w:rFonts w:ascii="標楷體" w:hAnsi="標楷體" w:cs="Arial" w:eastAsia="標楷體"/>
-                <w:szCs w:val="26"/>
-              </w:rPr>
-            </w:r>
-            <w:r>
-              <w:rPr>
-                <w:rFonts w:eastAsia="標楷體" w:cs="Arial" w:ascii="標楷體" w:hAnsi="標楷體"/>
-                <w:szCs w:val="26"/>
-              </w:rPr>
-            </w:r>
-            <w:r>
-              <w:rPr>
-                <w:rFonts w:ascii="標楷體" w:hAnsi="標楷體" w:cs="Arial" w:eastAsia="標楷體"/>
-                <w:szCs w:val="26"/>
-              </w:rPr>
-            </w:r>
-            <w:r>
-              <w:rPr>
-                <w:rFonts w:eastAsia="標楷體" w:cs="Arial" w:ascii="標楷體" w:hAnsi="標楷體"/>
-                <w:szCs w:val="26"/>
-              </w:rPr>
-            </w:r>
-            <w:r>
-              <w:rPr>
-                <w:rFonts w:ascii="標楷體" w:hAnsi="標楷體" w:cs="Arial" w:eastAsia="標楷體"/>
-                <w:szCs w:val="26"/>
-              </w:rPr>
-            </w:r>
-            <w:r>
-              <w:rPr>
-                <w:rFonts w:eastAsia="標楷體" w:cs="Arial" w:ascii="標楷體" w:hAnsi="標楷體"/>
-                <w:szCs w:val="26"/>
-              </w:rPr>
-            </w:r>
-            <w:r>
-              <w:rPr>
-                <w:rFonts w:ascii="標楷體" w:hAnsi="標楷體" w:cs="Arial" w:eastAsia="標楷體"/>
-                <w:szCs w:val="26"/>
-              </w:rPr>
-            </w:r>
-            <w:r>
-              <w:rPr>
-                <w:rFonts w:eastAsia="標楷體" w:cs="Arial" w:ascii="標楷體" w:hAnsi="標楷體"/>
-                <w:szCs w:val="26"/>
-              </w:rPr>
-            </w:r>
-            <w:r>
-              <w:rPr>
-                <w:rFonts w:ascii="標楷體" w:hAnsi="標楷體" w:cs="Arial" w:eastAsia="標楷體"/>
-                <w:szCs w:val="26"/>
-              </w:rPr>
-            </w:r>
-            <w:r>
-              <w:rPr>
-                <w:rFonts w:eastAsia="標楷體" w:cs="Arial" w:ascii="標楷體" w:hAnsi="標楷體"/>
-                <w:szCs w:val="26"/>
-              </w:rPr>
-            </w:r>
-            <w:r>
-              <w:rPr>
-                <w:rFonts w:ascii="標楷體" w:hAnsi="標楷體" w:cs="Arial" w:eastAsia="標楷體"/>
-                <w:szCs w:val="26"/>
-              </w:rPr>
-            </w:r>
-            <w:r>
-              <w:rPr>
-                <w:rFonts w:eastAsia="標楷體" w:cs="Arial" w:ascii="標楷體" w:hAnsi="標楷體"/>
-                <w:szCs w:val="26"/>
-              </w:rPr>
-            </w:r>
-            <w:r>
-              <w:rPr>
-                <w:rFonts w:ascii="標楷體" w:hAnsi="標楷體" w:cs="Arial" w:eastAsia="標楷體"/>
-                <w:szCs w:val="26"/>
-              </w:rPr>
-            </w:r>
-            <w:r>
-              <w:rPr>
-                <w:rFonts w:eastAsia="標楷體" w:cs="Arial" w:ascii="標楷體" w:hAnsi="標楷體"/>
-                <w:szCs w:val="26"/>
-              </w:rPr>
-            </w:r>
-            <w:r>
-              <w:rPr>
-                <w:rFonts w:ascii="標楷體" w:hAnsi="標楷體" w:cs="Arial" w:eastAsia="標楷體"/>
-                <w:szCs w:val="26"/>
-              </w:rPr>
-            </w:r>
-            <w:r>
-              <w:rPr>
-                <w:rFonts w:eastAsia="標楷體" w:cs="Arial" w:ascii="標楷體" w:hAnsi="標楷體"/>
-                <w:szCs w:val="26"/>
-              </w:rPr>
-            </w:r>
-            <w:r>
-              <w:rPr>
-                <w:rFonts w:ascii="標楷體" w:hAnsi="標楷體" w:cs="Arial" w:eastAsia="標楷體"/>
-                <w:szCs w:val="26"/>
-              </w:rPr>
-            </w:r>
-            <w:r>
-              <w:rPr>
-                <w:rFonts w:eastAsia="標楷體" w:cs="Arial" w:ascii="標楷體" w:hAnsi="標楷體"/>
-                <w:szCs w:val="26"/>
-              </w:rPr>
-            </w:r>
-            <w:r>
-              <w:rPr>
-                <w:rFonts w:ascii="標楷體" w:hAnsi="標楷體" w:cs="Arial" w:eastAsia="標楷體"/>
-                <w:szCs w:val="26"/>
-              </w:rPr>
-            </w:r>
-            <w:r>
-              <w:rPr>
-                <w:rFonts w:eastAsia="標楷體" w:cs="Arial" w:ascii="標楷體" w:hAnsi="標楷體"/>
-                <w:szCs w:val="26"/>
-              </w:rPr>
-            </w:r>
-            <w:r>
-              <w:rPr>
-                <w:rFonts w:ascii="標楷體" w:hAnsi="標楷體" w:cs="Arial" w:eastAsia="標楷體"/>
-                <w:szCs w:val="26"/>
-              </w:rPr>
-            </w:r>
-            <w:r>
-              <w:rPr>
-                <w:rFonts w:eastAsia="標楷體" w:cs="Arial" w:ascii="標楷體" w:hAnsi="標楷體"/>
-                <w:szCs w:val="26"/>
-              </w:rPr>
-            </w:r>
-            <w:r>
-              <w:rPr>
-                <w:rFonts w:ascii="標楷體" w:hAnsi="標楷體" w:cs="Arial" w:eastAsia="標楷體"/>
-                <w:szCs w:val="26"/>
-              </w:rPr>
+              <w:t/>
+            </w:r>
+            <w:r>
+              <w:rPr>
+                <w:rFonts w:ascii="標楷體" w:hAnsi="標楷體" w:cs="Arial" w:eastAsia="標楷體"/>
+                <w:szCs w:val="26"/>
+              </w:rPr>
+              <w:t/>
+            </w:r>
+            <w:r>
+              <w:rPr>
+                <w:rFonts w:eastAsia="標楷體" w:cs="Arial" w:ascii="標楷體" w:hAnsi="標楷體"/>
+                <w:szCs w:val="26"/>
+              </w:rPr>
+              <w:t/>
+            </w:r>
+            <w:r>
+              <w:rPr>
+                <w:rFonts w:ascii="標楷體" w:hAnsi="標楷體" w:cs="Arial" w:eastAsia="標楷體"/>
+                <w:szCs w:val="26"/>
+              </w:rPr>
+              <w:t/>
+            </w:r>
+            <w:r>
+              <w:rPr>
+                <w:rFonts w:eastAsia="標楷體" w:cs="Arial" w:ascii="標楷體" w:hAnsi="標楷體"/>
+                <w:szCs w:val="26"/>
+              </w:rPr>
+              <w:t/>
+            </w:r>
+            <w:r>
+              <w:rPr>
+                <w:rFonts w:ascii="標楷體" w:hAnsi="標楷體" w:cs="Arial" w:eastAsia="標楷體"/>
+                <w:szCs w:val="26"/>
+              </w:rPr>
+              <w:t/>
+            </w:r>
+            <w:r>
+              <w:rPr>
+                <w:rFonts w:eastAsia="標楷體" w:cs="Arial" w:ascii="標楷體" w:hAnsi="標楷體"/>
+                <w:szCs w:val="26"/>
+              </w:rPr>
+              <w:t/>
+            </w:r>
+            <w:r>
+              <w:rPr>
+                <w:rFonts w:ascii="標楷體" w:hAnsi="標楷體" w:cs="Arial" w:eastAsia="標楷體"/>
+                <w:szCs w:val="26"/>
+              </w:rPr>
+              <w:t/>
+            </w:r>
+            <w:r>
+              <w:rPr>
+                <w:rFonts w:eastAsia="標楷體" w:cs="Arial" w:ascii="標楷體" w:hAnsi="標楷體"/>
+                <w:szCs w:val="26"/>
+              </w:rPr>
+              <w:t/>
+            </w:r>
+            <w:r>
+              <w:rPr>
+                <w:rFonts w:ascii="標楷體" w:hAnsi="標楷體" w:cs="Arial" w:eastAsia="標楷體"/>
+                <w:szCs w:val="26"/>
+              </w:rPr>
+              <w:t/>
+            </w:r>
+            <w:r>
+              <w:rPr>
+                <w:rFonts w:eastAsia="標楷體" w:cs="Arial" w:ascii="標楷體" w:hAnsi="標楷體"/>
+                <w:szCs w:val="26"/>
+              </w:rPr>
+              <w:t/>
+            </w:r>
+            <w:r>
+              <w:rPr>
+                <w:rFonts w:ascii="標楷體" w:hAnsi="標楷體" w:cs="Arial" w:eastAsia="標楷體"/>
+                <w:szCs w:val="26"/>
+              </w:rPr>
+              <w:t/>
+            </w:r>
+            <w:r>
+              <w:rPr>
+                <w:rFonts w:eastAsia="標楷體" w:cs="Arial" w:ascii="標楷體" w:hAnsi="標楷體"/>
+                <w:szCs w:val="26"/>
+              </w:rPr>
+              <w:t/>
+            </w:r>
+            <w:r>
+              <w:rPr>
+                <w:rFonts w:ascii="標楷體" w:hAnsi="標楷體" w:cs="Arial" w:eastAsia="標楷體"/>
+                <w:szCs w:val="26"/>
+              </w:rPr>
+              <w:t/>
+            </w:r>
+            <w:r>
+              <w:rPr>
+                <w:rFonts w:eastAsia="標楷體" w:cs="Arial" w:ascii="標楷體" w:hAnsi="標楷體"/>
+                <w:szCs w:val="26"/>
+              </w:rPr>
+              <w:t/>
+            </w:r>
+            <w:r>
+              <w:rPr>
+                <w:rFonts w:ascii="標楷體" w:hAnsi="標楷體" w:cs="Arial" w:eastAsia="標楷體"/>
+                <w:szCs w:val="26"/>
+              </w:rPr>
+              <w:t/>
+            </w:r>
+            <w:r>
+              <w:rPr>
+                <w:rFonts w:eastAsia="標楷體" w:cs="Arial" w:ascii="標楷體" w:hAnsi="標楷體"/>
+                <w:szCs w:val="26"/>
+              </w:rPr>
+              <w:t/>
+            </w:r>
+            <w:r>
+              <w:rPr>
+                <w:rFonts w:ascii="標楷體" w:hAnsi="標楷體" w:cs="Arial" w:eastAsia="標楷體"/>
+                <w:szCs w:val="26"/>
+              </w:rPr>
+              <w:t/>
+            </w:r>
+            <w:r>
+              <w:rPr>
+                <w:rFonts w:eastAsia="標楷體" w:cs="Arial" w:ascii="標楷體" w:hAnsi="標楷體"/>
+                <w:szCs w:val="26"/>
+              </w:rPr>
+              <w:t/>
+            </w:r>
+            <w:r>
+              <w:rPr>
+                <w:rFonts w:ascii="標楷體" w:hAnsi="標楷體" w:cs="Arial" w:eastAsia="標楷體"/>
+                <w:szCs w:val="26"/>
+              </w:rPr>
+              <w:t/>
+            </w:r>
+            <w:r>
+              <w:rPr>
+                <w:rFonts w:eastAsia="標楷體" w:cs="Arial" w:ascii="標楷體" w:hAnsi="標楷體"/>
+                <w:szCs w:val="26"/>
+              </w:rPr>
+              <w:t/>
+            </w:r>
+            <w:r>
+              <w:rPr>
+                <w:rFonts w:ascii="標楷體" w:hAnsi="標楷體" w:cs="Arial" w:eastAsia="標楷體"/>
+                <w:szCs w:val="26"/>
+              </w:rPr>
+              <w:t/>
+            </w:r>
+            <w:r>
+              <w:rPr>
+                <w:rFonts w:eastAsia="標楷體" w:cs="Arial" w:ascii="標楷體" w:hAnsi="標楷體"/>
+                <w:szCs w:val="26"/>
+              </w:rPr>
+              <w:t/>
+            </w:r>
+            <w:r>
+              <w:rPr>
+                <w:rFonts w:ascii="標楷體" w:hAnsi="標楷體" w:cs="Arial" w:eastAsia="標楷體"/>
+                <w:szCs w:val="26"/>
+              </w:rPr>
+              <w:t/>
+            </w:r>
+            <w:r>
+              <w:rPr>
+                <w:rFonts w:eastAsia="標楷體" w:cs="Arial" w:ascii="標楷體" w:hAnsi="標楷體"/>
+                <w:szCs w:val="26"/>
+              </w:rPr>
+              <w:t/>
+            </w:r>
+            <w:r>
+              <w:rPr>
+                <w:rFonts w:ascii="標楷體" w:hAnsi="標楷體" w:cs="Arial" w:eastAsia="標楷體"/>
+                <w:szCs w:val="26"/>
+              </w:rPr>
+              <w:t/>
+            </w:r>
+            <w:r>
+              <w:rPr>
+                <w:rFonts w:eastAsia="標楷體" w:cs="Arial" w:ascii="標楷體" w:hAnsi="標楷體"/>
+                <w:szCs w:val="26"/>
+              </w:rPr>
+              <w:t/>
+            </w:r>
+            <w:r>
+              <w:rPr>
+                <w:rFonts w:ascii="標楷體" w:hAnsi="標楷體" w:cs="Arial" w:eastAsia="標楷體"/>
+                <w:szCs w:val="26"/>
+              </w:rPr>
+              <w:t/>
+            </w:r>
+            <w:r>
+              <w:rPr>
+                <w:rFonts w:eastAsia="標楷體" w:cs="Arial" w:ascii="標楷體" w:hAnsi="標楷體"/>
+                <w:szCs w:val="26"/>
+              </w:rPr>
+              <w:t/>
+            </w:r>
+            <w:r>
+              <w:rPr>
+                <w:rFonts w:ascii="標楷體" w:hAnsi="標楷體" w:cs="Arial" w:eastAsia="標楷體"/>
+                <w:szCs w:val="26"/>
+              </w:rPr>
+              <w:t/>
+            </w:r>
+            <w:r>
+              <w:rPr>
+                <w:rFonts w:eastAsia="標楷體" w:cs="Arial" w:ascii="標楷體" w:hAnsi="標楷體"/>
+                <w:szCs w:val="26"/>
+              </w:rPr>
+              <w:t/>
+            </w:r>
+            <w:r>
+              <w:rPr>
+                <w:rFonts w:ascii="標楷體" w:hAnsi="標楷體" w:cs="Arial" w:eastAsia="標楷體"/>
+                <w:szCs w:val="26"/>
+              </w:rPr>
+              <w:t/>
+            </w:r>
+            <w:r>
+              <w:rPr>
+                <w:rFonts w:eastAsia="標楷體" w:cs="Arial" w:ascii="標楷體" w:hAnsi="標楷體"/>
+                <w:szCs w:val="26"/>
+              </w:rPr>
+              <w:t/>
+            </w:r>
+            <w:r>
+              <w:rPr>
+                <w:rFonts w:ascii="標楷體" w:hAnsi="標楷體" w:cs="Arial" w:eastAsia="標楷體"/>
+                <w:szCs w:val="26"/>
+              </w:rPr>
+              <w:t/>
+            </w:r>
+            <w:r>
+              <w:rPr>
+                <w:rFonts w:eastAsia="標楷體" w:cs="Arial" w:ascii="標楷體" w:hAnsi="標楷體"/>
+                <w:szCs w:val="26"/>
+              </w:rPr>
+              <w:t/>
+            </w:r>
+            <w:r>
+              <w:rPr>
+                <w:rFonts w:ascii="標楷體" w:hAnsi="標楷體" w:cs="Arial" w:eastAsia="標楷體"/>
+                <w:szCs w:val="26"/>
+              </w:rPr>
+              <w:t/>
+            </w:r>
+            <w:r>
+              <w:rPr>
+                <w:rFonts w:eastAsia="標楷體" w:cs="Arial" w:ascii="標楷體" w:hAnsi="標楷體"/>
+                <w:szCs w:val="26"/>
+              </w:rPr>
+              <w:t/>
+            </w:r>
+            <w:r>
+              <w:rPr>
+                <w:rFonts w:ascii="標楷體" w:hAnsi="標楷體" w:cs="Arial" w:eastAsia="標楷體"/>
+                <w:szCs w:val="26"/>
+              </w:rPr>
+              <w:t/>
+            </w:r>
+            <w:r>
+              <w:rPr>
+                <w:rFonts w:eastAsia="標楷體" w:cs="Arial" w:ascii="標楷體" w:hAnsi="標楷體"/>
+                <w:szCs w:val="26"/>
+              </w:rPr>
+              <w:t/>
+            </w:r>
+            <w:r>
+              <w:rPr>
+                <w:rFonts w:ascii="標楷體" w:hAnsi="標楷體" w:cs="Arial" w:eastAsia="標楷體"/>
+                <w:szCs w:val="26"/>
+              </w:rPr>
+              <w:t/>
+            </w:r>
+            <w:r>
+              <w:rPr>
+                <w:rFonts w:eastAsia="標楷體" w:cs="Arial" w:ascii="標楷體" w:hAnsi="標楷體"/>
+                <w:szCs w:val="26"/>
+              </w:rPr>
+              <w:t/>
+            </w:r>
+            <w:r>
+              <w:rPr>
+                <w:rFonts w:ascii="標楷體" w:hAnsi="標楷體" w:cs="Arial" w:eastAsia="標楷體"/>
+                <w:szCs w:val="26"/>
+              </w:rPr>
+              <w:t/>
             </w:r>
           </w:p>
           <w:p>
@@ -4894,288 +5273,336 @@
                 <w:rFonts w:eastAsia="標楷體" w:cs="Arial" w:ascii="標楷體" w:hAnsi="標楷體"/>
                 <w:szCs w:val="26"/>
               </w:rPr>
-            </w:r>
-            <w:r>
-              <w:rPr>
-                <w:rFonts w:ascii="標楷體" w:hAnsi="標楷體" w:cs="Arial" w:eastAsia="標楷體"/>
-                <w:szCs w:val="26"/>
-              </w:rPr>
-            </w:r>
-            <w:r>
-              <w:rPr>
-                <w:rFonts w:eastAsia="標楷體" w:cs="Arial" w:ascii="標楷體" w:hAnsi="標楷體"/>
-                <w:szCs w:val="26"/>
-              </w:rPr>
-            </w:r>
-            <w:r>
-              <w:rPr>
-                <w:rFonts w:ascii="標楷體" w:hAnsi="標楷體" w:cs="Arial" w:eastAsia="標楷體"/>
-                <w:szCs w:val="26"/>
-              </w:rPr>
-            </w:r>
-            <w:r>
-              <w:rPr>
-                <w:rFonts w:eastAsia="標楷體" w:cs="Arial" w:ascii="標楷體" w:hAnsi="標楷體"/>
-                <w:szCs w:val="26"/>
-              </w:rPr>
-            </w:r>
-            <w:r>
-              <w:rPr>
-                <w:rFonts w:ascii="標楷體" w:hAnsi="標楷體" w:cs="Arial" w:eastAsia="標楷體"/>
-                <w:szCs w:val="26"/>
-              </w:rPr>
-            </w:r>
-            <w:r>
-              <w:rPr>
-                <w:rFonts w:eastAsia="標楷體" w:cs="Arial" w:ascii="標楷體" w:hAnsi="標楷體"/>
-                <w:szCs w:val="26"/>
-              </w:rPr>
-            </w:r>
-            <w:r>
-              <w:rPr>
-                <w:rFonts w:ascii="標楷體" w:hAnsi="標楷體" w:cs="Arial" w:eastAsia="標楷體"/>
-                <w:szCs w:val="26"/>
-              </w:rPr>
-            </w:r>
-            <w:r>
-              <w:rPr>
-                <w:rFonts w:eastAsia="標楷體" w:cs="Arial" w:ascii="標楷體" w:hAnsi="標楷體"/>
-                <w:szCs w:val="26"/>
-              </w:rPr>
-            </w:r>
-            <w:r>
-              <w:rPr>
-                <w:rFonts w:ascii="標楷體" w:hAnsi="標楷體" w:cs="Arial" w:eastAsia="標楷體"/>
-                <w:szCs w:val="26"/>
-              </w:rPr>
-            </w:r>
-            <w:r>
-              <w:rPr>
-                <w:rFonts w:eastAsia="標楷體" w:cs="Arial" w:ascii="標楷體" w:hAnsi="標楷體"/>
-                <w:szCs w:val="26"/>
-              </w:rPr>
-            </w:r>
-            <w:r>
-              <w:rPr>
-                <w:rFonts w:ascii="標楷體" w:hAnsi="標楷體" w:cs="Arial" w:eastAsia="標楷體"/>
-                <w:szCs w:val="26"/>
-              </w:rPr>
-            </w:r>
-            <w:r>
-              <w:rPr>
-                <w:rFonts w:eastAsia="標楷體" w:cs="Arial" w:ascii="標楷體" w:hAnsi="標楷體"/>
-                <w:szCs w:val="26"/>
-              </w:rPr>
-            </w:r>
-            <w:r>
-              <w:rPr>
-                <w:rFonts w:ascii="標楷體" w:hAnsi="標楷體" w:cs="Arial" w:eastAsia="標楷體"/>
-                <w:szCs w:val="26"/>
-              </w:rPr>
-            </w:r>
-            <w:r>
-              <w:rPr>
-                <w:rFonts w:eastAsia="標楷體" w:cs="Arial" w:ascii="標楷體" w:hAnsi="標楷體"/>
-                <w:szCs w:val="26"/>
-              </w:rPr>
-            </w:r>
-            <w:r>
-              <w:rPr>
-                <w:rFonts w:ascii="標楷體" w:hAnsi="標楷體" w:cs="Arial" w:eastAsia="標楷體"/>
-                <w:szCs w:val="26"/>
-              </w:rPr>
-            </w:r>
-            <w:r>
-              <w:rPr>
-                <w:rFonts w:eastAsia="標楷體" w:cs="Arial" w:ascii="標楷體" w:hAnsi="標楷體"/>
-                <w:szCs w:val="26"/>
-              </w:rPr>
-            </w:r>
-            <w:r>
-              <w:rPr>
-                <w:rFonts w:ascii="標楷體" w:hAnsi="標楷體" w:cs="Arial" w:eastAsia="標楷體"/>
-                <w:szCs w:val="26"/>
-              </w:rPr>
-            </w:r>
-            <w:r>
-              <w:rPr>
-                <w:rFonts w:eastAsia="標楷體" w:cs="Arial" w:ascii="標楷體" w:hAnsi="標楷體"/>
-                <w:szCs w:val="26"/>
-              </w:rPr>
-            </w:r>
-            <w:r>
-              <w:rPr>
-                <w:rFonts w:ascii="標楷體" w:hAnsi="標楷體" w:cs="Arial" w:eastAsia="標楷體"/>
-                <w:szCs w:val="26"/>
-              </w:rPr>
-            </w:r>
-            <w:r>
-              <w:rPr>
-                <w:rFonts w:eastAsia="標楷體" w:cs="Arial" w:ascii="標楷體" w:hAnsi="標楷體"/>
-                <w:szCs w:val="26"/>
-              </w:rPr>
-            </w:r>
-            <w:r>
-              <w:rPr>
-                <w:rFonts w:ascii="標楷體" w:hAnsi="標楷體" w:cs="Arial" w:eastAsia="標楷體"/>
-                <w:szCs w:val="26"/>
-              </w:rPr>
-            </w:r>
-            <w:r>
-              <w:rPr>
-                <w:rFonts w:eastAsia="標楷體" w:cs="Arial" w:ascii="標楷體" w:hAnsi="標楷體"/>
-                <w:szCs w:val="26"/>
-              </w:rPr>
-            </w:r>
-            <w:r>
-              <w:rPr>
-                <w:rFonts w:ascii="標楷體" w:hAnsi="標楷體" w:cs="Arial" w:eastAsia="標楷體"/>
-                <w:szCs w:val="26"/>
-              </w:rPr>
-            </w:r>
-            <w:r>
-              <w:rPr>
-                <w:rFonts w:eastAsia="標楷體" w:cs="Arial" w:ascii="標楷體" w:hAnsi="標楷體"/>
-                <w:szCs w:val="26"/>
-              </w:rPr>
-            </w:r>
-            <w:r>
-              <w:rPr>
-                <w:rFonts w:ascii="標楷體" w:hAnsi="標楷體" w:cs="Arial" w:eastAsia="標楷體"/>
-                <w:szCs w:val="26"/>
-              </w:rPr>
-            </w:r>
-            <w:r>
-              <w:rPr>
-                <w:rFonts w:eastAsia="標楷體" w:cs="Arial" w:ascii="標楷體" w:hAnsi="標楷體"/>
-                <w:szCs w:val="26"/>
-              </w:rPr>
-            </w:r>
-            <w:r>
-              <w:rPr>
-                <w:rFonts w:ascii="標楷體" w:hAnsi="標楷體" w:cs="Arial" w:eastAsia="標楷體"/>
-                <w:szCs w:val="26"/>
-              </w:rPr>
-            </w:r>
-            <w:r>
-              <w:rPr>
-                <w:rFonts w:eastAsia="標楷體" w:cs="Arial" w:ascii="標楷體" w:hAnsi="標楷體"/>
-                <w:szCs w:val="26"/>
-              </w:rPr>
-            </w:r>
-            <w:r>
-              <w:rPr>
-                <w:rFonts w:ascii="標楷體" w:hAnsi="標楷體" w:cs="Arial" w:eastAsia="標楷體"/>
-                <w:szCs w:val="26"/>
-              </w:rPr>
-            </w:r>
-            <w:r>
-              <w:rPr>
-                <w:rFonts w:eastAsia="標楷體" w:cs="Arial" w:ascii="標楷體" w:hAnsi="標楷體"/>
-                <w:szCs w:val="26"/>
-              </w:rPr>
-            </w:r>
-            <w:r>
-              <w:rPr>
-                <w:rFonts w:ascii="標楷體" w:hAnsi="標楷體" w:cs="Arial" w:eastAsia="標楷體"/>
-                <w:szCs w:val="26"/>
-              </w:rPr>
-            </w:r>
-            <w:r>
-              <w:rPr>
-                <w:rFonts w:eastAsia="標楷體" w:cs="Arial" w:ascii="標楷體" w:hAnsi="標楷體"/>
-                <w:szCs w:val="26"/>
-              </w:rPr>
-            </w:r>
-            <w:r>
-              <w:rPr>
-                <w:rFonts w:ascii="標楷體" w:hAnsi="標楷體" w:cs="Arial" w:eastAsia="標楷體"/>
-                <w:szCs w:val="26"/>
-              </w:rPr>
-            </w:r>
-            <w:r>
-              <w:rPr>
-                <w:rFonts w:eastAsia="標楷體" w:cs="Arial" w:ascii="標楷體" w:hAnsi="標楷體"/>
-                <w:szCs w:val="26"/>
-              </w:rPr>
-            </w:r>
-            <w:r>
-              <w:rPr>
-                <w:rFonts w:ascii="標楷體" w:hAnsi="標楷體" w:cs="Arial" w:eastAsia="標楷體"/>
-                <w:szCs w:val="26"/>
-              </w:rPr>
-            </w:r>
-            <w:r>
-              <w:rPr>
-                <w:rFonts w:eastAsia="標楷體" w:cs="Arial" w:ascii="標楷體" w:hAnsi="標楷體"/>
-                <w:szCs w:val="26"/>
-              </w:rPr>
-            </w:r>
-            <w:r>
-              <w:rPr>
-                <w:rFonts w:ascii="標楷體" w:hAnsi="標楷體" w:cs="Arial" w:eastAsia="標楷體"/>
-                <w:szCs w:val="26"/>
-              </w:rPr>
-            </w:r>
-            <w:r>
-              <w:rPr>
-                <w:rFonts w:eastAsia="標楷體" w:cs="Arial" w:ascii="標楷體" w:hAnsi="標楷體"/>
-                <w:szCs w:val="26"/>
-              </w:rPr>
-            </w:r>
-            <w:r>
-              <w:rPr>
-                <w:rFonts w:ascii="標楷體" w:hAnsi="標楷體" w:cs="Arial" w:eastAsia="標楷體"/>
-                <w:szCs w:val="26"/>
-              </w:rPr>
-            </w:r>
-            <w:r>
-              <w:rPr>
-                <w:rFonts w:eastAsia="標楷體" w:cs="Arial" w:ascii="標楷體" w:hAnsi="標楷體"/>
-                <w:szCs w:val="26"/>
-              </w:rPr>
-            </w:r>
-            <w:r>
-              <w:rPr>
-                <w:rFonts w:ascii="標楷體" w:hAnsi="標楷體" w:cs="Arial" w:eastAsia="標楷體"/>
-                <w:szCs w:val="26"/>
-              </w:rPr>
-            </w:r>
-            <w:r>
-              <w:rPr>
-                <w:rFonts w:eastAsia="標楷體" w:cs="Arial" w:ascii="標楷體" w:hAnsi="標楷體"/>
-                <w:szCs w:val="26"/>
-              </w:rPr>
-            </w:r>
-            <w:r>
-              <w:rPr>
-                <w:rFonts w:ascii="標楷體" w:hAnsi="標楷體" w:cs="Arial" w:eastAsia="標楷體"/>
-                <w:szCs w:val="26"/>
-              </w:rPr>
-            </w:r>
-            <w:r>
-              <w:rPr>
-                <w:rFonts w:eastAsia="標楷體" w:cs="Arial" w:ascii="標楷體" w:hAnsi="標楷體"/>
-                <w:szCs w:val="26"/>
-              </w:rPr>
-            </w:r>
-            <w:r>
-              <w:rPr>
-                <w:rFonts w:ascii="標楷體" w:hAnsi="標楷體" w:cs="Arial" w:eastAsia="標楷體"/>
-                <w:szCs w:val="26"/>
-              </w:rPr>
-            </w:r>
-            <w:r>
-              <w:rPr>
-                <w:rFonts w:eastAsia="標楷體" w:cs="Arial" w:ascii="標楷體" w:hAnsi="標楷體"/>
-                <w:szCs w:val="26"/>
-              </w:rPr>
-            </w:r>
-            <w:r>
-              <w:rPr>
-                <w:rFonts w:ascii="標楷體" w:hAnsi="標楷體" w:cs="Arial" w:eastAsia="標楷體"/>
-                <w:szCs w:val="26"/>
-              </w:rPr>
+              <w:t/>
+            </w:r>
+            <w:r>
+              <w:rPr>
+                <w:rFonts w:ascii="標楷體" w:hAnsi="標楷體" w:cs="Arial" w:eastAsia="標楷體"/>
+                <w:szCs w:val="26"/>
+              </w:rPr>
+              <w:t/>
+            </w:r>
+            <w:r>
+              <w:rPr>
+                <w:rFonts w:eastAsia="標楷體" w:cs="Arial" w:ascii="標楷體" w:hAnsi="標楷體"/>
+                <w:szCs w:val="26"/>
+              </w:rPr>
+              <w:t/>
+            </w:r>
+            <w:r>
+              <w:rPr>
+                <w:rFonts w:ascii="標楷體" w:hAnsi="標楷體" w:cs="Arial" w:eastAsia="標楷體"/>
+                <w:szCs w:val="26"/>
+              </w:rPr>
+              <w:t/>
+            </w:r>
+            <w:r>
+              <w:rPr>
+                <w:rFonts w:eastAsia="標楷體" w:cs="Arial" w:ascii="標楷體" w:hAnsi="標楷體"/>
+                <w:szCs w:val="26"/>
+              </w:rPr>
+              <w:t/>
+            </w:r>
+            <w:r>
+              <w:rPr>
+                <w:rFonts w:ascii="標楷體" w:hAnsi="標楷體" w:cs="Arial" w:eastAsia="標楷體"/>
+                <w:szCs w:val="26"/>
+              </w:rPr>
+              <w:t/>
+            </w:r>
+            <w:r>
+              <w:rPr>
+                <w:rFonts w:eastAsia="標楷體" w:cs="Arial" w:ascii="標楷體" w:hAnsi="標楷體"/>
+                <w:szCs w:val="26"/>
+              </w:rPr>
+              <w:t/>
+            </w:r>
+            <w:r>
+              <w:rPr>
+                <w:rFonts w:ascii="標楷體" w:hAnsi="標楷體" w:cs="Arial" w:eastAsia="標楷體"/>
+                <w:szCs w:val="26"/>
+              </w:rPr>
+              <w:t/>
+            </w:r>
+            <w:r>
+              <w:rPr>
+                <w:rFonts w:eastAsia="標楷體" w:cs="Arial" w:ascii="標楷體" w:hAnsi="標楷體"/>
+                <w:szCs w:val="26"/>
+              </w:rPr>
+              <w:t/>
+            </w:r>
+            <w:r>
+              <w:rPr>
+                <w:rFonts w:ascii="標楷體" w:hAnsi="標楷體" w:cs="Arial" w:eastAsia="標楷體"/>
+                <w:szCs w:val="26"/>
+              </w:rPr>
+              <w:t/>
+            </w:r>
+            <w:r>
+              <w:rPr>
+                <w:rFonts w:eastAsia="標楷體" w:cs="Arial" w:ascii="標楷體" w:hAnsi="標楷體"/>
+                <w:szCs w:val="26"/>
+              </w:rPr>
+              <w:t/>
+            </w:r>
+            <w:r>
+              <w:rPr>
+                <w:rFonts w:ascii="標楷體" w:hAnsi="標楷體" w:cs="Arial" w:eastAsia="標楷體"/>
+                <w:szCs w:val="26"/>
+              </w:rPr>
+              <w:t/>
+            </w:r>
+            <w:r>
+              <w:rPr>
+                <w:rFonts w:eastAsia="標楷體" w:cs="Arial" w:ascii="標楷體" w:hAnsi="標楷體"/>
+                <w:szCs w:val="26"/>
+              </w:rPr>
+              <w:t/>
+            </w:r>
+            <w:r>
+              <w:rPr>
+                <w:rFonts w:ascii="標楷體" w:hAnsi="標楷體" w:cs="Arial" w:eastAsia="標楷體"/>
+                <w:szCs w:val="26"/>
+              </w:rPr>
+              <w:t/>
+            </w:r>
+            <w:r>
+              <w:rPr>
+                <w:rFonts w:eastAsia="標楷體" w:cs="Arial" w:ascii="標楷體" w:hAnsi="標楷體"/>
+                <w:szCs w:val="26"/>
+              </w:rPr>
+              <w:t/>
+            </w:r>
+            <w:r>
+              <w:rPr>
+                <w:rFonts w:ascii="標楷體" w:hAnsi="標楷體" w:cs="Arial" w:eastAsia="標楷體"/>
+                <w:szCs w:val="26"/>
+              </w:rPr>
+              <w:t/>
+            </w:r>
+            <w:r>
+              <w:rPr>
+                <w:rFonts w:eastAsia="標楷體" w:cs="Arial" w:ascii="標楷體" w:hAnsi="標楷體"/>
+                <w:szCs w:val="26"/>
+              </w:rPr>
+              <w:t/>
+            </w:r>
+            <w:r>
+              <w:rPr>
+                <w:rFonts w:ascii="標楷體" w:hAnsi="標楷體" w:cs="Arial" w:eastAsia="標楷體"/>
+                <w:szCs w:val="26"/>
+              </w:rPr>
+              <w:t/>
+            </w:r>
+            <w:r>
+              <w:rPr>
+                <w:rFonts w:eastAsia="標楷體" w:cs="Arial" w:ascii="標楷體" w:hAnsi="標楷體"/>
+                <w:szCs w:val="26"/>
+              </w:rPr>
+              <w:t/>
+            </w:r>
+            <w:r>
+              <w:rPr>
+                <w:rFonts w:ascii="標楷體" w:hAnsi="標楷體" w:cs="Arial" w:eastAsia="標楷體"/>
+                <w:szCs w:val="26"/>
+              </w:rPr>
+              <w:t/>
+            </w:r>
+            <w:r>
+              <w:rPr>
+                <w:rFonts w:eastAsia="標楷體" w:cs="Arial" w:ascii="標楷體" w:hAnsi="標楷體"/>
+                <w:szCs w:val="26"/>
+              </w:rPr>
+              <w:t/>
+            </w:r>
+            <w:r>
+              <w:rPr>
+                <w:rFonts w:ascii="標楷體" w:hAnsi="標楷體" w:cs="Arial" w:eastAsia="標楷體"/>
+                <w:szCs w:val="26"/>
+              </w:rPr>
+              <w:t/>
+            </w:r>
+            <w:r>
+              <w:rPr>
+                <w:rFonts w:eastAsia="標楷體" w:cs="Arial" w:ascii="標楷體" w:hAnsi="標楷體"/>
+                <w:szCs w:val="26"/>
+              </w:rPr>
+              <w:t/>
+            </w:r>
+            <w:r>
+              <w:rPr>
+                <w:rFonts w:ascii="標楷體" w:hAnsi="標楷體" w:cs="Arial" w:eastAsia="標楷體"/>
+                <w:szCs w:val="26"/>
+              </w:rPr>
+              <w:t/>
+            </w:r>
+            <w:r>
+              <w:rPr>
+                <w:rFonts w:eastAsia="標楷體" w:cs="Arial" w:ascii="標楷體" w:hAnsi="標楷體"/>
+                <w:szCs w:val="26"/>
+              </w:rPr>
+              <w:t/>
+            </w:r>
+            <w:r>
+              <w:rPr>
+                <w:rFonts w:ascii="標楷體" w:hAnsi="標楷體" w:cs="Arial" w:eastAsia="標楷體"/>
+                <w:szCs w:val="26"/>
+              </w:rPr>
+              <w:t/>
+            </w:r>
+            <w:r>
+              <w:rPr>
+                <w:rFonts w:eastAsia="標楷體" w:cs="Arial" w:ascii="標楷體" w:hAnsi="標楷體"/>
+                <w:szCs w:val="26"/>
+              </w:rPr>
+              <w:t/>
+            </w:r>
+            <w:r>
+              <w:rPr>
+                <w:rFonts w:ascii="標楷體" w:hAnsi="標楷體" w:cs="Arial" w:eastAsia="標楷體"/>
+                <w:szCs w:val="26"/>
+              </w:rPr>
+              <w:t/>
+            </w:r>
+            <w:r>
+              <w:rPr>
+                <w:rFonts w:eastAsia="標楷體" w:cs="Arial" w:ascii="標楷體" w:hAnsi="標楷體"/>
+                <w:szCs w:val="26"/>
+              </w:rPr>
+              <w:t/>
+            </w:r>
+            <w:r>
+              <w:rPr>
+                <w:rFonts w:ascii="標楷體" w:hAnsi="標楷體" w:cs="Arial" w:eastAsia="標楷體"/>
+                <w:szCs w:val="26"/>
+              </w:rPr>
+              <w:t/>
+            </w:r>
+            <w:r>
+              <w:rPr>
+                <w:rFonts w:eastAsia="標楷體" w:cs="Arial" w:ascii="標楷體" w:hAnsi="標楷體"/>
+                <w:szCs w:val="26"/>
+              </w:rPr>
+              <w:t/>
+            </w:r>
+            <w:r>
+              <w:rPr>
+                <w:rFonts w:ascii="標楷體" w:hAnsi="標楷體" w:cs="Arial" w:eastAsia="標楷體"/>
+                <w:szCs w:val="26"/>
+              </w:rPr>
+              <w:t/>
+            </w:r>
+            <w:r>
+              <w:rPr>
+                <w:rFonts w:eastAsia="標楷體" w:cs="Arial" w:ascii="標楷體" w:hAnsi="標楷體"/>
+                <w:szCs w:val="26"/>
+              </w:rPr>
+              <w:t/>
+            </w:r>
+            <w:r>
+              <w:rPr>
+                <w:rFonts w:ascii="標楷體" w:hAnsi="標楷體" w:cs="Arial" w:eastAsia="標楷體"/>
+                <w:szCs w:val="26"/>
+              </w:rPr>
+              <w:t/>
+            </w:r>
+            <w:r>
+              <w:rPr>
+                <w:rFonts w:eastAsia="標楷體" w:cs="Arial" w:ascii="標楷體" w:hAnsi="標楷體"/>
+                <w:szCs w:val="26"/>
+              </w:rPr>
+              <w:t/>
+            </w:r>
+            <w:r>
+              <w:rPr>
+                <w:rFonts w:ascii="標楷體" w:hAnsi="標楷體" w:cs="Arial" w:eastAsia="標楷體"/>
+                <w:szCs w:val="26"/>
+              </w:rPr>
+              <w:t/>
+            </w:r>
+            <w:r>
+              <w:rPr>
+                <w:rFonts w:eastAsia="標楷體" w:cs="Arial" w:ascii="標楷體" w:hAnsi="標楷體"/>
+                <w:szCs w:val="26"/>
+              </w:rPr>
+              <w:t/>
+            </w:r>
+            <w:r>
+              <w:rPr>
+                <w:rFonts w:ascii="標楷體" w:hAnsi="標楷體" w:cs="Arial" w:eastAsia="標楷體"/>
+                <w:szCs w:val="26"/>
+              </w:rPr>
+              <w:t/>
+            </w:r>
+            <w:r>
+              <w:rPr>
+                <w:rFonts w:eastAsia="標楷體" w:cs="Arial" w:ascii="標楷體" w:hAnsi="標楷體"/>
+                <w:szCs w:val="26"/>
+              </w:rPr>
+              <w:t/>
+            </w:r>
+            <w:r>
+              <w:rPr>
+                <w:rFonts w:ascii="標楷體" w:hAnsi="標楷體" w:cs="Arial" w:eastAsia="標楷體"/>
+                <w:szCs w:val="26"/>
+              </w:rPr>
+              <w:t/>
+            </w:r>
+            <w:r>
+              <w:rPr>
+                <w:rFonts w:eastAsia="標楷體" w:cs="Arial" w:ascii="標楷體" w:hAnsi="標楷體"/>
+                <w:szCs w:val="26"/>
+              </w:rPr>
+              <w:t/>
+            </w:r>
+            <w:r>
+              <w:rPr>
+                <w:rFonts w:ascii="標楷體" w:hAnsi="標楷體" w:cs="Arial" w:eastAsia="標楷體"/>
+                <w:szCs w:val="26"/>
+              </w:rPr>
+              <w:t/>
+            </w:r>
+            <w:r>
+              <w:rPr>
+                <w:rFonts w:eastAsia="標楷體" w:cs="Arial" w:ascii="標楷體" w:hAnsi="標楷體"/>
+                <w:szCs w:val="26"/>
+              </w:rPr>
+              <w:t/>
+            </w:r>
+            <w:r>
+              <w:rPr>
+                <w:rFonts w:ascii="標楷體" w:hAnsi="標楷體" w:cs="Arial" w:eastAsia="標楷體"/>
+                <w:szCs w:val="26"/>
+              </w:rPr>
+              <w:t/>
+            </w:r>
+            <w:r>
+              <w:rPr>
+                <w:rFonts w:eastAsia="標楷體" w:cs="Arial" w:ascii="標楷體" w:hAnsi="標楷體"/>
+                <w:szCs w:val="26"/>
+              </w:rPr>
+              <w:t/>
+            </w:r>
+            <w:r>
+              <w:rPr>
+                <w:rFonts w:ascii="標楷體" w:hAnsi="標楷體" w:cs="Arial" w:eastAsia="標楷體"/>
+                <w:szCs w:val="26"/>
+              </w:rPr>
+              <w:t/>
+            </w:r>
+            <w:r>
+              <w:rPr>
+                <w:rFonts w:eastAsia="標楷體" w:cs="Arial" w:ascii="標楷體" w:hAnsi="標楷體"/>
+                <w:szCs w:val="26"/>
+              </w:rPr>
+              <w:t/>
+            </w:r>
+            <w:r>
+              <w:rPr>
+                <w:rFonts w:ascii="標楷體" w:hAnsi="標楷體" w:cs="Arial" w:eastAsia="標楷體"/>
+                <w:szCs w:val="26"/>
+              </w:rPr>
+              <w:t/>
             </w:r>
           </w:p>
           <w:p>
@@ -5959,6 +6386,7 @@
                 <w:color w:val="000000"/>
                 <w:sz w:val="20"/>
               </w:rPr>
+              <w:t/>
             </w:r>
             <w:r>
               <w:rPr>
@@ -5966,6 +6394,7 @@
                 <w:color w:val="000000"/>
                 <w:sz w:val="20"/>
               </w:rPr>
+              <w:t/>
             </w:r>
             <w:r>
               <w:rPr>
@@ -5973,6 +6402,7 @@
                 <w:color w:val="000000"/>
                 <w:sz w:val="20"/>
               </w:rPr>
+              <w:t/>
             </w:r>
           </w:p>
         </w:tc>
@@ -6890,7 +7320,7 @@
     </w:r>
     <w:r>
       <w:rPr/>
-      <w:t>3</w:t>
+      <w:t/>
     </w:r>
     <w:r>
       <w:rPr/>
@@ -6931,7 +7361,7 @@
     </w:r>
     <w:r>
       <w:rPr/>
-      <w:t>1</w:t>
+      <w:t/>
     </w:r>
     <w:r>
       <w:rPr/>

--- a/construction_template/data/templates_blank/acceptance_report.docx
+++ b/construction_template/data/templates_blank/acceptance_report.docx
@@ -166,7 +166,7 @@
           <w:sz w:val="28"/>
           <w:szCs w:val="28"/>
         </w:rPr>
-        <w:t xml:space="preserve"/>
+        <w:t/>
       </w:r>
       <w:r>
         <w:rPr>
@@ -175,7 +175,7 @@
           <w:sz w:val="28"/>
           <w:szCs w:val="28"/>
         </w:rPr>
-        <w:t xml:space="preserve"/>
+        <w:t/>
       </w:r>
       <w:r>
         <w:rPr>
@@ -183,7 +183,7 @@
           <w:sz w:val="28"/>
           <w:szCs w:val="28"/>
         </w:rPr>
-        <w:t xml:space="preserve"/>
+        <w:t/>
       </w:r>
       <w:r>
         <w:rPr>
@@ -817,7 +817,7 @@
                 <w:rFonts w:ascii="標楷體" w:hAnsi="標楷體" w:eastAsia="標楷體"/>
                 <w:szCs w:val="28"/>
               </w:rPr>
-              <w:t xml:space="preserve"/>
+              <w:t/>
             </w:r>
             <w:r>
               <w:rPr>

--- a/construction_template/data/templates_blank/acceptance_report.docx
+++ b/construction_template/data/templates_blank/acceptance_report.docx
@@ -7385,7 +7385,7 @@
   <w:docDefaults>
     <w:rPrDefault>
       <w:rPr>
-        <w:rFonts w:ascii="Liberation Serif" w:hAnsi="Liberation Serif" w:eastAsia="WenQuanYi Zen Hei" w:cs="FreeSans"/>
+        <w:rFonts w:ascii="標楷體" w:hAnsi="標楷體" w:eastAsia="標楷體" w:cs="FreeSans"/>
         <w:sz w:val="24"/>
         <w:szCs w:val="24"/>
         <w:lang w:val="en-US" w:eastAsia="zh-CN" w:bidi="hi-IN"/>
@@ -7440,7 +7440,7 @@
       <w:spacing w:before="240" w:after="120"/>
     </w:pPr>
     <w:rPr>
-      <w:rFonts w:ascii="Liberation Sans" w:hAnsi="Liberation Sans" w:eastAsia="WenQuanYi Zen Hei" w:cs="FreeSans"/>
+      <w:rFonts w:ascii="標楷體" w:hAnsi="標楷體" w:eastAsia="標楷體" w:cs="FreeSans"/>
       <w:sz w:val="28"/>
       <w:szCs w:val="28"/>
     </w:rPr>

--- a/construction_template/data/templates_blank/acceptance_report.docx
+++ b/construction_template/data/templates_blank/acceptance_report.docx
@@ -282,6 +282,9 @@
               </w:rPr>
               <w:t/>
             </w:r>
+            <w:r>
+              <w:t>{{ contractNo }}</w:t>
+            </w:r>
           </w:p>
         </w:tc>
         <w:tc>
@@ -338,6 +341,9 @@
                 <w:rFonts w:ascii="標楷體" w:hAnsi="標楷體" w:eastAsia="標楷體"/>
               </w:rPr>
               <w:t/>
+            </w:r>
+            <w:r>
+              <w:t>{{ contractorName }}</w:t>
             </w:r>
           </w:p>
         </w:tc>
@@ -446,6 +452,9 @@
               </w:rPr>
               <w:t/>
             </w:r>
+            <w:r>
+              <w:t>{{ subjectName }}</w:t>
+            </w:r>
           </w:p>
         </w:tc>
         <w:tc>
@@ -500,6 +509,9 @@
                 <w:rFonts w:eastAsia="標楷體" w:ascii="標楷體" w:hAnsi="標楷體"/>
               </w:rPr>
               <w:t/>
+            </w:r>
+            <w:r>
+              <w:t>{{ batch }}</w:t>
             </w:r>
           </w:p>
         </w:tc>
@@ -747,6 +759,9 @@
               </w:rPr>
               <w:t/>
             </w:r>
+            <w:r>
+              <w:t>{{ completionDate }}</w:t>
+            </w:r>
           </w:p>
         </w:tc>
         <w:tc>
@@ -898,14 +913,7 @@
                 <w:rFonts w:eastAsia="標楷體" w:cs="新細明體;PMingLiU" w:ascii="標楷體" w:hAnsi="標楷體"/>
                 <w:szCs w:val="28"/>
               </w:rPr>
-              <w:t>5,520,048</w:t>
-            </w:r>
-            <w:r>
-              <w:rPr>
-                <w:rFonts w:ascii="標楷體" w:hAnsi="標楷體" w:cs="新細明體;PMingLiU" w:eastAsia="標楷體"/>
-                <w:szCs w:val="28"/>
-              </w:rPr>
-              <w:t>元</w:t>
+              <w:t>{{ contractAmount }}元</w:t>
             </w:r>
           </w:p>
         </w:tc>
@@ -964,13 +972,7 @@
               <w:rPr>
                 <w:rFonts w:eastAsia="標楷體" w:ascii="標楷體" w:hAnsi="標楷體"/>
               </w:rPr>
-              <w:t>5,520,048</w:t>
-            </w:r>
-            <w:r>
-              <w:rPr>
-                <w:rFonts w:ascii="標楷體" w:hAnsi="標楷體" w:eastAsia="標楷體"/>
-              </w:rPr>
-              <w:t>元</w:t>
+              <w:t>{{ settlementAmount }}元</w:t>
             </w:r>
           </w:p>
         </w:tc>
